--- a/LLDD/word/BE/LLDD-BE-Database-Structure.docx
+++ b/LLDD/word/BE/LLDD-BE-Database-Structure.docx
@@ -437,7 +437,7 @@
                 <w:rFonts w:ascii="Arial" w:hAnsi="Arial" w:eastAsia="Arial"/>
                 <w:sz w:val="18"/>
               </w:rPr>
-              <w:t>24 ชั่วโมง</w:t>
+              <w:t>28 ชั่วโมง</w:t>
             </w:r>
           </w:p>
         </w:tc>
@@ -547,7 +547,7 @@
                 <w:rFonts w:ascii="Arial" w:hAnsi="Arial" w:eastAsia="Arial"/>
                 <w:sz w:val="18"/>
               </w:rPr>
-              <w:t>กำหนด DDL ของ target schema 21 ตาราง พร้อม index/constraint/seed และสคริปต์ deploy ให้ทุกเอกสาร BE อ้างอิงโครงเดียวกัน — เป็น blocker ที่ต้องปิดในสัปดาห์แรก</w:t>
+              <w:t>กำหนด DDL ของ target schema 20 ตาราง พร้อม index/constraint/seed และสคริปต์ deploy ให้ทุกเอกสาร BE อ้างอิงโครงเดียวกัน — เป็น blocker ที่ต้องปิดในสัปดาห์แรก</w:t>
             </w:r>
           </w:p>
         </w:tc>
@@ -576,7 +576,7 @@
         <w:keepLines/>
       </w:pPr>
       <w:r>
-        <w:t>DDL ครบ 21 ตารางของ target schema (โซน A 7 · โซน B 9 · โซน C 5)</w:t>
+        <w:t>DDL ครบ 19 ตารางของ target schema (โซน A 7 · โซน B 9 · โซน C 3)</w:t>
       </w:r>
     </w:p>
     <w:p>
@@ -594,7 +594,7 @@
         <w:keepLines/>
       </w:pPr>
       <w:r>
-        <w:t>Seed data ที่ต้องมีก่อนเปิดระบบ (decisions · external_factors · competitors · status_email_rules)</w:t>
+        <w:t>Seed data ที่ต้องมีก่อนเปิดระบบ (external_factors · competitors) — decisions ไป seed ที่ common_code ของระบบเดิม (DP-9)</w:t>
       </w:r>
     </w:p>
     <w:p>
@@ -1325,7 +1325,7 @@
                 <w:rFonts w:ascii="Arial" w:hAnsi="Arial" w:eastAsia="Arial"/>
                 <w:sz w:val="18"/>
               </w:rPr>
-              <w:t>แปลงเป็น พ.ศ. เฉพาะตอนแสดงผล</w:t>
+              <w:t>แสดงผลเป็น ค.ศ. เช่นกัน</w:t>
             </w:r>
           </w:p>
         </w:tc>
@@ -1445,7 +1445,7 @@
         <w:pageBreakBefore w:val="0"/>
       </w:pPr>
       <w:r>
-        <w:t>5.1 ขอบเขตตารางในโครง SBPGI (21 ตาราง — CREATE จริง 20 + reuse 1)</w:t>
+        <w:t>5.1 ขอบเขตตารางในโครง SBPGI (20 ตาราง — CREATE จริง 19 + reuse 1)</w:t>
       </w:r>
     </w:p>
     <w:p>
@@ -1852,7 +1852,7 @@
                 <w:rFonts w:ascii="Arial" w:hAnsi="Arial" w:eastAsia="Arial"/>
                 <w:sz w:val="18"/>
               </w:rPr>
-              <w:t>5</w:t>
+              <w:t>3</w:t>
             </w:r>
           </w:p>
         </w:tc>
@@ -1877,7 +1877,7 @@
                 <w:rFonts w:ascii="Arial" w:hAnsi="Arial" w:eastAsia="Arial"/>
                 <w:sz w:val="18"/>
               </w:rPr>
-              <w:t>impacted_stores, decisions, external_factors, competitors, status_email_rules</w:t>
+              <w:t>impacted_stores, external_factors, competitors (decisions ย้ายไป common_code · DP-9 · status_email_rules ตัดตาม DP-5)</w:t>
             </w:r>
           </w:p>
         </w:tc>
@@ -3404,7 +3404,7 @@
                 <w:rFonts w:ascii="Arial" w:hAnsi="Arial" w:eastAsia="Arial"/>
                 <w:sz w:val="18"/>
               </w:rPr>
-              <w:t>decisions, external_factors, competitors (01-11), status_email_rules</w:t>
+              <w:t>external_factors, competitors (01-11) — ไม่มี decisions แล้ว (DP-9 ย้ายไป common_code · seed ที่ระบบเดิม)</w:t>
             </w:r>
           </w:p>
         </w:tc>
@@ -3610,7 +3610,7 @@
         <w:br/>
         <w:t>-- ห้ามมี CREATE TABLE ของตาราง reuse: ตรวจด้วยคำสั่งนี้ก่อน commit</w:t>
         <w:br/>
-        <w:t>--   grep -nE 'CREATE TABLE (workflow_|fcs_qssi_score|mas_param|common_code|business_user|store|mas_store|email_template)' 01_schema.sql</w:t>
+        <w:t>--   grep -nE 'CREATE TABLE (workflow_|fcs_qssi_score|mas_param|common_code|business_user|store|mas_store|email_template|decisions)' 01_schema.sql</w:t>
         <w:br/>
         <w:t>BEGIN;</w:t>
         <w:br/>
@@ -3619,7 +3619,9 @@
         <w:br/>
         <w:t>-- โซน C: master ที่ SBPGI เป็นเจ้าของ (ต้องมาก่อนเพราะโซน A/B อ้างถึง)</w:t>
         <w:br/>
-        <w:t>CREATE TABLE decisions (...);</w:t>
+        <w:t>-- ❌ ไม่มี CREATE TABLE decisions — มติ DP-9 (2026-08-10) ย้ายไป common_code ของระบบเดิม</w:t>
+        <w:br/>
+        <w:t>--    (code_type = 'SBPGI_DECISION') · FE อ่านผ่าน GET /common/common-code?codeType=SBPGI_DECISION</w:t>
         <w:br/>
         <w:t>CREATE TABLE external_factors (...);</w:t>
         <w:br/>
@@ -3627,7 +3629,12 @@
         <w:br/>
         <w:t>CREATE TABLE impacted_stores (...);</w:t>
         <w:br/>
-        <w:t>CREATE TABLE status_email_rules (...);</w:t>
+        <w:t>-- ❌ ไม่สร้างตาราง status_email_rules ใน SBPGI (ปิด DP-5 · 2026-08-11)</w:t>
+        <w:br/>
+        <w:t>--    engine ส่งอีเมลเองผ่าน workflow_route.email_id · template อยู่ที่ email_template ของระบบ SBP เดิม (85 แถว)</w:t>
+        <w:br/>
+        <w:t>--    log การส่งอยู่ที่ email_sent (5,214 แถว · mail_to/mail_cc/is_sent/error) — SBPGI ไม่มี Notification Service</w:t>
+        <w:br/>
         <w:br/>
         <w:br/>
         <w:t>-- โซน A: pipeline</w:t>
@@ -3765,7 +3772,7 @@
                 <w:rFonts w:ascii="Arial" w:hAnsi="Arial" w:eastAsia="Arial"/>
                 <w:sz w:val="18"/>
               </w:rPr>
-              <w:t>decisions</w:t>
+              <w:t>(ไม่สร้าง) decisions</w:t>
             </w:r>
           </w:p>
         </w:tc>
@@ -3790,7 +3797,7 @@
                 <w:rFonts w:ascii="Arial" w:hAnsi="Arial" w:eastAsia="Arial"/>
                 <w:sz w:val="18"/>
               </w:rPr>
-              <w:t>ผลพิจารณาทุกปุ่ม (decision_name/flow_name/result_name)</w:t>
+              <w:t>ย้ายไป common_code ของระบบเดิม (code_type = SBPGI_DECISION) — มติ DP-9 2026-08-10</w:t>
             </w:r>
           </w:p>
         </w:tc>
@@ -3976,86 +3983,6 @@
                 <w:sz w:val="18"/>
               </w:rPr>
               <w:t>MSSQL FactorProfile</w:t>
-            </w:r>
-          </w:p>
-        </w:tc>
-      </w:tr>
-      <w:tr>
-        <w:trPr>
-          <w:cantSplit/>
-        </w:trPr>
-        <w:tc>
-          <w:tcPr>
-            <w:tcW w:type="dxa" w:w="3360"/>
-            <w:vAlign w:val="center"/>
-          </w:tcPr>
-          <w:p>
-            <w:pPr>
-              <w:keepLines/>
-              <w:spacing w:after="0"/>
-            </w:pPr>
-            <w:r>
-              <w:rPr>
-                <w:rFonts w:ascii="Arial" w:hAnsi="Arial" w:eastAsia="Arial"/>
-                <w:sz w:val="18"/>
-              </w:rPr>
-            </w:r>
-            <w:r>
-              <w:rPr>
-                <w:rFonts w:ascii="Arial" w:hAnsi="Arial" w:eastAsia="Arial"/>
-                <w:sz w:val="18"/>
-              </w:rPr>
-              <w:t>status_email_rules</w:t>
-            </w:r>
-          </w:p>
-        </w:tc>
-        <w:tc>
-          <w:tcPr>
-            <w:tcW w:type="dxa" w:w="3360"/>
-            <w:vAlign w:val="center"/>
-          </w:tcPr>
-          <w:p>
-            <w:pPr>
-              <w:keepLines/>
-              <w:spacing w:after="0"/>
-            </w:pPr>
-            <w:r>
-              <w:rPr>
-                <w:rFonts w:ascii="Arial" w:hAnsi="Arial" w:eastAsia="Arial"/>
-                <w:sz w:val="18"/>
-              </w:rPr>
-            </w:r>
-            <w:r>
-              <w:rPr>
-                <w:rFonts w:ascii="Arial" w:hAnsi="Arial" w:eastAsia="Arial"/>
-                <w:sz w:val="18"/>
-              </w:rPr>
-              <w:t>ผู้รับ TO/CC ต่อสถานะ</w:t>
-            </w:r>
-          </w:p>
-        </w:tc>
-        <w:tc>
-          <w:tcPr>
-            <w:tcW w:type="dxa" w:w="3360"/>
-            <w:vAlign w:val="center"/>
-          </w:tcPr>
-          <w:p>
-            <w:pPr>
-              <w:keepLines/>
-              <w:spacing w:after="0"/>
-            </w:pPr>
-            <w:r>
-              <w:rPr>
-                <w:rFonts w:ascii="Arial" w:hAnsi="Arial" w:eastAsia="Arial"/>
-                <w:sz w:val="18"/>
-              </w:rPr>
-            </w:r>
-            <w:r>
-              <w:rPr>
-                <w:rFonts w:ascii="Arial" w:hAnsi="Arial" w:eastAsia="Arial"/>
-                <w:sz w:val="18"/>
-              </w:rPr>
-              <w:t>ORA WF_EMAIL_RULE / WF_EMAIL_DETAIL / WF_EMAIL_CC</w:t>
             </w:r>
           </w:p>
         </w:tc>
@@ -4310,21 +4237,7 @@
                 <w:rFonts w:ascii="Arial" w:hAnsi="Arial" w:eastAsia="Arial"/>
                 <w:sz w:val="18"/>
               </w:rPr>
-              <w:t xml:space="preserve">DP-3 · </w:t>
-            </w:r>
-            <w:r>
-              <w:rPr>
-                <w:rFonts w:ascii="Courier New" w:hAnsi="Courier New" w:eastAsia="Arial"/>
-                <w:sz w:val="18"/>
-              </w:rPr>
-              <w:t>impacted_stores</w:t>
-            </w:r>
-            <w:r>
-              <w:rPr>
-                <w:rFonts w:ascii="Arial" w:hAnsi="Arial" w:eastAsia="Arial"/>
-                <w:sz w:val="18"/>
-              </w:rPr>
-              <w:t xml:space="preserve"> เป็น view หรือตาราง snapshot</w:t>
+              <w:t>DP-3 ✅ ตัดสินแล้ว 2026-08-10 = ทางเลือกที่ 3 (snapshot เฉพาะร้านที่เคยเข้ารอบชดเชย · เติมตอนสร้าง fgi_impact_processes)</w:t>
             </w:r>
           </w:p>
         </w:tc>
@@ -4584,7 +4497,7 @@
                 <w:rFonts w:ascii="Arial" w:hAnsi="Arial" w:eastAsia="Arial"/>
                 <w:sz w:val="18"/>
               </w:rPr>
-              <w:t>DP-9 · master 3 ตัว (decisions/external_factors/competitors)</w:t>
+              <w:t>DP-9 ✅ ตัดสินแล้ว 2026-08-10 = แยกตัดสิน (decisions → common_code · external_factors/competitors ยังเป็นตารางของ SBPGI)</w:t>
             </w:r>
           </w:p>
         </w:tc>
@@ -5227,7 +5140,7 @@
                 <w:rFonts w:ascii="Arial" w:hAnsi="Arial" w:eastAsia="Arial"/>
                 <w:sz w:val="18"/>
               </w:rPr>
-              <w:t>ยืนยันรายการ 21 ตารางกับ Database design และ LLDD-Database.pdf ให้ตรงกันก่อนเขียน DDL; เขียน 01_schema.sql เรียงตาม dependency: โซน C master -&gt; โซน A pipeline -&gt; โซน B document; เขียน 02_index.sql แยกไฟล์ เพื่อให้ rerun/เพิ่ม index ภายหลังได้โดยไม่แตะ schema; เขียน 03_seed.sql เฉพาะ master ที่ระบบต้องมีตั้งแต่วันแรก</w:t>
+              <w:t>ยืนยันรายการ 20 ตารางกับ Database design และ LLDD-Database.pdf ให้ตรงกันก่อนเขียน DDL; เขียน 01_schema.sql เรียงตาม dependency: โซน C master -&gt; โซน A pipeline -&gt; โซน B document; เขียน 02_index.sql แยกไฟล์ เพื่อให้ rerun/เพิ่ม index ภายหลังได้โดยไม่แตะ schema; เขียน 03_seed.sql เฉพาะ master ที่ระบบต้องมีตั้งแต่วันแรก</w:t>
             </w:r>
           </w:p>
         </w:tc>
@@ -5282,7 +5195,7 @@
                 <w:rFonts w:ascii="Arial" w:hAnsi="Arial" w:eastAsia="Arial"/>
                 <w:sz w:val="18"/>
               </w:rPr>
-              <w:t>21 target tables (โซน A/B/C)</w:t>
+              <w:t>19 target tables (โซน A/B/C)</w:t>
             </w:r>
           </w:p>
         </w:tc>
@@ -5456,7 +5369,7 @@
                 <w:rFonts w:ascii="Arial" w:hAnsi="Arial" w:eastAsia="Arial"/>
                 <w:sz w:val="18"/>
               </w:rPr>
-              <w:t>กำหนด DDL ของ target schema 21 ตาราง พร้อม index/constraint/seed และสคริปต์ deploy ให้ทุกเอกสาร BE อ้างอิงโครงเดียวกัน — เป็น blocker ที่ต้องปิดในสัปดาห์แรก</w:t>
+              <w:t>กำหนด DDL ของ target schema 20 ตาราง พร้อม index/constraint/seed และสคริปต์ deploy ให้ทุกเอกสาร BE อ้างอิงโครงเดียวกัน — เป็น blocker ที่ต้องปิดในสัปดาห์แรก</w:t>
             </w:r>
           </w:p>
         </w:tc>
@@ -5657,7 +5570,7 @@
                 <w:rFonts w:ascii="Arial" w:hAnsi="Arial" w:eastAsia="Arial"/>
                 <w:sz w:val="18"/>
               </w:rPr>
-              <w:t>ยืนยันรายการ 21 ตารางกับ Database design และ LLDD-Database.pdf ให้ตรงกันก่อนเขียน DDL</w:t>
+              <w:t>ยืนยันรายการ 20 ตารางกับ Database design และ LLDD-Database.pdf ให้ตรงกันก่อนเขียน DDL</w:t>
             </w:r>
           </w:p>
         </w:tc>
@@ -6386,7 +6299,7 @@
                 <w:rFonts w:ascii="Arial" w:hAnsi="Arial" w:eastAsia="Arial"/>
                 <w:sz w:val="18"/>
               </w:rPr>
-              <w:t>สร้าง 21 ตารางตามลำดับ dependency</w:t>
+              <w:t>สร้าง 20 ตารางตามลำดับ dependency</w:t>
             </w:r>
           </w:p>
         </w:tc>
@@ -6846,7 +6759,7 @@
                 <w:rFonts w:ascii="Arial" w:hAnsi="Arial" w:eastAsia="Arial"/>
                 <w:sz w:val="18"/>
               </w:rPr>
-              <w:t>21 target tables (โซน A/B/C)</w:t>
+              <w:t>19 target tables (โซน A/B/C)</w:t>
             </w:r>
           </w:p>
         </w:tc>
@@ -7264,7 +7177,7 @@
                 <w:rFonts w:ascii="Arial" w:hAnsi="Arial" w:eastAsia="Arial"/>
                 <w:sz w:val="18"/>
               </w:rPr>
-              <w:t>ยืนยันรายการ 21 ตารางกับ Database design และ LLDD-Database.pdf ให้ตรงกันก่อนเขียน DDL</w:t>
+              <w:t>ยืนยันรายการ 20 ตารางกับ Database design และ LLDD-Database.pdf ให้ตรงกันก่อนเขียน DDL</w:t>
             </w:r>
           </w:p>
         </w:tc>
@@ -7627,7 +7540,7 @@
         <w:keepLines/>
       </w:pPr>
       <w:r>
-        <w:t>จำนวนตารางที่สร้างจริง = 21 ตาราง ตรงกับ Database design</w:t>
+        <w:t>จำนวนตารางที่สร้างจริง = 20 ตาราง ตรงกับ Database design</w:t>
       </w:r>
     </w:p>
     <w:p>

--- a/LLDD/word/BE/LLDD-BE-Database-Structure.docx
+++ b/LLDD/word/BE/LLDD-BE-Database-Structure.docx
@@ -5,7 +5,7 @@
     <w:p>
       <w:r>
         <w:rPr>
-          <w:rFonts w:ascii="Arial" w:hAnsi="Arial" w:eastAsia="Arial"/>
+          <w:rFonts w:ascii="Arial" w:hAnsi="Arial" w:eastAsia="Arial" w:cs="Tahoma"/>
           <w:b/>
           <w:color w:val="0B2545"/>
           <w:sz w:val="40"/>
@@ -58,7 +58,7 @@
             <w:r/>
             <w:r>
               <w:rPr>
-                <w:rFonts w:ascii="Arial" w:hAnsi="Arial" w:eastAsia="Arial"/>
+                <w:rFonts w:ascii="Arial" w:hAnsi="Arial" w:eastAsia="Arial" w:cs="Tahoma"/>
                 <w:b/>
                 <w:sz w:val="18"/>
               </w:rPr>
@@ -80,7 +80,7 @@
             <w:r/>
             <w:r>
               <w:rPr>
-                <w:rFonts w:ascii="Arial" w:hAnsi="Arial" w:eastAsia="Arial"/>
+                <w:rFonts w:ascii="Arial" w:hAnsi="Arial" w:eastAsia="Arial" w:cs="Tahoma"/>
                 <w:b/>
                 <w:sz w:val="18"/>
               </w:rPr>
@@ -105,13 +105,13 @@
             </w:pPr>
             <w:r>
               <w:rPr>
-                <w:rFonts w:ascii="Arial" w:hAnsi="Arial" w:eastAsia="Arial"/>
-                <w:sz w:val="18"/>
-              </w:rPr>
-            </w:r>
-            <w:r>
-              <w:rPr>
-                <w:rFonts w:ascii="Arial" w:hAnsi="Arial" w:eastAsia="Arial"/>
+                <w:rFonts w:ascii="Arial" w:hAnsi="Arial" w:eastAsia="Arial" w:cs="Tahoma"/>
+                <w:sz w:val="18"/>
+              </w:rPr>
+            </w:r>
+            <w:r>
+              <w:rPr>
+                <w:rFonts w:ascii="Arial" w:hAnsi="Arial" w:eastAsia="Arial" w:cs="Tahoma"/>
                 <w:sz w:val="18"/>
               </w:rPr>
               <w:t>วัตถุประสงค์</w:t>
@@ -130,13 +130,13 @@
             </w:pPr>
             <w:r>
               <w:rPr>
-                <w:rFonts w:ascii="Arial" w:hAnsi="Arial" w:eastAsia="Arial"/>
-                <w:sz w:val="18"/>
-              </w:rPr>
-            </w:r>
-            <w:r>
-              <w:rPr>
-                <w:rFonts w:ascii="Arial" w:hAnsi="Arial" w:eastAsia="Arial"/>
+                <w:rFonts w:ascii="Arial" w:hAnsi="Arial" w:eastAsia="Arial" w:cs="Tahoma"/>
+                <w:sz w:val="18"/>
+              </w:rPr>
+            </w:r>
+            <w:r>
+              <w:rPr>
+                <w:rFonts w:ascii="Arial" w:hAnsi="Arial" w:eastAsia="Arial" w:cs="Tahoma"/>
                 <w:sz w:val="18"/>
               </w:rPr>
               <w:t>ใช้เป็นรายละเอียดระดับพัฒนาสำหรับออกแบบ ลงมือพัฒนา ตรวจทาน และทดสอบขอบเขตที่ระบุในฉบับนี้</w:t>
@@ -160,13 +160,13 @@
             </w:pPr>
             <w:r>
               <w:rPr>
-                <w:rFonts w:ascii="Arial" w:hAnsi="Arial" w:eastAsia="Arial"/>
-                <w:sz w:val="18"/>
-              </w:rPr>
-            </w:r>
-            <w:r>
-              <w:rPr>
-                <w:rFonts w:ascii="Arial" w:hAnsi="Arial" w:eastAsia="Arial"/>
+                <w:rFonts w:ascii="Arial" w:hAnsi="Arial" w:eastAsia="Arial" w:cs="Tahoma"/>
+                <w:sz w:val="18"/>
+              </w:rPr>
+            </w:r>
+            <w:r>
+              <w:rPr>
+                <w:rFonts w:ascii="Arial" w:hAnsi="Arial" w:eastAsia="Arial" w:cs="Tahoma"/>
                 <w:sz w:val="18"/>
               </w:rPr>
               <w:t>ลำดับการอ่าน</w:t>
@@ -185,13 +185,13 @@
             </w:pPr>
             <w:r>
               <w:rPr>
-                <w:rFonts w:ascii="Arial" w:hAnsi="Arial" w:eastAsia="Arial"/>
-                <w:sz w:val="18"/>
-              </w:rPr>
-            </w:r>
-            <w:r>
-              <w:rPr>
-                <w:rFonts w:ascii="Arial" w:hAnsi="Arial" w:eastAsia="Arial"/>
+                <w:rFonts w:ascii="Arial" w:hAnsi="Arial" w:eastAsia="Arial" w:cs="Tahoma"/>
+                <w:sz w:val="18"/>
+              </w:rPr>
+            </w:r>
+            <w:r>
+              <w:rPr>
+                <w:rFonts w:ascii="Arial" w:hAnsi="Arial" w:eastAsia="Arial" w:cs="Tahoma"/>
                 <w:sz w:val="18"/>
               </w:rPr>
               <w:t>เริ่มจาก Overview และ Scope จากนั้นตรวจ Field/Validation, Implementation, Contract, Processing Flow, Acceptance Criteria และ Test Checklist ตามลำดับ</w:t>
@@ -215,13 +215,13 @@
             </w:pPr>
             <w:r>
               <w:rPr>
-                <w:rFonts w:ascii="Arial" w:hAnsi="Arial" w:eastAsia="Arial"/>
-                <w:sz w:val="18"/>
-              </w:rPr>
-            </w:r>
-            <w:r>
-              <w:rPr>
-                <w:rFonts w:ascii="Arial" w:hAnsi="Arial" w:eastAsia="Arial"/>
+                <w:rFonts w:ascii="Arial" w:hAnsi="Arial" w:eastAsia="Arial" w:cs="Tahoma"/>
+                <w:sz w:val="18"/>
+              </w:rPr>
+            </w:r>
+            <w:r>
+              <w:rPr>
+                <w:rFonts w:ascii="Arial" w:hAnsi="Arial" w:eastAsia="Arial" w:cs="Tahoma"/>
                 <w:sz w:val="18"/>
               </w:rPr>
               <w:t>ผลลัพธ์ที่คาดหวัง</w:t>
@@ -240,13 +240,13 @@
             </w:pPr>
             <w:r>
               <w:rPr>
-                <w:rFonts w:ascii="Arial" w:hAnsi="Arial" w:eastAsia="Arial"/>
-                <w:sz w:val="18"/>
-              </w:rPr>
-            </w:r>
-            <w:r>
-              <w:rPr>
-                <w:rFonts w:ascii="Arial" w:hAnsi="Arial" w:eastAsia="Arial"/>
+                <w:rFonts w:ascii="Arial" w:hAnsi="Arial" w:eastAsia="Arial" w:cs="Tahoma"/>
+                <w:sz w:val="18"/>
+              </w:rPr>
+            </w:r>
+            <w:r>
+              <w:rPr>
+                <w:rFonts w:ascii="Arial" w:hAnsi="Arial" w:eastAsia="Arial" w:cs="Tahoma"/>
                 <w:sz w:val="18"/>
               </w:rPr>
               <w:t>ผู้อ่านสามารถระบุ input, ขั้นตอนประมวลผล, output, เงื่อนไขผิดพลาด และหลักฐานการทดสอบได้จากเนื้อหาในฉบับเดียว</w:t>
@@ -301,7 +301,7 @@
             <w:r/>
             <w:r>
               <w:rPr>
-                <w:rFonts w:ascii="Arial" w:hAnsi="Arial" w:eastAsia="Arial"/>
+                <w:rFonts w:ascii="Arial" w:hAnsi="Arial" w:eastAsia="Arial" w:cs="Tahoma"/>
                 <w:b/>
                 <w:sz w:val="18"/>
               </w:rPr>
@@ -323,7 +323,7 @@
             <w:r/>
             <w:r>
               <w:rPr>
-                <w:rFonts w:ascii="Arial" w:hAnsi="Arial" w:eastAsia="Arial"/>
+                <w:rFonts w:ascii="Arial" w:hAnsi="Arial" w:eastAsia="Arial" w:cs="Tahoma"/>
                 <w:b/>
                 <w:sz w:val="18"/>
               </w:rPr>
@@ -348,13 +348,13 @@
             </w:pPr>
             <w:r>
               <w:rPr>
-                <w:rFonts w:ascii="Arial" w:hAnsi="Arial" w:eastAsia="Arial"/>
-                <w:sz w:val="18"/>
-              </w:rPr>
-            </w:r>
-            <w:r>
-              <w:rPr>
-                <w:rFonts w:ascii="Arial" w:hAnsi="Arial" w:eastAsia="Arial"/>
+                <w:rFonts w:ascii="Arial" w:hAnsi="Arial" w:eastAsia="Arial" w:cs="Tahoma"/>
+                <w:sz w:val="18"/>
+              </w:rPr>
+            </w:r>
+            <w:r>
+              <w:rPr>
+                <w:rFonts w:ascii="Arial" w:hAnsi="Arial" w:eastAsia="Arial" w:cs="Tahoma"/>
                 <w:sz w:val="18"/>
               </w:rPr>
               <w:t>Track</w:t>
@@ -373,13 +373,13 @@
             </w:pPr>
             <w:r>
               <w:rPr>
-                <w:rFonts w:ascii="Arial" w:hAnsi="Arial" w:eastAsia="Arial"/>
-                <w:sz w:val="18"/>
-              </w:rPr>
-            </w:r>
-            <w:r>
-              <w:rPr>
-                <w:rFonts w:ascii="Arial" w:hAnsi="Arial" w:eastAsia="Arial"/>
+                <w:rFonts w:ascii="Arial" w:hAnsi="Arial" w:eastAsia="Arial" w:cs="Tahoma"/>
+                <w:sz w:val="18"/>
+              </w:rPr>
+            </w:r>
+            <w:r>
+              <w:rPr>
+                <w:rFonts w:ascii="Arial" w:hAnsi="Arial" w:eastAsia="Arial" w:cs="Tahoma"/>
                 <w:sz w:val="18"/>
               </w:rPr>
               <w:t>BE</w:t>
@@ -403,13 +403,13 @@
             </w:pPr>
             <w:r>
               <w:rPr>
-                <w:rFonts w:ascii="Arial" w:hAnsi="Arial" w:eastAsia="Arial"/>
-                <w:sz w:val="18"/>
-              </w:rPr>
-            </w:r>
-            <w:r>
-              <w:rPr>
-                <w:rFonts w:ascii="Arial" w:hAnsi="Arial" w:eastAsia="Arial"/>
+                <w:rFonts w:ascii="Arial" w:hAnsi="Arial" w:eastAsia="Arial" w:cs="Tahoma"/>
+                <w:sz w:val="18"/>
+              </w:rPr>
+            </w:r>
+            <w:r>
+              <w:rPr>
+                <w:rFonts w:ascii="Arial" w:hAnsi="Arial" w:eastAsia="Arial" w:cs="Tahoma"/>
                 <w:sz w:val="18"/>
               </w:rPr>
               <w:t>Estimate</w:t>
@@ -428,16 +428,16 @@
             </w:pPr>
             <w:r>
               <w:rPr>
-                <w:rFonts w:ascii="Arial" w:hAnsi="Arial" w:eastAsia="Arial"/>
-                <w:sz w:val="18"/>
-              </w:rPr>
-            </w:r>
-            <w:r>
-              <w:rPr>
-                <w:rFonts w:ascii="Arial" w:hAnsi="Arial" w:eastAsia="Arial"/>
-                <w:sz w:val="18"/>
-              </w:rPr>
-              <w:t>28 ชั่วโมง</w:t>
+                <w:rFonts w:ascii="Arial" w:hAnsi="Arial" w:eastAsia="Arial" w:cs="Tahoma"/>
+                <w:sz w:val="18"/>
+              </w:rPr>
+            </w:r>
+            <w:r>
+              <w:rPr>
+                <w:rFonts w:ascii="Arial" w:hAnsi="Arial" w:eastAsia="Arial" w:cs="Tahoma"/>
+                <w:sz w:val="18"/>
+              </w:rPr>
+              <w:t>28 ชั่วโมง (ไม่มี unit test แยก — ดูเหตุผลใน NO_UNIT_TEST_DOCS)</w:t>
             </w:r>
           </w:p>
         </w:tc>
@@ -458,13 +458,13 @@
             </w:pPr>
             <w:r>
               <w:rPr>
-                <w:rFonts w:ascii="Arial" w:hAnsi="Arial" w:eastAsia="Arial"/>
-                <w:sz w:val="18"/>
-              </w:rPr>
-            </w:r>
-            <w:r>
-              <w:rPr>
-                <w:rFonts w:ascii="Arial" w:hAnsi="Arial" w:eastAsia="Arial"/>
+                <w:rFonts w:ascii="Arial" w:hAnsi="Arial" w:eastAsia="Arial" w:cs="Tahoma"/>
+                <w:sz w:val="18"/>
+              </w:rPr>
+            </w:r>
+            <w:r>
+              <w:rPr>
+                <w:rFonts w:ascii="Arial" w:hAnsi="Arial" w:eastAsia="Arial" w:cs="Tahoma"/>
                 <w:sz w:val="18"/>
               </w:rPr>
               <w:t>Owner</w:t>
@@ -483,13 +483,13 @@
             </w:pPr>
             <w:r>
               <w:rPr>
-                <w:rFonts w:ascii="Arial" w:hAnsi="Arial" w:eastAsia="Arial"/>
-                <w:sz w:val="18"/>
-              </w:rPr>
-            </w:r>
-            <w:r>
-              <w:rPr>
-                <w:rFonts w:ascii="Arial" w:hAnsi="Arial" w:eastAsia="Arial"/>
+                <w:rFonts w:ascii="Arial" w:hAnsi="Arial" w:eastAsia="Arial" w:cs="Tahoma"/>
+                <w:sz w:val="18"/>
+              </w:rPr>
+            </w:r>
+            <w:r>
+              <w:rPr>
+                <w:rFonts w:ascii="Arial" w:hAnsi="Arial" w:eastAsia="Arial" w:cs="Tahoma"/>
                 <w:sz w:val="18"/>
               </w:rPr>
               <w:t>Aphiwit &lt;Bank&gt; Khammoon</w:t>
@@ -513,16 +513,16 @@
             </w:pPr>
             <w:r>
               <w:rPr>
-                <w:rFonts w:ascii="Arial" w:hAnsi="Arial" w:eastAsia="Arial"/>
-                <w:sz w:val="18"/>
-              </w:rPr>
-            </w:r>
-            <w:r>
-              <w:rPr>
-                <w:rFonts w:ascii="Arial" w:hAnsi="Arial" w:eastAsia="Arial"/>
-                <w:sz w:val="18"/>
-              </w:rPr>
-              <w:t>Objective</w:t>
+                <w:rFonts w:ascii="Arial" w:hAnsi="Arial" w:eastAsia="Arial" w:cs="Tahoma"/>
+                <w:sz w:val="18"/>
+              </w:rPr>
+            </w:r>
+            <w:r>
+              <w:rPr>
+                <w:rFonts w:ascii="Arial" w:hAnsi="Arial" w:eastAsia="Arial" w:cs="Tahoma"/>
+                <w:sz w:val="18"/>
+              </w:rPr>
+              <w:t>Target repository</w:t>
             </w:r>
           </w:p>
         </w:tc>
@@ -538,16 +538,106 @@
             </w:pPr>
             <w:r>
               <w:rPr>
-                <w:rFonts w:ascii="Arial" w:hAnsi="Arial" w:eastAsia="Arial"/>
-                <w:sz w:val="18"/>
-              </w:rPr>
-            </w:r>
-            <w:r>
-              <w:rPr>
-                <w:rFonts w:ascii="Arial" w:hAnsi="Arial" w:eastAsia="Arial"/>
-                <w:sz w:val="18"/>
-              </w:rPr>
-              <w:t>กำหนด DDL ของ target schema 20 ตาราง พร้อม index/constraint/seed และสคริปต์ deploy ให้ทุกเอกสาร BE อ้างอิงโครงเดียวกัน — เป็น blocker ที่ต้องปิดในสัปดาห์แรก</w:t>
+                <w:rFonts w:ascii="Arial" w:hAnsi="Arial" w:eastAsia="Arial" w:cs="Tahoma"/>
+                <w:sz w:val="18"/>
+              </w:rPr>
+            </w:r>
+            <w:r>
+              <w:rPr>
+                <w:rFonts w:ascii="Courier New" w:hAnsi="Courier New" w:eastAsia="Courier New" w:cs="Tahoma"/>
+                <w:sz w:val="18"/>
+              </w:rPr>
+              <w:t>SBP/srm-sps-spsap-store-backend</w:t>
+            </w:r>
+            <w:r>
+              <w:rPr>
+                <w:rFonts w:ascii="Arial" w:hAnsi="Arial" w:eastAsia="Arial" w:cs="Tahoma"/>
+                <w:sz w:val="18"/>
+              </w:rPr>
+              <w:t xml:space="preserve"> (NestJS + TypeORM · schema </w:t>
+            </w:r>
+            <w:r>
+              <w:rPr>
+                <w:rFonts w:ascii="Courier New" w:hAnsi="Courier New" w:eastAsia="Courier New" w:cs="Tahoma"/>
+                <w:sz w:val="18"/>
+              </w:rPr>
+              <w:t>sps_store</w:t>
+            </w:r>
+            <w:r>
+              <w:rPr>
+                <w:rFonts w:ascii="Arial" w:hAnsi="Arial" w:eastAsia="Arial" w:cs="Tahoma"/>
+                <w:sz w:val="18"/>
+              </w:rPr>
+              <w:t xml:space="preserve">) + </w:t>
+            </w:r>
+            <w:r>
+              <w:rPr>
+                <w:rFonts w:ascii="Courier New" w:hAnsi="Courier New" w:eastAsia="Courier New" w:cs="Tahoma"/>
+                <w:sz w:val="18"/>
+              </w:rPr>
+              <w:t>SBP/srm-sps-spsap-sbp-bff</w:t>
+            </w:r>
+            <w:r>
+              <w:rPr>
+                <w:rFonts w:ascii="Arial" w:hAnsi="Arial" w:eastAsia="Arial" w:cs="Tahoma"/>
+                <w:sz w:val="18"/>
+              </w:rPr>
+              <w:t xml:space="preserve"> (forward ผ่าน client service · ไม่มี DB) สำหรับเส้นที่ FE เรียก</w:t>
+            </w:r>
+          </w:p>
+        </w:tc>
+      </w:tr>
+      <w:tr>
+        <w:trPr>
+          <w:cantSplit/>
+        </w:trPr>
+        <w:tc>
+          <w:tcPr>
+            <w:tcW w:type="dxa" w:w="5040"/>
+            <w:vAlign w:val="center"/>
+          </w:tcPr>
+          <w:p>
+            <w:pPr>
+              <w:keepLines/>
+              <w:spacing w:after="0"/>
+            </w:pPr>
+            <w:r>
+              <w:rPr>
+                <w:rFonts w:ascii="Arial" w:hAnsi="Arial" w:eastAsia="Arial" w:cs="Tahoma"/>
+                <w:sz w:val="18"/>
+              </w:rPr>
+            </w:r>
+            <w:r>
+              <w:rPr>
+                <w:rFonts w:ascii="Arial" w:hAnsi="Arial" w:eastAsia="Arial" w:cs="Tahoma"/>
+                <w:sz w:val="18"/>
+              </w:rPr>
+              <w:t>Objective</w:t>
+            </w:r>
+          </w:p>
+        </w:tc>
+        <w:tc>
+          <w:tcPr>
+            <w:tcW w:type="dxa" w:w="5040"/>
+            <w:vAlign w:val="center"/>
+          </w:tcPr>
+          <w:p>
+            <w:pPr>
+              <w:keepLines/>
+              <w:spacing w:after="0"/>
+            </w:pPr>
+            <w:r>
+              <w:rPr>
+                <w:rFonts w:ascii="Arial" w:hAnsi="Arial" w:eastAsia="Arial" w:cs="Tahoma"/>
+                <w:sz w:val="18"/>
+              </w:rPr>
+            </w:r>
+            <w:r>
+              <w:rPr>
+                <w:rFonts w:ascii="Arial" w:hAnsi="Arial" w:eastAsia="Arial" w:cs="Tahoma"/>
+                <w:sz w:val="18"/>
+              </w:rPr>
+              <w:t>กำหนด DDL ของ target schema 19 ตาราง พร้อม index/constraint/seed และสคริปต์ deploy ให้ทุกเอกสาร BE อ้างอิงโครงเดียวกัน — เป็น blocker ที่ต้องปิดในสัปดาห์แรก</w:t>
             </w:r>
           </w:p>
         </w:tc>
@@ -622,6 +712,25 @@
       </w:pPr>
       <w:r>
         <w:t>บันทึกข้อค้างตัดสินใจด้านโครงสร้างข้อมูล — ยังไม่ตัดสิน</w:t>
+      </w:r>
+    </w:p>
+    <w:p>
+      <w:pPr>
+        <w:pStyle w:val="Heading1"/>
+        <w:keepNext/>
+        <w:keepLines/>
+        <w:pageBreakBefore w:val="0"/>
+      </w:pPr>
+      <w:r>
+        <w:t>3. Screenshot Reference</w:t>
+      </w:r>
+    </w:p>
+    <w:p>
+      <w:pPr>
+        <w:keepNext w:val="0"/>
+      </w:pPr>
+      <w:r>
+        <w:t>ไม่มีภาพหน้าจอสำหรับหัวข้อนี้ — เป็นเอกสารฝั่ง Backend/Batch ที่ไม่มี UI (ภาพหน้าจอทั้งหมดอยู่ในเอกสารชุด FE)</w:t>
       </w:r>
     </w:p>
     <w:p>
@@ -730,7 +839,7 @@
             <w:r/>
             <w:r>
               <w:rPr>
-                <w:rFonts w:ascii="Arial" w:hAnsi="Arial" w:eastAsia="Arial"/>
+                <w:rFonts w:ascii="Arial" w:hAnsi="Arial" w:eastAsia="Arial" w:cs="Tahoma"/>
                 <w:b/>
                 <w:sz w:val="18"/>
               </w:rPr>
@@ -752,7 +861,7 @@
             <w:r/>
             <w:r>
               <w:rPr>
-                <w:rFonts w:ascii="Arial" w:hAnsi="Arial" w:eastAsia="Arial"/>
+                <w:rFonts w:ascii="Arial" w:hAnsi="Arial" w:eastAsia="Arial" w:cs="Tahoma"/>
                 <w:b/>
                 <w:sz w:val="18"/>
               </w:rPr>
@@ -774,7 +883,7 @@
             <w:r/>
             <w:r>
               <w:rPr>
-                <w:rFonts w:ascii="Arial" w:hAnsi="Arial" w:eastAsia="Arial"/>
+                <w:rFonts w:ascii="Arial" w:hAnsi="Arial" w:eastAsia="Arial" w:cs="Tahoma"/>
                 <w:b/>
                 <w:sz w:val="18"/>
               </w:rPr>
@@ -796,7 +905,7 @@
             <w:r/>
             <w:r>
               <w:rPr>
-                <w:rFonts w:ascii="Arial" w:hAnsi="Arial" w:eastAsia="Arial"/>
+                <w:rFonts w:ascii="Arial" w:hAnsi="Arial" w:eastAsia="Arial" w:cs="Tahoma"/>
                 <w:b/>
                 <w:sz w:val="18"/>
               </w:rPr>
@@ -821,13 +930,13 @@
             </w:pPr>
             <w:r>
               <w:rPr>
-                <w:rFonts w:ascii="Arial" w:hAnsi="Arial" w:eastAsia="Arial"/>
-                <w:sz w:val="18"/>
-              </w:rPr>
-            </w:r>
-            <w:r>
-              <w:rPr>
-                <w:rFonts w:ascii="Arial" w:hAnsi="Arial" w:eastAsia="Arial"/>
+                <w:rFonts w:ascii="Arial" w:hAnsi="Arial" w:eastAsia="Arial" w:cs="Tahoma"/>
+                <w:sz w:val="18"/>
+              </w:rPr>
+            </w:r>
+            <w:r>
+              <w:rPr>
+                <w:rFonts w:ascii="Arial" w:hAnsi="Arial" w:eastAsia="Arial" w:cs="Tahoma"/>
                 <w:sz w:val="18"/>
               </w:rPr>
               <w:t>naming</w:t>
@@ -846,13 +955,13 @@
             </w:pPr>
             <w:r>
               <w:rPr>
-                <w:rFonts w:ascii="Arial" w:hAnsi="Arial" w:eastAsia="Arial"/>
-                <w:sz w:val="18"/>
-              </w:rPr>
-            </w:r>
-            <w:r>
-              <w:rPr>
-                <w:rFonts w:ascii="Arial" w:hAnsi="Arial" w:eastAsia="Arial"/>
+                <w:rFonts w:ascii="Arial" w:hAnsi="Arial" w:eastAsia="Arial" w:cs="Tahoma"/>
+                <w:sz w:val="18"/>
+              </w:rPr>
+            </w:r>
+            <w:r>
+              <w:rPr>
+                <w:rFonts w:ascii="Arial" w:hAnsi="Arial" w:eastAsia="Arial" w:cs="Tahoma"/>
                 <w:sz w:val="18"/>
               </w:rPr>
               <w:t>lower_snake_case</w:t>
@@ -871,13 +980,13 @@
             </w:pPr>
             <w:r>
               <w:rPr>
-                <w:rFonts w:ascii="Arial" w:hAnsi="Arial" w:eastAsia="Arial"/>
-                <w:sz w:val="18"/>
-              </w:rPr>
-            </w:r>
-            <w:r>
-              <w:rPr>
-                <w:rFonts w:ascii="Arial" w:hAnsi="Arial" w:eastAsia="Arial"/>
+                <w:rFonts w:ascii="Arial" w:hAnsi="Arial" w:eastAsia="Arial" w:cs="Tahoma"/>
+                <w:sz w:val="18"/>
+              </w:rPr>
+            </w:r>
+            <w:r>
+              <w:rPr>
+                <w:rFonts w:ascii="Arial" w:hAnsi="Arial" w:eastAsia="Arial" w:cs="Tahoma"/>
                 <w:sz w:val="18"/>
               </w:rPr>
               <w:t>บังคับทุกตาราง/คอลัมน์ใหม่</w:t>
@@ -896,13 +1005,13 @@
             </w:pPr>
             <w:r>
               <w:rPr>
-                <w:rFonts w:ascii="Arial" w:hAnsi="Arial" w:eastAsia="Arial"/>
-                <w:sz w:val="18"/>
-              </w:rPr>
-            </w:r>
-            <w:r>
-              <w:rPr>
-                <w:rFonts w:ascii="Arial" w:hAnsi="Arial" w:eastAsia="Arial"/>
+                <w:rFonts w:ascii="Arial" w:hAnsi="Arial" w:eastAsia="Arial" w:cs="Tahoma"/>
+                <w:sz w:val="18"/>
+              </w:rPr>
+            </w:r>
+            <w:r>
+              <w:rPr>
+                <w:rFonts w:ascii="Arial" w:hAnsi="Arial" w:eastAsia="Arial" w:cs="Tahoma"/>
                 <w:sz w:val="18"/>
               </w:rPr>
               <w:t>ห้ามใช้ชื่อไทย/CamelCase หรือชื่อ legacy แบบ FGI_/Comp*</w:t>
@@ -926,13 +1035,13 @@
             </w:pPr>
             <w:r>
               <w:rPr>
-                <w:rFonts w:ascii="Arial" w:hAnsi="Arial" w:eastAsia="Arial"/>
-                <w:sz w:val="18"/>
-              </w:rPr>
-            </w:r>
-            <w:r>
-              <w:rPr>
-                <w:rFonts w:ascii="Arial" w:hAnsi="Arial" w:eastAsia="Arial"/>
+                <w:rFonts w:ascii="Arial" w:hAnsi="Arial" w:eastAsia="Arial" w:cs="Tahoma"/>
+                <w:sz w:val="18"/>
+              </w:rPr>
+            </w:r>
+            <w:r>
+              <w:rPr>
+                <w:rFonts w:ascii="Arial" w:hAnsi="Arial" w:eastAsia="Arial" w:cs="Tahoma"/>
                 <w:sz w:val="18"/>
               </w:rPr>
               <w:t>store_code / new_store_code</w:t>
@@ -951,13 +1060,13 @@
             </w:pPr>
             <w:r>
               <w:rPr>
-                <w:rFonts w:ascii="Arial" w:hAnsi="Arial" w:eastAsia="Arial"/>
-                <w:sz w:val="18"/>
-              </w:rPr>
-            </w:r>
-            <w:r>
-              <w:rPr>
-                <w:rFonts w:ascii="Arial" w:hAnsi="Arial" w:eastAsia="Arial"/>
+                <w:rFonts w:ascii="Arial" w:hAnsi="Arial" w:eastAsia="Arial" w:cs="Tahoma"/>
+                <w:sz w:val="18"/>
+              </w:rPr>
+            </w:r>
+            <w:r>
+              <w:rPr>
+                <w:rFonts w:ascii="Arial" w:hAnsi="Arial" w:eastAsia="Arial" w:cs="Tahoma"/>
                 <w:sz w:val="18"/>
               </w:rPr>
               <w:t>VARCHAR(5)</w:t>
@@ -976,13 +1085,13 @@
             </w:pPr>
             <w:r>
               <w:rPr>
-                <w:rFonts w:ascii="Arial" w:hAnsi="Arial" w:eastAsia="Arial"/>
-                <w:sz w:val="18"/>
-              </w:rPr>
-            </w:r>
-            <w:r>
-              <w:rPr>
-                <w:rFonts w:ascii="Arial" w:hAnsi="Arial" w:eastAsia="Arial"/>
+                <w:rFonts w:ascii="Arial" w:hAnsi="Arial" w:eastAsia="Arial" w:cs="Tahoma"/>
+                <w:sz w:val="18"/>
+              </w:rPr>
+            </w:r>
+            <w:r>
+              <w:rPr>
+                <w:rFonts w:ascii="Arial" w:hAnsi="Arial" w:eastAsia="Arial" w:cs="Tahoma"/>
                 <w:sz w:val="18"/>
               </w:rPr>
               <w:t>ห้ามเก็บเป็น numeric</w:t>
@@ -1001,13 +1110,13 @@
             </w:pPr>
             <w:r>
               <w:rPr>
-                <w:rFonts w:ascii="Arial" w:hAnsi="Arial" w:eastAsia="Arial"/>
-                <w:sz w:val="18"/>
-              </w:rPr>
-            </w:r>
-            <w:r>
-              <w:rPr>
-                <w:rFonts w:ascii="Arial" w:hAnsi="Arial" w:eastAsia="Arial"/>
+                <w:rFonts w:ascii="Arial" w:hAnsi="Arial" w:eastAsia="Arial" w:cs="Tahoma"/>
+                <w:sz w:val="18"/>
+              </w:rPr>
+            </w:r>
+            <w:r>
+              <w:rPr>
+                <w:rFonts w:ascii="Arial" w:hAnsi="Arial" w:eastAsia="Arial" w:cs="Tahoma"/>
                 <w:sz w:val="18"/>
               </w:rPr>
               <w:t>ต้องคง leading zero (00788) ทุกตาราง</w:t>
@@ -1031,13 +1140,13 @@
             </w:pPr>
             <w:r>
               <w:rPr>
-                <w:rFonts w:ascii="Arial" w:hAnsi="Arial" w:eastAsia="Arial"/>
-                <w:sz w:val="18"/>
-              </w:rPr>
-            </w:r>
-            <w:r>
-              <w:rPr>
-                <w:rFonts w:ascii="Arial" w:hAnsi="Arial" w:eastAsia="Arial"/>
+                <w:rFonts w:ascii="Arial" w:hAnsi="Arial" w:eastAsia="Arial" w:cs="Tahoma"/>
+                <w:sz w:val="18"/>
+              </w:rPr>
+            </w:r>
+            <w:r>
+              <w:rPr>
+                <w:rFonts w:ascii="Arial" w:hAnsi="Arial" w:eastAsia="Arial" w:cs="Tahoma"/>
                 <w:sz w:val="18"/>
               </w:rPr>
               <w:t>doc_no</w:t>
@@ -1056,13 +1165,13 @@
             </w:pPr>
             <w:r>
               <w:rPr>
-                <w:rFonts w:ascii="Arial" w:hAnsi="Arial" w:eastAsia="Arial"/>
-                <w:sz w:val="18"/>
-              </w:rPr>
-            </w:r>
-            <w:r>
-              <w:rPr>
-                <w:rFonts w:ascii="Arial" w:hAnsi="Arial" w:eastAsia="Arial"/>
+                <w:rFonts w:ascii="Arial" w:hAnsi="Arial" w:eastAsia="Arial" w:cs="Tahoma"/>
+                <w:sz w:val="18"/>
+              </w:rPr>
+            </w:r>
+            <w:r>
+              <w:rPr>
+                <w:rFonts w:ascii="Arial" w:hAnsi="Arial" w:eastAsia="Arial" w:cs="Tahoma"/>
                 <w:sz w:val="18"/>
               </w:rPr>
               <w:t>VARCHAR(12) รูปแบบ YYYY/xxxxx</w:t>
@@ -1081,13 +1190,13 @@
             </w:pPr>
             <w:r>
               <w:rPr>
-                <w:rFonts w:ascii="Arial" w:hAnsi="Arial" w:eastAsia="Arial"/>
-                <w:sz w:val="18"/>
-              </w:rPr>
-            </w:r>
-            <w:r>
-              <w:rPr>
-                <w:rFonts w:ascii="Arial" w:hAnsi="Arial" w:eastAsia="Arial"/>
+                <w:rFonts w:ascii="Arial" w:hAnsi="Arial" w:eastAsia="Arial" w:cs="Tahoma"/>
+                <w:sz w:val="18"/>
+              </w:rPr>
+            </w:r>
+            <w:r>
+              <w:rPr>
+                <w:rFonts w:ascii="Arial" w:hAnsi="Arial" w:eastAsia="Arial" w:cs="Tahoma"/>
                 <w:sz w:val="18"/>
               </w:rPr>
               <w:t>unique ต่อปี</w:t>
@@ -1106,13 +1215,13 @@
             </w:pPr>
             <w:r>
               <w:rPr>
-                <w:rFonts w:ascii="Arial" w:hAnsi="Arial" w:eastAsia="Arial"/>
-                <w:sz w:val="18"/>
-              </w:rPr>
-            </w:r>
-            <w:r>
-              <w:rPr>
-                <w:rFonts w:ascii="Arial" w:hAnsi="Arial" w:eastAsia="Arial"/>
+                <w:rFonts w:ascii="Arial" w:hAnsi="Arial" w:eastAsia="Arial" w:cs="Tahoma"/>
+                <w:sz w:val="18"/>
+              </w:rPr>
+            </w:r>
+            <w:r>
+              <w:rPr>
+                <w:rFonts w:ascii="Arial" w:hAnsi="Arial" w:eastAsia="Arial" w:cs="Tahoma"/>
                 <w:sz w:val="18"/>
               </w:rPr>
               <w:t>ออกเลขผ่าน document_running_numbers แบบ atomic</w:t>
@@ -1136,13 +1245,13 @@
             </w:pPr>
             <w:r>
               <w:rPr>
-                <w:rFonts w:ascii="Arial" w:hAnsi="Arial" w:eastAsia="Arial"/>
-                <w:sz w:val="18"/>
-              </w:rPr>
-            </w:r>
-            <w:r>
-              <w:rPr>
-                <w:rFonts w:ascii="Arial" w:hAnsi="Arial" w:eastAsia="Arial"/>
+                <w:rFonts w:ascii="Arial" w:hAnsi="Arial" w:eastAsia="Arial" w:cs="Tahoma"/>
+                <w:sz w:val="18"/>
+              </w:rPr>
+            </w:r>
+            <w:r>
+              <w:rPr>
+                <w:rFonts w:ascii="Arial" w:hAnsi="Arial" w:eastAsia="Arial" w:cs="Tahoma"/>
                 <w:sz w:val="18"/>
               </w:rPr>
               <w:t>amount / percent</w:t>
@@ -1161,13 +1270,13 @@
             </w:pPr>
             <w:r>
               <w:rPr>
-                <w:rFonts w:ascii="Arial" w:hAnsi="Arial" w:eastAsia="Arial"/>
-                <w:sz w:val="18"/>
-              </w:rPr>
-            </w:r>
-            <w:r>
-              <w:rPr>
-                <w:rFonts w:ascii="Arial" w:hAnsi="Arial" w:eastAsia="Arial"/>
+                <w:rFonts w:ascii="Arial" w:hAnsi="Arial" w:eastAsia="Arial" w:cs="Tahoma"/>
+                <w:sz w:val="18"/>
+              </w:rPr>
+            </w:r>
+            <w:r>
+              <w:rPr>
+                <w:rFonts w:ascii="Arial" w:hAnsi="Arial" w:eastAsia="Arial" w:cs="Tahoma"/>
                 <w:sz w:val="18"/>
               </w:rPr>
               <w:t>NUMERIC(15,2) / NUMERIC(5,2)</w:t>
@@ -1186,13 +1295,13 @@
             </w:pPr>
             <w:r>
               <w:rPr>
-                <w:rFonts w:ascii="Arial" w:hAnsi="Arial" w:eastAsia="Arial"/>
-                <w:sz w:val="18"/>
-              </w:rPr>
-            </w:r>
-            <w:r>
-              <w:rPr>
-                <w:rFonts w:ascii="Arial" w:hAnsi="Arial" w:eastAsia="Arial"/>
+                <w:rFonts w:ascii="Arial" w:hAnsi="Arial" w:eastAsia="Arial" w:cs="Tahoma"/>
+                <w:sz w:val="18"/>
+              </w:rPr>
+            </w:r>
+            <w:r>
+              <w:rPr>
+                <w:rFonts w:ascii="Arial" w:hAnsi="Arial" w:eastAsia="Arial" w:cs="Tahoma"/>
                 <w:sz w:val="18"/>
               </w:rPr>
               <w:t>amount &gt;= 0 · percent 0-100</w:t>
@@ -1211,13 +1320,13 @@
             </w:pPr>
             <w:r>
               <w:rPr>
-                <w:rFonts w:ascii="Arial" w:hAnsi="Arial" w:eastAsia="Arial"/>
-                <w:sz w:val="18"/>
-              </w:rPr>
-            </w:r>
-            <w:r>
-              <w:rPr>
-                <w:rFonts w:ascii="Arial" w:hAnsi="Arial" w:eastAsia="Arial"/>
+                <w:rFonts w:ascii="Arial" w:hAnsi="Arial" w:eastAsia="Arial" w:cs="Tahoma"/>
+                <w:sz w:val="18"/>
+              </w:rPr>
+            </w:r>
+            <w:r>
+              <w:rPr>
+                <w:rFonts w:ascii="Arial" w:hAnsi="Arial" w:eastAsia="Arial" w:cs="Tahoma"/>
                 <w:sz w:val="18"/>
               </w:rPr>
               <w:t>ผลรวม compensate_percent ต่อเอกสารต้อง = 100</w:t>
@@ -1241,13 +1350,13 @@
             </w:pPr>
             <w:r>
               <w:rPr>
-                <w:rFonts w:ascii="Arial" w:hAnsi="Arial" w:eastAsia="Arial"/>
-                <w:sz w:val="18"/>
-              </w:rPr>
-            </w:r>
-            <w:r>
-              <w:rPr>
-                <w:rFonts w:ascii="Arial" w:hAnsi="Arial" w:eastAsia="Arial"/>
+                <w:rFonts w:ascii="Arial" w:hAnsi="Arial" w:eastAsia="Arial" w:cs="Tahoma"/>
+                <w:sz w:val="18"/>
+              </w:rPr>
+            </w:r>
+            <w:r>
+              <w:rPr>
+                <w:rFonts w:ascii="Arial" w:hAnsi="Arial" w:eastAsia="Arial" w:cs="Tahoma"/>
                 <w:sz w:val="18"/>
               </w:rPr>
               <w:t>period key</w:t>
@@ -1266,13 +1375,13 @@
             </w:pPr>
             <w:r>
               <w:rPr>
-                <w:rFonts w:ascii="Arial" w:hAnsi="Arial" w:eastAsia="Arial"/>
-                <w:sz w:val="18"/>
-              </w:rPr>
-            </w:r>
-            <w:r>
-              <w:rPr>
-                <w:rFonts w:ascii="Arial" w:hAnsi="Arial" w:eastAsia="Arial"/>
+                <w:rFonts w:ascii="Arial" w:hAnsi="Arial" w:eastAsia="Arial" w:cs="Tahoma"/>
+                <w:sz w:val="18"/>
+              </w:rPr>
+            </w:r>
+            <w:r>
+              <w:rPr>
+                <w:rFonts w:ascii="Arial" w:hAnsi="Arial" w:eastAsia="Arial" w:cs="Tahoma"/>
                 <w:sz w:val="18"/>
               </w:rPr>
               <w:t>CHAR(7) 'YYYY-MM' (ค.ศ.)</w:t>
@@ -1291,13 +1400,13 @@
             </w:pPr>
             <w:r>
               <w:rPr>
-                <w:rFonts w:ascii="Arial" w:hAnsi="Arial" w:eastAsia="Arial"/>
-                <w:sz w:val="18"/>
-              </w:rPr>
-            </w:r>
-            <w:r>
-              <w:rPr>
-                <w:rFonts w:ascii="Arial" w:hAnsi="Arial" w:eastAsia="Arial"/>
+                <w:rFonts w:ascii="Arial" w:hAnsi="Arial" w:eastAsia="Arial" w:cs="Tahoma"/>
+                <w:sz w:val="18"/>
+              </w:rPr>
+            </w:r>
+            <w:r>
+              <w:rPr>
+                <w:rFonts w:ascii="Arial" w:hAnsi="Arial" w:eastAsia="Arial" w:cs="Tahoma"/>
                 <w:sz w:val="18"/>
               </w:rPr>
               <w:t>ค่าคงรูปแบบเดียวทั้ง schema</w:t>
@@ -1316,13 +1425,13 @@
             </w:pPr>
             <w:r>
               <w:rPr>
-                <w:rFonts w:ascii="Arial" w:hAnsi="Arial" w:eastAsia="Arial"/>
-                <w:sz w:val="18"/>
-              </w:rPr>
-            </w:r>
-            <w:r>
-              <w:rPr>
-                <w:rFonts w:ascii="Arial" w:hAnsi="Arial" w:eastAsia="Arial"/>
+                <w:rFonts w:ascii="Arial" w:hAnsi="Arial" w:eastAsia="Arial" w:cs="Tahoma"/>
+                <w:sz w:val="18"/>
+              </w:rPr>
+            </w:r>
+            <w:r>
+              <w:rPr>
+                <w:rFonts w:ascii="Arial" w:hAnsi="Arial" w:eastAsia="Arial" w:cs="Tahoma"/>
                 <w:sz w:val="18"/>
               </w:rPr>
               <w:t>แสดงผลเป็น ค.ศ. เช่นกัน</w:t>
@@ -1346,13 +1455,13 @@
             </w:pPr>
             <w:r>
               <w:rPr>
-                <w:rFonts w:ascii="Arial" w:hAnsi="Arial" w:eastAsia="Arial"/>
-                <w:sz w:val="18"/>
-              </w:rPr>
-            </w:r>
-            <w:r>
-              <w:rPr>
-                <w:rFonts w:ascii="Arial" w:hAnsi="Arial" w:eastAsia="Arial"/>
+                <w:rFonts w:ascii="Arial" w:hAnsi="Arial" w:eastAsia="Arial" w:cs="Tahoma"/>
+                <w:sz w:val="18"/>
+              </w:rPr>
+            </w:r>
+            <w:r>
+              <w:rPr>
+                <w:rFonts w:ascii="Arial" w:hAnsi="Arial" w:eastAsia="Arial" w:cs="Tahoma"/>
                 <w:sz w:val="18"/>
               </w:rPr>
               <w:t>fcs_qssi_score</w:t>
@@ -1371,13 +1480,13 @@
             </w:pPr>
             <w:r>
               <w:rPr>
-                <w:rFonts w:ascii="Arial" w:hAnsi="Arial" w:eastAsia="Arial"/>
-                <w:sz w:val="18"/>
-              </w:rPr>
-            </w:r>
-            <w:r>
-              <w:rPr>
-                <w:rFonts w:ascii="Arial" w:hAnsi="Arial" w:eastAsia="Arial"/>
+                <w:rFonts w:ascii="Arial" w:hAnsi="Arial" w:eastAsia="Arial" w:cs="Tahoma"/>
+                <w:sz w:val="18"/>
+              </w:rPr>
+            </w:r>
+            <w:r>
+              <w:rPr>
+                <w:rFonts w:ascii="Arial" w:hAnsi="Arial" w:eastAsia="Arial" w:cs="Tahoma"/>
                 <w:sz w:val="18"/>
               </w:rPr>
               <w:t>ตารางเดิมของ sps_store</w:t>
@@ -1396,13 +1505,13 @@
             </w:pPr>
             <w:r>
               <w:rPr>
-                <w:rFonts w:ascii="Arial" w:hAnsi="Arial" w:eastAsia="Arial"/>
-                <w:sz w:val="18"/>
-              </w:rPr>
-            </w:r>
-            <w:r>
-              <w:rPr>
-                <w:rFonts w:ascii="Arial" w:hAnsi="Arial" w:eastAsia="Arial"/>
+                <w:rFonts w:ascii="Arial" w:hAnsi="Arial" w:eastAsia="Arial" w:cs="Tahoma"/>
+                <w:sz w:val="18"/>
+              </w:rPr>
+            </w:r>
+            <w:r>
+              <w:rPr>
+                <w:rFonts w:ascii="Arial" w:hAnsi="Arial" w:eastAsia="Arial" w:cs="Tahoma"/>
                 <w:sz w:val="18"/>
               </w:rPr>
               <w:t>ห้าม CREATE TABLE ใหม่</w:t>
@@ -1421,13 +1530,13 @@
             </w:pPr>
             <w:r>
               <w:rPr>
-                <w:rFonts w:ascii="Arial" w:hAnsi="Arial" w:eastAsia="Arial"/>
-                <w:sz w:val="18"/>
-              </w:rPr>
-            </w:r>
-            <w:r>
-              <w:rPr>
-                <w:rFonts w:ascii="Arial" w:hAnsi="Arial" w:eastAsia="Arial"/>
+                <w:rFonts w:ascii="Arial" w:hAnsi="Arial" w:eastAsia="Arial" w:cs="Tahoma"/>
+                <w:sz w:val="18"/>
+              </w:rPr>
+            </w:r>
+            <w:r>
+              <w:rPr>
+                <w:rFonts w:ascii="Arial" w:hAnsi="Arial" w:eastAsia="Arial" w:cs="Tahoma"/>
                 <w:sz w:val="18"/>
               </w:rPr>
               <w:t>มีอยู่จริง 23,958,780 แถว + import pipeline ใช้งานอยู่ (POST /performance/import-qssi · staging fcs_tmp_qssi_score)</w:t>
@@ -1445,7 +1554,7 @@
         <w:pageBreakBefore w:val="0"/>
       </w:pPr>
       <w:r>
-        <w:t>5.1 ขอบเขตตารางในโครง SBPGI (20 ตาราง — CREATE จริง 19 + reuse 1)</w:t>
+        <w:t>5.1 ขอบเขตตารางในโครง SBPGI (19 ตาราง — CREATE จริง 18 + reuse 1)</w:t>
       </w:r>
     </w:p>
     <w:p>
@@ -1457,7 +1566,7 @@
       </w:r>
       <w:r>
         <w:rPr>
-          <w:rFonts w:ascii="Courier New" w:hAnsi="Courier New"/>
+          <w:rFonts w:ascii="Courier New" w:hAnsi="Courier New" w:eastAsia="Courier New" w:cs="Tahoma"/>
         </w:rPr>
         <w:t>LLDD-Database.pdf</w:t>
       </w:r>
@@ -1489,7 +1598,7 @@
       </w:r>
       <w:r>
         <w:rPr>
-          <w:rFonts w:ascii="Courier New" w:hAnsi="Courier New"/>
+          <w:rFonts w:ascii="Courier New" w:hAnsi="Courier New" w:eastAsia="Courier New" w:cs="Tahoma"/>
         </w:rPr>
         <w:t>fcs_qssi_score</w:t>
       </w:r>
@@ -1498,7 +1607,7 @@
       </w:r>
       <w:r>
         <w:rPr>
-          <w:rFonts w:ascii="Courier New" w:hAnsi="Courier New"/>
+          <w:rFonts w:ascii="Courier New" w:hAnsi="Courier New" w:eastAsia="Courier New" w:cs="Tahoma"/>
         </w:rPr>
         <w:t>sps_store</w:t>
       </w:r>
@@ -1518,14 +1627,14 @@
         <w:rPr>
           <w:b/>
         </w:rPr>
-        <w:t>20 ตาราง</w:t>
+        <w:t>18 ตาราง</w:t>
       </w:r>
       <w:r>
-        <w:t xml:space="preserve"> · สถานะ reuse ของ </w:t>
+        <w:t xml:space="preserve"> (19 ตารางในโครง ลบ fcs_qssi_score ที่ reuse) · สถานะ reuse ของ </w:t>
       </w:r>
       <w:r>
         <w:rPr>
-          <w:rFonts w:ascii="Courier New" w:hAnsi="Courier New"/>
+          <w:rFonts w:ascii="Courier New" w:hAnsi="Courier New" w:eastAsia="Courier New" w:cs="Tahoma"/>
         </w:rPr>
         <w:t>fcs_qssi_score</w:t>
       </w:r>
@@ -1543,7 +1652,7 @@
       </w:r>
       <w:r>
         <w:rPr>
-          <w:rFonts w:ascii="Courier New" w:hAnsi="Courier New"/>
+          <w:color w:val="8A3324"/>
         </w:rPr>
         <w:t>SBPGI vs existing system หัวข้อ 4</w:t>
       </w:r>
@@ -1581,7 +1690,7 @@
             <w:r/>
             <w:r>
               <w:rPr>
-                <w:rFonts w:ascii="Arial" w:hAnsi="Arial" w:eastAsia="Arial"/>
+                <w:rFonts w:ascii="Arial" w:hAnsi="Arial" w:eastAsia="Arial" w:cs="Tahoma"/>
                 <w:b/>
                 <w:sz w:val="18"/>
               </w:rPr>
@@ -1603,7 +1712,7 @@
             <w:r/>
             <w:r>
               <w:rPr>
-                <w:rFonts w:ascii="Arial" w:hAnsi="Arial" w:eastAsia="Arial"/>
+                <w:rFonts w:ascii="Arial" w:hAnsi="Arial" w:eastAsia="Arial" w:cs="Tahoma"/>
                 <w:b/>
                 <w:sz w:val="18"/>
               </w:rPr>
@@ -1625,7 +1734,7 @@
             <w:r/>
             <w:r>
               <w:rPr>
-                <w:rFonts w:ascii="Arial" w:hAnsi="Arial" w:eastAsia="Arial"/>
+                <w:rFonts w:ascii="Arial" w:hAnsi="Arial" w:eastAsia="Arial" w:cs="Tahoma"/>
                 <w:b/>
                 <w:sz w:val="18"/>
               </w:rPr>
@@ -1650,13 +1759,13 @@
             </w:pPr>
             <w:r>
               <w:rPr>
-                <w:rFonts w:ascii="Arial" w:hAnsi="Arial" w:eastAsia="Arial"/>
-                <w:sz w:val="18"/>
-              </w:rPr>
-            </w:r>
-            <w:r>
-              <w:rPr>
-                <w:rFonts w:ascii="Arial" w:hAnsi="Arial" w:eastAsia="Arial"/>
+                <w:rFonts w:ascii="Arial" w:hAnsi="Arial" w:eastAsia="Arial" w:cs="Tahoma"/>
+                <w:sz w:val="18"/>
+              </w:rPr>
+            </w:r>
+            <w:r>
+              <w:rPr>
+                <w:rFonts w:ascii="Arial" w:hAnsi="Arial" w:eastAsia="Arial" w:cs="Tahoma"/>
                 <w:sz w:val="18"/>
               </w:rPr>
               <w:t>A — FGI/FCS pipeline</w:t>
@@ -1675,13 +1784,13 @@
             </w:pPr>
             <w:r>
               <w:rPr>
-                <w:rFonts w:ascii="Arial" w:hAnsi="Arial" w:eastAsia="Arial"/>
-                <w:sz w:val="18"/>
-              </w:rPr>
-            </w:r>
-            <w:r>
-              <w:rPr>
-                <w:rFonts w:ascii="Arial" w:hAnsi="Arial" w:eastAsia="Arial"/>
+                <w:rFonts w:ascii="Arial" w:hAnsi="Arial" w:eastAsia="Arial" w:cs="Tahoma"/>
+                <w:sz w:val="18"/>
+              </w:rPr>
+            </w:r>
+            <w:r>
+              <w:rPr>
+                <w:rFonts w:ascii="Arial" w:hAnsi="Arial" w:eastAsia="Arial" w:cs="Tahoma"/>
                 <w:sz w:val="18"/>
               </w:rPr>
               <w:t>7 (CREATE 6 + reuse 1)</w:t>
@@ -1700,20 +1809,20 @@
             </w:pPr>
             <w:r>
               <w:rPr>
-                <w:rFonts w:ascii="Arial" w:hAnsi="Arial" w:eastAsia="Arial"/>
-                <w:sz w:val="18"/>
-              </w:rPr>
-            </w:r>
-            <w:r>
-              <w:rPr>
-                <w:rFonts w:ascii="Arial" w:hAnsi="Arial" w:eastAsia="Arial"/>
+                <w:rFonts w:ascii="Arial" w:hAnsi="Arial" w:eastAsia="Arial" w:cs="Tahoma"/>
+                <w:sz w:val="18"/>
+              </w:rPr>
+            </w:r>
+            <w:r>
+              <w:rPr>
+                <w:rFonts w:ascii="Arial" w:hAnsi="Arial" w:eastAsia="Arial" w:cs="Tahoma"/>
                 <w:sz w:val="18"/>
               </w:rPr>
               <w:t xml:space="preserve">fgi_impact_processes, fgi_impact_stores, fgi_impact_sales_summaries, sales_transactions, fgi_impact_competitors, interface_transactions · </w:t>
             </w:r>
             <w:r>
               <w:rPr>
-                <w:rFonts w:ascii="Arial" w:hAnsi="Arial" w:eastAsia="Arial"/>
+                <w:rFonts w:ascii="Arial" w:hAnsi="Arial" w:eastAsia="Arial" w:cs="Tahoma"/>
                 <w:b/>
                 <w:sz w:val="18"/>
               </w:rPr>
@@ -1738,13 +1847,13 @@
             </w:pPr>
             <w:r>
               <w:rPr>
-                <w:rFonts w:ascii="Arial" w:hAnsi="Arial" w:eastAsia="Arial"/>
-                <w:sz w:val="18"/>
-              </w:rPr>
-            </w:r>
-            <w:r>
-              <w:rPr>
-                <w:rFonts w:ascii="Arial" w:hAnsi="Arial" w:eastAsia="Arial"/>
+                <w:rFonts w:ascii="Arial" w:hAnsi="Arial" w:eastAsia="Arial" w:cs="Tahoma"/>
+                <w:sz w:val="18"/>
+              </w:rPr>
+            </w:r>
+            <w:r>
+              <w:rPr>
+                <w:rFonts w:ascii="Arial" w:hAnsi="Arial" w:eastAsia="Arial" w:cs="Tahoma"/>
                 <w:sz w:val="18"/>
               </w:rPr>
               <w:t>B — เอกสาร/ประวัติ</w:t>
@@ -1763,13 +1872,13 @@
             </w:pPr>
             <w:r>
               <w:rPr>
-                <w:rFonts w:ascii="Arial" w:hAnsi="Arial" w:eastAsia="Arial"/>
-                <w:sz w:val="18"/>
-              </w:rPr>
-            </w:r>
-            <w:r>
-              <w:rPr>
-                <w:rFonts w:ascii="Arial" w:hAnsi="Arial" w:eastAsia="Arial"/>
+                <w:rFonts w:ascii="Arial" w:hAnsi="Arial" w:eastAsia="Arial" w:cs="Tahoma"/>
+                <w:sz w:val="18"/>
+              </w:rPr>
+            </w:r>
+            <w:r>
+              <w:rPr>
+                <w:rFonts w:ascii="Arial" w:hAnsi="Arial" w:eastAsia="Arial" w:cs="Tahoma"/>
                 <w:sz w:val="18"/>
               </w:rPr>
               <w:t>9</w:t>
@@ -1788,13 +1897,13 @@
             </w:pPr>
             <w:r>
               <w:rPr>
-                <w:rFonts w:ascii="Arial" w:hAnsi="Arial" w:eastAsia="Arial"/>
-                <w:sz w:val="18"/>
-              </w:rPr>
-            </w:r>
-            <w:r>
-              <w:rPr>
-                <w:rFonts w:ascii="Arial" w:hAnsi="Arial" w:eastAsia="Arial"/>
+                <w:rFonts w:ascii="Arial" w:hAnsi="Arial" w:eastAsia="Arial" w:cs="Tahoma"/>
+                <w:sz w:val="18"/>
+              </w:rPr>
+            </w:r>
+            <w:r>
+              <w:rPr>
+                <w:rFonts w:ascii="Arial" w:hAnsi="Arial" w:eastAsia="Arial" w:cs="Tahoma"/>
                 <w:sz w:val="18"/>
               </w:rPr>
               <w:t>compensation_documents, document_new_stores, document_competitors, document_external_factors, consideration_logs, document_attachments, compensation_histories, document_cost_details, document_running_numbers</w:t>
@@ -1818,13 +1927,13 @@
             </w:pPr>
             <w:r>
               <w:rPr>
-                <w:rFonts w:ascii="Arial" w:hAnsi="Arial" w:eastAsia="Arial"/>
-                <w:sz w:val="18"/>
-              </w:rPr>
-            </w:r>
-            <w:r>
-              <w:rPr>
-                <w:rFonts w:ascii="Arial" w:hAnsi="Arial" w:eastAsia="Arial"/>
+                <w:rFonts w:ascii="Arial" w:hAnsi="Arial" w:eastAsia="Arial" w:cs="Tahoma"/>
+                <w:sz w:val="18"/>
+              </w:rPr>
+            </w:r>
+            <w:r>
+              <w:rPr>
+                <w:rFonts w:ascii="Arial" w:hAnsi="Arial" w:eastAsia="Arial" w:cs="Tahoma"/>
                 <w:sz w:val="18"/>
               </w:rPr>
               <w:t>C — master ที่ SBPGI เป็นเจ้าของ</w:t>
@@ -1843,13 +1952,13 @@
             </w:pPr>
             <w:r>
               <w:rPr>
-                <w:rFonts w:ascii="Arial" w:hAnsi="Arial" w:eastAsia="Arial"/>
-                <w:sz w:val="18"/>
-              </w:rPr>
-            </w:r>
-            <w:r>
-              <w:rPr>
-                <w:rFonts w:ascii="Arial" w:hAnsi="Arial" w:eastAsia="Arial"/>
+                <w:rFonts w:ascii="Arial" w:hAnsi="Arial" w:eastAsia="Arial" w:cs="Tahoma"/>
+                <w:sz w:val="18"/>
+              </w:rPr>
+            </w:r>
+            <w:r>
+              <w:rPr>
+                <w:rFonts w:ascii="Arial" w:hAnsi="Arial" w:eastAsia="Arial" w:cs="Tahoma"/>
                 <w:sz w:val="18"/>
               </w:rPr>
               <w:t>3</w:t>
@@ -1868,16 +1977,16 @@
             </w:pPr>
             <w:r>
               <w:rPr>
-                <w:rFonts w:ascii="Arial" w:hAnsi="Arial" w:eastAsia="Arial"/>
-                <w:sz w:val="18"/>
-              </w:rPr>
-            </w:r>
-            <w:r>
-              <w:rPr>
-                <w:rFonts w:ascii="Arial" w:hAnsi="Arial" w:eastAsia="Arial"/>
-                <w:sz w:val="18"/>
-              </w:rPr>
-              <w:t>impacted_stores, external_factors, competitors (decisions ย้ายไป common_code · DP-9 · status_email_rules ตัดตาม DP-5)</w:t>
+                <w:rFonts w:ascii="Arial" w:hAnsi="Arial" w:eastAsia="Arial" w:cs="Tahoma"/>
+                <w:sz w:val="18"/>
+              </w:rPr>
+            </w:r>
+            <w:r>
+              <w:rPr>
+                <w:rFonts w:ascii="Arial" w:hAnsi="Arial" w:eastAsia="Arial" w:cs="Tahoma"/>
+                <w:sz w:val="18"/>
+              </w:rPr>
+              <w:t>impacted_stores, external_factors, competitors (decisions ย้ายไป common_code · DP-9 · status_email_rules ตัดตาม DP-5 — SBPGI เรียก email-lib เองโดยใช้เลข template จาก workflow_route.email_id)</w:t>
             </w:r>
           </w:p>
         </w:tc>
@@ -1898,13 +2007,13 @@
             </w:pPr>
             <w:r>
               <w:rPr>
-                <w:rFonts w:ascii="Arial" w:hAnsi="Arial" w:eastAsia="Arial"/>
-                <w:sz w:val="18"/>
-              </w:rPr>
-            </w:r>
-            <w:r>
-              <w:rPr>
-                <w:rFonts w:ascii="Arial" w:hAnsi="Arial" w:eastAsia="Arial"/>
+                <w:rFonts w:ascii="Arial" w:hAnsi="Arial" w:eastAsia="Arial" w:cs="Tahoma"/>
+                <w:sz w:val="18"/>
+              </w:rPr>
+            </w:r>
+            <w:r>
+              <w:rPr>
+                <w:rFonts w:ascii="Arial" w:hAnsi="Arial" w:eastAsia="Arial" w:cs="Tahoma"/>
                 <w:sz w:val="18"/>
               </w:rPr>
               <w:t>รวม</w:t>
@@ -1923,13 +2032,13 @@
             </w:pPr>
             <w:r>
               <w:rPr>
-                <w:rFonts w:ascii="Arial" w:hAnsi="Arial" w:eastAsia="Arial"/>
-                <w:sz w:val="18"/>
-              </w:rPr>
-            </w:r>
-            <w:r>
-              <w:rPr>
-                <w:rFonts w:ascii="Arial" w:hAnsi="Arial" w:eastAsia="Arial"/>
+                <w:rFonts w:ascii="Arial" w:hAnsi="Arial" w:eastAsia="Arial" w:cs="Tahoma"/>
+                <w:sz w:val="18"/>
+              </w:rPr>
+            </w:r>
+            <w:r>
+              <w:rPr>
+                <w:rFonts w:ascii="Arial" w:hAnsi="Arial" w:eastAsia="Arial" w:cs="Tahoma"/>
                 <w:sz w:val="18"/>
               </w:rPr>
               <w:t>21 (CREATE 20 + reuse 1)</w:t>
@@ -1948,13 +2057,13 @@
             </w:pPr>
             <w:r>
               <w:rPr>
-                <w:rFonts w:ascii="Arial" w:hAnsi="Arial" w:eastAsia="Arial"/>
-                <w:sz w:val="18"/>
-              </w:rPr>
-            </w:r>
-            <w:r>
-              <w:rPr>
-                <w:rFonts w:ascii="Arial" w:hAnsi="Arial" w:eastAsia="Arial"/>
+                <w:rFonts w:ascii="Arial" w:hAnsi="Arial" w:eastAsia="Arial" w:cs="Tahoma"/>
+                <w:sz w:val="18"/>
+              </w:rPr>
+            </w:r>
+            <w:r>
+              <w:rPr>
+                <w:rFonts w:ascii="Arial" w:hAnsi="Arial" w:eastAsia="Arial" w:cs="Tahoma"/>
                 <w:sz w:val="18"/>
               </w:rPr>
               <w:t>ตรงกับ Database design (34 -&gt; 24 เมื่อ 2026-08-06 -&gt; 22 เมื่อตัดกลุ่ม batch -&gt; 21 เมื่อยกเลิก audit_logs 2026-08-07)</w:t>
@@ -1984,7 +2093,7 @@
       </w:r>
       <w:r>
         <w:rPr>
-          <w:rFonts w:ascii="Courier New" w:hAnsi="Courier New"/>
+          <w:rFonts w:ascii="Courier New" w:hAnsi="Courier New" w:eastAsia="Courier New" w:cs="Tahoma"/>
         </w:rPr>
         <w:t>db schema sps_store</w:t>
       </w:r>
@@ -2032,7 +2141,7 @@
             <w:r/>
             <w:r>
               <w:rPr>
-                <w:rFonts w:ascii="Arial" w:hAnsi="Arial" w:eastAsia="Arial"/>
+                <w:rFonts w:ascii="Arial" w:hAnsi="Arial" w:eastAsia="Arial" w:cs="Tahoma"/>
                 <w:b/>
                 <w:sz w:val="18"/>
               </w:rPr>
@@ -2054,7 +2163,7 @@
             <w:r/>
             <w:r>
               <w:rPr>
-                <w:rFonts w:ascii="Arial" w:hAnsi="Arial" w:eastAsia="Arial"/>
+                <w:rFonts w:ascii="Arial" w:hAnsi="Arial" w:eastAsia="Arial" w:cs="Tahoma"/>
                 <w:b/>
                 <w:sz w:val="18"/>
               </w:rPr>
@@ -2076,7 +2185,7 @@
             <w:r/>
             <w:r>
               <w:rPr>
-                <w:rFonts w:ascii="Arial" w:hAnsi="Arial" w:eastAsia="Arial"/>
+                <w:rFonts w:ascii="Arial" w:hAnsi="Arial" w:eastAsia="Arial" w:cs="Tahoma"/>
                 <w:b/>
                 <w:sz w:val="18"/>
               </w:rPr>
@@ -2098,7 +2207,7 @@
             <w:r/>
             <w:r>
               <w:rPr>
-                <w:rFonts w:ascii="Arial" w:hAnsi="Arial" w:eastAsia="Arial"/>
+                <w:rFonts w:ascii="Arial" w:hAnsi="Arial" w:eastAsia="Arial" w:cs="Tahoma"/>
                 <w:b/>
                 <w:sz w:val="18"/>
               </w:rPr>
@@ -2123,13 +2232,13 @@
             </w:pPr>
             <w:r>
               <w:rPr>
-                <w:rFonts w:ascii="Arial" w:hAnsi="Arial" w:eastAsia="Arial"/>
-                <w:sz w:val="18"/>
-              </w:rPr>
-            </w:r>
-            <w:r>
-              <w:rPr>
-                <w:rFonts w:ascii="Arial" w:hAnsi="Arial" w:eastAsia="Arial"/>
+                <w:rFonts w:ascii="Arial" w:hAnsi="Arial" w:eastAsia="Arial" w:cs="Tahoma"/>
+                <w:sz w:val="18"/>
+              </w:rPr>
+            </w:r>
+            <w:r>
+              <w:rPr>
+                <w:rFonts w:ascii="Arial" w:hAnsi="Arial" w:eastAsia="Arial" w:cs="Tahoma"/>
                 <w:sz w:val="18"/>
               </w:rPr>
               <w:t>workflow engine 13 ตาราง</w:t>
@@ -2148,13 +2257,13 @@
             </w:pPr>
             <w:r>
               <w:rPr>
-                <w:rFonts w:ascii="Arial" w:hAnsi="Arial" w:eastAsia="Arial"/>
-                <w:sz w:val="18"/>
-              </w:rPr>
-            </w:r>
-            <w:r>
-              <w:rPr>
-                <w:rFonts w:ascii="Arial" w:hAnsi="Arial" w:eastAsia="Arial"/>
+                <w:rFonts w:ascii="Arial" w:hAnsi="Arial" w:eastAsia="Arial" w:cs="Tahoma"/>
+                <w:sz w:val="18"/>
+              </w:rPr>
+            </w:r>
+            <w:r>
+              <w:rPr>
+                <w:rFonts w:ascii="Arial" w:hAnsi="Arial" w:eastAsia="Arial" w:cs="Tahoma"/>
                 <w:sz w:val="18"/>
               </w:rPr>
               <w:t>sps_store</w:t>
@@ -2173,13 +2282,13 @@
             </w:pPr>
             <w:r>
               <w:rPr>
-                <w:rFonts w:ascii="Arial" w:hAnsi="Arial" w:eastAsia="Arial"/>
-                <w:sz w:val="18"/>
-              </w:rPr>
-            </w:r>
-            <w:r>
-              <w:rPr>
-                <w:rFonts w:ascii="Arial" w:hAnsi="Arial" w:eastAsia="Arial"/>
+                <w:rFonts w:ascii="Arial" w:hAnsi="Arial" w:eastAsia="Arial" w:cs="Tahoma"/>
+                <w:sz w:val="18"/>
+              </w:rPr>
+            </w:r>
+            <w:r>
+              <w:rPr>
+                <w:rFonts w:ascii="Arial" w:hAnsi="Arial" w:eastAsia="Arial" w:cs="Tahoma"/>
                 <w:sz w:val="18"/>
               </w:rPr>
               <w:t>workflow_transaction 19,283 · workflow_history 38,010 · workflow_approver 96,542</w:t>
@@ -2198,13 +2307,13 @@
             </w:pPr>
             <w:r>
               <w:rPr>
-                <w:rFonts w:ascii="Arial" w:hAnsi="Arial" w:eastAsia="Arial"/>
-                <w:sz w:val="18"/>
-              </w:rPr>
-            </w:r>
-            <w:r>
-              <w:rPr>
-                <w:rFonts w:ascii="Arial" w:hAnsi="Arial" w:eastAsia="Arial"/>
+                <w:rFonts w:ascii="Arial" w:hAnsi="Arial" w:eastAsia="Arial" w:cs="Tahoma"/>
+                <w:sz w:val="18"/>
+              </w:rPr>
+            </w:r>
+            <w:r>
+              <w:rPr>
+                <w:rFonts w:ascii="Arial" w:hAnsi="Arial" w:eastAsia="Arial" w:cs="Tahoma"/>
                 <w:sz w:val="18"/>
               </w:rPr>
               <w:t>ดู LLDD-BE-Workflow-Engine-Definition.pdf</w:t>
@@ -2228,13 +2337,13 @@
             </w:pPr>
             <w:r>
               <w:rPr>
-                <w:rFonts w:ascii="Arial" w:hAnsi="Arial" w:eastAsia="Arial"/>
-                <w:sz w:val="18"/>
-              </w:rPr>
-            </w:r>
-            <w:r>
-              <w:rPr>
-                <w:rFonts w:ascii="Arial" w:hAnsi="Arial" w:eastAsia="Arial"/>
+                <w:rFonts w:ascii="Arial" w:hAnsi="Arial" w:eastAsia="Arial" w:cs="Tahoma"/>
+                <w:sz w:val="18"/>
+              </w:rPr>
+            </w:r>
+            <w:r>
+              <w:rPr>
+                <w:rFonts w:ascii="Arial" w:hAnsi="Arial" w:eastAsia="Arial" w:cs="Tahoma"/>
                 <w:sz w:val="18"/>
               </w:rPr>
               <w:t>fcs_qssi_score (เอกพจน์)</w:t>
@@ -2253,13 +2362,13 @@
             </w:pPr>
             <w:r>
               <w:rPr>
-                <w:rFonts w:ascii="Arial" w:hAnsi="Arial" w:eastAsia="Arial"/>
-                <w:sz w:val="18"/>
-              </w:rPr>
-            </w:r>
-            <w:r>
-              <w:rPr>
-                <w:rFonts w:ascii="Arial" w:hAnsi="Arial" w:eastAsia="Arial"/>
+                <w:rFonts w:ascii="Arial" w:hAnsi="Arial" w:eastAsia="Arial" w:cs="Tahoma"/>
+                <w:sz w:val="18"/>
+              </w:rPr>
+            </w:r>
+            <w:r>
+              <w:rPr>
+                <w:rFonts w:ascii="Arial" w:hAnsi="Arial" w:eastAsia="Arial" w:cs="Tahoma"/>
                 <w:sz w:val="18"/>
               </w:rPr>
               <w:t>sps_store</w:t>
@@ -2278,13 +2387,13 @@
             </w:pPr>
             <w:r>
               <w:rPr>
-                <w:rFonts w:ascii="Arial" w:hAnsi="Arial" w:eastAsia="Arial"/>
-                <w:sz w:val="18"/>
-              </w:rPr>
-            </w:r>
-            <w:r>
-              <w:rPr>
-                <w:rFonts w:ascii="Arial" w:hAnsi="Arial" w:eastAsia="Arial"/>
+                <w:rFonts w:ascii="Arial" w:hAnsi="Arial" w:eastAsia="Arial" w:cs="Tahoma"/>
+                <w:sz w:val="18"/>
+              </w:rPr>
+            </w:r>
+            <w:r>
+              <w:rPr>
+                <w:rFonts w:ascii="Arial" w:hAnsi="Arial" w:eastAsia="Arial" w:cs="Tahoma"/>
                 <w:sz w:val="18"/>
               </w:rPr>
               <w:t>23,958,780</w:t>
@@ -2303,13 +2412,13 @@
             </w:pPr>
             <w:r>
               <w:rPr>
-                <w:rFonts w:ascii="Arial" w:hAnsi="Arial" w:eastAsia="Arial"/>
-                <w:sz w:val="18"/>
-              </w:rPr>
-            </w:r>
-            <w:r>
-              <w:rPr>
-                <w:rFonts w:ascii="Arial" w:hAnsi="Arial" w:eastAsia="Arial"/>
+                <w:rFonts w:ascii="Arial" w:hAnsi="Arial" w:eastAsia="Arial" w:cs="Tahoma"/>
+                <w:sz w:val="18"/>
+              </w:rPr>
+            </w:r>
+            <w:r>
+              <w:rPr>
+                <w:rFonts w:ascii="Arial" w:hAnsi="Arial" w:eastAsia="Arial" w:cs="Tahoma"/>
                 <w:sz w:val="18"/>
               </w:rPr>
               <w:t>มี import pipeline ใช้งานอยู่ (POST /performance/import-qssi · staging fcs_tmp_qssi_score) — ห้ามสร้างใหม่</w:t>
@@ -2333,13 +2442,13 @@
             </w:pPr>
             <w:r>
               <w:rPr>
-                <w:rFonts w:ascii="Arial" w:hAnsi="Arial" w:eastAsia="Arial"/>
-                <w:sz w:val="18"/>
-              </w:rPr>
-            </w:r>
-            <w:r>
-              <w:rPr>
-                <w:rFonts w:ascii="Arial" w:hAnsi="Arial" w:eastAsia="Arial"/>
+                <w:rFonts w:ascii="Arial" w:hAnsi="Arial" w:eastAsia="Arial" w:cs="Tahoma"/>
+                <w:sz w:val="18"/>
+              </w:rPr>
+            </w:r>
+            <w:r>
+              <w:rPr>
+                <w:rFonts w:ascii="Arial" w:hAnsi="Arial" w:eastAsia="Arial" w:cs="Tahoma"/>
                 <w:sz w:val="18"/>
               </w:rPr>
               <w:t>mas_param</w:t>
@@ -2358,13 +2467,13 @@
             </w:pPr>
             <w:r>
               <w:rPr>
-                <w:rFonts w:ascii="Arial" w:hAnsi="Arial" w:eastAsia="Arial"/>
-                <w:sz w:val="18"/>
-              </w:rPr>
-            </w:r>
-            <w:r>
-              <w:rPr>
-                <w:rFonts w:ascii="Arial" w:hAnsi="Arial" w:eastAsia="Arial"/>
+                <w:rFonts w:ascii="Arial" w:hAnsi="Arial" w:eastAsia="Arial" w:cs="Tahoma"/>
+                <w:sz w:val="18"/>
+              </w:rPr>
+            </w:r>
+            <w:r>
+              <w:rPr>
+                <w:rFonts w:ascii="Arial" w:hAnsi="Arial" w:eastAsia="Arial" w:cs="Tahoma"/>
                 <w:sz w:val="18"/>
               </w:rPr>
               <w:t>sps_store</w:t>
@@ -2383,13 +2492,13 @@
             </w:pPr>
             <w:r>
               <w:rPr>
-                <w:rFonts w:ascii="Arial" w:hAnsi="Arial" w:eastAsia="Arial"/>
-                <w:sz w:val="18"/>
-              </w:rPr>
-            </w:r>
-            <w:r>
-              <w:rPr>
-                <w:rFonts w:ascii="Arial" w:hAnsi="Arial" w:eastAsia="Arial"/>
+                <w:rFonts w:ascii="Arial" w:hAnsi="Arial" w:eastAsia="Arial" w:cs="Tahoma"/>
+                <w:sz w:val="18"/>
+              </w:rPr>
+            </w:r>
+            <w:r>
+              <w:rPr>
+                <w:rFonts w:ascii="Arial" w:hAnsi="Arial" w:eastAsia="Arial" w:cs="Tahoma"/>
                 <w:sz w:val="18"/>
               </w:rPr>
               <w:t>93,752</w:t>
@@ -2408,13 +2517,13 @@
             </w:pPr>
             <w:r>
               <w:rPr>
-                <w:rFonts w:ascii="Arial" w:hAnsi="Arial" w:eastAsia="Arial"/>
-                <w:sz w:val="18"/>
-              </w:rPr>
-            </w:r>
-            <w:r>
-              <w:rPr>
-                <w:rFonts w:ascii="Arial" w:hAnsi="Arial" w:eastAsia="Arial"/>
+                <w:rFonts w:ascii="Arial" w:hAnsi="Arial" w:eastAsia="Arial" w:cs="Tahoma"/>
+                <w:sz w:val="18"/>
+              </w:rPr>
+            </w:r>
+            <w:r>
+              <w:rPr>
+                <w:rFonts w:ascii="Arial" w:hAnsi="Arial" w:eastAsia="Arial" w:cs="Tahoma"/>
                 <w:sz w:val="18"/>
               </w:rPr>
               <w:t>ค่ากำหนดกลาง</w:t>
@@ -2438,13 +2547,13 @@
             </w:pPr>
             <w:r>
               <w:rPr>
-                <w:rFonts w:ascii="Arial" w:hAnsi="Arial" w:eastAsia="Arial"/>
-                <w:sz w:val="18"/>
-              </w:rPr>
-            </w:r>
-            <w:r>
-              <w:rPr>
-                <w:rFonts w:ascii="Arial" w:hAnsi="Arial" w:eastAsia="Arial"/>
+                <w:rFonts w:ascii="Arial" w:hAnsi="Arial" w:eastAsia="Arial" w:cs="Tahoma"/>
+                <w:sz w:val="18"/>
+              </w:rPr>
+            </w:r>
+            <w:r>
+              <w:rPr>
+                <w:rFonts w:ascii="Arial" w:hAnsi="Arial" w:eastAsia="Arial" w:cs="Tahoma"/>
                 <w:sz w:val="18"/>
               </w:rPr>
               <w:t>common_code / common_code_type</w:t>
@@ -2463,13 +2572,13 @@
             </w:pPr>
             <w:r>
               <w:rPr>
-                <w:rFonts w:ascii="Arial" w:hAnsi="Arial" w:eastAsia="Arial"/>
-                <w:sz w:val="18"/>
-              </w:rPr>
-            </w:r>
-            <w:r>
-              <w:rPr>
-                <w:rFonts w:ascii="Arial" w:hAnsi="Arial" w:eastAsia="Arial"/>
+                <w:rFonts w:ascii="Arial" w:hAnsi="Arial" w:eastAsia="Arial" w:cs="Tahoma"/>
+                <w:sz w:val="18"/>
+              </w:rPr>
+            </w:r>
+            <w:r>
+              <w:rPr>
+                <w:rFonts w:ascii="Arial" w:hAnsi="Arial" w:eastAsia="Arial" w:cs="Tahoma"/>
                 <w:sz w:val="18"/>
               </w:rPr>
               <w:t>sps_store</w:t>
@@ -2488,13 +2597,13 @@
             </w:pPr>
             <w:r>
               <w:rPr>
-                <w:rFonts w:ascii="Arial" w:hAnsi="Arial" w:eastAsia="Arial"/>
-                <w:sz w:val="18"/>
-              </w:rPr>
-            </w:r>
-            <w:r>
-              <w:rPr>
-                <w:rFonts w:ascii="Arial" w:hAnsi="Arial" w:eastAsia="Arial"/>
+                <w:rFonts w:ascii="Arial" w:hAnsi="Arial" w:eastAsia="Arial" w:cs="Tahoma"/>
+                <w:sz w:val="18"/>
+              </w:rPr>
+            </w:r>
+            <w:r>
+              <w:rPr>
+                <w:rFonts w:ascii="Arial" w:hAnsi="Arial" w:eastAsia="Arial" w:cs="Tahoma"/>
                 <w:sz w:val="18"/>
               </w:rPr>
               <w:t>2,609 / 376</w:t>
@@ -2513,13 +2622,13 @@
             </w:pPr>
             <w:r>
               <w:rPr>
-                <w:rFonts w:ascii="Arial" w:hAnsi="Arial" w:eastAsia="Arial"/>
-                <w:sz w:val="18"/>
-              </w:rPr>
-            </w:r>
-            <w:r>
-              <w:rPr>
-                <w:rFonts w:ascii="Arial" w:hAnsi="Arial" w:eastAsia="Arial"/>
+                <w:rFonts w:ascii="Arial" w:hAnsi="Arial" w:eastAsia="Arial" w:cs="Tahoma"/>
+                <w:sz w:val="18"/>
+              </w:rPr>
+            </w:r>
+            <w:r>
+              <w:rPr>
+                <w:rFonts w:ascii="Arial" w:hAnsi="Arial" w:eastAsia="Arial" w:cs="Tahoma"/>
                 <w:sz w:val="18"/>
               </w:rPr>
               <w:t>วงเงินอนุมัติ code_type = SBPGI_APPROVE_LIMIT</w:t>
@@ -2543,13 +2652,13 @@
             </w:pPr>
             <w:r>
               <w:rPr>
-                <w:rFonts w:ascii="Arial" w:hAnsi="Arial" w:eastAsia="Arial"/>
-                <w:sz w:val="18"/>
-              </w:rPr>
-            </w:r>
-            <w:r>
-              <w:rPr>
-                <w:rFonts w:ascii="Arial" w:hAnsi="Arial" w:eastAsia="Arial"/>
+                <w:rFonts w:ascii="Arial" w:hAnsi="Arial" w:eastAsia="Arial" w:cs="Tahoma"/>
+                <w:sz w:val="18"/>
+              </w:rPr>
+            </w:r>
+            <w:r>
+              <w:rPr>
+                <w:rFonts w:ascii="Arial" w:hAnsi="Arial" w:eastAsia="Arial" w:cs="Tahoma"/>
                 <w:sz w:val="18"/>
               </w:rPr>
               <w:t>email_template / email_sent</w:t>
@@ -2568,13 +2677,13 @@
             </w:pPr>
             <w:r>
               <w:rPr>
-                <w:rFonts w:ascii="Arial" w:hAnsi="Arial" w:eastAsia="Arial"/>
-                <w:sz w:val="18"/>
-              </w:rPr>
-            </w:r>
-            <w:r>
-              <w:rPr>
-                <w:rFonts w:ascii="Arial" w:hAnsi="Arial" w:eastAsia="Arial"/>
+                <w:rFonts w:ascii="Arial" w:hAnsi="Arial" w:eastAsia="Arial" w:cs="Tahoma"/>
+                <w:sz w:val="18"/>
+              </w:rPr>
+            </w:r>
+            <w:r>
+              <w:rPr>
+                <w:rFonts w:ascii="Arial" w:hAnsi="Arial" w:eastAsia="Arial" w:cs="Tahoma"/>
                 <w:sz w:val="18"/>
               </w:rPr>
               <w:t>sps_store</w:t>
@@ -2593,13 +2702,13 @@
             </w:pPr>
             <w:r>
               <w:rPr>
-                <w:rFonts w:ascii="Arial" w:hAnsi="Arial" w:eastAsia="Arial"/>
-                <w:sz w:val="18"/>
-              </w:rPr>
-            </w:r>
-            <w:r>
-              <w:rPr>
-                <w:rFonts w:ascii="Arial" w:hAnsi="Arial" w:eastAsia="Arial"/>
+                <w:rFonts w:ascii="Arial" w:hAnsi="Arial" w:eastAsia="Arial" w:cs="Tahoma"/>
+                <w:sz w:val="18"/>
+              </w:rPr>
+            </w:r>
+            <w:r>
+              <w:rPr>
+                <w:rFonts w:ascii="Arial" w:hAnsi="Arial" w:eastAsia="Arial" w:cs="Tahoma"/>
                 <w:sz w:val="18"/>
               </w:rPr>
               <w:t>85 / 5,214</w:t>
@@ -2618,13 +2727,13 @@
             </w:pPr>
             <w:r>
               <w:rPr>
-                <w:rFonts w:ascii="Arial" w:hAnsi="Arial" w:eastAsia="Arial"/>
-                <w:sz w:val="18"/>
-              </w:rPr>
-            </w:r>
-            <w:r>
-              <w:rPr>
-                <w:rFonts w:ascii="Arial" w:hAnsi="Arial" w:eastAsia="Arial"/>
+                <w:rFonts w:ascii="Arial" w:hAnsi="Arial" w:eastAsia="Arial" w:cs="Tahoma"/>
+                <w:sz w:val="18"/>
+              </w:rPr>
+            </w:r>
+            <w:r>
+              <w:rPr>
+                <w:rFonts w:ascii="Arial" w:hAnsi="Arial" w:eastAsia="Arial" w:cs="Tahoma"/>
                 <w:sz w:val="18"/>
               </w:rPr>
               <w:t>เทมเพลตอีเมลและ log การส่ง</w:t>
@@ -2648,13 +2757,13 @@
             </w:pPr>
             <w:r>
               <w:rPr>
-                <w:rFonts w:ascii="Arial" w:hAnsi="Arial" w:eastAsia="Arial"/>
-                <w:sz w:val="18"/>
-              </w:rPr>
-            </w:r>
-            <w:r>
-              <w:rPr>
-                <w:rFonts w:ascii="Arial" w:hAnsi="Arial" w:eastAsia="Arial"/>
+                <w:rFonts w:ascii="Arial" w:hAnsi="Arial" w:eastAsia="Arial" w:cs="Tahoma"/>
+                <w:sz w:val="18"/>
+              </w:rPr>
+            </w:r>
+            <w:r>
+              <w:rPr>
+                <w:rFonts w:ascii="Arial" w:hAnsi="Arial" w:eastAsia="Arial" w:cs="Tahoma"/>
                 <w:sz w:val="18"/>
               </w:rPr>
               <w:t>business_user</w:t>
@@ -2673,13 +2782,13 @@
             </w:pPr>
             <w:r>
               <w:rPr>
-                <w:rFonts w:ascii="Arial" w:hAnsi="Arial" w:eastAsia="Arial"/>
-                <w:sz w:val="18"/>
-              </w:rPr>
-            </w:r>
-            <w:r>
-              <w:rPr>
-                <w:rFonts w:ascii="Arial" w:hAnsi="Arial" w:eastAsia="Arial"/>
+                <w:rFonts w:ascii="Arial" w:hAnsi="Arial" w:eastAsia="Arial" w:cs="Tahoma"/>
+                <w:sz w:val="18"/>
+              </w:rPr>
+            </w:r>
+            <w:r>
+              <w:rPr>
+                <w:rFonts w:ascii="Arial" w:hAnsi="Arial" w:eastAsia="Arial" w:cs="Tahoma"/>
                 <w:sz w:val="18"/>
               </w:rPr>
               <w:t>sps_store</w:t>
@@ -2698,13 +2807,13 @@
             </w:pPr>
             <w:r>
               <w:rPr>
-                <w:rFonts w:ascii="Arial" w:hAnsi="Arial" w:eastAsia="Arial"/>
-                <w:sz w:val="18"/>
-              </w:rPr>
-            </w:r>
-            <w:r>
-              <w:rPr>
-                <w:rFonts w:ascii="Arial" w:hAnsi="Arial" w:eastAsia="Arial"/>
+                <w:rFonts w:ascii="Arial" w:hAnsi="Arial" w:eastAsia="Arial" w:cs="Tahoma"/>
+                <w:sz w:val="18"/>
+              </w:rPr>
+            </w:r>
+            <w:r>
+              <w:rPr>
+                <w:rFonts w:ascii="Arial" w:hAnsi="Arial" w:eastAsia="Arial" w:cs="Tahoma"/>
                 <w:sz w:val="18"/>
               </w:rPr>
               <w:t>12,752</w:t>
@@ -2723,13 +2832,13 @@
             </w:pPr>
             <w:r>
               <w:rPr>
-                <w:rFonts w:ascii="Arial" w:hAnsi="Arial" w:eastAsia="Arial"/>
-                <w:sz w:val="18"/>
-              </w:rPr>
-            </w:r>
-            <w:r>
-              <w:rPr>
-                <w:rFonts w:ascii="Arial" w:hAnsi="Arial" w:eastAsia="Arial"/>
+                <w:rFonts w:ascii="Arial" w:hAnsi="Arial" w:eastAsia="Arial" w:cs="Tahoma"/>
+                <w:sz w:val="18"/>
+              </w:rPr>
+            </w:r>
+            <w:r>
+              <w:rPr>
+                <w:rFonts w:ascii="Arial" w:hAnsi="Arial" w:eastAsia="Arial" w:cs="Tahoma"/>
                 <w:sz w:val="18"/>
               </w:rPr>
               <w:t>ตัวตนผู้ใช้/ผู้อนุมัติ</w:t>
@@ -2753,13 +2862,13 @@
             </w:pPr>
             <w:r>
               <w:rPr>
-                <w:rFonts w:ascii="Arial" w:hAnsi="Arial" w:eastAsia="Arial"/>
-                <w:sz w:val="18"/>
-              </w:rPr>
-            </w:r>
-            <w:r>
-              <w:rPr>
-                <w:rFonts w:ascii="Arial" w:hAnsi="Arial" w:eastAsia="Arial"/>
+                <w:rFonts w:ascii="Arial" w:hAnsi="Arial" w:eastAsia="Arial" w:cs="Tahoma"/>
+                <w:sz w:val="18"/>
+              </w:rPr>
+            </w:r>
+            <w:r>
+              <w:rPr>
+                <w:rFonts w:ascii="Arial" w:hAnsi="Arial" w:eastAsia="Arial" w:cs="Tahoma"/>
                 <w:sz w:val="18"/>
               </w:rPr>
               <w:t>store / mas_store</w:t>
@@ -2778,13 +2887,13 @@
             </w:pPr>
             <w:r>
               <w:rPr>
-                <w:rFonts w:ascii="Arial" w:hAnsi="Arial" w:eastAsia="Arial"/>
-                <w:sz w:val="18"/>
-              </w:rPr>
-            </w:r>
-            <w:r>
-              <w:rPr>
-                <w:rFonts w:ascii="Arial" w:hAnsi="Arial" w:eastAsia="Arial"/>
+                <w:rFonts w:ascii="Arial" w:hAnsi="Arial" w:eastAsia="Arial" w:cs="Tahoma"/>
+                <w:sz w:val="18"/>
+              </w:rPr>
+            </w:r>
+            <w:r>
+              <w:rPr>
+                <w:rFonts w:ascii="Arial" w:hAnsi="Arial" w:eastAsia="Arial" w:cs="Tahoma"/>
                 <w:sz w:val="18"/>
               </w:rPr>
               <w:t>sps_store</w:t>
@@ -2803,13 +2912,13 @@
             </w:pPr>
             <w:r>
               <w:rPr>
-                <w:rFonts w:ascii="Arial" w:hAnsi="Arial" w:eastAsia="Arial"/>
-                <w:sz w:val="18"/>
-              </w:rPr>
-            </w:r>
-            <w:r>
-              <w:rPr>
-                <w:rFonts w:ascii="Arial" w:hAnsi="Arial" w:eastAsia="Arial"/>
+                <w:rFonts w:ascii="Arial" w:hAnsi="Arial" w:eastAsia="Arial" w:cs="Tahoma"/>
+                <w:sz w:val="18"/>
+              </w:rPr>
+            </w:r>
+            <w:r>
+              <w:rPr>
+                <w:rFonts w:ascii="Arial" w:hAnsi="Arial" w:eastAsia="Arial" w:cs="Tahoma"/>
                 <w:sz w:val="18"/>
               </w:rPr>
               <w:t>19,402 / 19,647</w:t>
@@ -2828,13 +2937,13 @@
             </w:pPr>
             <w:r>
               <w:rPr>
-                <w:rFonts w:ascii="Arial" w:hAnsi="Arial" w:eastAsia="Arial"/>
-                <w:sz w:val="18"/>
-              </w:rPr>
-            </w:r>
-            <w:r>
-              <w:rPr>
-                <w:rFonts w:ascii="Arial" w:hAnsi="Arial" w:eastAsia="Arial"/>
+                <w:rFonts w:ascii="Arial" w:hAnsi="Arial" w:eastAsia="Arial" w:cs="Tahoma"/>
+                <w:sz w:val="18"/>
+              </w:rPr>
+            </w:r>
+            <w:r>
+              <w:rPr>
+                <w:rFonts w:ascii="Arial" w:hAnsi="Arial" w:eastAsia="Arial" w:cs="Tahoma"/>
                 <w:sz w:val="18"/>
               </w:rPr>
               <w:t>master ร้าน</w:t>
@@ -2858,13 +2967,13 @@
             </w:pPr>
             <w:r>
               <w:rPr>
-                <w:rFonts w:ascii="Arial" w:hAnsi="Arial" w:eastAsia="Arial"/>
-                <w:sz w:val="18"/>
-              </w:rPr>
-            </w:r>
-            <w:r>
-              <w:rPr>
-                <w:rFonts w:ascii="Arial" w:hAnsi="Arial" w:eastAsia="Arial"/>
+                <w:rFonts w:ascii="Arial" w:hAnsi="Arial" w:eastAsia="Arial" w:cs="Tahoma"/>
+                <w:sz w:val="18"/>
+              </w:rPr>
+            </w:r>
+            <w:r>
+              <w:rPr>
+                <w:rFonts w:ascii="Arial" w:hAnsi="Arial" w:eastAsia="Arial" w:cs="Tahoma"/>
                 <w:sz w:val="18"/>
               </w:rPr>
               <w:t>fcs_monthly_sales</w:t>
@@ -2883,13 +2992,13 @@
             </w:pPr>
             <w:r>
               <w:rPr>
-                <w:rFonts w:ascii="Arial" w:hAnsi="Arial" w:eastAsia="Arial"/>
-                <w:sz w:val="18"/>
-              </w:rPr>
-            </w:r>
-            <w:r>
-              <w:rPr>
-                <w:rFonts w:ascii="Arial" w:hAnsi="Arial" w:eastAsia="Arial"/>
+                <w:rFonts w:ascii="Arial" w:hAnsi="Arial" w:eastAsia="Arial" w:cs="Tahoma"/>
+                <w:sz w:val="18"/>
+              </w:rPr>
+            </w:r>
+            <w:r>
+              <w:rPr>
+                <w:rFonts w:ascii="Arial" w:hAnsi="Arial" w:eastAsia="Arial" w:cs="Tahoma"/>
                 <w:sz w:val="18"/>
               </w:rPr>
               <w:t>sps_store</w:t>
@@ -2908,13 +3017,13 @@
             </w:pPr>
             <w:r>
               <w:rPr>
-                <w:rFonts w:ascii="Arial" w:hAnsi="Arial" w:eastAsia="Arial"/>
-                <w:sz w:val="18"/>
-              </w:rPr>
-            </w:r>
-            <w:r>
-              <w:rPr>
-                <w:rFonts w:ascii="Arial" w:hAnsi="Arial" w:eastAsia="Arial"/>
+                <w:rFonts w:ascii="Arial" w:hAnsi="Arial" w:eastAsia="Arial" w:cs="Tahoma"/>
+                <w:sz w:val="18"/>
+              </w:rPr>
+            </w:r>
+            <w:r>
+              <w:rPr>
+                <w:rFonts w:ascii="Arial" w:hAnsi="Arial" w:eastAsia="Arial" w:cs="Tahoma"/>
                 <w:sz w:val="18"/>
               </w:rPr>
               <w:t>711,384</w:t>
@@ -2933,20 +3042,20 @@
             </w:pPr>
             <w:r>
               <w:rPr>
-                <w:rFonts w:ascii="Arial" w:hAnsi="Arial" w:eastAsia="Arial"/>
-                <w:sz w:val="18"/>
-              </w:rPr>
-            </w:r>
-            <w:r>
-              <w:rPr>
-                <w:rFonts w:ascii="Arial" w:hAnsi="Arial" w:eastAsia="Arial"/>
+                <w:rFonts w:ascii="Arial" w:hAnsi="Arial" w:eastAsia="Arial" w:cs="Tahoma"/>
+                <w:sz w:val="18"/>
+              </w:rPr>
+            </w:r>
+            <w:r>
+              <w:rPr>
+                <w:rFonts w:ascii="Arial" w:hAnsi="Arial" w:eastAsia="Arial" w:cs="Tahoma"/>
                 <w:sz w:val="18"/>
               </w:rPr>
               <w:t>ยอดขาย</w:t>
             </w:r>
             <w:r>
               <w:rPr>
-                <w:rFonts w:ascii="Arial" w:hAnsi="Arial" w:eastAsia="Arial"/>
+                <w:rFonts w:ascii="Arial" w:hAnsi="Arial" w:eastAsia="Arial" w:cs="Tahoma"/>
                 <w:b/>
                 <w:sz w:val="18"/>
               </w:rPr>
@@ -2954,7 +3063,7 @@
             </w:r>
             <w:r>
               <w:rPr>
-                <w:rFonts w:ascii="Arial" w:hAnsi="Arial" w:eastAsia="Arial"/>
+                <w:rFonts w:ascii="Arial" w:hAnsi="Arial" w:eastAsia="Arial" w:cs="Tahoma"/>
                 <w:sz w:val="18"/>
               </w:rPr>
               <w:t xml:space="preserve"> (key store_id+year+month) — ใช้แทน sales_transactions รายวันไม่ได้ ย้อนกลับเป็นรายวันไม่ได้ · ใช้ cross-check ได้</w:t>
@@ -2984,7 +3093,7 @@
       </w:r>
       <w:r>
         <w:rPr>
-          <w:rFonts w:ascii="Courier New" w:hAnsi="Courier New"/>
+          <w:rFonts w:ascii="Courier New" w:hAnsi="Courier New" w:eastAsia="Courier New" w:cs="Tahoma"/>
         </w:rPr>
         <w:t>impact</w:t>
       </w:r>
@@ -2993,7 +3102,7 @@
       </w:r>
       <w:r>
         <w:rPr>
-          <w:rFonts w:ascii="Courier New" w:hAnsi="Courier New"/>
+          <w:rFonts w:ascii="Courier New" w:hAnsi="Courier New" w:eastAsia="Courier New" w:cs="Tahoma"/>
         </w:rPr>
         <w:t>compensat</w:t>
       </w:r>
@@ -3002,7 +3111,7 @@
       </w:r>
       <w:r>
         <w:rPr>
-          <w:rFonts w:ascii="Courier New" w:hAnsi="Courier New"/>
+          <w:rFonts w:ascii="Courier New" w:hAnsi="Courier New" w:eastAsia="Courier New" w:cs="Tahoma"/>
         </w:rPr>
         <w:t>guarantee</w:t>
       </w:r>
@@ -3011,7 +3120,7 @@
       </w:r>
       <w:r>
         <w:rPr>
-          <w:rFonts w:ascii="Courier New" w:hAnsi="Courier New"/>
+          <w:rFonts w:ascii="Courier New" w:hAnsi="Courier New" w:eastAsia="Courier New" w:cs="Tahoma"/>
         </w:rPr>
         <w:t>income</w:t>
       </w:r>
@@ -3020,7 +3129,7 @@
       </w:r>
       <w:r>
         <w:rPr>
-          <w:rFonts w:ascii="Courier New" w:hAnsi="Courier New"/>
+          <w:rFonts w:ascii="Courier New" w:hAnsi="Courier New" w:eastAsia="Courier New" w:cs="Tahoma"/>
         </w:rPr>
         <w:t>competitor</w:t>
       </w:r>
@@ -3029,7 +3138,7 @@
       </w:r>
       <w:r>
         <w:rPr>
-          <w:rFonts w:ascii="Courier New" w:hAnsi="Courier New"/>
+          <w:rFonts w:ascii="Courier New" w:hAnsi="Courier New" w:eastAsia="Courier New" w:cs="Tahoma"/>
         </w:rPr>
         <w:t>growth</w:t>
       </w:r>
@@ -3038,7 +3147,7 @@
       </w:r>
       <w:r>
         <w:rPr>
-          <w:rFonts w:ascii="Courier New" w:hAnsi="Courier New"/>
+          <w:rFonts w:ascii="Courier New" w:hAnsi="Courier New" w:eastAsia="Courier New" w:cs="Tahoma"/>
         </w:rPr>
         <w:t>outlier</w:t>
       </w:r>
@@ -3047,7 +3156,7 @@
       </w:r>
       <w:r>
         <w:rPr>
-          <w:rFonts w:ascii="Courier New" w:hAnsi="Courier New"/>
+          <w:rFonts w:ascii="Courier New" w:hAnsi="Courier New" w:eastAsia="Courier New" w:cs="Tahoma"/>
         </w:rPr>
         <w:t>distance</w:t>
       </w:r>
@@ -3056,7 +3165,7 @@
       </w:r>
       <w:r>
         <w:rPr>
-          <w:rFonts w:ascii="Courier New" w:hAnsi="Courier New"/>
+          <w:rFonts w:ascii="Courier New" w:hAnsi="Courier New" w:eastAsia="Courier New" w:cs="Tahoma"/>
         </w:rPr>
         <w:t>radius</w:t>
       </w:r>
@@ -3065,7 +3174,7 @@
       </w:r>
       <w:r>
         <w:rPr>
-          <w:rFonts w:ascii="Courier New" w:hAnsi="Courier New"/>
+          <w:rFonts w:ascii="Courier New" w:hAnsi="Courier New" w:eastAsia="Courier New" w:cs="Tahoma"/>
         </w:rPr>
         <w:t>latitude</w:t>
       </w:r>
@@ -3074,7 +3183,7 @@
       </w:r>
       <w:r>
         <w:rPr>
-          <w:rFonts w:ascii="Courier New" w:hAnsi="Courier New"/>
+          <w:rFonts w:ascii="Courier New" w:hAnsi="Courier New" w:eastAsia="Courier New" w:cs="Tahoma"/>
         </w:rPr>
         <w:t>longitude</w:t>
       </w:r>
@@ -3083,7 +3192,7 @@
       </w:r>
       <w:r>
         <w:rPr>
-          <w:rFonts w:ascii="Courier New" w:hAnsi="Courier New"/>
+          <w:rFonts w:ascii="Courier New" w:hAnsi="Courier New" w:eastAsia="Courier New" w:cs="Tahoma"/>
         </w:rPr>
         <w:t>window_no</w:t>
       </w:r>
@@ -3141,7 +3250,7 @@
             <w:r/>
             <w:r>
               <w:rPr>
-                <w:rFonts w:ascii="Arial" w:hAnsi="Arial" w:eastAsia="Arial"/>
+                <w:rFonts w:ascii="Arial" w:hAnsi="Arial" w:eastAsia="Arial" w:cs="Tahoma"/>
                 <w:b/>
                 <w:sz w:val="18"/>
               </w:rPr>
@@ -3163,7 +3272,7 @@
             <w:r/>
             <w:r>
               <w:rPr>
-                <w:rFonts w:ascii="Arial" w:hAnsi="Arial" w:eastAsia="Arial"/>
+                <w:rFonts w:ascii="Arial" w:hAnsi="Arial" w:eastAsia="Arial" w:cs="Tahoma"/>
                 <w:b/>
                 <w:sz w:val="18"/>
               </w:rPr>
@@ -3185,7 +3294,7 @@
             <w:r/>
             <w:r>
               <w:rPr>
-                <w:rFonts w:ascii="Arial" w:hAnsi="Arial" w:eastAsia="Arial"/>
+                <w:rFonts w:ascii="Arial" w:hAnsi="Arial" w:eastAsia="Arial" w:cs="Tahoma"/>
                 <w:b/>
                 <w:sz w:val="18"/>
               </w:rPr>
@@ -3210,13 +3319,13 @@
             </w:pPr>
             <w:r>
               <w:rPr>
-                <w:rFonts w:ascii="Arial" w:hAnsi="Arial" w:eastAsia="Arial"/>
-                <w:sz w:val="18"/>
-              </w:rPr>
-            </w:r>
-            <w:r>
-              <w:rPr>
-                <w:rFonts w:ascii="Arial" w:hAnsi="Arial" w:eastAsia="Arial"/>
+                <w:rFonts w:ascii="Arial" w:hAnsi="Arial" w:eastAsia="Arial" w:cs="Tahoma"/>
+                <w:sz w:val="18"/>
+              </w:rPr>
+            </w:r>
+            <w:r>
+              <w:rPr>
+                <w:rFonts w:ascii="Arial" w:hAnsi="Arial" w:eastAsia="Arial" w:cs="Tahoma"/>
                 <w:sz w:val="18"/>
               </w:rPr>
               <w:t>01_schema.sql</w:t>
@@ -3235,16 +3344,16 @@
             </w:pPr>
             <w:r>
               <w:rPr>
-                <w:rFonts w:ascii="Arial" w:hAnsi="Arial" w:eastAsia="Arial"/>
-                <w:sz w:val="18"/>
-              </w:rPr>
-            </w:r>
-            <w:r>
-              <w:rPr>
-                <w:rFonts w:ascii="Arial" w:hAnsi="Arial" w:eastAsia="Arial"/>
-                <w:sz w:val="18"/>
-              </w:rPr>
-              <w:t>CREATE TABLE 20 ตาราง เรียงตาม dependency (C master -&gt; A pipeline -&gt; B document) — ไม่รวม fcs_qssi_score ที่ reuse ของเดิม</w:t>
+                <w:rFonts w:ascii="Arial" w:hAnsi="Arial" w:eastAsia="Arial" w:cs="Tahoma"/>
+                <w:sz w:val="18"/>
+              </w:rPr>
+            </w:r>
+            <w:r>
+              <w:rPr>
+                <w:rFonts w:ascii="Arial" w:hAnsi="Arial" w:eastAsia="Arial" w:cs="Tahoma"/>
+                <w:sz w:val="18"/>
+              </w:rPr>
+              <w:t>CREATE TABLE 18 ตาราง เรียงตาม dependency (C master -&gt; A pipeline -&gt; B document) — ไม่รวม fcs_qssi_score ที่ reuse ของเดิม</w:t>
             </w:r>
           </w:p>
         </w:tc>
@@ -3260,13 +3369,13 @@
             </w:pPr>
             <w:r>
               <w:rPr>
-                <w:rFonts w:ascii="Arial" w:hAnsi="Arial" w:eastAsia="Arial"/>
-                <w:sz w:val="18"/>
-              </w:rPr>
-            </w:r>
-            <w:r>
-              <w:rPr>
-                <w:rFonts w:ascii="Arial" w:hAnsi="Arial" w:eastAsia="Arial"/>
+                <w:rFonts w:ascii="Arial" w:hAnsi="Arial" w:eastAsia="Arial" w:cs="Tahoma"/>
+                <w:sz w:val="18"/>
+              </w:rPr>
+            </w:r>
+            <w:r>
+              <w:rPr>
+                <w:rFonts w:ascii="Arial" w:hAnsi="Arial" w:eastAsia="Arial" w:cs="Tahoma"/>
                 <w:sz w:val="18"/>
               </w:rPr>
               <w:t>ครั้งเดียวต่อ environment</w:t>
@@ -3290,13 +3399,13 @@
             </w:pPr>
             <w:r>
               <w:rPr>
-                <w:rFonts w:ascii="Arial" w:hAnsi="Arial" w:eastAsia="Arial"/>
-                <w:sz w:val="18"/>
-              </w:rPr>
-            </w:r>
-            <w:r>
-              <w:rPr>
-                <w:rFonts w:ascii="Arial" w:hAnsi="Arial" w:eastAsia="Arial"/>
+                <w:rFonts w:ascii="Arial" w:hAnsi="Arial" w:eastAsia="Arial" w:cs="Tahoma"/>
+                <w:sz w:val="18"/>
+              </w:rPr>
+            </w:r>
+            <w:r>
+              <w:rPr>
+                <w:rFonts w:ascii="Arial" w:hAnsi="Arial" w:eastAsia="Arial" w:cs="Tahoma"/>
                 <w:sz w:val="18"/>
               </w:rPr>
               <w:t>02_index.sql</w:t>
@@ -3315,13 +3424,13 @@
             </w:pPr>
             <w:r>
               <w:rPr>
-                <w:rFonts w:ascii="Arial" w:hAnsi="Arial" w:eastAsia="Arial"/>
-                <w:sz w:val="18"/>
-              </w:rPr>
-            </w:r>
-            <w:r>
-              <w:rPr>
-                <w:rFonts w:ascii="Arial" w:hAnsi="Arial" w:eastAsia="Arial"/>
+                <w:rFonts w:ascii="Arial" w:hAnsi="Arial" w:eastAsia="Arial" w:cs="Tahoma"/>
+                <w:sz w:val="18"/>
+              </w:rPr>
+            </w:r>
+            <w:r>
+              <w:rPr>
+                <w:rFonts w:ascii="Arial" w:hAnsi="Arial" w:eastAsia="Arial" w:cs="Tahoma"/>
                 <w:sz w:val="18"/>
               </w:rPr>
               <w:t>index, unique/partial index, check constraint</w:t>
@@ -3340,13 +3449,13 @@
             </w:pPr>
             <w:r>
               <w:rPr>
-                <w:rFonts w:ascii="Arial" w:hAnsi="Arial" w:eastAsia="Arial"/>
-                <w:sz w:val="18"/>
-              </w:rPr>
-            </w:r>
-            <w:r>
-              <w:rPr>
-                <w:rFonts w:ascii="Arial" w:hAnsi="Arial" w:eastAsia="Arial"/>
+                <w:rFonts w:ascii="Arial" w:hAnsi="Arial" w:eastAsia="Arial" w:cs="Tahoma"/>
+                <w:sz w:val="18"/>
+              </w:rPr>
+            </w:r>
+            <w:r>
+              <w:rPr>
+                <w:rFonts w:ascii="Arial" w:hAnsi="Arial" w:eastAsia="Arial" w:cs="Tahoma"/>
                 <w:sz w:val="18"/>
               </w:rPr>
               <w:t>หลัง 01 · rerun ได้เมื่อเพิ่ม index</w:t>
@@ -3370,13 +3479,13 @@
             </w:pPr>
             <w:r>
               <w:rPr>
-                <w:rFonts w:ascii="Arial" w:hAnsi="Arial" w:eastAsia="Arial"/>
-                <w:sz w:val="18"/>
-              </w:rPr>
-            </w:r>
-            <w:r>
-              <w:rPr>
-                <w:rFonts w:ascii="Arial" w:hAnsi="Arial" w:eastAsia="Arial"/>
+                <w:rFonts w:ascii="Arial" w:hAnsi="Arial" w:eastAsia="Arial" w:cs="Tahoma"/>
+                <w:sz w:val="18"/>
+              </w:rPr>
+            </w:r>
+            <w:r>
+              <w:rPr>
+                <w:rFonts w:ascii="Arial" w:hAnsi="Arial" w:eastAsia="Arial" w:cs="Tahoma"/>
                 <w:sz w:val="18"/>
               </w:rPr>
               <w:t>03_seed.sql</w:t>
@@ -3395,13 +3504,13 @@
             </w:pPr>
             <w:r>
               <w:rPr>
-                <w:rFonts w:ascii="Arial" w:hAnsi="Arial" w:eastAsia="Arial"/>
-                <w:sz w:val="18"/>
-              </w:rPr>
-            </w:r>
-            <w:r>
-              <w:rPr>
-                <w:rFonts w:ascii="Arial" w:hAnsi="Arial" w:eastAsia="Arial"/>
+                <w:rFonts w:ascii="Arial" w:hAnsi="Arial" w:eastAsia="Arial" w:cs="Tahoma"/>
+                <w:sz w:val="18"/>
+              </w:rPr>
+            </w:r>
+            <w:r>
+              <w:rPr>
+                <w:rFonts w:ascii="Arial" w:hAnsi="Arial" w:eastAsia="Arial" w:cs="Tahoma"/>
                 <w:sz w:val="18"/>
               </w:rPr>
               <w:t>external_factors, competitors (01-11) — ไม่มี decisions แล้ว (DP-9 ย้ายไป common_code · seed ที่ระบบเดิม)</w:t>
@@ -3420,13 +3529,13 @@
             </w:pPr>
             <w:r>
               <w:rPr>
-                <w:rFonts w:ascii="Arial" w:hAnsi="Arial" w:eastAsia="Arial"/>
-                <w:sz w:val="18"/>
-              </w:rPr>
-            </w:r>
-            <w:r>
-              <w:rPr>
-                <w:rFonts w:ascii="Arial" w:hAnsi="Arial" w:eastAsia="Arial"/>
+                <w:rFonts w:ascii="Arial" w:hAnsi="Arial" w:eastAsia="Arial" w:cs="Tahoma"/>
+                <w:sz w:val="18"/>
+              </w:rPr>
+            </w:r>
+            <w:r>
+              <w:rPr>
+                <w:rFonts w:ascii="Arial" w:hAnsi="Arial" w:eastAsia="Arial" w:cs="Tahoma"/>
                 <w:sz w:val="18"/>
               </w:rPr>
               <w:t>หลัง 02</w:t>
@@ -3450,13 +3559,13 @@
             </w:pPr>
             <w:r>
               <w:rPr>
-                <w:rFonts w:ascii="Arial" w:hAnsi="Arial" w:eastAsia="Arial"/>
-                <w:sz w:val="18"/>
-              </w:rPr>
-            </w:r>
-            <w:r>
-              <w:rPr>
-                <w:rFonts w:ascii="Arial" w:hAnsi="Arial" w:eastAsia="Arial"/>
+                <w:rFonts w:ascii="Arial" w:hAnsi="Arial" w:eastAsia="Arial" w:cs="Tahoma"/>
+                <w:sz w:val="18"/>
+              </w:rPr>
+            </w:r>
+            <w:r>
+              <w:rPr>
+                <w:rFonts w:ascii="Arial" w:hAnsi="Arial" w:eastAsia="Arial" w:cs="Tahoma"/>
                 <w:sz w:val="18"/>
               </w:rPr>
               <w:t>04_grant.sql</w:t>
@@ -3475,13 +3584,13 @@
             </w:pPr>
             <w:r>
               <w:rPr>
-                <w:rFonts w:ascii="Arial" w:hAnsi="Arial" w:eastAsia="Arial"/>
-                <w:sz w:val="18"/>
-              </w:rPr>
-            </w:r>
-            <w:r>
-              <w:rPr>
-                <w:rFonts w:ascii="Arial" w:hAnsi="Arial" w:eastAsia="Arial"/>
+                <w:rFonts w:ascii="Arial" w:hAnsi="Arial" w:eastAsia="Arial" w:cs="Tahoma"/>
+                <w:sz w:val="18"/>
+              </w:rPr>
+            </w:r>
+            <w:r>
+              <w:rPr>
+                <w:rFonts w:ascii="Arial" w:hAnsi="Arial" w:eastAsia="Arial" w:cs="Tahoma"/>
                 <w:sz w:val="18"/>
               </w:rPr>
               <w:t>GRANT ให้ role ของ application (แยก read/write)</w:t>
@@ -3500,13 +3609,13 @@
             </w:pPr>
             <w:r>
               <w:rPr>
-                <w:rFonts w:ascii="Arial" w:hAnsi="Arial" w:eastAsia="Arial"/>
-                <w:sz w:val="18"/>
-              </w:rPr>
-            </w:r>
-            <w:r>
-              <w:rPr>
-                <w:rFonts w:ascii="Arial" w:hAnsi="Arial" w:eastAsia="Arial"/>
+                <w:rFonts w:ascii="Arial" w:hAnsi="Arial" w:eastAsia="Arial" w:cs="Tahoma"/>
+                <w:sz w:val="18"/>
+              </w:rPr>
+            </w:r>
+            <w:r>
+              <w:rPr>
+                <w:rFonts w:ascii="Arial" w:hAnsi="Arial" w:eastAsia="Arial" w:cs="Tahoma"/>
                 <w:sz w:val="18"/>
               </w:rPr>
               <w:t>หลัง 03</w:t>
@@ -3530,13 +3639,13 @@
             </w:pPr>
             <w:r>
               <w:rPr>
-                <w:rFonts w:ascii="Arial" w:hAnsi="Arial" w:eastAsia="Arial"/>
-                <w:sz w:val="18"/>
-              </w:rPr>
-            </w:r>
-            <w:r>
-              <w:rPr>
-                <w:rFonts w:ascii="Arial" w:hAnsi="Arial" w:eastAsia="Arial"/>
+                <w:rFonts w:ascii="Arial" w:hAnsi="Arial" w:eastAsia="Arial" w:cs="Tahoma"/>
+                <w:sz w:val="18"/>
+              </w:rPr>
+            </w:r>
+            <w:r>
+              <w:rPr>
+                <w:rFonts w:ascii="Arial" w:hAnsi="Arial" w:eastAsia="Arial" w:cs="Tahoma"/>
                 <w:sz w:val="18"/>
               </w:rPr>
               <w:t>99_rollback.sql</w:t>
@@ -3555,13 +3664,13 @@
             </w:pPr>
             <w:r>
               <w:rPr>
-                <w:rFonts w:ascii="Arial" w:hAnsi="Arial" w:eastAsia="Arial"/>
-                <w:sz w:val="18"/>
-              </w:rPr>
-            </w:r>
-            <w:r>
-              <w:rPr>
-                <w:rFonts w:ascii="Arial" w:hAnsi="Arial" w:eastAsia="Arial"/>
+                <w:rFonts w:ascii="Arial" w:hAnsi="Arial" w:eastAsia="Arial" w:cs="Tahoma"/>
+                <w:sz w:val="18"/>
+              </w:rPr>
+            </w:r>
+            <w:r>
+              <w:rPr>
+                <w:rFonts w:ascii="Arial" w:hAnsi="Arial" w:eastAsia="Arial" w:cs="Tahoma"/>
                 <w:sz w:val="18"/>
               </w:rPr>
               <w:t>DROP TABLE ย้อนลำดับ เฉพาะตารางของ SBPGI</w:t>
@@ -3580,13 +3689,13 @@
             </w:pPr>
             <w:r>
               <w:rPr>
-                <w:rFonts w:ascii="Arial" w:hAnsi="Arial" w:eastAsia="Arial"/>
-                <w:sz w:val="18"/>
-              </w:rPr>
-            </w:r>
-            <w:r>
-              <w:rPr>
-                <w:rFonts w:ascii="Arial" w:hAnsi="Arial" w:eastAsia="Arial"/>
+                <w:rFonts w:ascii="Arial" w:hAnsi="Arial" w:eastAsia="Arial" w:cs="Tahoma"/>
+                <w:sz w:val="18"/>
+              </w:rPr>
+            </w:r>
+            <w:r>
+              <w:rPr>
+                <w:rFonts w:ascii="Arial" w:hAnsi="Arial" w:eastAsia="Arial" w:cs="Tahoma"/>
                 <w:sz w:val="18"/>
               </w:rPr>
               <w:t>เฉพาะกรณี rollback</w:t>
@@ -3603,7 +3712,7 @@
       </w:pPr>
       <w:r>
         <w:rPr>
-          <w:rFonts w:ascii="Courier New" w:hAnsi="Courier New"/>
+          <w:rFonts w:ascii="Courier New" w:hAnsi="Courier New" w:eastAsia="Courier New" w:cs="Tahoma"/>
           <w:sz w:val="16"/>
         </w:rPr>
         <w:t>-- 01_schema.sql (ตัวอย่างส่วนหัว — DDL เต็มอยู่ที่ LLDD-Database.pdf)</w:t>
@@ -3629,11 +3738,15 @@
         <w:br/>
         <w:t>CREATE TABLE impacted_stores (...);</w:t>
         <w:br/>
-        <w:t>-- ❌ ไม่สร้างตาราง status_email_rules ใน SBPGI (ปิด DP-5 · 2026-08-11)</w:t>
+        <w:t>-- ❌ ไม่สร้างตาราง status_email_rules ใน SBPGI (ปิด DP-5 · แก้มติ 2026-08-14)</w:t>
         <w:br/>
-        <w:t>--    engine ส่งอีเมลเองผ่าน workflow_route.email_id · template อยู่ที่ email_template ของระบบ SBP เดิม (85 แถว)</w:t>
+        <w:t>--    workflow ให้ 'เลข template' ผ่าน workflow_route.email_id → SBPGI เรียก sendEmail() ของ email-lib เอง</w:t>
         <w:br/>
-        <w:t>--    log การส่งอยู่ที่ email_sent (5,214 แถว · mail_to/mail_cc/is_sent/error) — SBPGI ไม่มี Notification Service</w:t>
+        <w:t>--    ผู้รับ resolve จาก workflow_approver → business_user.email · ⚠️ คอลัมน์จริงคือ email_sent.send_by ไม่ใช่ sent_by</w:t>
+        <w:br/>
+        <w:t>--    SBPGI อ่าน workflow_route.email_id แล้วเรียก sendEmail() ของ email-lib · template อยู่ที่ email_template ของระบบ SBP เดิม (85 แถว)</w:t>
+        <w:br/>
+        <w:t>--    lib เขียน log ให้เองที่ email_sent (5,214 แถว · mail_to/mail_cc/is_sent/error · ⚠️ คอลัมน์ผู้ส่งคือ send_by)</w:t>
         <w:br/>
         <w:br/>
         <w:br/>
@@ -3694,7 +3807,7 @@
             <w:r/>
             <w:r>
               <w:rPr>
-                <w:rFonts w:ascii="Arial" w:hAnsi="Arial" w:eastAsia="Arial"/>
+                <w:rFonts w:ascii="Arial" w:hAnsi="Arial" w:eastAsia="Arial" w:cs="Tahoma"/>
                 <w:b/>
                 <w:sz w:val="18"/>
               </w:rPr>
@@ -3716,7 +3829,7 @@
             <w:r/>
             <w:r>
               <w:rPr>
-                <w:rFonts w:ascii="Arial" w:hAnsi="Arial" w:eastAsia="Arial"/>
+                <w:rFonts w:ascii="Arial" w:hAnsi="Arial" w:eastAsia="Arial" w:cs="Tahoma"/>
                 <w:b/>
                 <w:sz w:val="18"/>
               </w:rPr>
@@ -3738,7 +3851,7 @@
             <w:r/>
             <w:r>
               <w:rPr>
-                <w:rFonts w:ascii="Arial" w:hAnsi="Arial" w:eastAsia="Arial"/>
+                <w:rFonts w:ascii="Arial" w:hAnsi="Arial" w:eastAsia="Arial" w:cs="Tahoma"/>
                 <w:b/>
                 <w:sz w:val="18"/>
               </w:rPr>
@@ -3763,13 +3876,13 @@
             </w:pPr>
             <w:r>
               <w:rPr>
-                <w:rFonts w:ascii="Arial" w:hAnsi="Arial" w:eastAsia="Arial"/>
-                <w:sz w:val="18"/>
-              </w:rPr>
-            </w:r>
-            <w:r>
-              <w:rPr>
-                <w:rFonts w:ascii="Arial" w:hAnsi="Arial" w:eastAsia="Arial"/>
+                <w:rFonts w:ascii="Arial" w:hAnsi="Arial" w:eastAsia="Arial" w:cs="Tahoma"/>
+                <w:sz w:val="18"/>
+              </w:rPr>
+            </w:r>
+            <w:r>
+              <w:rPr>
+                <w:rFonts w:ascii="Arial" w:hAnsi="Arial" w:eastAsia="Arial" w:cs="Tahoma"/>
                 <w:sz w:val="18"/>
               </w:rPr>
               <w:t>(ไม่สร้าง) decisions</w:t>
@@ -3788,13 +3901,13 @@
             </w:pPr>
             <w:r>
               <w:rPr>
-                <w:rFonts w:ascii="Arial" w:hAnsi="Arial" w:eastAsia="Arial"/>
-                <w:sz w:val="18"/>
-              </w:rPr>
-            </w:r>
-            <w:r>
-              <w:rPr>
-                <w:rFonts w:ascii="Arial" w:hAnsi="Arial" w:eastAsia="Arial"/>
+                <w:rFonts w:ascii="Arial" w:hAnsi="Arial" w:eastAsia="Arial" w:cs="Tahoma"/>
+                <w:sz w:val="18"/>
+              </w:rPr>
+            </w:r>
+            <w:r>
+              <w:rPr>
+                <w:rFonts w:ascii="Arial" w:hAnsi="Arial" w:eastAsia="Arial" w:cs="Tahoma"/>
                 <w:sz w:val="18"/>
               </w:rPr>
               <w:t>ย้ายไป common_code ของระบบเดิม (code_type = SBPGI_DECISION) — มติ DP-9 2026-08-10</w:t>
@@ -3813,13 +3926,13 @@
             </w:pPr>
             <w:r>
               <w:rPr>
-                <w:rFonts w:ascii="Arial" w:hAnsi="Arial" w:eastAsia="Arial"/>
-                <w:sz w:val="18"/>
-              </w:rPr>
-            </w:r>
-            <w:r>
-              <w:rPr>
-                <w:rFonts w:ascii="Arial" w:hAnsi="Arial" w:eastAsia="Arial"/>
+                <w:rFonts w:ascii="Arial" w:hAnsi="Arial" w:eastAsia="Arial" w:cs="Tahoma"/>
+                <w:sz w:val="18"/>
+              </w:rPr>
+            </w:r>
+            <w:r>
+              <w:rPr>
+                <w:rFonts w:ascii="Arial" w:hAnsi="Arial" w:eastAsia="Arial" w:cs="Tahoma"/>
                 <w:sz w:val="18"/>
               </w:rPr>
               <w:t>MSSQL DecisionProfile</w:t>
@@ -3843,13 +3956,13 @@
             </w:pPr>
             <w:r>
               <w:rPr>
-                <w:rFonts w:ascii="Arial" w:hAnsi="Arial" w:eastAsia="Arial"/>
-                <w:sz w:val="18"/>
-              </w:rPr>
-            </w:r>
-            <w:r>
-              <w:rPr>
-                <w:rFonts w:ascii="Arial" w:hAnsi="Arial" w:eastAsia="Arial"/>
+                <w:rFonts w:ascii="Arial" w:hAnsi="Arial" w:eastAsia="Arial" w:cs="Tahoma"/>
+                <w:sz w:val="18"/>
+              </w:rPr>
+            </w:r>
+            <w:r>
+              <w:rPr>
+                <w:rFonts w:ascii="Arial" w:hAnsi="Arial" w:eastAsia="Arial" w:cs="Tahoma"/>
                 <w:sz w:val="18"/>
               </w:rPr>
               <w:t>competitors</w:t>
@@ -3868,13 +3981,13 @@
             </w:pPr>
             <w:r>
               <w:rPr>
-                <w:rFonts w:ascii="Arial" w:hAnsi="Arial" w:eastAsia="Arial"/>
-                <w:sz w:val="18"/>
-              </w:rPr>
-            </w:r>
-            <w:r>
-              <w:rPr>
-                <w:rFonts w:ascii="Arial" w:hAnsi="Arial" w:eastAsia="Arial"/>
+                <w:rFonts w:ascii="Arial" w:hAnsi="Arial" w:eastAsia="Arial" w:cs="Tahoma"/>
+                <w:sz w:val="18"/>
+              </w:rPr>
+            </w:r>
+            <w:r>
+              <w:rPr>
+                <w:rFonts w:ascii="Arial" w:hAnsi="Arial" w:eastAsia="Arial" w:cs="Tahoma"/>
                 <w:sz w:val="18"/>
               </w:rPr>
               <w:t>แบรนด์คู่แข่ง 11 รายการ รหัส 01-11 (ไทย+อังกฤษ)</w:t>
@@ -3893,13 +4006,13 @@
             </w:pPr>
             <w:r>
               <w:rPr>
-                <w:rFonts w:ascii="Arial" w:hAnsi="Arial" w:eastAsia="Arial"/>
-                <w:sz w:val="18"/>
-              </w:rPr>
-            </w:r>
-            <w:r>
-              <w:rPr>
-                <w:rFonts w:ascii="Arial" w:hAnsi="Arial" w:eastAsia="Arial"/>
+                <w:rFonts w:ascii="Arial" w:hAnsi="Arial" w:eastAsia="Arial" w:cs="Tahoma"/>
+                <w:sz w:val="18"/>
+              </w:rPr>
+            </w:r>
+            <w:r>
+              <w:rPr>
+                <w:rFonts w:ascii="Arial" w:hAnsi="Arial" w:eastAsia="Arial" w:cs="Tahoma"/>
                 <w:sz w:val="18"/>
               </w:rPr>
               <w:t>หน้าจอ K2 เดิม (k2 competitors screen)</w:t>
@@ -3923,13 +4036,13 @@
             </w:pPr>
             <w:r>
               <w:rPr>
-                <w:rFonts w:ascii="Arial" w:hAnsi="Arial" w:eastAsia="Arial"/>
-                <w:sz w:val="18"/>
-              </w:rPr>
-            </w:r>
-            <w:r>
-              <w:rPr>
-                <w:rFonts w:ascii="Arial" w:hAnsi="Arial" w:eastAsia="Arial"/>
+                <w:rFonts w:ascii="Arial" w:hAnsi="Arial" w:eastAsia="Arial" w:cs="Tahoma"/>
+                <w:sz w:val="18"/>
+              </w:rPr>
+            </w:r>
+            <w:r>
+              <w:rPr>
+                <w:rFonts w:ascii="Arial" w:hAnsi="Arial" w:eastAsia="Arial" w:cs="Tahoma"/>
                 <w:sz w:val="18"/>
               </w:rPr>
               <w:t>external_factors</w:t>
@@ -3948,13 +4061,13 @@
             </w:pPr>
             <w:r>
               <w:rPr>
-                <w:rFonts w:ascii="Arial" w:hAnsi="Arial" w:eastAsia="Arial"/>
-                <w:sz w:val="18"/>
-              </w:rPr>
-            </w:r>
-            <w:r>
-              <w:rPr>
-                <w:rFonts w:ascii="Arial" w:hAnsi="Arial" w:eastAsia="Arial"/>
+                <w:rFonts w:ascii="Arial" w:hAnsi="Arial" w:eastAsia="Arial" w:cs="Tahoma"/>
+                <w:sz w:val="18"/>
+              </w:rPr>
+            </w:r>
+            <w:r>
+              <w:rPr>
+                <w:rFonts w:ascii="Arial" w:hAnsi="Arial" w:eastAsia="Arial" w:cs="Tahoma"/>
                 <w:sz w:val="18"/>
               </w:rPr>
               <w:t>ปัจจัยภายนอกที่ใช้อยู่</w:t>
@@ -3973,13 +4086,13 @@
             </w:pPr>
             <w:r>
               <w:rPr>
-                <w:rFonts w:ascii="Arial" w:hAnsi="Arial" w:eastAsia="Arial"/>
-                <w:sz w:val="18"/>
-              </w:rPr>
-            </w:r>
-            <w:r>
-              <w:rPr>
-                <w:rFonts w:ascii="Arial" w:hAnsi="Arial" w:eastAsia="Arial"/>
+                <w:rFonts w:ascii="Arial" w:hAnsi="Arial" w:eastAsia="Arial" w:cs="Tahoma"/>
+                <w:sz w:val="18"/>
+              </w:rPr>
+            </w:r>
+            <w:r>
+              <w:rPr>
+                <w:rFonts w:ascii="Arial" w:hAnsi="Arial" w:eastAsia="Arial" w:cs="Tahoma"/>
                 <w:sz w:val="18"/>
               </w:rPr>
               <w:t>MSSQL FactorProfile</w:t>
@@ -4003,13 +4116,13 @@
             </w:pPr>
             <w:r>
               <w:rPr>
-                <w:rFonts w:ascii="Arial" w:hAnsi="Arial" w:eastAsia="Arial"/>
-                <w:sz w:val="18"/>
-              </w:rPr>
-            </w:r>
-            <w:r>
-              <w:rPr>
-                <w:rFonts w:ascii="Arial" w:hAnsi="Arial" w:eastAsia="Arial"/>
+                <w:rFonts w:ascii="Arial" w:hAnsi="Arial" w:eastAsia="Arial" w:cs="Tahoma"/>
+                <w:sz w:val="18"/>
+              </w:rPr>
+            </w:r>
+            <w:r>
+              <w:rPr>
+                <w:rFonts w:ascii="Arial" w:hAnsi="Arial" w:eastAsia="Arial" w:cs="Tahoma"/>
                 <w:sz w:val="18"/>
               </w:rPr>
               <w:t>common_code (ระบบเดิม)</w:t>
@@ -4028,16 +4141,16 @@
             </w:pPr>
             <w:r>
               <w:rPr>
-                <w:rFonts w:ascii="Arial" w:hAnsi="Arial" w:eastAsia="Arial"/>
-                <w:sz w:val="18"/>
-              </w:rPr>
-            </w:r>
-            <w:r>
-              <w:rPr>
-                <w:rFonts w:ascii="Arial" w:hAnsi="Arial" w:eastAsia="Arial"/>
-                <w:sz w:val="18"/>
-              </w:rPr>
-              <w:t>SBPGI_APPROVE_LIMIT: GM=50000 · AVP=300000</w:t>
+                <w:rFonts w:ascii="Arial" w:hAnsi="Arial" w:eastAsia="Arial" w:cs="Tahoma"/>
+                <w:sz w:val="18"/>
+              </w:rPr>
+            </w:r>
+            <w:r>
+              <w:rPr>
+                <w:rFonts w:ascii="Arial" w:hAnsi="Arial" w:eastAsia="Arial" w:cs="Tahoma"/>
+                <w:sz w:val="18"/>
+              </w:rPr>
+              <w:t>SBPGI_APPROVE_LIMIT: THRESHOLD=100000 (เกณฑ์เดียว)</w:t>
             </w:r>
           </w:p>
         </w:tc>
@@ -4053,16 +4166,16 @@
             </w:pPr>
             <w:r>
               <w:rPr>
-                <w:rFonts w:ascii="Arial" w:hAnsi="Arial" w:eastAsia="Arial"/>
-                <w:sz w:val="18"/>
-              </w:rPr>
-            </w:r>
-            <w:r>
-              <w:rPr>
-                <w:rFonts w:ascii="Arial" w:hAnsi="Arial" w:eastAsia="Arial"/>
-                <w:sz w:val="18"/>
-              </w:rPr>
-              <w:t>SDD GI 24/02/2026 — เขียนที่ common_code ของระบบเดิม ไม่ใช่ตารางของ SBPGI</w:t>
+                <w:rFonts w:ascii="Arial" w:hAnsi="Arial" w:eastAsia="Arial" w:cs="Tahoma"/>
+                <w:sz w:val="18"/>
+              </w:rPr>
+            </w:r>
+            <w:r>
+              <w:rPr>
+                <w:rFonts w:ascii="Arial" w:hAnsi="Arial" w:eastAsia="Arial" w:cs="Tahoma"/>
+                <w:sz w:val="18"/>
+              </w:rPr>
+              <w:t>มติประชุม 2026-08-18 — เขียนที่ common_code ของระบบเดิม ไม่ใช่ตารางของ SBPGI</w:t>
             </w:r>
           </w:p>
         </w:tc>
@@ -4098,7 +4211,7 @@
       </w:r>
       <w:r>
         <w:rPr>
-          <w:rFonts w:ascii="Courier New" w:hAnsi="Courier New"/>
+          <w:color w:val="8A3324"/>
         </w:rPr>
         <w:t>SBPGI vs existing system หัวข้อ 4</w:t>
       </w:r>
@@ -4137,7 +4250,7 @@
             <w:r/>
             <w:r>
               <w:rPr>
-                <w:rFonts w:ascii="Arial" w:hAnsi="Arial" w:eastAsia="Arial"/>
+                <w:rFonts w:ascii="Arial" w:hAnsi="Arial" w:eastAsia="Arial" w:cs="Tahoma"/>
                 <w:b/>
                 <w:sz w:val="18"/>
               </w:rPr>
@@ -4159,7 +4272,7 @@
             <w:r/>
             <w:r>
               <w:rPr>
-                <w:rFonts w:ascii="Arial" w:hAnsi="Arial" w:eastAsia="Arial"/>
+                <w:rFonts w:ascii="Arial" w:hAnsi="Arial" w:eastAsia="Arial" w:cs="Tahoma"/>
                 <w:b/>
                 <w:sz w:val="18"/>
               </w:rPr>
@@ -4181,7 +4294,7 @@
             <w:r/>
             <w:r>
               <w:rPr>
-                <w:rFonts w:ascii="Arial" w:hAnsi="Arial" w:eastAsia="Arial"/>
+                <w:rFonts w:ascii="Arial" w:hAnsi="Arial" w:eastAsia="Arial" w:cs="Tahoma"/>
                 <w:b/>
                 <w:sz w:val="18"/>
               </w:rPr>
@@ -4203,7 +4316,7 @@
             <w:r/>
             <w:r>
               <w:rPr>
-                <w:rFonts w:ascii="Arial" w:hAnsi="Arial" w:eastAsia="Arial"/>
+                <w:rFonts w:ascii="Arial" w:hAnsi="Arial" w:eastAsia="Arial" w:cs="Tahoma"/>
                 <w:b/>
                 <w:sz w:val="18"/>
               </w:rPr>
@@ -4228,13 +4341,13 @@
             </w:pPr>
             <w:r>
               <w:rPr>
-                <w:rFonts w:ascii="Arial" w:hAnsi="Arial" w:eastAsia="Arial"/>
-                <w:sz w:val="18"/>
-              </w:rPr>
-            </w:r>
-            <w:r>
-              <w:rPr>
-                <w:rFonts w:ascii="Arial" w:hAnsi="Arial" w:eastAsia="Arial"/>
+                <w:rFonts w:ascii="Arial" w:hAnsi="Arial" w:eastAsia="Arial" w:cs="Tahoma"/>
+                <w:sz w:val="18"/>
+              </w:rPr>
+            </w:r>
+            <w:r>
+              <w:rPr>
+                <w:rFonts w:ascii="Arial" w:hAnsi="Arial" w:eastAsia="Arial" w:cs="Tahoma"/>
                 <w:sz w:val="18"/>
               </w:rPr>
               <w:t>DP-3 ✅ ตัดสินแล้ว 2026-08-10 = ทางเลือกที่ 3 (snapshot เฉพาะร้านที่เคยเข้ารอบชดเชย · เติมตอนสร้าง fgi_impact_processes)</w:t>
@@ -4253,27 +4366,27 @@
             </w:pPr>
             <w:r>
               <w:rPr>
-                <w:rFonts w:ascii="Arial" w:hAnsi="Arial" w:eastAsia="Arial"/>
-                <w:sz w:val="18"/>
-              </w:rPr>
-            </w:r>
-            <w:r>
-              <w:rPr>
-                <w:rFonts w:ascii="Arial" w:hAnsi="Arial" w:eastAsia="Arial"/>
+                <w:rFonts w:ascii="Arial" w:hAnsi="Arial" w:eastAsia="Arial" w:cs="Tahoma"/>
+                <w:sz w:val="18"/>
+              </w:rPr>
+            </w:r>
+            <w:r>
+              <w:rPr>
+                <w:rFonts w:ascii="Arial" w:hAnsi="Arial" w:eastAsia="Arial" w:cs="Tahoma"/>
                 <w:sz w:val="18"/>
               </w:rPr>
               <w:t>view จากระบบเดิม (</w:t>
             </w:r>
             <w:r>
               <w:rPr>
-                <w:rFonts w:ascii="Courier New" w:hAnsi="Courier New" w:eastAsia="Arial"/>
+                <w:rFonts w:ascii="Courier New" w:hAnsi="Courier New" w:eastAsia="Courier New" w:cs="Tahoma"/>
                 <w:sz w:val="18"/>
               </w:rPr>
               <w:t>v_sbpgi_sp_store</w:t>
             </w:r>
             <w:r>
               <w:rPr>
-                <w:rFonts w:ascii="Arial" w:hAnsi="Arial" w:eastAsia="Arial"/>
+                <w:rFonts w:ascii="Arial" w:hAnsi="Arial" w:eastAsia="Arial" w:cs="Tahoma"/>
                 <w:sz w:val="18"/>
               </w:rPr>
               <w:t>) — ไม่ต้อง sync แต่ร้านที่ยกเลิกเกิน 1 เดือนหายจาก view ทำให้เอกสารย้อนหลังหาร้านไม่เจอ</w:t>
@@ -4292,13 +4405,13 @@
             </w:pPr>
             <w:r>
               <w:rPr>
-                <w:rFonts w:ascii="Arial" w:hAnsi="Arial" w:eastAsia="Arial"/>
-                <w:sz w:val="18"/>
-              </w:rPr>
-            </w:r>
-            <w:r>
-              <w:rPr>
-                <w:rFonts w:ascii="Arial" w:hAnsi="Arial" w:eastAsia="Arial"/>
+                <w:rFonts w:ascii="Arial" w:hAnsi="Arial" w:eastAsia="Arial" w:cs="Tahoma"/>
+                <w:sz w:val="18"/>
+              </w:rPr>
+            </w:r>
+            <w:r>
+              <w:rPr>
+                <w:rFonts w:ascii="Arial" w:hAnsi="Arial" w:eastAsia="Arial" w:cs="Tahoma"/>
                 <w:sz w:val="18"/>
               </w:rPr>
               <w:t>ตาราง snapshot ของ SBPGI — เอกสารย้อนหลังหาร้านเจอเสมอ แต่ต้อง sync (มีทางเลือกที่ 3: snapshot เฉพาะร้านที่เคยเข้ารอบชดเชย)</w:t>
@@ -4317,13 +4430,13 @@
             </w:pPr>
             <w:r>
               <w:rPr>
-                <w:rFonts w:ascii="Arial" w:hAnsi="Arial" w:eastAsia="Arial"/>
-                <w:sz w:val="18"/>
-              </w:rPr>
-            </w:r>
-            <w:r>
-              <w:rPr>
-                <w:rFonts w:ascii="Arial" w:hAnsi="Arial" w:eastAsia="Arial"/>
+                <w:rFonts w:ascii="Arial" w:hAnsi="Arial" w:eastAsia="Arial" w:cs="Tahoma"/>
+                <w:sz w:val="18"/>
+              </w:rPr>
+            </w:r>
+            <w:r>
+              <w:rPr>
+                <w:rFonts w:ascii="Arial" w:hAnsi="Arial" w:eastAsia="Arial" w:cs="Tahoma"/>
                 <w:sz w:val="18"/>
               </w:rPr>
               <w:t>ยังไม่ตัดสิน</w:t>
@@ -4347,27 +4460,27 @@
             </w:pPr>
             <w:r>
               <w:rPr>
-                <w:rFonts w:ascii="Arial" w:hAnsi="Arial" w:eastAsia="Arial"/>
-                <w:sz w:val="18"/>
-              </w:rPr>
-            </w:r>
-            <w:r>
-              <w:rPr>
-                <w:rFonts w:ascii="Arial" w:hAnsi="Arial" w:eastAsia="Arial"/>
+                <w:rFonts w:ascii="Arial" w:hAnsi="Arial" w:eastAsia="Arial" w:cs="Tahoma"/>
+                <w:sz w:val="18"/>
+              </w:rPr>
+            </w:r>
+            <w:r>
+              <w:rPr>
+                <w:rFonts w:ascii="Arial" w:hAnsi="Arial" w:eastAsia="Arial" w:cs="Tahoma"/>
                 <w:sz w:val="18"/>
               </w:rPr>
               <w:t xml:space="preserve">DP-4 · </w:t>
             </w:r>
             <w:r>
               <w:rPr>
-                <w:rFonts w:ascii="Courier New" w:hAnsi="Courier New" w:eastAsia="Arial"/>
+                <w:rFonts w:ascii="Courier New" w:hAnsi="Courier New" w:eastAsia="Courier New" w:cs="Tahoma"/>
                 <w:sz w:val="18"/>
               </w:rPr>
               <w:t>fcs_qssi_score</w:t>
             </w:r>
             <w:r>
               <w:rPr>
-                <w:rFonts w:ascii="Arial" w:hAnsi="Arial" w:eastAsia="Arial"/>
+                <w:rFonts w:ascii="Arial" w:hAnsi="Arial" w:eastAsia="Arial" w:cs="Tahoma"/>
                 <w:sz w:val="18"/>
               </w:rPr>
               <w:t xml:space="preserve"> reuse หรือสร้างใหม่</w:t>
@@ -4386,27 +4499,27 @@
             </w:pPr>
             <w:r>
               <w:rPr>
-                <w:rFonts w:ascii="Arial" w:hAnsi="Arial" w:eastAsia="Arial"/>
-                <w:sz w:val="18"/>
-              </w:rPr>
-            </w:r>
-            <w:r>
-              <w:rPr>
-                <w:rFonts w:ascii="Arial" w:hAnsi="Arial" w:eastAsia="Arial"/>
+                <w:rFonts w:ascii="Arial" w:hAnsi="Arial" w:eastAsia="Arial" w:cs="Tahoma"/>
+                <w:sz w:val="18"/>
+              </w:rPr>
+            </w:r>
+            <w:r>
+              <w:rPr>
+                <w:rFonts w:ascii="Arial" w:hAnsi="Arial" w:eastAsia="Arial" w:cs="Tahoma"/>
                 <w:sz w:val="18"/>
               </w:rPr>
               <w:t xml:space="preserve">reuse ตารางเดิม 23,958,780 แถว — ต้อง backfill + SET NOT NULL บนตารางที่ </w:t>
             </w:r>
             <w:r>
               <w:rPr>
-                <w:rFonts w:ascii="Courier New" w:hAnsi="Courier New" w:eastAsia="Arial"/>
+                <w:rFonts w:ascii="Courier New" w:hAnsi="Courier New" w:eastAsia="Courier New" w:cs="Tahoma"/>
                 <w:sz w:val="18"/>
               </w:rPr>
               <w:t>performance.service.ts</w:t>
             </w:r>
             <w:r>
               <w:rPr>
-                <w:rFonts w:ascii="Arial" w:hAnsi="Arial" w:eastAsia="Arial"/>
+                <w:rFonts w:ascii="Arial" w:hAnsi="Arial" w:eastAsia="Arial" w:cs="Tahoma"/>
                 <w:sz w:val="18"/>
               </w:rPr>
               <w:t xml:space="preserve"> เขียนอยู่</w:t>
@@ -4425,13 +4538,13 @@
             </w:pPr>
             <w:r>
               <w:rPr>
-                <w:rFonts w:ascii="Arial" w:hAnsi="Arial" w:eastAsia="Arial"/>
-                <w:sz w:val="18"/>
-              </w:rPr>
-            </w:r>
-            <w:r>
-              <w:rPr>
-                <w:rFonts w:ascii="Arial" w:hAnsi="Arial" w:eastAsia="Arial"/>
+                <w:rFonts w:ascii="Arial" w:hAnsi="Arial" w:eastAsia="Arial" w:cs="Tahoma"/>
+                <w:sz w:val="18"/>
+              </w:rPr>
+            </w:r>
+            <w:r>
+              <w:rPr>
+                <w:rFonts w:ascii="Arial" w:hAnsi="Arial" w:eastAsia="Arial" w:cs="Tahoma"/>
                 <w:sz w:val="18"/>
               </w:rPr>
               <w:t>สร้างตารางของ SBPGI เอง — ไม่แตะของทีมอื่น แต่มีข้อมูล QSSI สองชุด</w:t>
@@ -4450,20 +4563,20 @@
             </w:pPr>
             <w:r>
               <w:rPr>
-                <w:rFonts w:ascii="Arial" w:hAnsi="Arial" w:eastAsia="Arial"/>
-                <w:sz w:val="18"/>
-              </w:rPr>
-            </w:r>
-            <w:r>
-              <w:rPr>
-                <w:rFonts w:ascii="Arial" w:hAnsi="Arial" w:eastAsia="Arial"/>
+                <w:rFonts w:ascii="Arial" w:hAnsi="Arial" w:eastAsia="Arial" w:cs="Tahoma"/>
+                <w:sz w:val="18"/>
+              </w:rPr>
+            </w:r>
+            <w:r>
+              <w:rPr>
+                <w:rFonts w:ascii="Arial" w:hAnsi="Arial" w:eastAsia="Arial" w:cs="Tahoma"/>
                 <w:sz w:val="18"/>
               </w:rPr>
               <w:t xml:space="preserve">ยังไม่ตัดสิน · มติที่แน่นอนแล้วคือ </w:t>
             </w:r>
             <w:r>
               <w:rPr>
-                <w:rFonts w:ascii="Arial" w:hAnsi="Arial" w:eastAsia="Arial"/>
+                <w:rFonts w:ascii="Arial" w:hAnsi="Arial" w:eastAsia="Arial" w:cs="Tahoma"/>
                 <w:b/>
                 <w:sz w:val="18"/>
               </w:rPr>
@@ -4488,13 +4601,13 @@
             </w:pPr>
             <w:r>
               <w:rPr>
-                <w:rFonts w:ascii="Arial" w:hAnsi="Arial" w:eastAsia="Arial"/>
-                <w:sz w:val="18"/>
-              </w:rPr>
-            </w:r>
-            <w:r>
-              <w:rPr>
-                <w:rFonts w:ascii="Arial" w:hAnsi="Arial" w:eastAsia="Arial"/>
+                <w:rFonts w:ascii="Arial" w:hAnsi="Arial" w:eastAsia="Arial" w:cs="Tahoma"/>
+                <w:sz w:val="18"/>
+              </w:rPr>
+            </w:r>
+            <w:r>
+              <w:rPr>
+                <w:rFonts w:ascii="Arial" w:hAnsi="Arial" w:eastAsia="Arial" w:cs="Tahoma"/>
                 <w:sz w:val="18"/>
               </w:rPr>
               <w:t>DP-9 ✅ ตัดสินแล้ว 2026-08-10 = แยกตัดสิน (decisions → common_code · external_factors/competitors ยังเป็นตารางของ SBPGI)</w:t>
@@ -4513,27 +4626,27 @@
             </w:pPr>
             <w:r>
               <w:rPr>
-                <w:rFonts w:ascii="Arial" w:hAnsi="Arial" w:eastAsia="Arial"/>
-                <w:sz w:val="18"/>
-              </w:rPr>
-            </w:r>
-            <w:r>
-              <w:rPr>
-                <w:rFonts w:ascii="Arial" w:hAnsi="Arial" w:eastAsia="Arial"/>
+                <w:rFonts w:ascii="Arial" w:hAnsi="Arial" w:eastAsia="Arial" w:cs="Tahoma"/>
+                <w:sz w:val="18"/>
+              </w:rPr>
+            </w:r>
+            <w:r>
+              <w:rPr>
+                <w:rFonts w:ascii="Arial" w:hAnsi="Arial" w:eastAsia="Arial" w:cs="Tahoma"/>
                 <w:sz w:val="18"/>
               </w:rPr>
               <w:t xml:space="preserve">ยัดลง </w:t>
             </w:r>
             <w:r>
               <w:rPr>
-                <w:rFonts w:ascii="Courier New" w:hAnsi="Courier New" w:eastAsia="Arial"/>
+                <w:rFonts w:ascii="Courier New" w:hAnsi="Courier New" w:eastAsia="Courier New" w:cs="Tahoma"/>
                 <w:sz w:val="18"/>
               </w:rPr>
               <w:t>common_code</w:t>
             </w:r>
             <w:r>
               <w:rPr>
-                <w:rFonts w:ascii="Arial" w:hAnsi="Arial" w:eastAsia="Arial"/>
+                <w:rFonts w:ascii="Arial" w:hAnsi="Arial" w:eastAsia="Arial" w:cs="Tahoma"/>
                 <w:sz w:val="18"/>
               </w:rPr>
               <w:t xml:space="preserve"> ของระบบเดิม</w:t>
@@ -4552,13 +4665,13 @@
             </w:pPr>
             <w:r>
               <w:rPr>
-                <w:rFonts w:ascii="Arial" w:hAnsi="Arial" w:eastAsia="Arial"/>
-                <w:sz w:val="18"/>
-              </w:rPr>
-            </w:r>
-            <w:r>
-              <w:rPr>
-                <w:rFonts w:ascii="Arial" w:hAnsi="Arial" w:eastAsia="Arial"/>
+                <w:rFonts w:ascii="Arial" w:hAnsi="Arial" w:eastAsia="Arial" w:cs="Tahoma"/>
+                <w:sz w:val="18"/>
+              </w:rPr>
+            </w:r>
+            <w:r>
+              <w:rPr>
+                <w:rFonts w:ascii="Arial" w:hAnsi="Arial" w:eastAsia="Arial" w:cs="Tahoma"/>
                 <w:sz w:val="18"/>
               </w:rPr>
               <w:t>ตารางเล็กของ SBPGI ตามที่ DDL ปัจจุบันเขียนไว้</w:t>
@@ -4577,13 +4690,13 @@
             </w:pPr>
             <w:r>
               <w:rPr>
-                <w:rFonts w:ascii="Arial" w:hAnsi="Arial" w:eastAsia="Arial"/>
-                <w:sz w:val="18"/>
-              </w:rPr>
-            </w:r>
-            <w:r>
-              <w:rPr>
-                <w:rFonts w:ascii="Arial" w:hAnsi="Arial" w:eastAsia="Arial"/>
+                <w:rFonts w:ascii="Arial" w:hAnsi="Arial" w:eastAsia="Arial" w:cs="Tahoma"/>
+                <w:sz w:val="18"/>
+              </w:rPr>
+            </w:r>
+            <w:r>
+              <w:rPr>
+                <w:rFonts w:ascii="Arial" w:hAnsi="Arial" w:eastAsia="Arial" w:cs="Tahoma"/>
                 <w:sz w:val="18"/>
               </w:rPr>
               <w:t>ยังไม่ตัดสิน</w:t>
@@ -4607,27 +4720,27 @@
             </w:pPr>
             <w:r>
               <w:rPr>
-                <w:rFonts w:ascii="Arial" w:hAnsi="Arial" w:eastAsia="Arial"/>
-                <w:sz w:val="18"/>
-              </w:rPr>
-            </w:r>
-            <w:r>
-              <w:rPr>
-                <w:rFonts w:ascii="Arial" w:hAnsi="Arial" w:eastAsia="Arial"/>
+                <w:rFonts w:ascii="Arial" w:hAnsi="Arial" w:eastAsia="Arial" w:cs="Tahoma"/>
+                <w:sz w:val="18"/>
+              </w:rPr>
+            </w:r>
+            <w:r>
+              <w:rPr>
+                <w:rFonts w:ascii="Arial" w:hAnsi="Arial" w:eastAsia="Arial" w:cs="Tahoma"/>
                 <w:sz w:val="18"/>
               </w:rPr>
               <w:t xml:space="preserve">DP-1 · </w:t>
             </w:r>
             <w:r>
               <w:rPr>
-                <w:rFonts w:ascii="Courier New" w:hAnsi="Courier New" w:eastAsia="Arial"/>
+                <w:rFonts w:ascii="Courier New" w:hAnsi="Courier New" w:eastAsia="Courier New" w:cs="Tahoma"/>
                 <w:sz w:val="18"/>
               </w:rPr>
               <w:t>reference_id</w:t>
             </w:r>
             <w:r>
               <w:rPr>
-                <w:rFonts w:ascii="Arial" w:hAnsi="Arial" w:eastAsia="Arial"/>
+                <w:rFonts w:ascii="Arial" w:hAnsi="Arial" w:eastAsia="Arial" w:cs="Tahoma"/>
                 <w:sz w:val="18"/>
               </w:rPr>
               <w:t xml:space="preserve"> ของ workflow</w:t>
@@ -4646,16 +4759,23 @@
             </w:pPr>
             <w:r>
               <w:rPr>
-                <w:rFonts w:ascii="Arial" w:hAnsi="Arial" w:eastAsia="Arial"/>
-                <w:sz w:val="18"/>
-              </w:rPr>
-            </w:r>
-            <w:r>
-              <w:rPr>
-                <w:rFonts w:ascii="Courier New" w:hAnsi="Courier New" w:eastAsia="Arial"/>
+                <w:rFonts w:ascii="Arial" w:hAnsi="Arial" w:eastAsia="Arial" w:cs="Tahoma"/>
+                <w:sz w:val="18"/>
+              </w:rPr>
+            </w:r>
+            <w:r>
+              <w:rPr>
+                <w:rFonts w:ascii="Courier New" w:hAnsi="Courier New" w:eastAsia="Courier New" w:cs="Tahoma"/>
                 <w:sz w:val="18"/>
               </w:rPr>
               <w:t>doc_no</w:t>
+            </w:r>
+            <w:r>
+              <w:rPr>
+                <w:rFonts w:ascii="Arial" w:hAnsi="Arial" w:eastAsia="Arial" w:cs="Tahoma"/>
+                <w:sz w:val="18"/>
+              </w:rPr>
+              <w:t xml:space="preserve"> — ตกไป</w:t>
             </w:r>
           </w:p>
         </w:tc>
@@ -4671,16 +4791,52 @@
             </w:pPr>
             <w:r>
               <w:rPr>
-                <w:rFonts w:ascii="Arial" w:hAnsi="Arial" w:eastAsia="Arial"/>
-                <w:sz w:val="18"/>
-              </w:rPr>
-            </w:r>
-            <w:r>
-              <w:rPr>
-                <w:rFonts w:ascii="Arial" w:hAnsi="Arial" w:eastAsia="Arial"/>
-                <w:sz w:val="18"/>
-              </w:rPr>
-              <w:t>surrogate id (แบบที่ cooperation-request/inform-evaluate ทำจริง)</w:t>
+                <w:rFonts w:ascii="Arial" w:hAnsi="Arial" w:eastAsia="Arial" w:cs="Tahoma"/>
+                <w:sz w:val="18"/>
+              </w:rPr>
+            </w:r>
+            <w:r>
+              <w:rPr>
+                <w:rFonts w:ascii="Arial" w:hAnsi="Arial" w:eastAsia="Arial" w:cs="Tahoma"/>
+                <w:b/>
+                <w:sz w:val="18"/>
+              </w:rPr>
+              <w:t>เลือก surrogate id</w:t>
+            </w:r>
+            <w:r>
+              <w:rPr>
+                <w:rFonts w:ascii="Arial" w:hAnsi="Arial" w:eastAsia="Arial" w:cs="Tahoma"/>
+                <w:sz w:val="18"/>
+              </w:rPr>
+              <w:t xml:space="preserve"> (</w:t>
+            </w:r>
+            <w:r>
+              <w:rPr>
+                <w:rFonts w:ascii="Courier New" w:hAnsi="Courier New" w:eastAsia="Courier New" w:cs="Tahoma"/>
+                <w:sz w:val="18"/>
+              </w:rPr>
+              <w:t>compensation_documents.id</w:t>
+            </w:r>
+            <w:r>
+              <w:rPr>
+                <w:rFonts w:ascii="Arial" w:hAnsi="Arial" w:eastAsia="Arial" w:cs="Tahoma"/>
+                <w:sz w:val="18"/>
+              </w:rPr>
+              <w:t xml:space="preserve"> · ส่งเป็น string เพราะ </w:t>
+            </w:r>
+            <w:r>
+              <w:rPr>
+                <w:rFonts w:ascii="Courier New" w:hAnsi="Courier New" w:eastAsia="Courier New" w:cs="Tahoma"/>
+                <w:sz w:val="18"/>
+              </w:rPr>
+              <w:t>reference_id</w:t>
+            </w:r>
+            <w:r>
+              <w:rPr>
+                <w:rFonts w:ascii="Arial" w:hAnsi="Arial" w:eastAsia="Arial" w:cs="Tahoma"/>
+                <w:sz w:val="18"/>
+              </w:rPr>
+              <w:t xml:space="preserve"> เป็น varchar(255)) แบบที่ cooperation-request/inform-evaluate ทำจริง</w:t>
             </w:r>
           </w:p>
         </w:tc>
@@ -4696,30 +4852,16 @@
             </w:pPr>
             <w:r>
               <w:rPr>
-                <w:rFonts w:ascii="Arial" w:hAnsi="Arial" w:eastAsia="Arial"/>
-                <w:sz w:val="18"/>
-              </w:rPr>
-            </w:r>
-            <w:r>
-              <w:rPr>
-                <w:rFonts w:ascii="Arial" w:hAnsi="Arial" w:eastAsia="Arial"/>
-                <w:sz w:val="18"/>
-              </w:rPr>
-              <w:t xml:space="preserve">ยังไม่ตัดสิน · กระทบว่า </w:t>
-            </w:r>
-            <w:r>
-              <w:rPr>
-                <w:rFonts w:ascii="Courier New" w:hAnsi="Courier New" w:eastAsia="Arial"/>
-                <w:sz w:val="18"/>
-              </w:rPr>
-              <w:t>compensation_documents</w:t>
-            </w:r>
-            <w:r>
-              <w:rPr>
-                <w:rFonts w:ascii="Arial" w:hAnsi="Arial" w:eastAsia="Arial"/>
-                <w:sz w:val="18"/>
-              </w:rPr>
-              <w:t xml:space="preserve"> ต้องมี surrogate PK หรือไม่</w:t>
+                <w:rFonts w:ascii="Arial" w:hAnsi="Arial" w:eastAsia="Arial" w:cs="Tahoma"/>
+                <w:sz w:val="18"/>
+              </w:rPr>
+            </w:r>
+            <w:r>
+              <w:rPr>
+                <w:rFonts w:ascii="Arial" w:hAnsi="Arial" w:eastAsia="Arial" w:cs="Tahoma"/>
+                <w:sz w:val="18"/>
+              </w:rPr>
+              <w:t>✅ ปิดแล้ว 2026-08-17 — ยืนยันตามระบบเดิม</w:t>
             </w:r>
           </w:p>
         </w:tc>
@@ -4740,20 +4882,20 @@
             </w:pPr>
             <w:r>
               <w:rPr>
-                <w:rFonts w:ascii="Arial" w:hAnsi="Arial" w:eastAsia="Arial"/>
-                <w:sz w:val="18"/>
-              </w:rPr>
-            </w:r>
-            <w:r>
-              <w:rPr>
-                <w:rFonts w:ascii="Arial" w:hAnsi="Arial" w:eastAsia="Arial"/>
+                <w:rFonts w:ascii="Arial" w:hAnsi="Arial" w:eastAsia="Arial" w:cs="Tahoma"/>
+                <w:sz w:val="18"/>
+              </w:rPr>
+            </w:r>
+            <w:r>
+              <w:rPr>
+                <w:rFonts w:ascii="Arial" w:hAnsi="Arial" w:eastAsia="Arial" w:cs="Tahoma"/>
                 <w:sz w:val="18"/>
               </w:rPr>
               <w:t xml:space="preserve">DP-7 · </w:t>
             </w:r>
             <w:r>
               <w:rPr>
-                <w:rFonts w:ascii="Courier New" w:hAnsi="Courier New" w:eastAsia="Arial"/>
+                <w:rFonts w:ascii="Courier New" w:hAnsi="Courier New" w:eastAsia="Courier New" w:cs="Tahoma"/>
                 <w:sz w:val="18"/>
               </w:rPr>
               <w:t>consideration_logs</w:t>
@@ -4772,13 +4914,13 @@
             </w:pPr>
             <w:r>
               <w:rPr>
-                <w:rFonts w:ascii="Arial" w:hAnsi="Arial" w:eastAsia="Arial"/>
-                <w:sz w:val="18"/>
-              </w:rPr>
-            </w:r>
-            <w:r>
-              <w:rPr>
-                <w:rFonts w:ascii="Arial" w:hAnsi="Arial" w:eastAsia="Arial"/>
+                <w:rFonts w:ascii="Arial" w:hAnsi="Arial" w:eastAsia="Arial" w:cs="Tahoma"/>
+                <w:sz w:val="18"/>
+              </w:rPr>
+            </w:r>
+            <w:r>
+              <w:rPr>
+                <w:rFonts w:ascii="Arial" w:hAnsi="Arial" w:eastAsia="Arial" w:cs="Tahoma"/>
                 <w:sz w:val="18"/>
               </w:rPr>
               <w:t>ตาราง timeline เต็มของ SBPGI ตามที่ DDL ปัจจุบันเขียนไว้</w:t>
@@ -4797,27 +4939,27 @@
             </w:pPr>
             <w:r>
               <w:rPr>
-                <w:rFonts w:ascii="Arial" w:hAnsi="Arial" w:eastAsia="Arial"/>
-                <w:sz w:val="18"/>
-              </w:rPr>
-            </w:r>
-            <w:r>
-              <w:rPr>
-                <w:rFonts w:ascii="Arial" w:hAnsi="Arial" w:eastAsia="Arial"/>
+                <w:rFonts w:ascii="Arial" w:hAnsi="Arial" w:eastAsia="Arial" w:cs="Tahoma"/>
+                <w:sz w:val="18"/>
+              </w:rPr>
+            </w:r>
+            <w:r>
+              <w:rPr>
+                <w:rFonts w:ascii="Arial" w:hAnsi="Arial" w:eastAsia="Arial" w:cs="Tahoma"/>
                 <w:sz w:val="18"/>
               </w:rPr>
               <w:t xml:space="preserve">ตารางส่วนขยายบน </w:t>
             </w:r>
             <w:r>
               <w:rPr>
-                <w:rFonts w:ascii="Courier New" w:hAnsi="Courier New" w:eastAsia="Arial"/>
+                <w:rFonts w:ascii="Courier New" w:hAnsi="Courier New" w:eastAsia="Courier New" w:cs="Tahoma"/>
                 <w:sz w:val="18"/>
               </w:rPr>
               <w:t>sps_store.workflow_history</w:t>
             </w:r>
             <w:r>
               <w:rPr>
-                <w:rFonts w:ascii="Arial" w:hAnsi="Arial" w:eastAsia="Arial"/>
+                <w:rFonts w:ascii="Arial" w:hAnsi="Arial" w:eastAsia="Arial" w:cs="Tahoma"/>
                 <w:sz w:val="18"/>
               </w:rPr>
               <w:t xml:space="preserve"> ของ engine (engine เก็บ state transition แต่ไม่มี decision code / ไฟล์แนบ / ความเห็น)</w:t>
@@ -4836,20 +4978,20 @@
             </w:pPr>
             <w:r>
               <w:rPr>
-                <w:rFonts w:ascii="Arial" w:hAnsi="Arial" w:eastAsia="Arial"/>
-                <w:sz w:val="18"/>
-              </w:rPr>
-            </w:r>
-            <w:r>
-              <w:rPr>
-                <w:rFonts w:ascii="Arial" w:hAnsi="Arial" w:eastAsia="Arial"/>
+                <w:rFonts w:ascii="Arial" w:hAnsi="Arial" w:eastAsia="Arial" w:cs="Tahoma"/>
+                <w:sz w:val="18"/>
+              </w:rPr>
+            </w:r>
+            <w:r>
+              <w:rPr>
+                <w:rFonts w:ascii="Arial" w:hAnsi="Arial" w:eastAsia="Arial" w:cs="Tahoma"/>
                 <w:sz w:val="18"/>
               </w:rPr>
               <w:t xml:space="preserve">ยังไม่ตัดสิน · กระทบ DDL ของตารางนี้และ response ของ </w:t>
             </w:r>
             <w:r>
               <w:rPr>
-                <w:rFonts w:ascii="Courier New" w:hAnsi="Courier New" w:eastAsia="Arial"/>
+                <w:rFonts w:ascii="Courier New" w:hAnsi="Courier New" w:eastAsia="Courier New" w:cs="Tahoma"/>
                 <w:sz w:val="18"/>
               </w:rPr>
               <w:t>GET /documents/{docNo}/timeline</w:t>
@@ -4873,13 +5015,13 @@
             </w:pPr>
             <w:r>
               <w:rPr>
-                <w:rFonts w:ascii="Arial" w:hAnsi="Arial" w:eastAsia="Arial"/>
-                <w:sz w:val="18"/>
-              </w:rPr>
-            </w:r>
-            <w:r>
-              <w:rPr>
-                <w:rFonts w:ascii="Arial" w:hAnsi="Arial" w:eastAsia="Arial"/>
+                <w:rFonts w:ascii="Arial" w:hAnsi="Arial" w:eastAsia="Arial" w:cs="Tahoma"/>
+                <w:sz w:val="18"/>
+              </w:rPr>
+            </w:r>
+            <w:r>
+              <w:rPr>
+                <w:rFonts w:ascii="Arial" w:hAnsi="Arial" w:eastAsia="Arial" w:cs="Tahoma"/>
                 <w:sz w:val="18"/>
               </w:rPr>
               <w:t>DP-12 · audit ของ master</w:t>
@@ -4898,13 +5040,13 @@
             </w:pPr>
             <w:r>
               <w:rPr>
-                <w:rFonts w:ascii="Arial" w:hAnsi="Arial" w:eastAsia="Arial"/>
-                <w:sz w:val="18"/>
-              </w:rPr>
-            </w:r>
-            <w:r>
-              <w:rPr>
-                <w:rFonts w:ascii="Arial" w:hAnsi="Arial" w:eastAsia="Arial"/>
+                <w:rFonts w:ascii="Arial" w:hAnsi="Arial" w:eastAsia="Arial" w:cs="Tahoma"/>
+                <w:sz w:val="18"/>
+              </w:rPr>
+            </w:r>
+            <w:r>
+              <w:rPr>
+                <w:rFonts w:ascii="Arial" w:hAnsi="Arial" w:eastAsia="Arial" w:cs="Tahoma"/>
                 <w:sz w:val="18"/>
               </w:rPr>
               <w:t>เอากลับมาโดยใช้กลไกของระบบเดิม</w:t>
@@ -4923,13 +5065,13 @@
             </w:pPr>
             <w:r>
               <w:rPr>
-                <w:rFonts w:ascii="Arial" w:hAnsi="Arial" w:eastAsia="Arial"/>
-                <w:sz w:val="18"/>
-              </w:rPr>
-            </w:r>
-            <w:r>
-              <w:rPr>
-                <w:rFonts w:ascii="Arial" w:hAnsi="Arial" w:eastAsia="Arial"/>
+                <w:rFonts w:ascii="Arial" w:hAnsi="Arial" w:eastAsia="Arial" w:cs="Tahoma"/>
+                <w:sz w:val="18"/>
+              </w:rPr>
+            </w:r>
+            <w:r>
+              <w:rPr>
+                <w:rFonts w:ascii="Arial" w:hAnsi="Arial" w:eastAsia="Arial" w:cs="Tahoma"/>
                 <w:sz w:val="18"/>
               </w:rPr>
               <w:t>ไม่มีเลยตามมติ 2026-08-07 (สถานะปัจจุบันของ DDL)</w:t>
@@ -4948,13 +5090,13 @@
             </w:pPr>
             <w:r>
               <w:rPr>
-                <w:rFonts w:ascii="Arial" w:hAnsi="Arial" w:eastAsia="Arial"/>
-                <w:sz w:val="18"/>
-              </w:rPr>
-            </w:r>
-            <w:r>
-              <w:rPr>
-                <w:rFonts w:ascii="Arial" w:hAnsi="Arial" w:eastAsia="Arial"/>
+                <w:rFonts w:ascii="Arial" w:hAnsi="Arial" w:eastAsia="Arial" w:cs="Tahoma"/>
+                <w:sz w:val="18"/>
+              </w:rPr>
+            </w:r>
+            <w:r>
+              <w:rPr>
+                <w:rFonts w:ascii="Arial" w:hAnsi="Arial" w:eastAsia="Arial" w:cs="Tahoma"/>
                 <w:sz w:val="18"/>
               </w:rPr>
               <w:t>ยังไม่ตัดสิน</w:t>
@@ -4966,13 +5108,13 @@
     <w:p/>
     <w:p>
       <w:pPr>
-        <w:pStyle w:val="Heading1"/>
+        <w:pStyle w:val="Heading2"/>
         <w:keepNext/>
         <w:keepLines/>
         <w:pageBreakBefore w:val="0"/>
       </w:pPr>
       <w:r>
-        <w:t>5.1 Input / Progress / Output Contract</w:t>
+        <w:t>5.9 Input / Progress / Output Contract</w:t>
       </w:r>
     </w:p>
     <w:tbl>
@@ -5004,7 +5146,7 @@
             <w:r/>
             <w:r>
               <w:rPr>
-                <w:rFonts w:ascii="Arial" w:hAnsi="Arial" w:eastAsia="Arial"/>
+                <w:rFonts w:ascii="Arial" w:hAnsi="Arial" w:eastAsia="Arial" w:cs="Tahoma"/>
                 <w:b/>
                 <w:sz w:val="18"/>
               </w:rPr>
@@ -5026,7 +5168,7 @@
             <w:r/>
             <w:r>
               <w:rPr>
-                <w:rFonts w:ascii="Arial" w:hAnsi="Arial" w:eastAsia="Arial"/>
+                <w:rFonts w:ascii="Arial" w:hAnsi="Arial" w:eastAsia="Arial" w:cs="Tahoma"/>
                 <w:b/>
                 <w:sz w:val="18"/>
               </w:rPr>
@@ -5051,13 +5193,13 @@
             </w:pPr>
             <w:r>
               <w:rPr>
-                <w:rFonts w:ascii="Arial" w:hAnsi="Arial" w:eastAsia="Arial"/>
-                <w:sz w:val="18"/>
-              </w:rPr>
-            </w:r>
-            <w:r>
-              <w:rPr>
-                <w:rFonts w:ascii="Arial" w:hAnsi="Arial" w:eastAsia="Arial"/>
+                <w:rFonts w:ascii="Arial" w:hAnsi="Arial" w:eastAsia="Arial" w:cs="Tahoma"/>
+                <w:sz w:val="18"/>
+              </w:rPr>
+            </w:r>
+            <w:r>
+              <w:rPr>
+                <w:rFonts w:ascii="Arial" w:hAnsi="Arial" w:eastAsia="Arial" w:cs="Tahoma"/>
                 <w:sz w:val="18"/>
               </w:rPr>
               <w:t>Input</w:t>
@@ -5076,13 +5218,13 @@
             </w:pPr>
             <w:r>
               <w:rPr>
-                <w:rFonts w:ascii="Arial" w:hAnsi="Arial" w:eastAsia="Arial"/>
-                <w:sz w:val="18"/>
-              </w:rPr>
-            </w:r>
-            <w:r>
-              <w:rPr>
-                <w:rFonts w:ascii="Arial" w:hAnsi="Arial" w:eastAsia="Arial"/>
+                <w:rFonts w:ascii="Arial" w:hAnsi="Arial" w:eastAsia="Arial" w:cs="Tahoma"/>
+                <w:sz w:val="18"/>
+              </w:rPr>
+            </w:r>
+            <w:r>
+              <w:rPr>
+                <w:rFonts w:ascii="Arial" w:hAnsi="Arial" w:eastAsia="Arial" w:cs="Tahoma"/>
                 <w:sz w:val="18"/>
               </w:rPr>
               <w:t>User action, route/query state, form values, and permission context for this feature.</w:t>
@@ -5106,13 +5248,13 @@
             </w:pPr>
             <w:r>
               <w:rPr>
-                <w:rFonts w:ascii="Arial" w:hAnsi="Arial" w:eastAsia="Arial"/>
-                <w:sz w:val="18"/>
-              </w:rPr>
-            </w:r>
-            <w:r>
-              <w:rPr>
-                <w:rFonts w:ascii="Arial" w:hAnsi="Arial" w:eastAsia="Arial"/>
+                <w:rFonts w:ascii="Arial" w:hAnsi="Arial" w:eastAsia="Arial" w:cs="Tahoma"/>
+                <w:sz w:val="18"/>
+              </w:rPr>
+            </w:r>
+            <w:r>
+              <w:rPr>
+                <w:rFonts w:ascii="Arial" w:hAnsi="Arial" w:eastAsia="Arial" w:cs="Tahoma"/>
                 <w:sz w:val="18"/>
               </w:rPr>
               <w:t>Progress</w:t>
@@ -5131,16 +5273,16 @@
             </w:pPr>
             <w:r>
               <w:rPr>
-                <w:rFonts w:ascii="Arial" w:hAnsi="Arial" w:eastAsia="Arial"/>
-                <w:sz w:val="18"/>
-              </w:rPr>
-            </w:r>
-            <w:r>
-              <w:rPr>
-                <w:rFonts w:ascii="Arial" w:hAnsi="Arial" w:eastAsia="Arial"/>
-                <w:sz w:val="18"/>
-              </w:rPr>
-              <w:t>ยืนยันรายการ 20 ตารางกับ Database design และ LLDD-Database.pdf ให้ตรงกันก่อนเขียน DDL; เขียน 01_schema.sql เรียงตาม dependency: โซน C master -&gt; โซน A pipeline -&gt; โซน B document; เขียน 02_index.sql แยกไฟล์ เพื่อให้ rerun/เพิ่ม index ภายหลังได้โดยไม่แตะ schema; เขียน 03_seed.sql เฉพาะ master ที่ระบบต้องมีตั้งแต่วันแรก</w:t>
+                <w:rFonts w:ascii="Arial" w:hAnsi="Arial" w:eastAsia="Arial" w:cs="Tahoma"/>
+                <w:sz w:val="18"/>
+              </w:rPr>
+            </w:r>
+            <w:r>
+              <w:rPr>
+                <w:rFonts w:ascii="Arial" w:hAnsi="Arial" w:eastAsia="Arial" w:cs="Tahoma"/>
+                <w:sz w:val="18"/>
+              </w:rPr>
+              <w:t>ยืนยันรายการ 19 ตารางกับ Database design และ LLDD-Database.pdf ให้ตรงกันก่อนเขียน DDL; เขียน 01_schema.sql เรียงตาม dependency: โซน C master -&gt; โซน A pipeline -&gt; โซน B document; เขียน 02_index.sql แยกไฟล์ เพื่อให้ rerun/เพิ่ม index ภายหลังได้โดยไม่แตะ schema; เขียน 03_seed.sql เฉพาะ master ที่ระบบต้องมีตั้งแต่วันแรก</w:t>
             </w:r>
           </w:p>
         </w:tc>
@@ -5161,13 +5303,13 @@
             </w:pPr>
             <w:r>
               <w:rPr>
-                <w:rFonts w:ascii="Arial" w:hAnsi="Arial" w:eastAsia="Arial"/>
-                <w:sz w:val="18"/>
-              </w:rPr>
-            </w:r>
-            <w:r>
-              <w:rPr>
-                <w:rFonts w:ascii="Arial" w:hAnsi="Arial" w:eastAsia="Arial"/>
+                <w:rFonts w:ascii="Arial" w:hAnsi="Arial" w:eastAsia="Arial" w:cs="Tahoma"/>
+                <w:sz w:val="18"/>
+              </w:rPr>
+            </w:r>
+            <w:r>
+              <w:rPr>
+                <w:rFonts w:ascii="Arial" w:hAnsi="Arial" w:eastAsia="Arial" w:cs="Tahoma"/>
                 <w:sz w:val="18"/>
               </w:rPr>
               <w:t>Output</w:t>
@@ -5186,13 +5328,13 @@
             </w:pPr>
             <w:r>
               <w:rPr>
-                <w:rFonts w:ascii="Arial" w:hAnsi="Arial" w:eastAsia="Arial"/>
-                <w:sz w:val="18"/>
-              </w:rPr>
-            </w:r>
-            <w:r>
-              <w:rPr>
-                <w:rFonts w:ascii="Arial" w:hAnsi="Arial" w:eastAsia="Arial"/>
+                <w:rFonts w:ascii="Arial" w:hAnsi="Arial" w:eastAsia="Arial" w:cs="Tahoma"/>
+                <w:sz w:val="18"/>
+              </w:rPr>
+            </w:r>
+            <w:r>
+              <w:rPr>
+                <w:rFonts w:ascii="Arial" w:hAnsi="Arial" w:eastAsia="Arial" w:cs="Tahoma"/>
                 <w:sz w:val="18"/>
               </w:rPr>
               <w:t>19 target tables (โซน A/B/C)</w:t>
@@ -5244,7 +5386,7 @@
             <w:r/>
             <w:r>
               <w:rPr>
-                <w:rFonts w:ascii="Arial" w:hAnsi="Arial" w:eastAsia="Arial"/>
+                <w:rFonts w:ascii="Arial" w:hAnsi="Arial" w:eastAsia="Arial" w:cs="Tahoma"/>
                 <w:b/>
                 <w:sz w:val="18"/>
               </w:rPr>
@@ -5266,7 +5408,7 @@
             <w:r/>
             <w:r>
               <w:rPr>
-                <w:rFonts w:ascii="Arial" w:hAnsi="Arial" w:eastAsia="Arial"/>
+                <w:rFonts w:ascii="Arial" w:hAnsi="Arial" w:eastAsia="Arial" w:cs="Tahoma"/>
                 <w:b/>
                 <w:sz w:val="18"/>
               </w:rPr>
@@ -5288,7 +5430,7 @@
             <w:r/>
             <w:r>
               <w:rPr>
-                <w:rFonts w:ascii="Arial" w:hAnsi="Arial" w:eastAsia="Arial"/>
+                <w:rFonts w:ascii="Arial" w:hAnsi="Arial" w:eastAsia="Arial" w:cs="Tahoma"/>
                 <w:b/>
                 <w:sz w:val="18"/>
               </w:rPr>
@@ -5310,7 +5452,7 @@
             <w:r/>
             <w:r>
               <w:rPr>
-                <w:rFonts w:ascii="Arial" w:hAnsi="Arial" w:eastAsia="Arial"/>
+                <w:rFonts w:ascii="Arial" w:hAnsi="Arial" w:eastAsia="Arial" w:cs="Tahoma"/>
                 <w:b/>
                 <w:sz w:val="18"/>
               </w:rPr>
@@ -5335,13 +5477,13 @@
             </w:pPr>
             <w:r>
               <w:rPr>
-                <w:rFonts w:ascii="Arial" w:hAnsi="Arial" w:eastAsia="Arial"/>
-                <w:sz w:val="18"/>
-              </w:rPr>
-            </w:r>
-            <w:r>
-              <w:rPr>
-                <w:rFonts w:ascii="Arial" w:hAnsi="Arial" w:eastAsia="Arial"/>
+                <w:rFonts w:ascii="Arial" w:hAnsi="Arial" w:eastAsia="Arial" w:cs="Tahoma"/>
+                <w:sz w:val="18"/>
+              </w:rPr>
+            </w:r>
+            <w:r>
+              <w:rPr>
+                <w:rFonts w:ascii="Arial" w:hAnsi="Arial" w:eastAsia="Arial" w:cs="Tahoma"/>
                 <w:sz w:val="18"/>
               </w:rPr>
               <w:t>Internal service</w:t>
@@ -5360,16 +5502,16 @@
             </w:pPr>
             <w:r>
               <w:rPr>
-                <w:rFonts w:ascii="Arial" w:hAnsi="Arial" w:eastAsia="Arial"/>
-                <w:sz w:val="18"/>
-              </w:rPr>
-            </w:r>
-            <w:r>
-              <w:rPr>
-                <w:rFonts w:ascii="Arial" w:hAnsi="Arial" w:eastAsia="Arial"/>
-                <w:sz w:val="18"/>
-              </w:rPr>
-              <w:t>กำหนด DDL ของ target schema 20 ตาราง พร้อม index/constraint/seed และสคริปต์ deploy ให้ทุกเอกสาร BE อ้างอิงโครงเดียวกัน — เป็น blocker ที่ต้องปิดในสัปดาห์แรก</w:t>
+                <w:rFonts w:ascii="Arial" w:hAnsi="Arial" w:eastAsia="Arial" w:cs="Tahoma"/>
+                <w:sz w:val="18"/>
+              </w:rPr>
+            </w:r>
+            <w:r>
+              <w:rPr>
+                <w:rFonts w:ascii="Arial" w:hAnsi="Arial" w:eastAsia="Arial" w:cs="Tahoma"/>
+                <w:sz w:val="18"/>
+              </w:rPr>
+              <w:t>กำหนด DDL ของ target schema 19 ตาราง พร้อม index/constraint/seed และสคริปต์ deploy ให้ทุกเอกสาร BE อ้างอิงโครงเดียวกัน — เป็น blocker ที่ต้องปิดในสัปดาห์แรก</w:t>
             </w:r>
           </w:p>
         </w:tc>
@@ -5385,13 +5527,13 @@
             </w:pPr>
             <w:r>
               <w:rPr>
-                <w:rFonts w:ascii="Arial" w:hAnsi="Arial" w:eastAsia="Arial"/>
-                <w:sz w:val="18"/>
-              </w:rPr>
-            </w:r>
-            <w:r>
-              <w:rPr>
-                <w:rFonts w:ascii="Arial" w:hAnsi="Arial" w:eastAsia="Arial"/>
+                <w:rFonts w:ascii="Arial" w:hAnsi="Arial" w:eastAsia="Arial" w:cs="Tahoma"/>
+                <w:sz w:val="18"/>
+              </w:rPr>
+            </w:r>
+            <w:r>
+              <w:rPr>
+                <w:rFonts w:ascii="Arial" w:hAnsi="Arial" w:eastAsia="Arial" w:cs="Tahoma"/>
                 <w:sz w:val="18"/>
               </w:rPr>
               <w:t>เรียกจาก use case ภายในเท่านั้น</w:t>
@@ -5410,13 +5552,13 @@
             </w:pPr>
             <w:r>
               <w:rPr>
-                <w:rFonts w:ascii="Arial" w:hAnsi="Arial" w:eastAsia="Arial"/>
-                <w:sz w:val="18"/>
-              </w:rPr>
-            </w:r>
-            <w:r>
-              <w:rPr>
-                <w:rFonts w:ascii="Arial" w:hAnsi="Arial" w:eastAsia="Arial"/>
+                <w:rFonts w:ascii="Arial" w:hAnsi="Arial" w:eastAsia="Arial" w:cs="Tahoma"/>
+                <w:sz w:val="18"/>
+              </w:rPr>
+            </w:r>
+            <w:r>
+              <w:rPr>
+                <w:rFonts w:ascii="Arial" w:hAnsi="Arial" w:eastAsia="Arial" w:cs="Tahoma"/>
                 <w:sz w:val="18"/>
               </w:rPr>
               <w:t>DDL รันบนฐานว่างได้ครบในครั้งเดียวโดยไม่มี error ลำดับ FK</w:t>
@@ -5467,7 +5609,7 @@
             <w:r/>
             <w:r>
               <w:rPr>
-                <w:rFonts w:ascii="Arial" w:hAnsi="Arial" w:eastAsia="Arial"/>
+                <w:rFonts w:ascii="Arial" w:hAnsi="Arial" w:eastAsia="Arial" w:cs="Tahoma"/>
                 <w:b/>
                 <w:sz w:val="18"/>
               </w:rPr>
@@ -5489,7 +5631,7 @@
             <w:r/>
             <w:r>
               <w:rPr>
-                <w:rFonts w:ascii="Arial" w:hAnsi="Arial" w:eastAsia="Arial"/>
+                <w:rFonts w:ascii="Arial" w:hAnsi="Arial" w:eastAsia="Arial" w:cs="Tahoma"/>
                 <w:b/>
                 <w:sz w:val="18"/>
               </w:rPr>
@@ -5511,7 +5653,7 @@
             <w:r/>
             <w:r>
               <w:rPr>
-                <w:rFonts w:ascii="Arial" w:hAnsi="Arial" w:eastAsia="Arial"/>
+                <w:rFonts w:ascii="Arial" w:hAnsi="Arial" w:eastAsia="Arial" w:cs="Tahoma"/>
                 <w:b/>
                 <w:sz w:val="18"/>
               </w:rPr>
@@ -5536,13 +5678,13 @@
             </w:pPr>
             <w:r>
               <w:rPr>
-                <w:rFonts w:ascii="Arial" w:hAnsi="Arial" w:eastAsia="Arial"/>
-                <w:sz w:val="18"/>
-              </w:rPr>
-            </w:r>
-            <w:r>
-              <w:rPr>
-                <w:rFonts w:ascii="Arial" w:hAnsi="Arial" w:eastAsia="Arial"/>
+                <w:rFonts w:ascii="Arial" w:hAnsi="Arial" w:eastAsia="Arial" w:cs="Tahoma"/>
+                <w:sz w:val="18"/>
+              </w:rPr>
+            </w:r>
+            <w:r>
+              <w:rPr>
+                <w:rFonts w:ascii="Arial" w:hAnsi="Arial" w:eastAsia="Arial" w:cs="Tahoma"/>
                 <w:sz w:val="18"/>
               </w:rPr>
               <w:t>1</w:t>
@@ -5561,16 +5703,16 @@
             </w:pPr>
             <w:r>
               <w:rPr>
-                <w:rFonts w:ascii="Arial" w:hAnsi="Arial" w:eastAsia="Arial"/>
-                <w:sz w:val="18"/>
-              </w:rPr>
-            </w:r>
-            <w:r>
-              <w:rPr>
-                <w:rFonts w:ascii="Arial" w:hAnsi="Arial" w:eastAsia="Arial"/>
-                <w:sz w:val="18"/>
-              </w:rPr>
-              <w:t>ยืนยันรายการ 20 ตารางกับ Database design และ LLDD-Database.pdf ให้ตรงกันก่อนเขียน DDL</w:t>
+                <w:rFonts w:ascii="Arial" w:hAnsi="Arial" w:eastAsia="Arial" w:cs="Tahoma"/>
+                <w:sz w:val="18"/>
+              </w:rPr>
+            </w:r>
+            <w:r>
+              <w:rPr>
+                <w:rFonts w:ascii="Arial" w:hAnsi="Arial" w:eastAsia="Arial" w:cs="Tahoma"/>
+                <w:sz w:val="18"/>
+              </w:rPr>
+              <w:t>ยืนยันรายการ 19 ตารางกับ Database design และ LLDD-Database.pdf ให้ตรงกันก่อนเขียน DDL</w:t>
             </w:r>
           </w:p>
         </w:tc>
@@ -5586,13 +5728,13 @@
             </w:pPr>
             <w:r>
               <w:rPr>
-                <w:rFonts w:ascii="Arial" w:hAnsi="Arial" w:eastAsia="Arial"/>
-                <w:sz w:val="18"/>
-              </w:rPr>
-            </w:r>
-            <w:r>
-              <w:rPr>
-                <w:rFonts w:ascii="Arial" w:hAnsi="Arial" w:eastAsia="Arial"/>
+                <w:rFonts w:ascii="Arial" w:hAnsi="Arial" w:eastAsia="Arial" w:cs="Tahoma"/>
+                <w:sz w:val="18"/>
+              </w:rPr>
+            </w:r>
+            <w:r>
+              <w:rPr>
+                <w:rFonts w:ascii="Arial" w:hAnsi="Arial" w:eastAsia="Arial" w:cs="Tahoma"/>
                 <w:sz w:val="18"/>
               </w:rPr>
               <w:t>รัน 01+02+03 บนฐานว่าง แล้ว dump schema เทียบกับต้นฉบับ</w:t>
@@ -5616,13 +5758,13 @@
             </w:pPr>
             <w:r>
               <w:rPr>
-                <w:rFonts w:ascii="Arial" w:hAnsi="Arial" w:eastAsia="Arial"/>
-                <w:sz w:val="18"/>
-              </w:rPr>
-            </w:r>
-            <w:r>
-              <w:rPr>
-                <w:rFonts w:ascii="Arial" w:hAnsi="Arial" w:eastAsia="Arial"/>
+                <w:rFonts w:ascii="Arial" w:hAnsi="Arial" w:eastAsia="Arial" w:cs="Tahoma"/>
+                <w:sz w:val="18"/>
+              </w:rPr>
+            </w:r>
+            <w:r>
+              <w:rPr>
+                <w:rFonts w:ascii="Arial" w:hAnsi="Arial" w:eastAsia="Arial" w:cs="Tahoma"/>
                 <w:sz w:val="18"/>
               </w:rPr>
               <w:t>2</w:t>
@@ -5641,13 +5783,13 @@
             </w:pPr>
             <w:r>
               <w:rPr>
-                <w:rFonts w:ascii="Arial" w:hAnsi="Arial" w:eastAsia="Arial"/>
-                <w:sz w:val="18"/>
-              </w:rPr>
-            </w:r>
-            <w:r>
-              <w:rPr>
-                <w:rFonts w:ascii="Arial" w:hAnsi="Arial" w:eastAsia="Arial"/>
+                <w:rFonts w:ascii="Arial" w:hAnsi="Arial" w:eastAsia="Arial" w:cs="Tahoma"/>
+                <w:sz w:val="18"/>
+              </w:rPr>
+            </w:r>
+            <w:r>
+              <w:rPr>
+                <w:rFonts w:ascii="Arial" w:hAnsi="Arial" w:eastAsia="Arial" w:cs="Tahoma"/>
                 <w:sz w:val="18"/>
               </w:rPr>
               <w:t>เขียน 01_schema.sql เรียงตาม dependency: โซน C master -&gt; โซน A pipeline -&gt; โซน B document</w:t>
@@ -5666,13 +5808,13 @@
             </w:pPr>
             <w:r>
               <w:rPr>
-                <w:rFonts w:ascii="Arial" w:hAnsi="Arial" w:eastAsia="Arial"/>
-                <w:sz w:val="18"/>
-              </w:rPr>
-            </w:r>
-            <w:r>
-              <w:rPr>
-                <w:rFonts w:ascii="Arial" w:hAnsi="Arial" w:eastAsia="Arial"/>
+                <w:rFonts w:ascii="Arial" w:hAnsi="Arial" w:eastAsia="Arial" w:cs="Tahoma"/>
+                <w:sz w:val="18"/>
+              </w:rPr>
+            </w:r>
+            <w:r>
+              <w:rPr>
+                <w:rFonts w:ascii="Arial" w:hAnsi="Arial" w:eastAsia="Arial" w:cs="Tahoma"/>
                 <w:sz w:val="18"/>
               </w:rPr>
               <w:t>รัน 01 ซ้ำครั้งที่สอง ต้อง fail แบบชัดเจน ไม่สร้างของซ้ำเงียบ ๆ</w:t>
@@ -5696,13 +5838,13 @@
             </w:pPr>
             <w:r>
               <w:rPr>
-                <w:rFonts w:ascii="Arial" w:hAnsi="Arial" w:eastAsia="Arial"/>
-                <w:sz w:val="18"/>
-              </w:rPr>
-            </w:r>
-            <w:r>
-              <w:rPr>
-                <w:rFonts w:ascii="Arial" w:hAnsi="Arial" w:eastAsia="Arial"/>
+                <w:rFonts w:ascii="Arial" w:hAnsi="Arial" w:eastAsia="Arial" w:cs="Tahoma"/>
+                <w:sz w:val="18"/>
+              </w:rPr>
+            </w:r>
+            <w:r>
+              <w:rPr>
+                <w:rFonts w:ascii="Arial" w:hAnsi="Arial" w:eastAsia="Arial" w:cs="Tahoma"/>
                 <w:sz w:val="18"/>
               </w:rPr>
               <w:t>3</w:t>
@@ -5721,13 +5863,13 @@
             </w:pPr>
             <w:r>
               <w:rPr>
-                <w:rFonts w:ascii="Arial" w:hAnsi="Arial" w:eastAsia="Arial"/>
-                <w:sz w:val="18"/>
-              </w:rPr>
-            </w:r>
-            <w:r>
-              <w:rPr>
-                <w:rFonts w:ascii="Arial" w:hAnsi="Arial" w:eastAsia="Arial"/>
+                <w:rFonts w:ascii="Arial" w:hAnsi="Arial" w:eastAsia="Arial" w:cs="Tahoma"/>
+                <w:sz w:val="18"/>
+              </w:rPr>
+            </w:r>
+            <w:r>
+              <w:rPr>
+                <w:rFonts w:ascii="Arial" w:hAnsi="Arial" w:eastAsia="Arial" w:cs="Tahoma"/>
                 <w:sz w:val="18"/>
               </w:rPr>
               <w:t>เขียน 02_index.sql แยกไฟล์ เพื่อให้ rerun/เพิ่ม index ภายหลังได้โดยไม่แตะ schema</w:t>
@@ -5746,13 +5888,13 @@
             </w:pPr>
             <w:r>
               <w:rPr>
-                <w:rFonts w:ascii="Arial" w:hAnsi="Arial" w:eastAsia="Arial"/>
-                <w:sz w:val="18"/>
-              </w:rPr>
-            </w:r>
-            <w:r>
-              <w:rPr>
-                <w:rFonts w:ascii="Arial" w:hAnsi="Arial" w:eastAsia="Arial"/>
+                <w:rFonts w:ascii="Arial" w:hAnsi="Arial" w:eastAsia="Arial" w:cs="Tahoma"/>
+                <w:sz w:val="18"/>
+              </w:rPr>
+            </w:r>
+            <w:r>
+              <w:rPr>
+                <w:rFonts w:ascii="Arial" w:hAnsi="Arial" w:eastAsia="Arial" w:cs="Tahoma"/>
                 <w:sz w:val="18"/>
               </w:rPr>
               <w:t>ทดสอบ insert เอกสารที่ compensate_percent รวมไม่ครบ 100 ต้องถูก block</w:t>
@@ -5776,13 +5918,13 @@
             </w:pPr>
             <w:r>
               <w:rPr>
-                <w:rFonts w:ascii="Arial" w:hAnsi="Arial" w:eastAsia="Arial"/>
-                <w:sz w:val="18"/>
-              </w:rPr>
-            </w:r>
-            <w:r>
-              <w:rPr>
-                <w:rFonts w:ascii="Arial" w:hAnsi="Arial" w:eastAsia="Arial"/>
+                <w:rFonts w:ascii="Arial" w:hAnsi="Arial" w:eastAsia="Arial" w:cs="Tahoma"/>
+                <w:sz w:val="18"/>
+              </w:rPr>
+            </w:r>
+            <w:r>
+              <w:rPr>
+                <w:rFonts w:ascii="Arial" w:hAnsi="Arial" w:eastAsia="Arial" w:cs="Tahoma"/>
                 <w:sz w:val="18"/>
               </w:rPr>
               <w:t>4</w:t>
@@ -5801,13 +5943,13 @@
             </w:pPr>
             <w:r>
               <w:rPr>
-                <w:rFonts w:ascii="Arial" w:hAnsi="Arial" w:eastAsia="Arial"/>
-                <w:sz w:val="18"/>
-              </w:rPr>
-            </w:r>
-            <w:r>
-              <w:rPr>
-                <w:rFonts w:ascii="Arial" w:hAnsi="Arial" w:eastAsia="Arial"/>
+                <w:rFonts w:ascii="Arial" w:hAnsi="Arial" w:eastAsia="Arial" w:cs="Tahoma"/>
+                <w:sz w:val="18"/>
+              </w:rPr>
+            </w:r>
+            <w:r>
+              <w:rPr>
+                <w:rFonts w:ascii="Arial" w:hAnsi="Arial" w:eastAsia="Arial" w:cs="Tahoma"/>
                 <w:sz w:val="18"/>
               </w:rPr>
               <w:t>เขียน 03_seed.sql เฉพาะ master ที่ระบบต้องมีตั้งแต่วันแรก</w:t>
@@ -5826,13 +5968,13 @@
             </w:pPr>
             <w:r>
               <w:rPr>
-                <w:rFonts w:ascii="Arial" w:hAnsi="Arial" w:eastAsia="Arial"/>
-                <w:sz w:val="18"/>
-              </w:rPr>
-            </w:r>
-            <w:r>
-              <w:rPr>
-                <w:rFonts w:ascii="Arial" w:hAnsi="Arial" w:eastAsia="Arial"/>
+                <w:rFonts w:ascii="Arial" w:hAnsi="Arial" w:eastAsia="Arial" w:cs="Tahoma"/>
+                <w:sz w:val="18"/>
+              </w:rPr>
+            </w:r>
+            <w:r>
+              <w:rPr>
+                <w:rFonts w:ascii="Arial" w:hAnsi="Arial" w:eastAsia="Arial" w:cs="Tahoma"/>
                 <w:sz w:val="18"/>
               </w:rPr>
               <w:t>ทดสอบ insert store_code '00788' แล้วอ่านกลับได้ leading zero ครบ</w:t>
@@ -5856,13 +5998,13 @@
             </w:pPr>
             <w:r>
               <w:rPr>
-                <w:rFonts w:ascii="Arial" w:hAnsi="Arial" w:eastAsia="Arial"/>
-                <w:sz w:val="18"/>
-              </w:rPr>
-            </w:r>
-            <w:r>
-              <w:rPr>
-                <w:rFonts w:ascii="Arial" w:hAnsi="Arial" w:eastAsia="Arial"/>
+                <w:rFonts w:ascii="Arial" w:hAnsi="Arial" w:eastAsia="Arial" w:cs="Tahoma"/>
+                <w:sz w:val="18"/>
+              </w:rPr>
+            </w:r>
+            <w:r>
+              <w:rPr>
+                <w:rFonts w:ascii="Arial" w:hAnsi="Arial" w:eastAsia="Arial" w:cs="Tahoma"/>
                 <w:sz w:val="18"/>
               </w:rPr>
               <w:t>5</w:t>
@@ -5881,13 +6023,13 @@
             </w:pPr>
             <w:r>
               <w:rPr>
-                <w:rFonts w:ascii="Arial" w:hAnsi="Arial" w:eastAsia="Arial"/>
-                <w:sz w:val="18"/>
-              </w:rPr>
-            </w:r>
-            <w:r>
-              <w:rPr>
-                <w:rFonts w:ascii="Arial" w:hAnsi="Arial" w:eastAsia="Arial"/>
+                <w:rFonts w:ascii="Arial" w:hAnsi="Arial" w:eastAsia="Arial" w:cs="Tahoma"/>
+                <w:sz w:val="18"/>
+              </w:rPr>
+            </w:r>
+            <w:r>
+              <w:rPr>
+                <w:rFonts w:ascii="Arial" w:hAnsi="Arial" w:eastAsia="Arial" w:cs="Tahoma"/>
                 <w:sz w:val="18"/>
               </w:rPr>
               <w:t>ตรวจว่าไม่มี CREATE TABLE ของตารางที่ระบบ SBP เดิมมีอยู่แล้ว</w:t>
@@ -5906,13 +6048,13 @@
             </w:pPr>
             <w:r>
               <w:rPr>
-                <w:rFonts w:ascii="Arial" w:hAnsi="Arial" w:eastAsia="Arial"/>
-                <w:sz w:val="18"/>
-              </w:rPr>
-            </w:r>
-            <w:r>
-              <w:rPr>
-                <w:rFonts w:ascii="Arial" w:hAnsi="Arial" w:eastAsia="Arial"/>
+                <w:rFonts w:ascii="Arial" w:hAnsi="Arial" w:eastAsia="Arial" w:cs="Tahoma"/>
+                <w:sz w:val="18"/>
+              </w:rPr>
+            </w:r>
+            <w:r>
+              <w:rPr>
+                <w:rFonts w:ascii="Arial" w:hAnsi="Arial" w:eastAsia="Arial" w:cs="Tahoma"/>
                 <w:sz w:val="18"/>
               </w:rPr>
               <w:t>ทดสอบออกเลข doc_no พร้อมกัน 20 request ต้องไม่ซ้ำ</w:t>
@@ -5936,13 +6078,13 @@
             </w:pPr>
             <w:r>
               <w:rPr>
-                <w:rFonts w:ascii="Arial" w:hAnsi="Arial" w:eastAsia="Arial"/>
-                <w:sz w:val="18"/>
-              </w:rPr>
-            </w:r>
-            <w:r>
-              <w:rPr>
-                <w:rFonts w:ascii="Arial" w:hAnsi="Arial" w:eastAsia="Arial"/>
+                <w:rFonts w:ascii="Arial" w:hAnsi="Arial" w:eastAsia="Arial" w:cs="Tahoma"/>
+                <w:sz w:val="18"/>
+              </w:rPr>
+            </w:r>
+            <w:r>
+              <w:rPr>
+                <w:rFonts w:ascii="Arial" w:hAnsi="Arial" w:eastAsia="Arial" w:cs="Tahoma"/>
                 <w:sz w:val="18"/>
               </w:rPr>
               <w:t>6</w:t>
@@ -5961,13 +6103,13 @@
             </w:pPr>
             <w:r>
               <w:rPr>
-                <w:rFonts w:ascii="Arial" w:hAnsi="Arial" w:eastAsia="Arial"/>
-                <w:sz w:val="18"/>
-              </w:rPr>
-            </w:r>
-            <w:r>
-              <w:rPr>
-                <w:rFonts w:ascii="Arial" w:hAnsi="Arial" w:eastAsia="Arial"/>
+                <w:rFonts w:ascii="Arial" w:hAnsi="Arial" w:eastAsia="Arial" w:cs="Tahoma"/>
+                <w:sz w:val="18"/>
+              </w:rPr>
+            </w:r>
+            <w:r>
+              <w:rPr>
+                <w:rFonts w:ascii="Arial" w:hAnsi="Arial" w:eastAsia="Arial" w:cs="Tahoma"/>
                 <w:sz w:val="18"/>
               </w:rPr>
               <w:t>รันบน environment ว่างแล้ว dump schema กลับมาเทียบกับ DDL ต้นฉบับ</w:t>
@@ -5986,13 +6128,13 @@
             </w:pPr>
             <w:r>
               <w:rPr>
-                <w:rFonts w:ascii="Arial" w:hAnsi="Arial" w:eastAsia="Arial"/>
-                <w:sz w:val="18"/>
-              </w:rPr>
-            </w:r>
-            <w:r>
-              <w:rPr>
-                <w:rFonts w:ascii="Arial" w:hAnsi="Arial" w:eastAsia="Arial"/>
+                <w:rFonts w:ascii="Arial" w:hAnsi="Arial" w:eastAsia="Arial" w:cs="Tahoma"/>
+                <w:sz w:val="18"/>
+              </w:rPr>
+            </w:r>
+            <w:r>
+              <w:rPr>
+                <w:rFonts w:ascii="Arial" w:hAnsi="Arial" w:eastAsia="Arial" w:cs="Tahoma"/>
                 <w:sz w:val="18"/>
               </w:rPr>
               <w:t>grep หา CREATE TABLE ของตาราง reuse ต้องได้ 0 บรรทัด</w:t>
@@ -6016,13 +6158,13 @@
             </w:pPr>
             <w:r>
               <w:rPr>
-                <w:rFonts w:ascii="Arial" w:hAnsi="Arial" w:eastAsia="Arial"/>
-                <w:sz w:val="18"/>
-              </w:rPr>
-            </w:r>
-            <w:r>
-              <w:rPr>
-                <w:rFonts w:ascii="Arial" w:hAnsi="Arial" w:eastAsia="Arial"/>
+                <w:rFonts w:ascii="Arial" w:hAnsi="Arial" w:eastAsia="Arial" w:cs="Tahoma"/>
+                <w:sz w:val="18"/>
+              </w:rPr>
+            </w:r>
+            <w:r>
+              <w:rPr>
+                <w:rFonts w:ascii="Arial" w:hAnsi="Arial" w:eastAsia="Arial" w:cs="Tahoma"/>
                 <w:sz w:val="18"/>
               </w:rPr>
               <w:t>7</w:t>
@@ -6041,13 +6183,13 @@
             </w:pPr>
             <w:r>
               <w:rPr>
-                <w:rFonts w:ascii="Arial" w:hAnsi="Arial" w:eastAsia="Arial"/>
-                <w:sz w:val="18"/>
-              </w:rPr>
-            </w:r>
-            <w:r>
-              <w:rPr>
-                <w:rFonts w:ascii="Arial" w:hAnsi="Arial" w:eastAsia="Arial"/>
+                <w:rFonts w:ascii="Arial" w:hAnsi="Arial" w:eastAsia="Arial" w:cs="Tahoma"/>
+                <w:sz w:val="18"/>
+              </w:rPr>
+            </w:r>
+            <w:r>
+              <w:rPr>
+                <w:rFonts w:ascii="Arial" w:hAnsi="Arial" w:eastAsia="Arial" w:cs="Tahoma"/>
                 <w:sz w:val="18"/>
               </w:rPr>
               <w:t>ส่งมอบ DDL ให้ Data-Migration-Cutover ใช้เป็นปลายทาง</w:t>
@@ -6066,13 +6208,13 @@
             </w:pPr>
             <w:r>
               <w:rPr>
-                <w:rFonts w:ascii="Arial" w:hAnsi="Arial" w:eastAsia="Arial"/>
-                <w:sz w:val="18"/>
-              </w:rPr>
-            </w:r>
-            <w:r>
-              <w:rPr>
-                <w:rFonts w:ascii="Arial" w:hAnsi="Arial" w:eastAsia="Arial"/>
+                <w:rFonts w:ascii="Arial" w:hAnsi="Arial" w:eastAsia="Arial" w:cs="Tahoma"/>
+                <w:sz w:val="18"/>
+              </w:rPr>
+            </w:r>
+            <w:r>
+              <w:rPr>
+                <w:rFonts w:ascii="Arial" w:hAnsi="Arial" w:eastAsia="Arial" w:cs="Tahoma"/>
                 <w:sz w:val="18"/>
               </w:rPr>
               <w:t>รัน 01+02+03 บนฐานว่าง แล้ว dump schema เทียบกับต้นฉบับ</w:t>
@@ -6124,7 +6266,7 @@
             <w:r/>
             <w:r>
               <w:rPr>
-                <w:rFonts w:ascii="Arial" w:hAnsi="Arial" w:eastAsia="Arial"/>
+                <w:rFonts w:ascii="Arial" w:hAnsi="Arial" w:eastAsia="Arial" w:cs="Tahoma"/>
                 <w:b/>
                 <w:sz w:val="18"/>
               </w:rPr>
@@ -6146,7 +6288,7 @@
             <w:r/>
             <w:r>
               <w:rPr>
-                <w:rFonts w:ascii="Arial" w:hAnsi="Arial" w:eastAsia="Arial"/>
+                <w:rFonts w:ascii="Arial" w:hAnsi="Arial" w:eastAsia="Arial" w:cs="Tahoma"/>
                 <w:b/>
                 <w:sz w:val="18"/>
               </w:rPr>
@@ -6168,7 +6310,7 @@
             <w:r/>
             <w:r>
               <w:rPr>
-                <w:rFonts w:ascii="Arial" w:hAnsi="Arial" w:eastAsia="Arial"/>
+                <w:rFonts w:ascii="Arial" w:hAnsi="Arial" w:eastAsia="Arial" w:cs="Tahoma"/>
                 <w:b/>
                 <w:sz w:val="18"/>
               </w:rPr>
@@ -6190,7 +6332,7 @@
             <w:r/>
             <w:r>
               <w:rPr>
-                <w:rFonts w:ascii="Arial" w:hAnsi="Arial" w:eastAsia="Arial"/>
+                <w:rFonts w:ascii="Arial" w:hAnsi="Arial" w:eastAsia="Arial" w:cs="Tahoma"/>
                 <w:b/>
                 <w:sz w:val="18"/>
               </w:rPr>
@@ -6215,13 +6357,13 @@
             </w:pPr>
             <w:r>
               <w:rPr>
-                <w:rFonts w:ascii="Arial" w:hAnsi="Arial" w:eastAsia="Arial"/>
-                <w:sz w:val="18"/>
-              </w:rPr>
-            </w:r>
-            <w:r>
-              <w:rPr>
-                <w:rFonts w:ascii="Arial" w:hAnsi="Arial" w:eastAsia="Arial"/>
+                <w:rFonts w:ascii="Arial" w:hAnsi="Arial" w:eastAsia="Arial" w:cs="Tahoma"/>
+                <w:sz w:val="18"/>
+              </w:rPr>
+            </w:r>
+            <w:r>
+              <w:rPr>
+                <w:rFonts w:ascii="Arial" w:hAnsi="Arial" w:eastAsia="Arial" w:cs="Tahoma"/>
                 <w:sz w:val="18"/>
               </w:rPr>
               <w:t>รัน DDL baseline</w:t>
@@ -6240,13 +6382,13 @@
             </w:pPr>
             <w:r>
               <w:rPr>
-                <w:rFonts w:ascii="Arial" w:hAnsi="Arial" w:eastAsia="Arial"/>
-                <w:sz w:val="18"/>
-              </w:rPr>
-            </w:r>
-            <w:r>
-              <w:rPr>
-                <w:rFonts w:ascii="Arial" w:hAnsi="Arial" w:eastAsia="Arial"/>
+                <w:rFonts w:ascii="Arial" w:hAnsi="Arial" w:eastAsia="Arial" w:cs="Tahoma"/>
+                <w:sz w:val="18"/>
+              </w:rPr>
+            </w:r>
+            <w:r>
+              <w:rPr>
+                <w:rFonts w:ascii="Arial" w:hAnsi="Arial" w:eastAsia="Arial" w:cs="Tahoma"/>
                 <w:sz w:val="18"/>
               </w:rPr>
               <w:t>deploy script</w:t>
@@ -6265,13 +6407,13 @@
             </w:pPr>
             <w:r>
               <w:rPr>
-                <w:rFonts w:ascii="Arial" w:hAnsi="Arial" w:eastAsia="Arial"/>
-                <w:sz w:val="18"/>
-              </w:rPr>
-            </w:r>
-            <w:r>
-              <w:rPr>
-                <w:rFonts w:ascii="Arial" w:hAnsi="Arial" w:eastAsia="Arial"/>
+                <w:rFonts w:ascii="Arial" w:hAnsi="Arial" w:eastAsia="Arial" w:cs="Tahoma"/>
+                <w:sz w:val="18"/>
+              </w:rPr>
+            </w:r>
+            <w:r>
+              <w:rPr>
+                <w:rFonts w:ascii="Arial" w:hAnsi="Arial" w:eastAsia="Arial" w:cs="Tahoma"/>
                 <w:sz w:val="18"/>
               </w:rPr>
               <w:t>psql -f 01_schema.sql</w:t>
@@ -6290,16 +6432,16 @@
             </w:pPr>
             <w:r>
               <w:rPr>
-                <w:rFonts w:ascii="Arial" w:hAnsi="Arial" w:eastAsia="Arial"/>
-                <w:sz w:val="18"/>
-              </w:rPr>
-            </w:r>
-            <w:r>
-              <w:rPr>
-                <w:rFonts w:ascii="Arial" w:hAnsi="Arial" w:eastAsia="Arial"/>
-                <w:sz w:val="18"/>
-              </w:rPr>
-              <w:t>สร้าง 20 ตารางตามลำดับ dependency</w:t>
+                <w:rFonts w:ascii="Arial" w:hAnsi="Arial" w:eastAsia="Arial" w:cs="Tahoma"/>
+                <w:sz w:val="18"/>
+              </w:rPr>
+            </w:r>
+            <w:r>
+              <w:rPr>
+                <w:rFonts w:ascii="Arial" w:hAnsi="Arial" w:eastAsia="Arial" w:cs="Tahoma"/>
+                <w:sz w:val="18"/>
+              </w:rPr>
+              <w:t>สร้าง 18 ตารางตามลำดับ dependency</w:t>
             </w:r>
           </w:p>
         </w:tc>
@@ -6320,13 +6462,13 @@
             </w:pPr>
             <w:r>
               <w:rPr>
-                <w:rFonts w:ascii="Arial" w:hAnsi="Arial" w:eastAsia="Arial"/>
-                <w:sz w:val="18"/>
-              </w:rPr>
-            </w:r>
-            <w:r>
-              <w:rPr>
-                <w:rFonts w:ascii="Arial" w:hAnsi="Arial" w:eastAsia="Arial"/>
+                <w:rFonts w:ascii="Arial" w:hAnsi="Arial" w:eastAsia="Arial" w:cs="Tahoma"/>
+                <w:sz w:val="18"/>
+              </w:rPr>
+            </w:r>
+            <w:r>
+              <w:rPr>
+                <w:rFonts w:ascii="Arial" w:hAnsi="Arial" w:eastAsia="Arial" w:cs="Tahoma"/>
                 <w:sz w:val="18"/>
               </w:rPr>
               <w:t>รัน index/constraint</w:t>
@@ -6345,13 +6487,13 @@
             </w:pPr>
             <w:r>
               <w:rPr>
-                <w:rFonts w:ascii="Arial" w:hAnsi="Arial" w:eastAsia="Arial"/>
-                <w:sz w:val="18"/>
-              </w:rPr>
-            </w:r>
-            <w:r>
-              <w:rPr>
-                <w:rFonts w:ascii="Arial" w:hAnsi="Arial" w:eastAsia="Arial"/>
+                <w:rFonts w:ascii="Arial" w:hAnsi="Arial" w:eastAsia="Arial" w:cs="Tahoma"/>
+                <w:sz w:val="18"/>
+              </w:rPr>
+            </w:r>
+            <w:r>
+              <w:rPr>
+                <w:rFonts w:ascii="Arial" w:hAnsi="Arial" w:eastAsia="Arial" w:cs="Tahoma"/>
                 <w:sz w:val="18"/>
               </w:rPr>
               <w:t>deploy script</w:t>
@@ -6370,13 +6512,13 @@
             </w:pPr>
             <w:r>
               <w:rPr>
-                <w:rFonts w:ascii="Arial" w:hAnsi="Arial" w:eastAsia="Arial"/>
-                <w:sz w:val="18"/>
-              </w:rPr>
-            </w:r>
-            <w:r>
-              <w:rPr>
-                <w:rFonts w:ascii="Arial" w:hAnsi="Arial" w:eastAsia="Arial"/>
+                <w:rFonts w:ascii="Arial" w:hAnsi="Arial" w:eastAsia="Arial" w:cs="Tahoma"/>
+                <w:sz w:val="18"/>
+              </w:rPr>
+            </w:r>
+            <w:r>
+              <w:rPr>
+                <w:rFonts w:ascii="Arial" w:hAnsi="Arial" w:eastAsia="Arial" w:cs="Tahoma"/>
                 <w:sz w:val="18"/>
               </w:rPr>
               <w:t>psql -f 02_index.sql</w:t>
@@ -6395,13 +6537,13 @@
             </w:pPr>
             <w:r>
               <w:rPr>
-                <w:rFonts w:ascii="Arial" w:hAnsi="Arial" w:eastAsia="Arial"/>
-                <w:sz w:val="18"/>
-              </w:rPr>
-            </w:r>
-            <w:r>
-              <w:rPr>
-                <w:rFonts w:ascii="Arial" w:hAnsi="Arial" w:eastAsia="Arial"/>
+                <w:rFonts w:ascii="Arial" w:hAnsi="Arial" w:eastAsia="Arial" w:cs="Tahoma"/>
+                <w:sz w:val="18"/>
+              </w:rPr>
+            </w:r>
+            <w:r>
+              <w:rPr>
+                <w:rFonts w:ascii="Arial" w:hAnsi="Arial" w:eastAsia="Arial" w:cs="Tahoma"/>
                 <w:sz w:val="18"/>
               </w:rPr>
               <w:t>index/unique/check ครบก่อนเปิด SIT</w:t>
@@ -6425,13 +6567,13 @@
             </w:pPr>
             <w:r>
               <w:rPr>
-                <w:rFonts w:ascii="Arial" w:hAnsi="Arial" w:eastAsia="Arial"/>
-                <w:sz w:val="18"/>
-              </w:rPr>
-            </w:r>
-            <w:r>
-              <w:rPr>
-                <w:rFonts w:ascii="Arial" w:hAnsi="Arial" w:eastAsia="Arial"/>
+                <w:rFonts w:ascii="Arial" w:hAnsi="Arial" w:eastAsia="Arial" w:cs="Tahoma"/>
+                <w:sz w:val="18"/>
+              </w:rPr>
+            </w:r>
+            <w:r>
+              <w:rPr>
+                <w:rFonts w:ascii="Arial" w:hAnsi="Arial" w:eastAsia="Arial" w:cs="Tahoma"/>
                 <w:sz w:val="18"/>
               </w:rPr>
               <w:t>รัน seed</w:t>
@@ -6450,13 +6592,13 @@
             </w:pPr>
             <w:r>
               <w:rPr>
-                <w:rFonts w:ascii="Arial" w:hAnsi="Arial" w:eastAsia="Arial"/>
-                <w:sz w:val="18"/>
-              </w:rPr>
-            </w:r>
-            <w:r>
-              <w:rPr>
-                <w:rFonts w:ascii="Arial" w:hAnsi="Arial" w:eastAsia="Arial"/>
+                <w:rFonts w:ascii="Arial" w:hAnsi="Arial" w:eastAsia="Arial" w:cs="Tahoma"/>
+                <w:sz w:val="18"/>
+              </w:rPr>
+            </w:r>
+            <w:r>
+              <w:rPr>
+                <w:rFonts w:ascii="Arial" w:hAnsi="Arial" w:eastAsia="Arial" w:cs="Tahoma"/>
                 <w:sz w:val="18"/>
               </w:rPr>
               <w:t>deploy script</w:t>
@@ -6475,13 +6617,13 @@
             </w:pPr>
             <w:r>
               <w:rPr>
-                <w:rFonts w:ascii="Arial" w:hAnsi="Arial" w:eastAsia="Arial"/>
-                <w:sz w:val="18"/>
-              </w:rPr>
-            </w:r>
-            <w:r>
-              <w:rPr>
-                <w:rFonts w:ascii="Arial" w:hAnsi="Arial" w:eastAsia="Arial"/>
+                <w:rFonts w:ascii="Arial" w:hAnsi="Arial" w:eastAsia="Arial" w:cs="Tahoma"/>
+                <w:sz w:val="18"/>
+              </w:rPr>
+            </w:r>
+            <w:r>
+              <w:rPr>
+                <w:rFonts w:ascii="Arial" w:hAnsi="Arial" w:eastAsia="Arial" w:cs="Tahoma"/>
                 <w:sz w:val="18"/>
               </w:rPr>
               <w:t>psql -f 03_seed.sql</w:t>
@@ -6500,13 +6642,13 @@
             </w:pPr>
             <w:r>
               <w:rPr>
-                <w:rFonts w:ascii="Arial" w:hAnsi="Arial" w:eastAsia="Arial"/>
-                <w:sz w:val="18"/>
-              </w:rPr>
-            </w:r>
-            <w:r>
-              <w:rPr>
-                <w:rFonts w:ascii="Arial" w:hAnsi="Arial" w:eastAsia="Arial"/>
+                <w:rFonts w:ascii="Arial" w:hAnsi="Arial" w:eastAsia="Arial" w:cs="Tahoma"/>
+                <w:sz w:val="18"/>
+              </w:rPr>
+            </w:r>
+            <w:r>
+              <w:rPr>
+                <w:rFonts w:ascii="Arial" w:hAnsi="Arial" w:eastAsia="Arial" w:cs="Tahoma"/>
                 <w:sz w:val="18"/>
               </w:rPr>
               <w:t>master ที่ระบบต้องมีตั้งแต่วันแรก</w:t>
@@ -6530,13 +6672,13 @@
             </w:pPr>
             <w:r>
               <w:rPr>
-                <w:rFonts w:ascii="Arial" w:hAnsi="Arial" w:eastAsia="Arial"/>
-                <w:sz w:val="18"/>
-              </w:rPr>
-            </w:r>
-            <w:r>
-              <w:rPr>
-                <w:rFonts w:ascii="Arial" w:hAnsi="Arial" w:eastAsia="Arial"/>
+                <w:rFonts w:ascii="Arial" w:hAnsi="Arial" w:eastAsia="Arial" w:cs="Tahoma"/>
+                <w:sz w:val="18"/>
+              </w:rPr>
+            </w:r>
+            <w:r>
+              <w:rPr>
+                <w:rFonts w:ascii="Arial" w:hAnsi="Arial" w:eastAsia="Arial" w:cs="Tahoma"/>
                 <w:sz w:val="18"/>
               </w:rPr>
               <w:t>Rollback</w:t>
@@ -6555,13 +6697,13 @@
             </w:pPr>
             <w:r>
               <w:rPr>
-                <w:rFonts w:ascii="Arial" w:hAnsi="Arial" w:eastAsia="Arial"/>
-                <w:sz w:val="18"/>
-              </w:rPr>
-            </w:r>
-            <w:r>
-              <w:rPr>
-                <w:rFonts w:ascii="Arial" w:hAnsi="Arial" w:eastAsia="Arial"/>
+                <w:rFonts w:ascii="Arial" w:hAnsi="Arial" w:eastAsia="Arial" w:cs="Tahoma"/>
+                <w:sz w:val="18"/>
+              </w:rPr>
+            </w:r>
+            <w:r>
+              <w:rPr>
+                <w:rFonts w:ascii="Arial" w:hAnsi="Arial" w:eastAsia="Arial" w:cs="Tahoma"/>
                 <w:sz w:val="18"/>
               </w:rPr>
               <w:t>deploy script</w:t>
@@ -6580,13 +6722,13 @@
             </w:pPr>
             <w:r>
               <w:rPr>
-                <w:rFonts w:ascii="Arial" w:hAnsi="Arial" w:eastAsia="Arial"/>
-                <w:sz w:val="18"/>
-              </w:rPr>
-            </w:r>
-            <w:r>
-              <w:rPr>
-                <w:rFonts w:ascii="Arial" w:hAnsi="Arial" w:eastAsia="Arial"/>
+                <w:rFonts w:ascii="Arial" w:hAnsi="Arial" w:eastAsia="Arial" w:cs="Tahoma"/>
+                <w:sz w:val="18"/>
+              </w:rPr>
+            </w:r>
+            <w:r>
+              <w:rPr>
+                <w:rFonts w:ascii="Arial" w:hAnsi="Arial" w:eastAsia="Arial" w:cs="Tahoma"/>
                 <w:sz w:val="18"/>
               </w:rPr>
               <w:t>psql -f 99_rollback.sql</w:t>
@@ -6605,13 +6747,13 @@
             </w:pPr>
             <w:r>
               <w:rPr>
-                <w:rFonts w:ascii="Arial" w:hAnsi="Arial" w:eastAsia="Arial"/>
-                <w:sz w:val="18"/>
-              </w:rPr>
-            </w:r>
-            <w:r>
-              <w:rPr>
-                <w:rFonts w:ascii="Arial" w:hAnsi="Arial" w:eastAsia="Arial"/>
+                <w:rFonts w:ascii="Arial" w:hAnsi="Arial" w:eastAsia="Arial" w:cs="Tahoma"/>
+                <w:sz w:val="18"/>
+              </w:rPr>
+            </w:r>
+            <w:r>
+              <w:rPr>
+                <w:rFonts w:ascii="Arial" w:hAnsi="Arial" w:eastAsia="Arial" w:cs="Tahoma"/>
                 <w:sz w:val="18"/>
               </w:rPr>
               <w:t>DROP ย้อนลำดับ · ห้ามแตะตารางของระบบ SBP เดิม</w:t>
@@ -6681,7 +6823,7 @@
             <w:r/>
             <w:r>
               <w:rPr>
-                <w:rFonts w:ascii="Arial" w:hAnsi="Arial" w:eastAsia="Arial"/>
+                <w:rFonts w:ascii="Arial" w:hAnsi="Arial" w:eastAsia="Arial" w:cs="Tahoma"/>
                 <w:b/>
                 <w:sz w:val="18"/>
               </w:rPr>
@@ -6703,7 +6845,7 @@
             <w:r/>
             <w:r>
               <w:rPr>
-                <w:rFonts w:ascii="Arial" w:hAnsi="Arial" w:eastAsia="Arial"/>
+                <w:rFonts w:ascii="Arial" w:hAnsi="Arial" w:eastAsia="Arial" w:cs="Tahoma"/>
                 <w:b/>
                 <w:sz w:val="18"/>
               </w:rPr>
@@ -6725,7 +6867,7 @@
             <w:r/>
             <w:r>
               <w:rPr>
-                <w:rFonts w:ascii="Arial" w:hAnsi="Arial" w:eastAsia="Arial"/>
+                <w:rFonts w:ascii="Arial" w:hAnsi="Arial" w:eastAsia="Arial" w:cs="Tahoma"/>
                 <w:b/>
                 <w:sz w:val="18"/>
               </w:rPr>
@@ -6750,13 +6892,13 @@
             </w:pPr>
             <w:r>
               <w:rPr>
-                <w:rFonts w:ascii="Arial" w:hAnsi="Arial" w:eastAsia="Arial"/>
-                <w:sz w:val="18"/>
-              </w:rPr>
-            </w:r>
-            <w:r>
-              <w:rPr>
-                <w:rFonts w:ascii="Arial" w:hAnsi="Arial" w:eastAsia="Arial"/>
+                <w:rFonts w:ascii="Arial" w:hAnsi="Arial" w:eastAsia="Arial" w:cs="Tahoma"/>
+                <w:sz w:val="18"/>
+              </w:rPr>
+            </w:r>
+            <w:r>
+              <w:rPr>
+                <w:rFonts w:ascii="Arial" w:hAnsi="Arial" w:eastAsia="Arial" w:cs="Tahoma"/>
                 <w:sz w:val="18"/>
               </w:rPr>
               <w:t>19 target tables (โซน A/B/C)</w:t>
@@ -6775,13 +6917,13 @@
             </w:pPr>
             <w:r>
               <w:rPr>
-                <w:rFonts w:ascii="Arial" w:hAnsi="Arial" w:eastAsia="Arial"/>
-                <w:sz w:val="18"/>
-              </w:rPr>
-            </w:r>
-            <w:r>
-              <w:rPr>
-                <w:rFonts w:ascii="Arial" w:hAnsi="Arial" w:eastAsia="Arial"/>
+                <w:rFonts w:ascii="Arial" w:hAnsi="Arial" w:eastAsia="Arial" w:cs="Tahoma"/>
+                <w:sz w:val="18"/>
+              </w:rPr>
+            </w:r>
+            <w:r>
+              <w:rPr>
+                <w:rFonts w:ascii="Arial" w:hAnsi="Arial" w:eastAsia="Arial" w:cs="Tahoma"/>
                 <w:sz w:val="18"/>
               </w:rPr>
               <w:t>W</w:t>
@@ -6800,13 +6942,13 @@
             </w:pPr>
             <w:r>
               <w:rPr>
-                <w:rFonts w:ascii="Arial" w:hAnsi="Arial" w:eastAsia="Arial"/>
-                <w:sz w:val="18"/>
-              </w:rPr>
-            </w:r>
-            <w:r>
-              <w:rPr>
-                <w:rFonts w:ascii="Arial" w:hAnsi="Arial" w:eastAsia="Arial"/>
+                <w:rFonts w:ascii="Arial" w:hAnsi="Arial" w:eastAsia="Arial" w:cs="Tahoma"/>
+                <w:sz w:val="18"/>
+              </w:rPr>
+            </w:r>
+            <w:r>
+              <w:rPr>
+                <w:rFonts w:ascii="Arial" w:hAnsi="Arial" w:eastAsia="Arial" w:cs="Tahoma"/>
                 <w:sz w:val="18"/>
               </w:rPr>
               <w:t>สร้างจาก DDL baseline ของเอกสารนี้</w:t>
@@ -6830,13 +6972,13 @@
             </w:pPr>
             <w:r>
               <w:rPr>
-                <w:rFonts w:ascii="Arial" w:hAnsi="Arial" w:eastAsia="Arial"/>
-                <w:sz w:val="18"/>
-              </w:rPr>
-            </w:r>
-            <w:r>
-              <w:rPr>
-                <w:rFonts w:ascii="Arial" w:hAnsi="Arial" w:eastAsia="Arial"/>
+                <w:rFonts w:ascii="Arial" w:hAnsi="Arial" w:eastAsia="Arial" w:cs="Tahoma"/>
+                <w:sz w:val="18"/>
+              </w:rPr>
+            </w:r>
+            <w:r>
+              <w:rPr>
+                <w:rFonts w:ascii="Arial" w:hAnsi="Arial" w:eastAsia="Arial" w:cs="Tahoma"/>
                 <w:sz w:val="18"/>
               </w:rPr>
               <w:t>workflow engine 13 ตาราง (sps_store)</w:t>
@@ -6855,13 +6997,13 @@
             </w:pPr>
             <w:r>
               <w:rPr>
-                <w:rFonts w:ascii="Arial" w:hAnsi="Arial" w:eastAsia="Arial"/>
-                <w:sz w:val="18"/>
-              </w:rPr>
-            </w:r>
-            <w:r>
-              <w:rPr>
-                <w:rFonts w:ascii="Arial" w:hAnsi="Arial" w:eastAsia="Arial"/>
+                <w:rFonts w:ascii="Arial" w:hAnsi="Arial" w:eastAsia="Arial" w:cs="Tahoma"/>
+                <w:sz w:val="18"/>
+              </w:rPr>
+            </w:r>
+            <w:r>
+              <w:rPr>
+                <w:rFonts w:ascii="Arial" w:hAnsi="Arial" w:eastAsia="Arial" w:cs="Tahoma"/>
                 <w:sz w:val="18"/>
               </w:rPr>
               <w:t>R</w:t>
@@ -6880,13 +7022,13 @@
             </w:pPr>
             <w:r>
               <w:rPr>
-                <w:rFonts w:ascii="Arial" w:hAnsi="Arial" w:eastAsia="Arial"/>
-                <w:sz w:val="18"/>
-              </w:rPr>
-            </w:r>
-            <w:r>
-              <w:rPr>
-                <w:rFonts w:ascii="Arial" w:hAnsi="Arial" w:eastAsia="Arial"/>
+                <w:rFonts w:ascii="Arial" w:hAnsi="Arial" w:eastAsia="Arial" w:cs="Tahoma"/>
+                <w:sz w:val="18"/>
+              </w:rPr>
+            </w:r>
+            <w:r>
+              <w:rPr>
+                <w:rFonts w:ascii="Arial" w:hAnsi="Arial" w:eastAsia="Arial" w:cs="Tahoma"/>
                 <w:sz w:val="18"/>
               </w:rPr>
               <w:t>ห้ามสร้างซ้ำ — ใช้ของ @srm/glb-workflow</w:t>
@@ -6910,13 +7052,13 @@
             </w:pPr>
             <w:r>
               <w:rPr>
-                <w:rFonts w:ascii="Arial" w:hAnsi="Arial" w:eastAsia="Arial"/>
-                <w:sz w:val="18"/>
-              </w:rPr>
-            </w:r>
-            <w:r>
-              <w:rPr>
-                <w:rFonts w:ascii="Arial" w:hAnsi="Arial" w:eastAsia="Arial"/>
+                <w:rFonts w:ascii="Arial" w:hAnsi="Arial" w:eastAsia="Arial" w:cs="Tahoma"/>
+                <w:sz w:val="18"/>
+              </w:rPr>
+            </w:r>
+            <w:r>
+              <w:rPr>
+                <w:rFonts w:ascii="Arial" w:hAnsi="Arial" w:eastAsia="Arial" w:cs="Tahoma"/>
                 <w:sz w:val="18"/>
               </w:rPr>
               <w:t>fcs_qssi_score (sps_store)</w:t>
@@ -6935,13 +7077,13 @@
             </w:pPr>
             <w:r>
               <w:rPr>
-                <w:rFonts w:ascii="Arial" w:hAnsi="Arial" w:eastAsia="Arial"/>
-                <w:sz w:val="18"/>
-              </w:rPr>
-            </w:r>
-            <w:r>
-              <w:rPr>
-                <w:rFonts w:ascii="Arial" w:hAnsi="Arial" w:eastAsia="Arial"/>
+                <w:rFonts w:ascii="Arial" w:hAnsi="Arial" w:eastAsia="Arial" w:cs="Tahoma"/>
+                <w:sz w:val="18"/>
+              </w:rPr>
+            </w:r>
+            <w:r>
+              <w:rPr>
+                <w:rFonts w:ascii="Arial" w:hAnsi="Arial" w:eastAsia="Arial" w:cs="Tahoma"/>
                 <w:sz w:val="18"/>
               </w:rPr>
               <w:t>R</w:t>
@@ -6960,13 +7102,13 @@
             </w:pPr>
             <w:r>
               <w:rPr>
-                <w:rFonts w:ascii="Arial" w:hAnsi="Arial" w:eastAsia="Arial"/>
-                <w:sz w:val="18"/>
-              </w:rPr>
-            </w:r>
-            <w:r>
-              <w:rPr>
-                <w:rFonts w:ascii="Arial" w:hAnsi="Arial" w:eastAsia="Arial"/>
+                <w:rFonts w:ascii="Arial" w:hAnsi="Arial" w:eastAsia="Arial" w:cs="Tahoma"/>
+                <w:sz w:val="18"/>
+              </w:rPr>
+            </w:r>
+            <w:r>
+              <w:rPr>
+                <w:rFonts w:ascii="Arial" w:hAnsi="Arial" w:eastAsia="Arial" w:cs="Tahoma"/>
                 <w:sz w:val="18"/>
               </w:rPr>
               <w:t>ห้ามสร้างซ้ำ — 23,958,780 แถว + import pipeline ใช้งานอยู่</w:t>
@@ -6990,13 +7132,13 @@
             </w:pPr>
             <w:r>
               <w:rPr>
-                <w:rFonts w:ascii="Arial" w:hAnsi="Arial" w:eastAsia="Arial"/>
-                <w:sz w:val="18"/>
-              </w:rPr>
-            </w:r>
-            <w:r>
-              <w:rPr>
-                <w:rFonts w:ascii="Arial" w:hAnsi="Arial" w:eastAsia="Arial"/>
+                <w:rFonts w:ascii="Arial" w:hAnsi="Arial" w:eastAsia="Arial" w:cs="Tahoma"/>
+                <w:sz w:val="18"/>
+              </w:rPr>
+            </w:r>
+            <w:r>
+              <w:rPr>
+                <w:rFonts w:ascii="Arial" w:hAnsi="Arial" w:eastAsia="Arial" w:cs="Tahoma"/>
                 <w:sz w:val="18"/>
               </w:rPr>
               <w:t>mas_param / common_code / business_user / email_template (sps_store)</w:t>
@@ -7015,13 +7157,13 @@
             </w:pPr>
             <w:r>
               <w:rPr>
-                <w:rFonts w:ascii="Arial" w:hAnsi="Arial" w:eastAsia="Arial"/>
-                <w:sz w:val="18"/>
-              </w:rPr>
-            </w:r>
-            <w:r>
-              <w:rPr>
-                <w:rFonts w:ascii="Arial" w:hAnsi="Arial" w:eastAsia="Arial"/>
+                <w:rFonts w:ascii="Arial" w:hAnsi="Arial" w:eastAsia="Arial" w:cs="Tahoma"/>
+                <w:sz w:val="18"/>
+              </w:rPr>
+            </w:r>
+            <w:r>
+              <w:rPr>
+                <w:rFonts w:ascii="Arial" w:hAnsi="Arial" w:eastAsia="Arial" w:cs="Tahoma"/>
                 <w:sz w:val="18"/>
               </w:rPr>
               <w:t>R</w:t>
@@ -7040,13 +7182,13 @@
             </w:pPr>
             <w:r>
               <w:rPr>
-                <w:rFonts w:ascii="Arial" w:hAnsi="Arial" w:eastAsia="Arial"/>
-                <w:sz w:val="18"/>
-              </w:rPr>
-            </w:r>
-            <w:r>
-              <w:rPr>
-                <w:rFonts w:ascii="Arial" w:hAnsi="Arial" w:eastAsia="Arial"/>
+                <w:rFonts w:ascii="Arial" w:hAnsi="Arial" w:eastAsia="Arial" w:cs="Tahoma"/>
+                <w:sz w:val="18"/>
+              </w:rPr>
+            </w:r>
+            <w:r>
+              <w:rPr>
+                <w:rFonts w:ascii="Arial" w:hAnsi="Arial" w:eastAsia="Arial" w:cs="Tahoma"/>
                 <w:sz w:val="18"/>
               </w:rPr>
               <w:t>ค่ากำหนดกลาง/master/ตัวตน/เทมเพลตอีเมลของระบบ SBP เดิม</w:t>
@@ -7096,7 +7238,7 @@
             <w:r/>
             <w:r>
               <w:rPr>
-                <w:rFonts w:ascii="Arial" w:hAnsi="Arial" w:eastAsia="Arial"/>
+                <w:rFonts w:ascii="Arial" w:hAnsi="Arial" w:eastAsia="Arial" w:cs="Tahoma"/>
                 <w:b/>
                 <w:sz w:val="18"/>
               </w:rPr>
@@ -7118,7 +7260,7 @@
             <w:r/>
             <w:r>
               <w:rPr>
-                <w:rFonts w:ascii="Arial" w:hAnsi="Arial" w:eastAsia="Arial"/>
+                <w:rFonts w:ascii="Arial" w:hAnsi="Arial" w:eastAsia="Arial" w:cs="Tahoma"/>
                 <w:b/>
                 <w:sz w:val="18"/>
               </w:rPr>
@@ -7143,13 +7285,13 @@
             </w:pPr>
             <w:r>
               <w:rPr>
-                <w:rFonts w:ascii="Arial" w:hAnsi="Arial" w:eastAsia="Arial"/>
-                <w:sz w:val="18"/>
-              </w:rPr>
-            </w:r>
-            <w:r>
-              <w:rPr>
-                <w:rFonts w:ascii="Arial" w:hAnsi="Arial" w:eastAsia="Arial"/>
+                <w:rFonts w:ascii="Arial" w:hAnsi="Arial" w:eastAsia="Arial" w:cs="Tahoma"/>
+                <w:sz w:val="18"/>
+              </w:rPr>
+            </w:r>
+            <w:r>
+              <w:rPr>
+                <w:rFonts w:ascii="Arial" w:hAnsi="Arial" w:eastAsia="Arial" w:cs="Tahoma"/>
                 <w:sz w:val="18"/>
               </w:rPr>
               <w:t>1</w:t>
@@ -7168,16 +7310,16 @@
             </w:pPr>
             <w:r>
               <w:rPr>
-                <w:rFonts w:ascii="Arial" w:hAnsi="Arial" w:eastAsia="Arial"/>
-                <w:sz w:val="18"/>
-              </w:rPr>
-            </w:r>
-            <w:r>
-              <w:rPr>
-                <w:rFonts w:ascii="Arial" w:hAnsi="Arial" w:eastAsia="Arial"/>
-                <w:sz w:val="18"/>
-              </w:rPr>
-              <w:t>ยืนยันรายการ 20 ตารางกับ Database design และ LLDD-Database.pdf ให้ตรงกันก่อนเขียน DDL</w:t>
+                <w:rFonts w:ascii="Arial" w:hAnsi="Arial" w:eastAsia="Arial" w:cs="Tahoma"/>
+                <w:sz w:val="18"/>
+              </w:rPr>
+            </w:r>
+            <w:r>
+              <w:rPr>
+                <w:rFonts w:ascii="Arial" w:hAnsi="Arial" w:eastAsia="Arial" w:cs="Tahoma"/>
+                <w:sz w:val="18"/>
+              </w:rPr>
+              <w:t>ยืนยันรายการ 19 ตารางกับ Database design และ LLDD-Database.pdf ให้ตรงกันก่อนเขียน DDL</w:t>
             </w:r>
           </w:p>
         </w:tc>
@@ -7198,13 +7340,13 @@
             </w:pPr>
             <w:r>
               <w:rPr>
-                <w:rFonts w:ascii="Arial" w:hAnsi="Arial" w:eastAsia="Arial"/>
-                <w:sz w:val="18"/>
-              </w:rPr>
-            </w:r>
-            <w:r>
-              <w:rPr>
-                <w:rFonts w:ascii="Arial" w:hAnsi="Arial" w:eastAsia="Arial"/>
+                <w:rFonts w:ascii="Arial" w:hAnsi="Arial" w:eastAsia="Arial" w:cs="Tahoma"/>
+                <w:sz w:val="18"/>
+              </w:rPr>
+            </w:r>
+            <w:r>
+              <w:rPr>
+                <w:rFonts w:ascii="Arial" w:hAnsi="Arial" w:eastAsia="Arial" w:cs="Tahoma"/>
                 <w:sz w:val="18"/>
               </w:rPr>
               <w:t>2</w:t>
@@ -7223,13 +7365,13 @@
             </w:pPr>
             <w:r>
               <w:rPr>
-                <w:rFonts w:ascii="Arial" w:hAnsi="Arial" w:eastAsia="Arial"/>
-                <w:sz w:val="18"/>
-              </w:rPr>
-            </w:r>
-            <w:r>
-              <w:rPr>
-                <w:rFonts w:ascii="Arial" w:hAnsi="Arial" w:eastAsia="Arial"/>
+                <w:rFonts w:ascii="Arial" w:hAnsi="Arial" w:eastAsia="Arial" w:cs="Tahoma"/>
+                <w:sz w:val="18"/>
+              </w:rPr>
+            </w:r>
+            <w:r>
+              <w:rPr>
+                <w:rFonts w:ascii="Arial" w:hAnsi="Arial" w:eastAsia="Arial" w:cs="Tahoma"/>
                 <w:sz w:val="18"/>
               </w:rPr>
               <w:t>เขียน 01_schema.sql เรียงตาม dependency: โซน C master -&gt; โซน A pipeline -&gt; โซน B document</w:t>
@@ -7253,13 +7395,13 @@
             </w:pPr>
             <w:r>
               <w:rPr>
-                <w:rFonts w:ascii="Arial" w:hAnsi="Arial" w:eastAsia="Arial"/>
-                <w:sz w:val="18"/>
-              </w:rPr>
-            </w:r>
-            <w:r>
-              <w:rPr>
-                <w:rFonts w:ascii="Arial" w:hAnsi="Arial" w:eastAsia="Arial"/>
+                <w:rFonts w:ascii="Arial" w:hAnsi="Arial" w:eastAsia="Arial" w:cs="Tahoma"/>
+                <w:sz w:val="18"/>
+              </w:rPr>
+            </w:r>
+            <w:r>
+              <w:rPr>
+                <w:rFonts w:ascii="Arial" w:hAnsi="Arial" w:eastAsia="Arial" w:cs="Tahoma"/>
                 <w:sz w:val="18"/>
               </w:rPr>
               <w:t>3</w:t>
@@ -7278,13 +7420,13 @@
             </w:pPr>
             <w:r>
               <w:rPr>
-                <w:rFonts w:ascii="Arial" w:hAnsi="Arial" w:eastAsia="Arial"/>
-                <w:sz w:val="18"/>
-              </w:rPr>
-            </w:r>
-            <w:r>
-              <w:rPr>
-                <w:rFonts w:ascii="Arial" w:hAnsi="Arial" w:eastAsia="Arial"/>
+                <w:rFonts w:ascii="Arial" w:hAnsi="Arial" w:eastAsia="Arial" w:cs="Tahoma"/>
+                <w:sz w:val="18"/>
+              </w:rPr>
+            </w:r>
+            <w:r>
+              <w:rPr>
+                <w:rFonts w:ascii="Arial" w:hAnsi="Arial" w:eastAsia="Arial" w:cs="Tahoma"/>
                 <w:sz w:val="18"/>
               </w:rPr>
               <w:t>เขียน 02_index.sql แยกไฟล์ เพื่อให้ rerun/เพิ่ม index ภายหลังได้โดยไม่แตะ schema</w:t>
@@ -7308,13 +7450,13 @@
             </w:pPr>
             <w:r>
               <w:rPr>
-                <w:rFonts w:ascii="Arial" w:hAnsi="Arial" w:eastAsia="Arial"/>
-                <w:sz w:val="18"/>
-              </w:rPr>
-            </w:r>
-            <w:r>
-              <w:rPr>
-                <w:rFonts w:ascii="Arial" w:hAnsi="Arial" w:eastAsia="Arial"/>
+                <w:rFonts w:ascii="Arial" w:hAnsi="Arial" w:eastAsia="Arial" w:cs="Tahoma"/>
+                <w:sz w:val="18"/>
+              </w:rPr>
+            </w:r>
+            <w:r>
+              <w:rPr>
+                <w:rFonts w:ascii="Arial" w:hAnsi="Arial" w:eastAsia="Arial" w:cs="Tahoma"/>
                 <w:sz w:val="18"/>
               </w:rPr>
               <w:t>4</w:t>
@@ -7333,13 +7475,13 @@
             </w:pPr>
             <w:r>
               <w:rPr>
-                <w:rFonts w:ascii="Arial" w:hAnsi="Arial" w:eastAsia="Arial"/>
-                <w:sz w:val="18"/>
-              </w:rPr>
-            </w:r>
-            <w:r>
-              <w:rPr>
-                <w:rFonts w:ascii="Arial" w:hAnsi="Arial" w:eastAsia="Arial"/>
+                <w:rFonts w:ascii="Arial" w:hAnsi="Arial" w:eastAsia="Arial" w:cs="Tahoma"/>
+                <w:sz w:val="18"/>
+              </w:rPr>
+            </w:r>
+            <w:r>
+              <w:rPr>
+                <w:rFonts w:ascii="Arial" w:hAnsi="Arial" w:eastAsia="Arial" w:cs="Tahoma"/>
                 <w:sz w:val="18"/>
               </w:rPr>
               <w:t>เขียน 03_seed.sql เฉพาะ master ที่ระบบต้องมีตั้งแต่วันแรก</w:t>
@@ -7363,13 +7505,13 @@
             </w:pPr>
             <w:r>
               <w:rPr>
-                <w:rFonts w:ascii="Arial" w:hAnsi="Arial" w:eastAsia="Arial"/>
-                <w:sz w:val="18"/>
-              </w:rPr>
-            </w:r>
-            <w:r>
-              <w:rPr>
-                <w:rFonts w:ascii="Arial" w:hAnsi="Arial" w:eastAsia="Arial"/>
+                <w:rFonts w:ascii="Arial" w:hAnsi="Arial" w:eastAsia="Arial" w:cs="Tahoma"/>
+                <w:sz w:val="18"/>
+              </w:rPr>
+            </w:r>
+            <w:r>
+              <w:rPr>
+                <w:rFonts w:ascii="Arial" w:hAnsi="Arial" w:eastAsia="Arial" w:cs="Tahoma"/>
                 <w:sz w:val="18"/>
               </w:rPr>
               <w:t>5</w:t>
@@ -7388,13 +7530,13 @@
             </w:pPr>
             <w:r>
               <w:rPr>
-                <w:rFonts w:ascii="Arial" w:hAnsi="Arial" w:eastAsia="Arial"/>
-                <w:sz w:val="18"/>
-              </w:rPr>
-            </w:r>
-            <w:r>
-              <w:rPr>
-                <w:rFonts w:ascii="Arial" w:hAnsi="Arial" w:eastAsia="Arial"/>
+                <w:rFonts w:ascii="Arial" w:hAnsi="Arial" w:eastAsia="Arial" w:cs="Tahoma"/>
+                <w:sz w:val="18"/>
+              </w:rPr>
+            </w:r>
+            <w:r>
+              <w:rPr>
+                <w:rFonts w:ascii="Arial" w:hAnsi="Arial" w:eastAsia="Arial" w:cs="Tahoma"/>
                 <w:sz w:val="18"/>
               </w:rPr>
               <w:t>ตรวจว่าไม่มี CREATE TABLE ของตารางที่ระบบ SBP เดิมมีอยู่แล้ว</w:t>
@@ -7418,13 +7560,13 @@
             </w:pPr>
             <w:r>
               <w:rPr>
-                <w:rFonts w:ascii="Arial" w:hAnsi="Arial" w:eastAsia="Arial"/>
-                <w:sz w:val="18"/>
-              </w:rPr>
-            </w:r>
-            <w:r>
-              <w:rPr>
-                <w:rFonts w:ascii="Arial" w:hAnsi="Arial" w:eastAsia="Arial"/>
+                <w:rFonts w:ascii="Arial" w:hAnsi="Arial" w:eastAsia="Arial" w:cs="Tahoma"/>
+                <w:sz w:val="18"/>
+              </w:rPr>
+            </w:r>
+            <w:r>
+              <w:rPr>
+                <w:rFonts w:ascii="Arial" w:hAnsi="Arial" w:eastAsia="Arial" w:cs="Tahoma"/>
                 <w:sz w:val="18"/>
               </w:rPr>
               <w:t>6</w:t>
@@ -7443,13 +7585,13 @@
             </w:pPr>
             <w:r>
               <w:rPr>
-                <w:rFonts w:ascii="Arial" w:hAnsi="Arial" w:eastAsia="Arial"/>
-                <w:sz w:val="18"/>
-              </w:rPr>
-            </w:r>
-            <w:r>
-              <w:rPr>
-                <w:rFonts w:ascii="Arial" w:hAnsi="Arial" w:eastAsia="Arial"/>
+                <w:rFonts w:ascii="Arial" w:hAnsi="Arial" w:eastAsia="Arial" w:cs="Tahoma"/>
+                <w:sz w:val="18"/>
+              </w:rPr>
+            </w:r>
+            <w:r>
+              <w:rPr>
+                <w:rFonts w:ascii="Arial" w:hAnsi="Arial" w:eastAsia="Arial" w:cs="Tahoma"/>
                 <w:sz w:val="18"/>
               </w:rPr>
               <w:t>รันบน environment ว่างแล้ว dump schema กลับมาเทียบกับ DDL ต้นฉบับ</w:t>
@@ -7473,13 +7615,13 @@
             </w:pPr>
             <w:r>
               <w:rPr>
-                <w:rFonts w:ascii="Arial" w:hAnsi="Arial" w:eastAsia="Arial"/>
-                <w:sz w:val="18"/>
-              </w:rPr>
-            </w:r>
-            <w:r>
-              <w:rPr>
-                <w:rFonts w:ascii="Arial" w:hAnsi="Arial" w:eastAsia="Arial"/>
+                <w:rFonts w:ascii="Arial" w:hAnsi="Arial" w:eastAsia="Arial" w:cs="Tahoma"/>
+                <w:sz w:val="18"/>
+              </w:rPr>
+            </w:r>
+            <w:r>
+              <w:rPr>
+                <w:rFonts w:ascii="Arial" w:hAnsi="Arial" w:eastAsia="Arial" w:cs="Tahoma"/>
                 <w:sz w:val="18"/>
               </w:rPr>
               <w:t>7</w:t>
@@ -7498,13 +7640,13 @@
             </w:pPr>
             <w:r>
               <w:rPr>
-                <w:rFonts w:ascii="Arial" w:hAnsi="Arial" w:eastAsia="Arial"/>
-                <w:sz w:val="18"/>
-              </w:rPr>
-            </w:r>
-            <w:r>
-              <w:rPr>
-                <w:rFonts w:ascii="Arial" w:hAnsi="Arial" w:eastAsia="Arial"/>
+                <w:rFonts w:ascii="Arial" w:hAnsi="Arial" w:eastAsia="Arial" w:cs="Tahoma"/>
+                <w:sz w:val="18"/>
+              </w:rPr>
+            </w:r>
+            <w:r>
+              <w:rPr>
+                <w:rFonts w:ascii="Arial" w:hAnsi="Arial" w:eastAsia="Arial" w:cs="Tahoma"/>
                 <w:sz w:val="18"/>
               </w:rPr>
               <w:t>ส่งมอบ DDL ให้ Data-Migration-Cutover ใช้เป็นปลายทาง</w:t>
@@ -7540,7 +7682,7 @@
         <w:keepLines/>
       </w:pPr>
       <w:r>
-        <w:t>จำนวนตารางที่สร้างจริง = 20 ตาราง ตรงกับ Database design</w:t>
+        <w:t>จำนวนตารางที่สร้างจริง = 18 ตาราง (19 ในโครง ลบ fcs_qssi_score ที่ reuse) ตรงกับ Database design</w:t>
       </w:r>
     </w:p>
     <w:p>
@@ -7619,7 +7761,7 @@
             <w:r/>
             <w:r>
               <w:rPr>
-                <w:rFonts w:ascii="Arial" w:hAnsi="Arial" w:eastAsia="Arial"/>
+                <w:rFonts w:ascii="Arial" w:hAnsi="Arial" w:eastAsia="Arial" w:cs="Tahoma"/>
                 <w:b/>
                 <w:sz w:val="18"/>
               </w:rPr>
@@ -7641,7 +7783,7 @@
             <w:r/>
             <w:r>
               <w:rPr>
-                <w:rFonts w:ascii="Arial" w:hAnsi="Arial" w:eastAsia="Arial"/>
+                <w:rFonts w:ascii="Arial" w:hAnsi="Arial" w:eastAsia="Arial" w:cs="Tahoma"/>
                 <w:b/>
                 <w:sz w:val="18"/>
               </w:rPr>
@@ -7666,13 +7808,13 @@
             </w:pPr>
             <w:r>
               <w:rPr>
-                <w:rFonts w:ascii="Arial" w:hAnsi="Arial" w:eastAsia="Arial"/>
-                <w:sz w:val="18"/>
-              </w:rPr>
-            </w:r>
-            <w:r>
-              <w:rPr>
-                <w:rFonts w:ascii="Arial" w:hAnsi="Arial" w:eastAsia="Arial"/>
+                <w:rFonts w:ascii="Arial" w:hAnsi="Arial" w:eastAsia="Arial" w:cs="Tahoma"/>
+                <w:sz w:val="18"/>
+              </w:rPr>
+            </w:r>
+            <w:r>
+              <w:rPr>
+                <w:rFonts w:ascii="Arial" w:hAnsi="Arial" w:eastAsia="Arial" w:cs="Tahoma"/>
                 <w:sz w:val="18"/>
               </w:rPr>
               <w:t>1</w:t>
@@ -7691,13 +7833,13 @@
             </w:pPr>
             <w:r>
               <w:rPr>
-                <w:rFonts w:ascii="Arial" w:hAnsi="Arial" w:eastAsia="Arial"/>
-                <w:sz w:val="18"/>
-              </w:rPr>
-            </w:r>
-            <w:r>
-              <w:rPr>
-                <w:rFonts w:ascii="Arial" w:hAnsi="Arial" w:eastAsia="Arial"/>
+                <w:rFonts w:ascii="Arial" w:hAnsi="Arial" w:eastAsia="Arial" w:cs="Tahoma"/>
+                <w:sz w:val="18"/>
+              </w:rPr>
+            </w:r>
+            <w:r>
+              <w:rPr>
+                <w:rFonts w:ascii="Arial" w:hAnsi="Arial" w:eastAsia="Arial" w:cs="Tahoma"/>
                 <w:sz w:val="18"/>
               </w:rPr>
               <w:t>รัน 01+02+03 บนฐานว่าง แล้ว dump schema เทียบกับต้นฉบับ</w:t>
@@ -7721,13 +7863,13 @@
             </w:pPr>
             <w:r>
               <w:rPr>
-                <w:rFonts w:ascii="Arial" w:hAnsi="Arial" w:eastAsia="Arial"/>
-                <w:sz w:val="18"/>
-              </w:rPr>
-            </w:r>
-            <w:r>
-              <w:rPr>
-                <w:rFonts w:ascii="Arial" w:hAnsi="Arial" w:eastAsia="Arial"/>
+                <w:rFonts w:ascii="Arial" w:hAnsi="Arial" w:eastAsia="Arial" w:cs="Tahoma"/>
+                <w:sz w:val="18"/>
+              </w:rPr>
+            </w:r>
+            <w:r>
+              <w:rPr>
+                <w:rFonts w:ascii="Arial" w:hAnsi="Arial" w:eastAsia="Arial" w:cs="Tahoma"/>
                 <w:sz w:val="18"/>
               </w:rPr>
               <w:t>2</w:t>
@@ -7746,13 +7888,13 @@
             </w:pPr>
             <w:r>
               <w:rPr>
-                <w:rFonts w:ascii="Arial" w:hAnsi="Arial" w:eastAsia="Arial"/>
-                <w:sz w:val="18"/>
-              </w:rPr>
-            </w:r>
-            <w:r>
-              <w:rPr>
-                <w:rFonts w:ascii="Arial" w:hAnsi="Arial" w:eastAsia="Arial"/>
+                <w:rFonts w:ascii="Arial" w:hAnsi="Arial" w:eastAsia="Arial" w:cs="Tahoma"/>
+                <w:sz w:val="18"/>
+              </w:rPr>
+            </w:r>
+            <w:r>
+              <w:rPr>
+                <w:rFonts w:ascii="Arial" w:hAnsi="Arial" w:eastAsia="Arial" w:cs="Tahoma"/>
                 <w:sz w:val="18"/>
               </w:rPr>
               <w:t>รัน 01 ซ้ำครั้งที่สอง ต้อง fail แบบชัดเจน ไม่สร้างของซ้ำเงียบ ๆ</w:t>
@@ -7776,13 +7918,13 @@
             </w:pPr>
             <w:r>
               <w:rPr>
-                <w:rFonts w:ascii="Arial" w:hAnsi="Arial" w:eastAsia="Arial"/>
-                <w:sz w:val="18"/>
-              </w:rPr>
-            </w:r>
-            <w:r>
-              <w:rPr>
-                <w:rFonts w:ascii="Arial" w:hAnsi="Arial" w:eastAsia="Arial"/>
+                <w:rFonts w:ascii="Arial" w:hAnsi="Arial" w:eastAsia="Arial" w:cs="Tahoma"/>
+                <w:sz w:val="18"/>
+              </w:rPr>
+            </w:r>
+            <w:r>
+              <w:rPr>
+                <w:rFonts w:ascii="Arial" w:hAnsi="Arial" w:eastAsia="Arial" w:cs="Tahoma"/>
                 <w:sz w:val="18"/>
               </w:rPr>
               <w:t>3</w:t>
@@ -7801,13 +7943,13 @@
             </w:pPr>
             <w:r>
               <w:rPr>
-                <w:rFonts w:ascii="Arial" w:hAnsi="Arial" w:eastAsia="Arial"/>
-                <w:sz w:val="18"/>
-              </w:rPr>
-            </w:r>
-            <w:r>
-              <w:rPr>
-                <w:rFonts w:ascii="Arial" w:hAnsi="Arial" w:eastAsia="Arial"/>
+                <w:rFonts w:ascii="Arial" w:hAnsi="Arial" w:eastAsia="Arial" w:cs="Tahoma"/>
+                <w:sz w:val="18"/>
+              </w:rPr>
+            </w:r>
+            <w:r>
+              <w:rPr>
+                <w:rFonts w:ascii="Arial" w:hAnsi="Arial" w:eastAsia="Arial" w:cs="Tahoma"/>
                 <w:sz w:val="18"/>
               </w:rPr>
               <w:t>ทดสอบ insert เอกสารที่ compensate_percent รวมไม่ครบ 100 ต้องถูก block</w:t>
@@ -7831,13 +7973,13 @@
             </w:pPr>
             <w:r>
               <w:rPr>
-                <w:rFonts w:ascii="Arial" w:hAnsi="Arial" w:eastAsia="Arial"/>
-                <w:sz w:val="18"/>
-              </w:rPr>
-            </w:r>
-            <w:r>
-              <w:rPr>
-                <w:rFonts w:ascii="Arial" w:hAnsi="Arial" w:eastAsia="Arial"/>
+                <w:rFonts w:ascii="Arial" w:hAnsi="Arial" w:eastAsia="Arial" w:cs="Tahoma"/>
+                <w:sz w:val="18"/>
+              </w:rPr>
+            </w:r>
+            <w:r>
+              <w:rPr>
+                <w:rFonts w:ascii="Arial" w:hAnsi="Arial" w:eastAsia="Arial" w:cs="Tahoma"/>
                 <w:sz w:val="18"/>
               </w:rPr>
               <w:t>4</w:t>
@@ -7856,13 +7998,13 @@
             </w:pPr>
             <w:r>
               <w:rPr>
-                <w:rFonts w:ascii="Arial" w:hAnsi="Arial" w:eastAsia="Arial"/>
-                <w:sz w:val="18"/>
-              </w:rPr>
-            </w:r>
-            <w:r>
-              <w:rPr>
-                <w:rFonts w:ascii="Arial" w:hAnsi="Arial" w:eastAsia="Arial"/>
+                <w:rFonts w:ascii="Arial" w:hAnsi="Arial" w:eastAsia="Arial" w:cs="Tahoma"/>
+                <w:sz w:val="18"/>
+              </w:rPr>
+            </w:r>
+            <w:r>
+              <w:rPr>
+                <w:rFonts w:ascii="Arial" w:hAnsi="Arial" w:eastAsia="Arial" w:cs="Tahoma"/>
                 <w:sz w:val="18"/>
               </w:rPr>
               <w:t>ทดสอบ insert store_code '00788' แล้วอ่านกลับได้ leading zero ครบ</w:t>
@@ -7886,13 +8028,13 @@
             </w:pPr>
             <w:r>
               <w:rPr>
-                <w:rFonts w:ascii="Arial" w:hAnsi="Arial" w:eastAsia="Arial"/>
-                <w:sz w:val="18"/>
-              </w:rPr>
-            </w:r>
-            <w:r>
-              <w:rPr>
-                <w:rFonts w:ascii="Arial" w:hAnsi="Arial" w:eastAsia="Arial"/>
+                <w:rFonts w:ascii="Arial" w:hAnsi="Arial" w:eastAsia="Arial" w:cs="Tahoma"/>
+                <w:sz w:val="18"/>
+              </w:rPr>
+            </w:r>
+            <w:r>
+              <w:rPr>
+                <w:rFonts w:ascii="Arial" w:hAnsi="Arial" w:eastAsia="Arial" w:cs="Tahoma"/>
                 <w:sz w:val="18"/>
               </w:rPr>
               <w:t>5</w:t>
@@ -7911,13 +8053,13 @@
             </w:pPr>
             <w:r>
               <w:rPr>
-                <w:rFonts w:ascii="Arial" w:hAnsi="Arial" w:eastAsia="Arial"/>
-                <w:sz w:val="18"/>
-              </w:rPr>
-            </w:r>
-            <w:r>
-              <w:rPr>
-                <w:rFonts w:ascii="Arial" w:hAnsi="Arial" w:eastAsia="Arial"/>
+                <w:rFonts w:ascii="Arial" w:hAnsi="Arial" w:eastAsia="Arial" w:cs="Tahoma"/>
+                <w:sz w:val="18"/>
+              </w:rPr>
+            </w:r>
+            <w:r>
+              <w:rPr>
+                <w:rFonts w:ascii="Arial" w:hAnsi="Arial" w:eastAsia="Arial" w:cs="Tahoma"/>
                 <w:sz w:val="18"/>
               </w:rPr>
               <w:t>ทดสอบออกเลข doc_no พร้อมกัน 20 request ต้องไม่ซ้ำ</w:t>
@@ -7941,13 +8083,13 @@
             </w:pPr>
             <w:r>
               <w:rPr>
-                <w:rFonts w:ascii="Arial" w:hAnsi="Arial" w:eastAsia="Arial"/>
-                <w:sz w:val="18"/>
-              </w:rPr>
-            </w:r>
-            <w:r>
-              <w:rPr>
-                <w:rFonts w:ascii="Arial" w:hAnsi="Arial" w:eastAsia="Arial"/>
+                <w:rFonts w:ascii="Arial" w:hAnsi="Arial" w:eastAsia="Arial" w:cs="Tahoma"/>
+                <w:sz w:val="18"/>
+              </w:rPr>
+            </w:r>
+            <w:r>
+              <w:rPr>
+                <w:rFonts w:ascii="Arial" w:hAnsi="Arial" w:eastAsia="Arial" w:cs="Tahoma"/>
                 <w:sz w:val="18"/>
               </w:rPr>
               <w:t>6</w:t>
@@ -7966,13 +8108,13 @@
             </w:pPr>
             <w:r>
               <w:rPr>
-                <w:rFonts w:ascii="Arial" w:hAnsi="Arial" w:eastAsia="Arial"/>
-                <w:sz w:val="18"/>
-              </w:rPr>
-            </w:r>
-            <w:r>
-              <w:rPr>
-                <w:rFonts w:ascii="Arial" w:hAnsi="Arial" w:eastAsia="Arial"/>
+                <w:rFonts w:ascii="Arial" w:hAnsi="Arial" w:eastAsia="Arial" w:cs="Tahoma"/>
+                <w:sz w:val="18"/>
+              </w:rPr>
+            </w:r>
+            <w:r>
+              <w:rPr>
+                <w:rFonts w:ascii="Arial" w:hAnsi="Arial" w:eastAsia="Arial" w:cs="Tahoma"/>
                 <w:sz w:val="18"/>
               </w:rPr>
               <w:t>grep หา CREATE TABLE ของตาราง reuse ต้องได้ 0 บรรทัด</w:t>
@@ -8002,7 +8144,7 @@
     </w:pPr>
     <w:r>
       <w:rPr>
-        <w:rFonts w:ascii="Arial" w:hAnsi="Arial"/>
+        <w:rFonts w:ascii="Arial" w:hAnsi="Arial" w:eastAsia="Arial" w:cs="Tahoma"/>
         <w:sz w:val="16"/>
       </w:rPr>
       <w:t xml:space="preserve">หน้า </w:t>
@@ -8021,7 +8163,7 @@
     </w:pPr>
     <w:r>
       <w:rPr>
-        <w:rFonts w:ascii="Arial" w:hAnsi="Arial" w:eastAsia="Arial"/>
+        <w:rFonts w:ascii="Arial" w:hAnsi="Arial" w:eastAsia="Arial" w:cs="Tahoma"/>
         <w:color w:val="66717F"/>
         <w:sz w:val="16"/>
       </w:rPr>
@@ -8395,7 +8537,7 @@
     <w:qFormat/>
     <w:rsid w:val="00FC693F"/>
     <w:rPr>
-      <w:rFonts w:ascii="Arial" w:hAnsi="Arial" w:eastAsia="Arial"/>
+      <w:rFonts w:ascii="Arial" w:hAnsi="Arial" w:eastAsia="Arial" w:cs="Tahoma"/>
       <w:sz w:val="20"/>
     </w:rPr>
   </w:style>
@@ -8458,7 +8600,7 @@
       <w:outlineLvl w:val="0"/>
     </w:pPr>
     <w:rPr>
-      <w:rFonts w:asciiTheme="majorHAnsi" w:eastAsiaTheme="majorEastAsia" w:hAnsiTheme="majorHAnsi" w:cstheme="majorBidi" w:ascii="Arial" w:hAnsi="Arial" w:eastAsia="Arial"/>
+      <w:rFonts w:asciiTheme="majorHAnsi" w:eastAsiaTheme="majorEastAsia" w:hAnsiTheme="majorHAnsi" w:cstheme="majorBidi" w:ascii="Arial" w:hAnsi="Arial" w:eastAsia="Arial" w:cs="Tahoma"/>
       <w:b/>
       <w:bCs/>
       <w:color w:val="1F4D78"/>
@@ -8482,7 +8624,7 @@
       <w:outlineLvl w:val="1"/>
     </w:pPr>
     <w:rPr>
-      <w:rFonts w:asciiTheme="majorHAnsi" w:eastAsiaTheme="majorEastAsia" w:hAnsiTheme="majorHAnsi" w:cstheme="majorBidi" w:ascii="Arial" w:hAnsi="Arial" w:eastAsia="Arial"/>
+      <w:rFonts w:asciiTheme="majorHAnsi" w:eastAsiaTheme="majorEastAsia" w:hAnsiTheme="majorHAnsi" w:cstheme="majorBidi" w:ascii="Arial" w:hAnsi="Arial" w:eastAsia="Arial" w:cs="Tahoma"/>
       <w:b/>
       <w:bCs/>
       <w:color w:val="2E74B5"/>
@@ -8506,7 +8648,7 @@
       <w:outlineLvl w:val="2"/>
     </w:pPr>
     <w:rPr>
-      <w:rFonts w:asciiTheme="majorHAnsi" w:eastAsiaTheme="majorEastAsia" w:hAnsiTheme="majorHAnsi" w:cstheme="majorBidi" w:ascii="Arial" w:hAnsi="Arial" w:eastAsia="Arial"/>
+      <w:rFonts w:asciiTheme="majorHAnsi" w:eastAsiaTheme="majorEastAsia" w:hAnsiTheme="majorHAnsi" w:cstheme="majorBidi" w:ascii="Arial" w:hAnsi="Arial" w:eastAsia="Arial" w:cs="Tahoma"/>
       <w:b/>
       <w:bCs/>
       <w:color w:val="1F4D78"/>
@@ -8530,7 +8672,7 @@
       <w:outlineLvl w:val="3"/>
     </w:pPr>
     <w:rPr>
-      <w:rFonts w:asciiTheme="majorHAnsi" w:eastAsiaTheme="majorEastAsia" w:hAnsiTheme="majorHAnsi" w:cstheme="majorBidi" w:ascii="Arial" w:hAnsi="Arial" w:eastAsia="Arial"/>
+      <w:rFonts w:asciiTheme="majorHAnsi" w:eastAsiaTheme="majorEastAsia" w:hAnsiTheme="majorHAnsi" w:cstheme="majorBidi" w:ascii="Arial" w:hAnsi="Arial" w:eastAsia="Arial" w:cs="Tahoma"/>
       <w:b/>
       <w:bCs/>
       <w:i/>

--- a/LLDD/word/BE/LLDD-BE-Database-Structure.docx
+++ b/LLDD/word/BE/LLDD-BE-Database-Structure.docx
@@ -437,7 +437,7 @@
                 <w:rFonts w:ascii="Arial" w:hAnsi="Arial" w:eastAsia="Arial" w:cs="Tahoma"/>
                 <w:sz w:val="18"/>
               </w:rPr>
-              <w:t>28 ชั่วโมง (ไม่มี unit test แยก — ดูเหตุผลใน NO_UNIT_TEST_DOCS)</w:t>
+              <w:t>31 ชั่วโมง (ไม่มี unit test แยก — ดูเหตุผลใน NO_UNIT_TEST_DOCS)</w:t>
             </w:r>
           </w:p>
         </w:tc>
@@ -637,7 +637,7 @@
                 <w:rFonts w:ascii="Arial" w:hAnsi="Arial" w:eastAsia="Arial" w:cs="Tahoma"/>
                 <w:sz w:val="18"/>
               </w:rPr>
-              <w:t>กำหนด DDL ของ target schema 19 ตาราง พร้อม index/constraint/seed และสคริปต์ deploy ให้ทุกเอกสาร BE อ้างอิงโครงเดียวกัน — เป็น blocker ที่ต้องปิดในสัปดาห์แรก</w:t>
+              <w:t>กำหนด DDL ของ target schema 20 ตาราง พร้อม index/constraint/seed และสคริปต์ deploy ให้ทุกเอกสาร BE อ้างอิงโครงเดียวกัน — เป็น blocker ที่ต้องปิดในสัปดาห์แรก</w:t>
             </w:r>
           </w:p>
         </w:tc>
@@ -666,7 +666,7 @@
         <w:keepLines/>
       </w:pPr>
       <w:r>
-        <w:t>DDL ครบ 19 ตารางของ target schema (โซน A 7 · โซน B 9 · โซน C 3)</w:t>
+        <w:t>DDL ครบ 20 ตารางของ target schema (โซน A 8 · โซน B 9 · โซน C 3)</w:t>
       </w:r>
     </w:p>
     <w:p>
@@ -1554,7 +1554,7 @@
         <w:pageBreakBefore w:val="0"/>
       </w:pPr>
       <w:r>
-        <w:t>5.1 ขอบเขตตารางในโครง SBPGI (19 ตาราง — CREATE จริง 18 + reuse 1)</w:t>
+        <w:t>5.1 ขอบเขตตารางในโครง SBPGI (20 ตาราง — CREATE จริง 19 + reuse 1)</w:t>
       </w:r>
     </w:p>
     <w:p>
@@ -1591,7 +1591,7 @@
         <w:rPr>
           <w:b/>
         </w:rPr>
-        <w:t>21 = จำนวนตารางในโครง ไม่ใช่จำนวนที่ต้อง CREATE</w:t>
+        <w:t>20 = จำนวนตารางในโครง ไม่ใช่จำนวนที่ต้อง CREATE</w:t>
       </w:r>
       <w:r>
         <w:t xml:space="preserve"> — </w:t>
@@ -1627,10 +1627,10 @@
         <w:rPr>
           <w:b/>
         </w:rPr>
-        <w:t>18 ตาราง</w:t>
+        <w:t>19 ตาราง</w:t>
       </w:r>
       <w:r>
-        <w:t xml:space="preserve"> (19 ตารางในโครง ลบ fcs_qssi_score ที่ reuse) · สถานะ reuse ของ </w:t>
+        <w:t xml:space="preserve"> (20 ตารางในโครง ลบ fcs_qssi_score ที่ reuse) · สถานะ reuse ของ </w:t>
       </w:r>
       <w:r>
         <w:rPr>
@@ -1793,7 +1793,7 @@
                 <w:rFonts w:ascii="Arial" w:hAnsi="Arial" w:eastAsia="Arial" w:cs="Tahoma"/>
                 <w:sz w:val="18"/>
               </w:rPr>
-              <w:t>7 (CREATE 6 + reuse 1)</w:t>
+              <w:t>8 (CREATE 7 + reuse 1)</w:t>
             </w:r>
           </w:p>
         </w:tc>
@@ -1818,7 +1818,22 @@
                 <w:rFonts w:ascii="Arial" w:hAnsi="Arial" w:eastAsia="Arial" w:cs="Tahoma"/>
                 <w:sz w:val="18"/>
               </w:rPr>
-              <w:t xml:space="preserve">fgi_impact_processes, fgi_impact_stores, fgi_impact_sales_summaries, sales_transactions, fgi_impact_competitors, interface_transactions · </w:t>
+              <w:t xml:space="preserve">fgi_impact_processes, </w:t>
+            </w:r>
+            <w:r>
+              <w:rPr>
+                <w:rFonts w:ascii="Arial" w:hAnsi="Arial" w:eastAsia="Arial" w:cs="Tahoma"/>
+                <w:b/>
+                <w:sz w:val="18"/>
+              </w:rPr>
+              <w:t>fgi_impact_compensations</w:t>
+            </w:r>
+            <w:r>
+              <w:rPr>
+                <w:rFonts w:ascii="Arial" w:hAnsi="Arial" w:eastAsia="Arial" w:cs="Tahoma"/>
+                <w:sz w:val="18"/>
+              </w:rPr>
+              <w:t xml:space="preserve">, fgi_impact_stores, fgi_impact_sales_summaries, sales_transactions, fgi_impact_competitors, interface_transactions · </w:t>
             </w:r>
             <w:r>
               <w:rPr>
@@ -3353,7 +3368,7 @@
                 <w:rFonts w:ascii="Arial" w:hAnsi="Arial" w:eastAsia="Arial" w:cs="Tahoma"/>
                 <w:sz w:val="18"/>
               </w:rPr>
-              <w:t>CREATE TABLE 18 ตาราง เรียงตาม dependency (C master -&gt; A pipeline -&gt; B document) — ไม่รวม fcs_qssi_score ที่ reuse ของเดิม</w:t>
+              <w:t>CREATE TABLE 19 ตาราง เรียงตาม dependency (C master -&gt; A pipeline -&gt; B document) — ไม่รวม fcs_qssi_score ที่ reuse ของเดิม</w:t>
             </w:r>
           </w:p>
         </w:tc>
@@ -4180,6 +4195,86 @@
           </w:p>
         </w:tc>
       </w:tr>
+      <w:tr>
+        <w:trPr>
+          <w:cantSplit/>
+        </w:trPr>
+        <w:tc>
+          <w:tcPr>
+            <w:tcW w:type="dxa" w:w="3360"/>
+            <w:vAlign w:val="center"/>
+          </w:tcPr>
+          <w:p>
+            <w:pPr>
+              <w:keepLines/>
+              <w:spacing w:after="0"/>
+            </w:pPr>
+            <w:r>
+              <w:rPr>
+                <w:rFonts w:ascii="Arial" w:hAnsi="Arial" w:eastAsia="Arial" w:cs="Tahoma"/>
+                <w:sz w:val="18"/>
+              </w:rPr>
+            </w:r>
+            <w:r>
+              <w:rPr>
+                <w:rFonts w:ascii="Arial" w:hAnsi="Arial" w:eastAsia="Arial" w:cs="Tahoma"/>
+                <w:sz w:val="18"/>
+              </w:rPr>
+              <w:t>common_code (ระบบเดิม)</w:t>
+            </w:r>
+          </w:p>
+        </w:tc>
+        <w:tc>
+          <w:tcPr>
+            <w:tcW w:type="dxa" w:w="3360"/>
+            <w:vAlign w:val="center"/>
+          </w:tcPr>
+          <w:p>
+            <w:pPr>
+              <w:keepLines/>
+              <w:spacing w:after="0"/>
+            </w:pPr>
+            <w:r>
+              <w:rPr>
+                <w:rFonts w:ascii="Arial" w:hAnsi="Arial" w:eastAsia="Arial" w:cs="Tahoma"/>
+                <w:sz w:val="18"/>
+              </w:rPr>
+            </w:r>
+            <w:r>
+              <w:rPr>
+                <w:rFonts w:ascii="Arial" w:hAnsi="Arial" w:eastAsia="Arial" w:cs="Tahoma"/>
+                <w:sz w:val="18"/>
+              </w:rPr>
+              <w:t>SBPGI_DATASOURCE: ALM=ระบบ (ALLMAP) · STA=ระบบ (Statement) · PRO=เชิงรุก · REA=เชิงรับ</w:t>
+            </w:r>
+          </w:p>
+        </w:tc>
+        <w:tc>
+          <w:tcPr>
+            <w:tcW w:type="dxa" w:w="3360"/>
+            <w:vAlign w:val="center"/>
+          </w:tcPr>
+          <w:p>
+            <w:pPr>
+              <w:keepLines/>
+              <w:spacing w:after="0"/>
+            </w:pPr>
+            <w:r>
+              <w:rPr>
+                <w:rFonts w:ascii="Arial" w:hAnsi="Arial" w:eastAsia="Arial" w:cs="Tahoma"/>
+                <w:sz w:val="18"/>
+              </w:rPr>
+            </w:r>
+            <w:r>
+              <w:rPr>
+                <w:rFonts w:ascii="Arial" w:hAnsi="Arial" w:eastAsia="Arial" w:cs="Tahoma"/>
+                <w:sz w:val="18"/>
+              </w:rPr>
+              <w:t>SDD GI สไลด์ 17 — 3 แหล่งข้อมูลร้านที่ต้องชดเชย · รหัส PRO/REA ตั้งใหม่ 2026-08-24 ตามแพตเทิร์น 3 ตัวอักษรของ DATASOURCE เดิม (ALM/STA/HRS) เพราะ SDD และระบบเดิมไม่ได้กำหนดไว้</w:t>
+            </w:r>
+          </w:p>
+        </w:tc>
+      </w:tr>
     </w:tbl>
     <w:p/>
     <w:p>
@@ -4439,7 +4534,7 @@
                 <w:rFonts w:ascii="Arial" w:hAnsi="Arial" w:eastAsia="Arial" w:cs="Tahoma"/>
                 <w:sz w:val="18"/>
               </w:rPr>
-              <w:t>ยังไม่ตัดสิน</w:t>
+              <w:t>✅ ตัดสินแล้ว 2026-08-10 = ทางเลือกที่ 3</w:t>
             </w:r>
           </w:p>
         </w:tc>
@@ -4469,7 +4564,7 @@
                 <w:rFonts w:ascii="Arial" w:hAnsi="Arial" w:eastAsia="Arial" w:cs="Tahoma"/>
                 <w:sz w:val="18"/>
               </w:rPr>
-              <w:t xml:space="preserve">DP-4 · </w:t>
+              <w:t xml:space="preserve">DP-4 ✅ ปิดแล้ว 2026-08-24 · </w:t>
             </w:r>
             <w:r>
               <w:rPr>
@@ -4483,7 +4578,7 @@
                 <w:rFonts w:ascii="Arial" w:hAnsi="Arial" w:eastAsia="Arial" w:cs="Tahoma"/>
                 <w:sz w:val="18"/>
               </w:rPr>
-              <w:t xml:space="preserve"> reuse หรือสร้างใหม่</w:t>
+              <w:t xml:space="preserve"> reuse แบบอ่านอย่างเดียว</w:t>
             </w:r>
           </w:p>
         </w:tc>
@@ -4508,21 +4603,14 @@
                 <w:rFonts w:ascii="Arial" w:hAnsi="Arial" w:eastAsia="Arial" w:cs="Tahoma"/>
                 <w:sz w:val="18"/>
               </w:rPr>
-              <w:t xml:space="preserve">reuse ตารางเดิม 23,958,780 แถว — ต้อง backfill + SET NOT NULL บนตารางที่ </w:t>
+              <w:t xml:space="preserve">reuse ตารางเดิม 23,958,780 แถว — ระบบ SBP เดิมนำเข้าให้แล้วผ่าน </w:t>
             </w:r>
             <w:r>
               <w:rPr>
                 <w:rFonts w:ascii="Courier New" w:hAnsi="Courier New" w:eastAsia="Courier New" w:cs="Tahoma"/>
                 <w:sz w:val="18"/>
               </w:rPr>
-              <w:t>performance.service.ts</w:t>
-            </w:r>
-            <w:r>
-              <w:rPr>
-                <w:rFonts w:ascii="Arial" w:hAnsi="Arial" w:eastAsia="Arial" w:cs="Tahoma"/>
-                <w:sz w:val="18"/>
-              </w:rPr>
-              <w:t xml:space="preserve"> เขียนอยู่</w:t>
+              <w:t>POST /performance/import-qssi</w:t>
             </w:r>
           </w:p>
         </w:tc>
@@ -4547,7 +4635,7 @@
                 <w:rFonts w:ascii="Arial" w:hAnsi="Arial" w:eastAsia="Arial" w:cs="Tahoma"/>
                 <w:sz w:val="18"/>
               </w:rPr>
-              <w:t>สร้างตารางของ SBPGI เอง — ไม่แตะของทีมอื่น แต่มีข้อมูล QSSI สองชุด</w:t>
+              <w:t>สร้างตารางของ SBPGI เอง — ตกไป (จะมีข้อมูล QSSI สองชุด)</w:t>
             </w:r>
           </w:p>
         </w:tc>
@@ -4572,7 +4660,7 @@
                 <w:rFonts w:ascii="Arial" w:hAnsi="Arial" w:eastAsia="Arial" w:cs="Tahoma"/>
                 <w:sz w:val="18"/>
               </w:rPr>
-              <w:t xml:space="preserve">ยังไม่ตัดสิน · มติที่แน่นอนแล้วคือ </w:t>
+              <w:t xml:space="preserve">✅ </w:t>
             </w:r>
             <w:r>
               <w:rPr>
@@ -4580,7 +4668,42 @@
                 <w:b/>
                 <w:sz w:val="18"/>
               </w:rPr>
-              <w:t>ห้ามสร้างตารางชื่อ `fcs_qssi_scores` (พหูพจน์)</w:t>
+              <w:t>reuse อ่านอย่างเดียว</w:t>
+            </w:r>
+            <w:r>
+              <w:rPr>
+                <w:rFonts w:ascii="Arial" w:hAnsi="Arial" w:eastAsia="Arial" w:cs="Tahoma"/>
+                <w:sz w:val="18"/>
+              </w:rPr>
+              <w:t xml:space="preserve"> — ตัด Job 1 (ImportQSSI) ทั้ง job · SBPGI ไม่เขียนตารางนี้ จึงไม่ต้อง backfill / SET NOT NULL / sign-off เจ้าของ </w:t>
+            </w:r>
+            <w:r>
+              <w:rPr>
+                <w:rFonts w:ascii="Courier New" w:hAnsi="Courier New" w:eastAsia="Courier New" w:cs="Tahoma"/>
+                <w:sz w:val="18"/>
+              </w:rPr>
+              <w:t>performance.service.ts</w:t>
+            </w:r>
+            <w:r>
+              <w:rPr>
+                <w:rFonts w:ascii="Arial" w:hAnsi="Arial" w:eastAsia="Arial" w:cs="Tahoma"/>
+                <w:sz w:val="18"/>
+              </w:rPr>
+              <w:t xml:space="preserve"> · ห้ามสร้างตารางชื่อ </w:t>
+            </w:r>
+            <w:r>
+              <w:rPr>
+                <w:rFonts w:ascii="Courier New" w:hAnsi="Courier New" w:eastAsia="Courier New" w:cs="Tahoma"/>
+                <w:sz w:val="18"/>
+              </w:rPr>
+              <w:t>fcs_qssi_scores</w:t>
+            </w:r>
+            <w:r>
+              <w:rPr>
+                <w:rFonts w:ascii="Arial" w:hAnsi="Arial" w:eastAsia="Arial" w:cs="Tahoma"/>
+                <w:sz w:val="18"/>
+              </w:rPr>
+              <w:t xml:space="preserve"> (พหูพจน์)</w:t>
             </w:r>
           </w:p>
         </w:tc>
@@ -4699,7 +4822,63 @@
                 <w:rFonts w:ascii="Arial" w:hAnsi="Arial" w:eastAsia="Arial" w:cs="Tahoma"/>
                 <w:sz w:val="18"/>
               </w:rPr>
-              <w:t>ยังไม่ตัดสิน</w:t>
+              <w:t>✅ ตัดสินแล้ว 2026-08-10 = แยกตัดสิน (</w:t>
+            </w:r>
+            <w:r>
+              <w:rPr>
+                <w:rFonts w:ascii="Courier New" w:hAnsi="Courier New" w:eastAsia="Courier New" w:cs="Tahoma"/>
+                <w:sz w:val="18"/>
+              </w:rPr>
+              <w:t>decisions</w:t>
+            </w:r>
+            <w:r>
+              <w:rPr>
+                <w:rFonts w:ascii="Arial" w:hAnsi="Arial" w:eastAsia="Arial" w:cs="Tahoma"/>
+                <w:sz w:val="18"/>
+              </w:rPr>
+              <w:t xml:space="preserve"> → </w:t>
+            </w:r>
+            <w:r>
+              <w:rPr>
+                <w:rFonts w:ascii="Courier New" w:hAnsi="Courier New" w:eastAsia="Courier New" w:cs="Tahoma"/>
+                <w:sz w:val="18"/>
+              </w:rPr>
+              <w:t>common_code</w:t>
+            </w:r>
+            <w:r>
+              <w:rPr>
+                <w:rFonts w:ascii="Arial" w:hAnsi="Arial" w:eastAsia="Arial" w:cs="Tahoma"/>
+                <w:sz w:val="18"/>
+              </w:rPr>
+              <w:t xml:space="preserve"> · </w:t>
+            </w:r>
+            <w:r>
+              <w:rPr>
+                <w:rFonts w:ascii="Courier New" w:hAnsi="Courier New" w:eastAsia="Courier New" w:cs="Tahoma"/>
+                <w:sz w:val="18"/>
+              </w:rPr>
+              <w:t>external_factors</w:t>
+            </w:r>
+            <w:r>
+              <w:rPr>
+                <w:rFonts w:ascii="Arial" w:hAnsi="Arial" w:eastAsia="Arial" w:cs="Tahoma"/>
+                <w:sz w:val="18"/>
+              </w:rPr>
+              <w:t>/</w:t>
+            </w:r>
+            <w:r>
+              <w:rPr>
+                <w:rFonts w:ascii="Courier New" w:hAnsi="Courier New" w:eastAsia="Courier New" w:cs="Tahoma"/>
+                <w:sz w:val="18"/>
+              </w:rPr>
+              <w:t>competitors</w:t>
+            </w:r>
+            <w:r>
+              <w:rPr>
+                <w:rFonts w:ascii="Arial" w:hAnsi="Arial" w:eastAsia="Arial" w:cs="Tahoma"/>
+                <w:sz w:val="18"/>
+              </w:rPr>
+              <w:t xml:space="preserve"> ยังเป็นตารางของ SBPGI)</w:t>
             </w:r>
           </w:p>
         </w:tc>
@@ -5282,7 +5461,7 @@
                 <w:rFonts w:ascii="Arial" w:hAnsi="Arial" w:eastAsia="Arial" w:cs="Tahoma"/>
                 <w:sz w:val="18"/>
               </w:rPr>
-              <w:t>ยืนยันรายการ 19 ตารางกับ Database design และ LLDD-Database.pdf ให้ตรงกันก่อนเขียน DDL; เขียน 01_schema.sql เรียงตาม dependency: โซน C master -&gt; โซน A pipeline -&gt; โซน B document; เขียน 02_index.sql แยกไฟล์ เพื่อให้ rerun/เพิ่ม index ภายหลังได้โดยไม่แตะ schema; เขียน 03_seed.sql เฉพาะ master ที่ระบบต้องมีตั้งแต่วันแรก</w:t>
+              <w:t>ยืนยันรายการ 20 ตารางกับ Database design และ LLDD-Database.pdf ให้ตรงกันก่อนเขียน DDL; เขียน 01_schema.sql เรียงตาม dependency: โซน C master -&gt; โซน A pipeline -&gt; โซน B document; เขียน 02_index.sql แยกไฟล์ เพื่อให้ rerun/เพิ่ม index ภายหลังได้โดยไม่แตะ schema; เขียน 03_seed.sql เฉพาะ master ที่ระบบต้องมีตั้งแต่วันแรก</w:t>
             </w:r>
           </w:p>
         </w:tc>
@@ -5337,7 +5516,7 @@
                 <w:rFonts w:ascii="Arial" w:hAnsi="Arial" w:eastAsia="Arial" w:cs="Tahoma"/>
                 <w:sz w:val="18"/>
               </w:rPr>
-              <w:t>19 target tables (โซน A/B/C)</w:t>
+              <w:t>20 target tables (โซน A/B/C)</w:t>
             </w:r>
           </w:p>
         </w:tc>
@@ -5511,7 +5690,7 @@
                 <w:rFonts w:ascii="Arial" w:hAnsi="Arial" w:eastAsia="Arial" w:cs="Tahoma"/>
                 <w:sz w:val="18"/>
               </w:rPr>
-              <w:t>กำหนด DDL ของ target schema 19 ตาราง พร้อม index/constraint/seed และสคริปต์ deploy ให้ทุกเอกสาร BE อ้างอิงโครงเดียวกัน — เป็น blocker ที่ต้องปิดในสัปดาห์แรก</w:t>
+              <w:t>กำหนด DDL ของ target schema 20 ตาราง พร้อม index/constraint/seed และสคริปต์ deploy ให้ทุกเอกสาร BE อ้างอิงโครงเดียวกัน — เป็น blocker ที่ต้องปิดในสัปดาห์แรก</w:t>
             </w:r>
           </w:p>
         </w:tc>
@@ -5712,7 +5891,7 @@
                 <w:rFonts w:ascii="Arial" w:hAnsi="Arial" w:eastAsia="Arial" w:cs="Tahoma"/>
                 <w:sz w:val="18"/>
               </w:rPr>
-              <w:t>ยืนยันรายการ 19 ตารางกับ Database design และ LLDD-Database.pdf ให้ตรงกันก่อนเขียน DDL</w:t>
+              <w:t>ยืนยันรายการ 20 ตารางกับ Database design และ LLDD-Database.pdf ให้ตรงกันก่อนเขียน DDL</w:t>
             </w:r>
           </w:p>
         </w:tc>
@@ -6441,7 +6620,7 @@
                 <w:rFonts w:ascii="Arial" w:hAnsi="Arial" w:eastAsia="Arial" w:cs="Tahoma"/>
                 <w:sz w:val="18"/>
               </w:rPr>
-              <w:t>สร้าง 18 ตารางตามลำดับ dependency</w:t>
+              <w:t>สร้าง 19 ตารางตามลำดับ dependency</w:t>
             </w:r>
           </w:p>
         </w:tc>
@@ -6901,7 +7080,7 @@
                 <w:rFonts w:ascii="Arial" w:hAnsi="Arial" w:eastAsia="Arial" w:cs="Tahoma"/>
                 <w:sz w:val="18"/>
               </w:rPr>
-              <w:t>19 target tables (โซน A/B/C)</w:t>
+              <w:t>20 target tables (โซน A/B/C)</w:t>
             </w:r>
           </w:p>
         </w:tc>
@@ -7319,7 +7498,7 @@
                 <w:rFonts w:ascii="Arial" w:hAnsi="Arial" w:eastAsia="Arial" w:cs="Tahoma"/>
                 <w:sz w:val="18"/>
               </w:rPr>
-              <w:t>ยืนยันรายการ 19 ตารางกับ Database design และ LLDD-Database.pdf ให้ตรงกันก่อนเขียน DDL</w:t>
+              <w:t>ยืนยันรายการ 20 ตารางกับ Database design และ LLDD-Database.pdf ให้ตรงกันก่อนเขียน DDL</w:t>
             </w:r>
           </w:p>
         </w:tc>
@@ -7682,7 +7861,7 @@
         <w:keepLines/>
       </w:pPr>
       <w:r>
-        <w:t>จำนวนตารางที่สร้างจริง = 18 ตาราง (19 ในโครง ลบ fcs_qssi_score ที่ reuse) ตรงกับ Database design</w:t>
+        <w:t>จำนวนตารางที่สร้างจริง = 19 ตาราง (20 ในโครง ลบ fcs_qssi_score ที่ reuse) ตรงกับ Database design</w:t>
       </w:r>
     </w:p>
     <w:p>

--- a/LLDD/word/BE/LLDD-BE-Database-Structure.docx
+++ b/LLDD/word/BE/LLDD-BE-Database-Structure.docx
@@ -1645,10 +1645,19 @@
         <w:rPr>
           <w:b/>
         </w:rPr>
-        <w:t>DP-4</w:t>
+        <w:t>DP-4 ✅ ปิดแล้ว 2026-08-24</w:t>
       </w:r>
       <w:r>
-        <w:t xml:space="preserve"> (จะแก้ตารางเดิมอย่างไร หรือจะสร้างตารางของ SBPGI เอง — ยังไม่ตัดสิน · </w:t>
+        <w:t xml:space="preserve"> — reuse ตารางเดิมแบบ </w:t>
+      </w:r>
+      <w:r>
+        <w:rPr>
+          <w:b/>
+        </w:rPr>
+        <w:t>อ่านอย่างเดียว</w:t>
+      </w:r>
+      <w:r>
+        <w:t xml:space="preserve"> ไม่มีการเขียนจากฝั่ง SBPGI จึงไม่ต้องแก้ constraint/index ของตารางเดิมและไม่ต้องขอ sign-off (</w:t>
       </w:r>
       <w:r>
         <w:rPr>
@@ -5070,7 +5079,7 @@
                 <w:rFonts w:ascii="Arial" w:hAnsi="Arial" w:eastAsia="Arial" w:cs="Tahoma"/>
                 <w:sz w:val="18"/>
               </w:rPr>
-              <w:t xml:space="preserve">DP-7 · </w:t>
+              <w:t xml:space="preserve">DP-7 ✅ ปิดแล้ว 2026-08-24 · </w:t>
             </w:r>
             <w:r>
               <w:rPr>
@@ -5100,9 +5109,31 @@
             <w:r>
               <w:rPr>
                 <w:rFonts w:ascii="Arial" w:hAnsi="Arial" w:eastAsia="Arial" w:cs="Tahoma"/>
-                <w:sz w:val="18"/>
-              </w:rPr>
-              <w:t>ตาราง timeline เต็มของ SBPGI ตามที่ DDL ปัจจุบันเขียนไว้</w:t>
+                <w:b/>
+                <w:sz w:val="18"/>
+              </w:rPr>
+              <w:t>เลือกข้อนี้ — ตารางของ SBPGI เอง</w:t>
+            </w:r>
+            <w:r>
+              <w:rPr>
+                <w:rFonts w:ascii="Arial" w:hAnsi="Arial" w:eastAsia="Arial" w:cs="Tahoma"/>
+                <w:sz w:val="18"/>
+              </w:rPr>
+              <w:t xml:space="preserve"> (ผูก </w:t>
+            </w:r>
+            <w:r>
+              <w:rPr>
+                <w:rFonts w:ascii="Courier New" w:hAnsi="Courier New" w:eastAsia="Courier New" w:cs="Tahoma"/>
+                <w:sz w:val="18"/>
+              </w:rPr>
+              <w:t>transaction_id</w:t>
+            </w:r>
+            <w:r>
+              <w:rPr>
+                <w:rFonts w:ascii="Arial" w:hAnsi="Arial" w:eastAsia="Arial" w:cs="Tahoma"/>
+                <w:sz w:val="18"/>
+              </w:rPr>
+              <w:t xml:space="preserve"> ของ engine) ตามที่ DDL ปัจจุบันเขียนไว้</w:t>
             </w:r>
           </w:p>
         </w:tc>
@@ -5141,7 +5172,7 @@
                 <w:rFonts w:ascii="Arial" w:hAnsi="Arial" w:eastAsia="Arial" w:cs="Tahoma"/>
                 <w:sz w:val="18"/>
               </w:rPr>
-              <w:t xml:space="preserve"> ของ engine (engine เก็บ state transition แต่ไม่มี decision code / ไฟล์แนบ / ความเห็น)</w:t>
+              <w:t xml:space="preserve"> ของ engine — ตกไป (engine ไม่มี decision code / ไฟล์แนบ / ความเห็น)</w:t>
             </w:r>
           </w:p>
         </w:tc>
@@ -5166,14 +5197,14 @@
                 <w:rFonts w:ascii="Arial" w:hAnsi="Arial" w:eastAsia="Arial" w:cs="Tahoma"/>
                 <w:sz w:val="18"/>
               </w:rPr>
-              <w:t xml:space="preserve">ยังไม่ตัดสิน · กระทบ DDL ของตารางนี้และ response ของ </w:t>
+              <w:t xml:space="preserve">✅ ปิดแล้ว 2026-08-24 · กระทบ DDL ของตารางนี้และ response ของ </w:t>
             </w:r>
             <w:r>
               <w:rPr>
                 <w:rFonts w:ascii="Courier New" w:hAnsi="Courier New" w:eastAsia="Courier New" w:cs="Tahoma"/>
                 <w:sz w:val="18"/>
               </w:rPr>
-              <w:t>GET /documents/{docNo}/timeline</w:t>
+              <w:t>GET /sbpgi/document/{docNo}/timeline</w:t>
             </w:r>
           </w:p>
         </w:tc>
@@ -5406,7 +5437,7 @@
                 <w:rFonts w:ascii="Arial" w:hAnsi="Arial" w:eastAsia="Arial" w:cs="Tahoma"/>
                 <w:sz w:val="18"/>
               </w:rPr>
-              <w:t>User action, route/query state, form values, and permission context for this feature.</w:t>
+              <w:t>ไม่มี endpoint ของตัวเอง — input คือ request ที่เอกสารอื่นส่งเข้ามา พร้อม user context จาก BFF header (ดู 5.1) และค่ากำหนดกลางที่อ่านจากระบบเดิม</w:t>
             </w:r>
           </w:p>
         </w:tc>
@@ -6396,7 +6427,7 @@
                 <w:rFonts w:ascii="Arial" w:hAnsi="Arial" w:eastAsia="Arial" w:cs="Tahoma"/>
                 <w:sz w:val="18"/>
               </w:rPr>
-              <w:t>รัน 01+02+03 บนฐานว่าง แล้ว dump schema เทียบกับต้นฉบับ</w:t>
+              <w:t>— (ยังไม่มี test เฉพาะขั้นนี้ · ครอบด้วย test รวมของเอกสารในหัวข้อ 11)</w:t>
             </w:r>
           </w:p>
         </w:tc>
@@ -6951,6 +6982,35 @@
       </w:pPr>
       <w:r>
         <w:t>7. API Contract</w:t>
+      </w:r>
+    </w:p>
+    <w:p>
+      <w:pPr>
+        <w:keepNext w:val="0"/>
+      </w:pPr>
+      <w:r>
+        <w:rPr>
+          <w:b/>
+        </w:rPr>
+        <w:t>เอกสารฉบับนี้ไม่มี endpoint ของตัวเอง</w:t>
+      </w:r>
+      <w:r>
+        <w:t xml:space="preserve"> — เป็นสัญญา/งานภายในที่เอกสารอื่นเรียกใช้ (ดูขอบเขตใน 5.90 Endpoint Implementation Contract) · รายการ endpoint ทั้ง 29 เส้นของ SBPGI อยู่ที่ </w:t>
+      </w:r>
+      <w:r>
+        <w:rPr>
+          <w:b/>
+        </w:rPr>
+        <w:t>LLDD-API.pdf</w:t>
+      </w:r>
+      <w:r>
+        <w:t xml:space="preserve"> และ </w:t>
+      </w:r>
+      <w:r>
+        <w:rPr>
+          <w:rFonts w:ascii="Courier New" w:hAnsi="Courier New" w:eastAsia="Courier New" w:cs="Tahoma"/>
+        </w:rPr>
+        <w:t>API design</w:t>
       </w:r>
     </w:p>
     <w:p>

--- a/LLDD/word/BE/LLDD-BE-Database-Structure.docx
+++ b/LLDD/word/BE/LLDD-BE-Database-Structure.docx
@@ -2063,9 +2063,10 @@
             <w:r>
               <w:rPr>
                 <w:rFonts w:ascii="Arial" w:hAnsi="Arial" w:eastAsia="Arial" w:cs="Tahoma"/>
-                <w:sz w:val="18"/>
-              </w:rPr>
-              <w:t>21 (CREATE 20 + reuse 1)</w:t>
+                <w:b/>
+                <w:sz w:val="18"/>
+              </w:rPr>
+              <w:t>20 (CREATE 19 + reuse 1)</w:t>
             </w:r>
           </w:p>
         </w:tc>
@@ -2090,7 +2091,78 @@
                 <w:rFonts w:ascii="Arial" w:hAnsi="Arial" w:eastAsia="Arial" w:cs="Tahoma"/>
                 <w:sz w:val="18"/>
               </w:rPr>
-              <w:t>ตรงกับ Database design (34 -&gt; 24 เมื่อ 2026-08-06 -&gt; 22 เมื่อตัดกลุ่ม batch -&gt; 21 เมื่อยกเลิก audit_logs 2026-08-07)</w:t>
+              <w:t xml:space="preserve">ตรงกับ </w:t>
+            </w:r>
+            <w:r>
+              <w:rPr>
+                <w:rFonts w:ascii="Courier New" w:hAnsi="Courier New" w:eastAsia="Courier New" w:cs="Tahoma"/>
+                <w:sz w:val="18"/>
+              </w:rPr>
+              <w:t>Database design</w:t>
+            </w:r>
+            <w:r>
+              <w:rPr>
+                <w:rFonts w:ascii="Arial" w:hAnsi="Arial" w:eastAsia="Arial" w:cs="Tahoma"/>
+                <w:sz w:val="18"/>
+              </w:rPr>
+              <w:t xml:space="preserve"> และผลรวมของโซน A 8 + B 9 + C 3 · ประวัติ: 34 → 24 (2026-08-06 reuse ของระบบเดิม) → 22 (ตัดกลุ่ม batch) → 21 (ยกเลิก </w:t>
+            </w:r>
+            <w:r>
+              <w:rPr>
+                <w:rFonts w:ascii="Courier New" w:hAnsi="Courier New" w:eastAsia="Courier New" w:cs="Tahoma"/>
+                <w:sz w:val="18"/>
+              </w:rPr>
+              <w:t>audit_logs</w:t>
+            </w:r>
+            <w:r>
+              <w:rPr>
+                <w:rFonts w:ascii="Arial" w:hAnsi="Arial" w:eastAsia="Arial" w:cs="Tahoma"/>
+                <w:sz w:val="18"/>
+              </w:rPr>
+              <w:t xml:space="preserve"> 2026-08-07) → </w:t>
+            </w:r>
+            <w:r>
+              <w:rPr>
+                <w:rFonts w:ascii="Arial" w:hAnsi="Arial" w:eastAsia="Arial" w:cs="Tahoma"/>
+                <w:b/>
+                <w:sz w:val="18"/>
+              </w:rPr>
+              <w:t>20 (มติ DP-9 2026-08-10 ย้าย `decisions` ไป `common_code`)</w:t>
+            </w:r>
+            <w:r>
+              <w:rPr>
+                <w:rFonts w:ascii="Arial" w:hAnsi="Arial" w:eastAsia="Arial" w:cs="Tahoma"/>
+                <w:sz w:val="18"/>
+              </w:rPr>
+              <w:t xml:space="preserve"> → คงที่หลังรับ F8+F1 เข้าโครง 2026-08-21 (เพิ่ม </w:t>
+            </w:r>
+            <w:r>
+              <w:rPr>
+                <w:rFonts w:ascii="Courier New" w:hAnsi="Courier New" w:eastAsia="Courier New" w:cs="Tahoma"/>
+                <w:sz w:val="18"/>
+              </w:rPr>
+              <w:t>fgi_impact_compensations</w:t>
+            </w:r>
+            <w:r>
+              <w:rPr>
+                <w:rFonts w:ascii="Arial" w:hAnsi="Arial" w:eastAsia="Arial" w:cs="Tahoma"/>
+                <w:sz w:val="18"/>
+              </w:rPr>
+              <w:t xml:space="preserve"> แทน </w:t>
+            </w:r>
+            <w:r>
+              <w:rPr>
+                <w:rFonts w:ascii="Courier New" w:hAnsi="Courier New" w:eastAsia="Courier New" w:cs="Tahoma"/>
+                <w:sz w:val="18"/>
+              </w:rPr>
+              <w:t>status_email_rules</w:t>
+            </w:r>
+            <w:r>
+              <w:rPr>
+                <w:rFonts w:ascii="Arial" w:hAnsi="Arial" w:eastAsia="Arial" w:cs="Tahoma"/>
+                <w:sz w:val="18"/>
+              </w:rPr>
+              <w:t xml:space="preserve"> ที่ตัดตาม DP-5)</w:t>
             </w:r>
           </w:p>
         </w:tc>

--- a/LLDD/word/BE/LLDD-BE-Database-Structure.docx
+++ b/LLDD/word/BE/LLDD-BE-Database-Structure.docx
@@ -651,6 +651,314 @@
     </w:p>
     <w:p>
       <w:pPr>
+        <w:pStyle w:val="Heading2"/>
+        <w:keepNext/>
+        <w:keepLines/>
+        <w:pageBreakBefore w:val="0"/>
+      </w:pPr>
+      <w:r>
+        <w:t>1.1 เอกสาร LLDD ที่เกี่ยวข้อง</w:t>
+      </w:r>
+    </w:p>
+    <w:p>
+      <w:pPr>
+        <w:keepNext w:val="0"/>
+      </w:pPr>
+      <w:r>
+        <w:t>ตารางนี้สร้างจาก endpoint และตารางที่เอกสารฉบับนี้ประกาศไว้จริง — อ่านฉบับที่อยู่ในตารางก่อนลงมือ เพื่อไม่ให้สัญญา request/response หรือชื่อคอลัมน์หลุดจากกัน</w:t>
+      </w:r>
+    </w:p>
+    <w:tbl>
+      <w:tblPr>
+        <w:tblStyle w:val="TableGrid"/>
+        <w:tblW w:type="auto" w:w="0"/>
+        <w:jc w:val="center"/>
+        <w:tblLook w:firstColumn="1" w:firstRow="1" w:lastColumn="0" w:lastRow="0" w:noHBand="0" w:noVBand="1" w:val="04A0"/>
+      </w:tblPr>
+      <w:tblGrid>
+        <w:gridCol w:w="3360"/>
+        <w:gridCol w:w="3360"/>
+        <w:gridCol w:w="3360"/>
+      </w:tblGrid>
+      <w:tr>
+        <w:trPr>
+          <w:cantSplit/>
+        </w:trPr>
+        <w:tc>
+          <w:tcPr>
+            <w:tcW w:type="dxa" w:w="3360"/>
+            <w:vAlign w:val="center"/>
+            <w:shd w:fill="E8EEF5"/>
+          </w:tcPr>
+          <w:p>
+            <w:pPr>
+              <w:keepLines/>
+              <w:spacing w:after="0"/>
+            </w:pPr>
+            <w:r/>
+            <w:r>
+              <w:rPr>
+                <w:rFonts w:ascii="Arial" w:hAnsi="Arial" w:eastAsia="Arial" w:cs="Tahoma"/>
+                <w:b/>
+                <w:sz w:val="18"/>
+              </w:rPr>
+              <w:t>ความสัมพันธ์</w:t>
+            </w:r>
+          </w:p>
+        </w:tc>
+        <w:tc>
+          <w:tcPr>
+            <w:tcW w:type="dxa" w:w="3360"/>
+            <w:vAlign w:val="center"/>
+            <w:shd w:fill="E8EEF5"/>
+          </w:tcPr>
+          <w:p>
+            <w:pPr>
+              <w:keepLines/>
+              <w:spacing w:after="0"/>
+            </w:pPr>
+            <w:r/>
+            <w:r>
+              <w:rPr>
+                <w:rFonts w:ascii="Arial" w:hAnsi="Arial" w:eastAsia="Arial" w:cs="Tahoma"/>
+                <w:b/>
+                <w:sz w:val="18"/>
+              </w:rPr>
+              <w:t>เอกสาร LLDD</w:t>
+            </w:r>
+          </w:p>
+        </w:tc>
+        <w:tc>
+          <w:tcPr>
+            <w:tcW w:type="dxa" w:w="3360"/>
+            <w:vAlign w:val="center"/>
+            <w:shd w:fill="E8EEF5"/>
+          </w:tcPr>
+          <w:p>
+            <w:pPr>
+              <w:keepLines/>
+              <w:spacing w:after="0"/>
+            </w:pPr>
+            <w:r/>
+            <w:r>
+              <w:rPr>
+                <w:rFonts w:ascii="Arial" w:hAnsi="Arial" w:eastAsia="Arial" w:cs="Tahoma"/>
+                <w:b/>
+                <w:sz w:val="18"/>
+              </w:rPr>
+              <w:t>เกี่ยวข้องตรงไหน</w:t>
+            </w:r>
+          </w:p>
+        </w:tc>
+      </w:tr>
+      <w:tr>
+        <w:trPr>
+          <w:cantSplit/>
+        </w:trPr>
+        <w:tc>
+          <w:tcPr>
+            <w:tcW w:type="dxa" w:w="3360"/>
+            <w:vAlign w:val="center"/>
+          </w:tcPr>
+          <w:p>
+            <w:pPr>
+              <w:keepLines/>
+              <w:spacing w:after="0"/>
+            </w:pPr>
+            <w:r>
+              <w:rPr>
+                <w:rFonts w:ascii="Arial" w:hAnsi="Arial" w:eastAsia="Arial" w:cs="Tahoma"/>
+                <w:sz w:val="18"/>
+              </w:rPr>
+            </w:r>
+            <w:r>
+              <w:rPr>
+                <w:rFonts w:ascii="Arial" w:hAnsi="Arial" w:eastAsia="Arial" w:cs="Tahoma"/>
+                <w:sz w:val="18"/>
+              </w:rPr>
+              <w:t>สัญญากลาง</w:t>
+            </w:r>
+          </w:p>
+        </w:tc>
+        <w:tc>
+          <w:tcPr>
+            <w:tcW w:type="dxa" w:w="3360"/>
+            <w:vAlign w:val="center"/>
+          </w:tcPr>
+          <w:p>
+            <w:pPr>
+              <w:keepLines/>
+              <w:spacing w:after="0"/>
+            </w:pPr>
+            <w:r>
+              <w:rPr>
+                <w:rFonts w:ascii="Arial" w:hAnsi="Arial" w:eastAsia="Arial" w:cs="Tahoma"/>
+                <w:sz w:val="18"/>
+              </w:rPr>
+            </w:r>
+            <w:r>
+              <w:rPr>
+                <w:rFonts w:ascii="Arial" w:hAnsi="Arial" w:eastAsia="Arial" w:cs="Tahoma"/>
+                <w:b/>
+                <w:sz w:val="18"/>
+              </w:rPr>
+              <w:t>LLDD-BE-API-Common-Contracts.pdf</w:t>
+            </w:r>
+          </w:p>
+        </w:tc>
+        <w:tc>
+          <w:tcPr>
+            <w:tcW w:type="dxa" w:w="3360"/>
+            <w:vAlign w:val="center"/>
+          </w:tcPr>
+          <w:p>
+            <w:pPr>
+              <w:keepLines/>
+              <w:spacing w:after="0"/>
+            </w:pPr>
+            <w:r>
+              <w:rPr>
+                <w:rFonts w:ascii="Arial" w:hAnsi="Arial" w:eastAsia="Arial" w:cs="Tahoma"/>
+                <w:sz w:val="18"/>
+              </w:rPr>
+            </w:r>
+            <w:r>
+              <w:rPr>
+                <w:rFonts w:ascii="Arial" w:hAnsi="Arial" w:eastAsia="Arial" w:cs="Tahoma"/>
+                <w:sz w:val="18"/>
+              </w:rPr>
+              <w:t xml:space="preserve">envelope </w:t>
+            </w:r>
+            <w:r>
+              <w:rPr>
+                <w:rFonts w:ascii="Courier New" w:hAnsi="Courier New" w:eastAsia="Courier New" w:cs="Tahoma"/>
+                <w:sz w:val="18"/>
+              </w:rPr>
+              <w:t>{success,data}</w:t>
+            </w:r>
+            <w:r>
+              <w:rPr>
+                <w:rFonts w:ascii="Arial" w:hAnsi="Arial" w:eastAsia="Arial" w:cs="Tahoma"/>
+                <w:sz w:val="18"/>
+              </w:rPr>
+              <w:t xml:space="preserve"> · error code · pagination · รูปแบบวันที่/เลขเอกสาร</w:t>
+            </w:r>
+          </w:p>
+        </w:tc>
+      </w:tr>
+      <w:tr>
+        <w:trPr>
+          <w:cantSplit/>
+        </w:trPr>
+        <w:tc>
+          <w:tcPr>
+            <w:tcW w:type="dxa" w:w="3360"/>
+            <w:vAlign w:val="center"/>
+          </w:tcPr>
+          <w:p>
+            <w:pPr>
+              <w:keepLines/>
+              <w:spacing w:after="0"/>
+            </w:pPr>
+            <w:r>
+              <w:rPr>
+                <w:rFonts w:ascii="Arial" w:hAnsi="Arial" w:eastAsia="Arial" w:cs="Tahoma"/>
+                <w:sz w:val="18"/>
+              </w:rPr>
+            </w:r>
+            <w:r>
+              <w:rPr>
+                <w:rFonts w:ascii="Arial" w:hAnsi="Arial" w:eastAsia="Arial" w:cs="Tahoma"/>
+                <w:sz w:val="18"/>
+              </w:rPr>
+              <w:t>แพลตฟอร์มระบบเดิม</w:t>
+            </w:r>
+          </w:p>
+        </w:tc>
+        <w:tc>
+          <w:tcPr>
+            <w:tcW w:type="dxa" w:w="3360"/>
+            <w:vAlign w:val="center"/>
+          </w:tcPr>
+          <w:p>
+            <w:pPr>
+              <w:keepLines/>
+              <w:spacing w:after="0"/>
+            </w:pPr>
+            <w:r>
+              <w:rPr>
+                <w:rFonts w:ascii="Arial" w:hAnsi="Arial" w:eastAsia="Arial" w:cs="Tahoma"/>
+                <w:sz w:val="18"/>
+              </w:rPr>
+            </w:r>
+            <w:r>
+              <w:rPr>
+                <w:rFonts w:ascii="Arial" w:hAnsi="Arial" w:eastAsia="Arial" w:cs="Tahoma"/>
+                <w:b/>
+                <w:sz w:val="18"/>
+              </w:rPr>
+              <w:t>LLDD-BE-Integration-SBP-Platform.pdf</w:t>
+            </w:r>
+          </w:p>
+        </w:tc>
+        <w:tc>
+          <w:tcPr>
+            <w:tcW w:type="dxa" w:w="3360"/>
+            <w:vAlign w:val="center"/>
+          </w:tcPr>
+          <w:p>
+            <w:pPr>
+              <w:keepLines/>
+              <w:spacing w:after="0"/>
+            </w:pPr>
+            <w:r>
+              <w:rPr>
+                <w:rFonts w:ascii="Arial" w:hAnsi="Arial" w:eastAsia="Arial" w:cs="Tahoma"/>
+                <w:sz w:val="18"/>
+              </w:rPr>
+            </w:r>
+            <w:r>
+              <w:rPr>
+                <w:rFonts w:ascii="Arial" w:hAnsi="Arial" w:eastAsia="Arial" w:cs="Tahoma"/>
+                <w:sz w:val="18"/>
+              </w:rPr>
+              <w:t>header จาก BFF (</w:t>
+            </w:r>
+            <w:r>
+              <w:rPr>
+                <w:rFonts w:ascii="Courier New" w:hAnsi="Courier New" w:eastAsia="Courier New" w:cs="Tahoma"/>
+                <w:sz w:val="18"/>
+              </w:rPr>
+              <w:t>x-api-key</w:t>
+            </w:r>
+            <w:r>
+              <w:rPr>
+                <w:rFonts w:ascii="Arial" w:hAnsi="Arial" w:eastAsia="Arial" w:cs="Tahoma"/>
+                <w:sz w:val="18"/>
+              </w:rPr>
+              <w:t xml:space="preserve"> / </w:t>
+            </w:r>
+            <w:r>
+              <w:rPr>
+                <w:rFonts w:ascii="Courier New" w:hAnsi="Courier New" w:eastAsia="Courier New" w:cs="Tahoma"/>
+                <w:sz w:val="18"/>
+              </w:rPr>
+              <w:t>x-user-*</w:t>
+            </w:r>
+            <w:r>
+              <w:rPr>
+                <w:rFonts w:ascii="Arial" w:hAnsi="Arial" w:eastAsia="Arial" w:cs="Tahoma"/>
+                <w:sz w:val="18"/>
+              </w:rPr>
+              <w:t>) · การ reuse ตารางและ service ของระบบ SBP เดิม</w:t>
+            </w:r>
+          </w:p>
+        </w:tc>
+      </w:tr>
+    </w:tbl>
+    <w:p/>
+    <w:p>
+      <w:pPr>
         <w:pStyle w:val="Heading1"/>
         <w:keepNext/>
         <w:keepLines/>
@@ -684,7 +992,7 @@
         <w:keepLines/>
       </w:pPr>
       <w:r>
-        <w:t>Seed data ที่ต้องมีก่อนเปิดระบบ (external_factors · competitors) — decisions ไป seed ที่ common_code ของระบบเดิม (DP-9)</w:t>
+        <w:t>Seed data ที่ต้องมีก่อนเปิดระบบ (sgi_external_factors · sgi_competitors) — decisions ไป seed ที่ common_code ของระบบเดิม (DP-9)</w:t>
       </w:r>
     </w:p>
     <w:p>
@@ -711,7 +1019,7 @@
         <w:keepLines/>
       </w:pPr>
       <w:r>
-        <w:t>บันทึกข้อค้างตัดสินใจด้านโครงสร้างข้อมูล — ยังไม่ตัดสิน</w:t>
+        <w:t>ระบุข้อกำหนดด้านโครงสร้างข้อมูลที่ต้องยึดตอน implement</w:t>
       </w:r>
     </w:p>
     <w:p>
@@ -741,7 +1049,18 @@
         <w:pageBreakBefore w:val="0"/>
       </w:pPr>
       <w:r>
-        <w:t>4. Implementation Flow Diagram (Reference)</w:t>
+        <w:t>4. Implementation Flow &amp; Sequence Diagram (Reference)</w:t>
+      </w:r>
+    </w:p>
+    <w:p>
+      <w:pPr>
+        <w:pStyle w:val="Heading2"/>
+        <w:keepNext/>
+        <w:keepLines/>
+        <w:pageBreakBefore w:val="0"/>
+      </w:pPr>
+      <w:r>
+        <w:t>4.1 Implementation Flow (ลำดับขั้นการทำงาน)</w:t>
       </w:r>
     </w:p>
     <w:p>
@@ -799,6 +1118,78 @@
     </w:p>
     <w:p>
       <w:pPr>
+        <w:pStyle w:val="Heading2"/>
+        <w:keepNext/>
+        <w:keepLines/>
+        <w:pageBreakBefore w:val="0"/>
+      </w:pPr>
+      <w:r>
+        <w:t>4.2 Sequence Diagram (ใครคุยกับใคร ลำดับไหน)</w:t>
+      </w:r>
+    </w:p>
+    <w:p>
+      <w:pPr>
+        <w:keepNext w:val="0"/>
+      </w:pPr>
+      <w:r>
+        <w:t>ผู้แสดงและลำดับข้อความในภาพนี้สร้างจาก endpoint ในหัวข้อ 7 และตารางในหัวข้อ Reference DB Mapping ของเอกสารฉบับนี้เอง จึงตรงกับสัญญาเสมอ</w:t>
+      </w:r>
+    </w:p>
+    <w:p>
+      <w:pPr>
+        <w:keepNext/>
+        <w:jc w:val="center"/>
+      </w:pPr>
+      <w:r>
+        <w:drawing>
+          <wp:inline xmlns:a="http://schemas.openxmlformats.org/drawingml/2006/main" xmlns:pic="http://schemas.openxmlformats.org/drawingml/2006/picture">
+            <wp:extent cx="5669280" cy="4635470"/>
+            <wp:docPr id="2" name="Picture 2"/>
+            <wp:cNvGraphicFramePr>
+              <a:graphicFrameLocks noChangeAspect="1"/>
+            </wp:cNvGraphicFramePr>
+            <a:graphic>
+              <a:graphicData uri="http://schemas.openxmlformats.org/drawingml/2006/picture">
+                <pic:pic>
+                  <pic:nvPicPr>
+                    <pic:cNvPr id="0" name="BE-LLDD-BE-Database-Structure-sequence.png"/>
+                    <pic:cNvPicPr/>
+                  </pic:nvPicPr>
+                  <pic:blipFill>
+                    <a:blip r:embed="rId12"/>
+                    <a:stretch>
+                      <a:fillRect/>
+                    </a:stretch>
+                  </pic:blipFill>
+                  <pic:spPr>
+                    <a:xfrm>
+                      <a:off x="0" y="0"/>
+                      <a:ext cx="5669280" cy="4635470"/>
+                    </a:xfrm>
+                    <a:prstGeom prst="rect"/>
+                  </pic:spPr>
+                </pic:pic>
+              </a:graphicData>
+            </a:graphic>
+          </wp:inline>
+        </w:drawing>
+      </w:r>
+    </w:p>
+    <w:p>
+      <w:pPr>
+        <w:keepLines/>
+        <w:jc w:val="center"/>
+      </w:pPr>
+      <w:r>
+        <w:rPr>
+          <w:i/>
+          <w:sz w:val="18"/>
+        </w:rPr>
+        <w:t>รูปที่ 2: Sequence diagram: LLDD BE - Database Structure and Deployment</w:t>
+      </w:r>
+    </w:p>
+    <w:p>
+      <w:pPr>
         <w:pStyle w:val="Heading1"/>
         <w:keepNext/>
         <w:keepLines/>
@@ -1224,7 +1615,7 @@
                 <w:rFonts w:ascii="Arial" w:hAnsi="Arial" w:eastAsia="Arial" w:cs="Tahoma"/>
                 <w:sz w:val="18"/>
               </w:rPr>
-              <w:t>ออกเลขผ่าน document_running_numbers แบบ atomic</w:t>
+              <w:t>ออกเลขผ่าน sgi_document_running_numbers แบบ atomic</w:t>
             </w:r>
           </w:p>
         </w:tc>
@@ -1554,7 +1945,7 @@
         <w:pageBreakBefore w:val="0"/>
       </w:pPr>
       <w:r>
-        <w:t>5.1 ขอบเขตตารางในโครง SBPGI (20 ตาราง — CREATE จริง 19 + reuse 1)</w:t>
+        <w:t>5.1 ขอบเขตตารางในโครง SGI (20 ตาราง — CREATE จริง 19 + reuse 1)</w:t>
       </w:r>
     </w:p>
     <w:p>
@@ -1630,16 +2021,7 @@
         <w:t>19 ตาราง</w:t>
       </w:r>
       <w:r>
-        <w:t xml:space="preserve"> (20 ตารางในโครง ลบ fcs_qssi_score ที่ reuse) · สถานะ reuse ของ </w:t>
-      </w:r>
-      <w:r>
-        <w:rPr>
-          <w:rFonts w:ascii="Courier New" w:hAnsi="Courier New" w:eastAsia="Courier New" w:cs="Tahoma"/>
-        </w:rPr>
-        <w:t>fcs_qssi_score</w:t>
-      </w:r>
-      <w:r>
-        <w:t xml:space="preserve"> ยังผูกกับข้อค้าง </w:t>
+        <w:t xml:space="preserve"> (20 ตารางในโครง ลบ fcs_qssi_score ที่ reuse) · </w:t>
       </w:r>
       <w:r>
         <w:rPr>
@@ -1657,7 +2039,7 @@
         <w:t>อ่านอย่างเดียว</w:t>
       </w:r>
       <w:r>
-        <w:t xml:space="preserve"> ไม่มีการเขียนจากฝั่ง SBPGI จึงไม่ต้องแก้ constraint/index ของตารางเดิมและไม่ต้องขอ sign-off (</w:t>
+        <w:t xml:space="preserve"> ไม่มีการเขียนจากฝั่ง SGI จึงไม่ต้องแก้ constraint/index ของตารางเดิมและไม่ต้องขอ sign-off (</w:t>
       </w:r>
       <w:r>
         <w:rPr>
@@ -1827,7 +2209,7 @@
                 <w:rFonts w:ascii="Arial" w:hAnsi="Arial" w:eastAsia="Arial" w:cs="Tahoma"/>
                 <w:sz w:val="18"/>
               </w:rPr>
-              <w:t xml:space="preserve">fgi_impact_processes, </w:t>
+              <w:t xml:space="preserve">sgi_fgi_impact_processes, </w:t>
             </w:r>
             <w:r>
               <w:rPr>
@@ -1835,14 +2217,14 @@
                 <w:b/>
                 <w:sz w:val="18"/>
               </w:rPr>
-              <w:t>fgi_impact_compensations</w:t>
-            </w:r>
-            <w:r>
-              <w:rPr>
-                <w:rFonts w:ascii="Arial" w:hAnsi="Arial" w:eastAsia="Arial" w:cs="Tahoma"/>
-                <w:sz w:val="18"/>
-              </w:rPr>
-              <w:t xml:space="preserve">, fgi_impact_stores, fgi_impact_sales_summaries, sales_transactions, fgi_impact_competitors, interface_transactions · </w:t>
+              <w:t>sgi_fgi_impact_compensations</w:t>
+            </w:r>
+            <w:r>
+              <w:rPr>
+                <w:rFonts w:ascii="Arial" w:hAnsi="Arial" w:eastAsia="Arial" w:cs="Tahoma"/>
+                <w:sz w:val="18"/>
+              </w:rPr>
+              <w:t xml:space="preserve">, sgi_fgi_impact_stores, sgi_fgi_impact_sales_summaries, sgi_sales_transactions, sgi_fgi_impact_competitors, sgi_interface_transactions · </w:t>
             </w:r>
             <w:r>
               <w:rPr>
@@ -1930,7 +2312,7 @@
                 <w:rFonts w:ascii="Arial" w:hAnsi="Arial" w:eastAsia="Arial" w:cs="Tahoma"/>
                 <w:sz w:val="18"/>
               </w:rPr>
-              <w:t>compensation_documents, document_new_stores, document_competitors, document_external_factors, consideration_logs, document_attachments, compensation_histories, document_cost_details, document_running_numbers</w:t>
+              <w:t>sgi_compensation_documents, sgi_document_new_stores, sgi_document_competitors, sgi_document_external_factors, sgi_consideration_logs, sgi_document_attachments, sgi_compensation_histories, sgi_document_cost_details, sgi_document_running_numbers</w:t>
             </w:r>
           </w:p>
         </w:tc>
@@ -1960,7 +2342,7 @@
                 <w:rFonts w:ascii="Arial" w:hAnsi="Arial" w:eastAsia="Arial" w:cs="Tahoma"/>
                 <w:sz w:val="18"/>
               </w:rPr>
-              <w:t>C — master ที่ SBPGI เป็นเจ้าของ</w:t>
+              <w:t>C — master ที่ SGI เป็นเจ้าของ</w:t>
             </w:r>
           </w:p>
         </w:tc>
@@ -2010,7 +2392,7 @@
                 <w:rFonts w:ascii="Arial" w:hAnsi="Arial" w:eastAsia="Arial" w:cs="Tahoma"/>
                 <w:sz w:val="18"/>
               </w:rPr>
-              <w:t>impacted_stores, external_factors, competitors (decisions ย้ายไป common_code · DP-9 · status_email_rules ตัดตาม DP-5 — SBPGI เรียก email-lib เองโดยใช้เลข template จาก workflow_route.email_id)</w:t>
+              <w:t>sgi_impacted_stores, sgi_external_factors, sgi_competitors (decisions ย้ายไป common_code · DP-9 · status_email_rules ตัดตาม DP-5 — SGI เรียก email-lib เองโดยใช้เลข template จาก workflow_route.email_id)</w:t>
             </w:r>
           </w:p>
         </w:tc>
@@ -2141,7 +2523,7 @@
                 <w:rFonts w:ascii="Courier New" w:hAnsi="Courier New" w:eastAsia="Courier New" w:cs="Tahoma"/>
                 <w:sz w:val="18"/>
               </w:rPr>
-              <w:t>fgi_impact_compensations</w:t>
+              <w:t>sgi_fgi_impact_compensations</w:t>
             </w:r>
             <w:r>
               <w:rPr>
@@ -2203,7 +2585,7 @@
         <w:t>`sps_store`</w:t>
       </w:r>
       <w:r>
-        <w:t xml:space="preserve"> และมีข้อมูลจริงใช้งานอยู่ การสร้างซ้ำใน SBPGI = ข้อมูลสองชุดที่ไม่มีวันตรงกัน</w:t>
+        <w:t xml:space="preserve"> และมีข้อมูลจริงใช้งานอยู่ การสร้างซ้ำใน SGI = ข้อมูลสองชุดที่ไม่มีวันตรงกัน</w:t>
       </w:r>
     </w:p>
     <w:tbl>
@@ -2727,7 +3109,7 @@
                 <w:rFonts w:ascii="Arial" w:hAnsi="Arial" w:eastAsia="Arial" w:cs="Tahoma"/>
                 <w:sz w:val="18"/>
               </w:rPr>
-              <w:t>วงเงินอนุมัติ code_type = SBPGI_APPROVE_LIMIT</w:t>
+              <w:t>วงเงินอนุมัติ code_type = SGI_APPROVE_LIMIT</w:t>
             </w:r>
           </w:p>
         </w:tc>
@@ -3162,7 +3544,7 @@
                 <w:rFonts w:ascii="Arial" w:hAnsi="Arial" w:eastAsia="Arial" w:cs="Tahoma"/>
                 <w:sz w:val="18"/>
               </w:rPr>
-              <w:t xml:space="preserve"> (key store_id+year+month) — ใช้แทน sales_transactions รายวันไม่ได้ ย้อนกลับเป็นรายวันไม่ได้ · ใช้ cross-check ได้</w:t>
+              <w:t xml:space="preserve"> (key store_id+year+month) — ใช้แทน sgi_sales_transactions รายวันไม่ได้ ย้อนกลับเป็นรายวันไม่ได้ · ใช้ cross-check ได้</w:t>
             </w:r>
           </w:p>
         </w:tc>
@@ -3609,7 +3991,7 @@
                 <w:rFonts w:ascii="Arial" w:hAnsi="Arial" w:eastAsia="Arial" w:cs="Tahoma"/>
                 <w:sz w:val="18"/>
               </w:rPr>
-              <w:t>external_factors, competitors (01-11) — ไม่มี decisions แล้ว (DP-9 ย้ายไป common_code · seed ที่ระบบเดิม)</w:t>
+              <w:t>sgi_external_factors, sgi_competitors (01-11) — ไม่มี decisions แล้ว (DP-9 ย้ายไป common_code · seed ที่ระบบเดิม)</w:t>
             </w:r>
           </w:p>
         </w:tc>
@@ -3769,7 +4151,7 @@
                 <w:rFonts w:ascii="Arial" w:hAnsi="Arial" w:eastAsia="Arial" w:cs="Tahoma"/>
                 <w:sz w:val="18"/>
               </w:rPr>
-              <w:t>DROP TABLE ย้อนลำดับ เฉพาะตารางของ SBPGI</w:t>
+              <w:t>DROP TABLE ย้อนลำดับ เฉพาะตารางของ SGI</w:t>
             </w:r>
           </w:p>
         </w:tc>
@@ -3822,25 +4204,25 @@
         <w:t>SET search_path TO sps_store;</w:t>
         <w:br/>
         <w:br/>
-        <w:t>-- โซน C: master ที่ SBPGI เป็นเจ้าของ (ต้องมาก่อนเพราะโซน A/B อ้างถึง)</w:t>
+        <w:t>-- โซน C: master ที่ SGI เป็นเจ้าของ (ต้องมาก่อนเพราะโซน A/B อ้างถึง)</w:t>
         <w:br/>
         <w:t>-- ❌ ไม่มี CREATE TABLE decisions — มติ DP-9 (2026-08-10) ย้ายไป common_code ของระบบเดิม</w:t>
         <w:br/>
-        <w:t>--    (code_type = 'SBPGI_DECISION') · FE อ่านผ่าน GET /common/common-code?codeType=SBPGI_DECISION</w:t>
+        <w:t>--    (code_type = 'SGI_DECISION') · FE อ่านผ่าน GET /common/common-code?codeType=SGI_DECISION</w:t>
         <w:br/>
-        <w:t>CREATE TABLE external_factors (...);</w:t>
+        <w:t>CREATE TABLE sgi_external_factors (...);</w:t>
         <w:br/>
-        <w:t>CREATE TABLE competitors (...);</w:t>
+        <w:t>CREATE TABLE sgi_competitors (...);</w:t>
         <w:br/>
-        <w:t>CREATE TABLE impacted_stores (...);</w:t>
+        <w:t>CREATE TABLE sgi_impacted_stores (...);</w:t>
         <w:br/>
-        <w:t>-- ❌ ไม่สร้างตาราง status_email_rules ใน SBPGI (ปิด DP-5 · แก้มติ 2026-08-14)</w:t>
+        <w:t>-- ❌ ไม่สร้างตาราง status_email_rules ใน SGI (ปิด DP-5 · แก้มติ 2026-08-14)</w:t>
         <w:br/>
-        <w:t>--    workflow ให้ 'เลข template' ผ่าน workflow_route.email_id → SBPGI เรียก sendEmail() ของ email-lib เอง</w:t>
+        <w:t>--    workflow ให้ 'เลข template' ผ่าน workflow_route.email_id → SGI เรียก sendEmail() ของ email-lib เอง</w:t>
         <w:br/>
         <w:t>--    ผู้รับ resolve จาก workflow_approver → business_user.email · ⚠️ คอลัมน์จริงคือ email_sent.send_by ไม่ใช่ sent_by</w:t>
         <w:br/>
-        <w:t>--    SBPGI อ่าน workflow_route.email_id แล้วเรียก sendEmail() ของ email-lib · template อยู่ที่ email_template ของระบบ SBP เดิม (85 แถว)</w:t>
+        <w:t>--    SGI อ่าน workflow_route.email_id แล้วเรียก sendEmail() ของ email-lib · template อยู่ที่ email_template ของระบบ SBP เดิม (85 แถว)</w:t>
         <w:br/>
         <w:t>--    lib เขียน log ให้เองที่ email_sent (5,214 แถว · mail_to/mail_cc/is_sent/error · ⚠️ คอลัมน์ผู้ส่งคือ send_by)</w:t>
         <w:br/>
@@ -3848,14 +4230,14 @@
         <w:br/>
         <w:t>-- โซน A: pipeline</w:t>
         <w:br/>
-        <w:t>CREATE TABLE fgi_impact_processes (...);</w:t>
+        <w:t>CREATE TABLE sgi_fgi_impact_processes (...);</w:t>
         <w:br/>
         <w:t>-- ...</w:t>
         <w:br/>
         <w:br/>
         <w:t>-- โซน B: เอกสาร</w:t>
         <w:br/>
-        <w:t>CREATE TABLE compensation_documents (...);</w:t>
+        <w:t>CREATE TABLE sgi_compensation_documents (...);</w:t>
         <w:br/>
         <w:t>-- ...</w:t>
         <w:br/>
@@ -4006,7 +4388,7 @@
                 <w:rFonts w:ascii="Arial" w:hAnsi="Arial" w:eastAsia="Arial" w:cs="Tahoma"/>
                 <w:sz w:val="18"/>
               </w:rPr>
-              <w:t>ย้ายไป common_code ของระบบเดิม (code_type = SBPGI_DECISION) — มติ DP-9 2026-08-10</w:t>
+              <w:t>ย้ายไป common_code ของระบบเดิม (code_type = SGI_DECISION) — มติ DP-9 2026-08-10</w:t>
             </w:r>
           </w:p>
         </w:tc>
@@ -4061,7 +4443,7 @@
                 <w:rFonts w:ascii="Arial" w:hAnsi="Arial" w:eastAsia="Arial" w:cs="Tahoma"/>
                 <w:sz w:val="18"/>
               </w:rPr>
-              <w:t>competitors</w:t>
+              <w:t>sgi_competitors</w:t>
             </w:r>
           </w:p>
         </w:tc>
@@ -4141,7 +4523,7 @@
                 <w:rFonts w:ascii="Arial" w:hAnsi="Arial" w:eastAsia="Arial" w:cs="Tahoma"/>
                 <w:sz w:val="18"/>
               </w:rPr>
-              <w:t>external_factors</w:t>
+              <w:t>sgi_external_factors</w:t>
             </w:r>
           </w:p>
         </w:tc>
@@ -4246,7 +4628,7 @@
                 <w:rFonts w:ascii="Arial" w:hAnsi="Arial" w:eastAsia="Arial" w:cs="Tahoma"/>
                 <w:sz w:val="18"/>
               </w:rPr>
-              <w:t>SBPGI_APPROVE_LIMIT: THRESHOLD=100000 (เกณฑ์เดียว)</w:t>
+              <w:t>SGI_APPROVE_LIMIT: THRESHOLD=100000 (เกณฑ์เดียว)</w:t>
             </w:r>
           </w:p>
         </w:tc>
@@ -4271,7 +4653,7 @@
                 <w:rFonts w:ascii="Arial" w:hAnsi="Arial" w:eastAsia="Arial" w:cs="Tahoma"/>
                 <w:sz w:val="18"/>
               </w:rPr>
-              <w:t>มติประชุม 2026-08-18 — เขียนที่ common_code ของระบบเดิม ไม่ใช่ตารางของ SBPGI</w:t>
+              <w:t>มติประชุม 2026-08-18 — เขียนที่ common_code ของระบบเดิม ไม่ใช่ตารางของ SGI</w:t>
             </w:r>
           </w:p>
         </w:tc>
@@ -4326,7 +4708,7 @@
                 <w:rFonts w:ascii="Arial" w:hAnsi="Arial" w:eastAsia="Arial" w:cs="Tahoma"/>
                 <w:sz w:val="18"/>
               </w:rPr>
-              <w:t>SBPGI_DATASOURCE: ALM=ระบบ (ALLMAP) · STA=ระบบ (Statement) · PRO=เชิงรุก · REA=เชิงรับ</w:t>
+              <w:t>SGI_DATASOURCE: ALM=ระบบ (ALLMAP) · STA=ระบบ (Statement) · PRO=เชิงรุก · REA=เชิงรับ</w:t>
             </w:r>
           </w:p>
         </w:tc>
@@ -4366,7 +4748,7 @@
         <w:pageBreakBefore w:val="0"/>
       </w:pPr>
       <w:r>
-        <w:t>5.4 ข้อค้างตัดสินใจที่กระทบ DDL (ยังไม่ตัดสิน)</w:t>
+        <w:t>5.4 ข้อกำหนดด้านโครงสร้างข้อมูลที่ต้องยึด</w:t>
       </w:r>
     </w:p>
     <w:p>
@@ -4374,25 +4756,43 @@
         <w:keepNext w:val="0"/>
       </w:pPr>
       <w:r>
-        <w:t xml:space="preserve">รายการต่อไปนี้ </w:t>
+        <w:t>ตารางนี้คือ</w:t>
       </w:r>
       <w:r>
         <w:rPr>
           <w:b/>
         </w:rPr>
-        <w:t>ยังไม่ตัดสิน</w:t>
+        <w:t>ข้อกำหนดที่ต้องทำตาม</w:t>
       </w:r>
       <w:r>
-        <w:t xml:space="preserve"> ทั้งหมด · ทางเลือกและผลกระทบเต็มอยู่ที่ </w:t>
+        <w:t xml:space="preserve"> ไม่ใช่ทางเลือก — ทุกข้อสอดคล้องกับ </w:t>
       </w:r>
       <w:r>
         <w:rPr>
-          <w:color w:val="8A3324"/>
+          <w:rFonts w:ascii="Courier New" w:hAnsi="Courier New" w:eastAsia="Courier New" w:cs="Tahoma"/>
         </w:rPr>
-        <w:t>SBPGI vs existing system หัวข้อ 4</w:t>
+        <w:t>Database design</w:t>
       </w:r>
       <w:r>
-        <w:t xml:space="preserve"> การตัดสินใจขั้นสุดท้ายเป็นของเจ้าของโครงการ — เอกสาร LLDD ฉบับนี้บันทึกไว้เป็นข้อค้าง และห้าม dev เลือกทางใดทางหนึ่งเองระหว่าง implement</w:t>
+        <w:t xml:space="preserve"> / </w:t>
+      </w:r>
+      <w:r>
+        <w:rPr>
+          <w:rFonts w:ascii="Courier New" w:hAnsi="Courier New" w:eastAsia="Courier New" w:cs="Tahoma"/>
+        </w:rPr>
+        <w:t>Workflow design</w:t>
+      </w:r>
+      <w:r>
+        <w:t xml:space="preserve"> / </w:t>
+      </w:r>
+      <w:r>
+        <w:rPr>
+          <w:rFonts w:ascii="Courier New" w:hAnsi="Courier New" w:eastAsia="Courier New" w:cs="Tahoma"/>
+        </w:rPr>
+        <w:t>API design</w:t>
+      </w:r>
+      <w:r>
+        <w:t xml:space="preserve"> ซึ่งเป็นแหล่งความจริงของระบบ</w:t>
       </w:r>
     </w:p>
     <w:tbl>
@@ -4403,10 +4803,9 @@
         <w:tblLook w:firstColumn="1" w:firstRow="1" w:lastColumn="0" w:lastRow="0" w:noHBand="0" w:noVBand="1" w:val="04A0"/>
       </w:tblPr>
       <w:tblGrid>
-        <w:gridCol w:w="2520"/>
-        <w:gridCol w:w="2520"/>
-        <w:gridCol w:w="2520"/>
-        <w:gridCol w:w="2520"/>
+        <w:gridCol w:w="3360"/>
+        <w:gridCol w:w="3360"/>
+        <w:gridCol w:w="3360"/>
       </w:tblGrid>
       <w:tr>
         <w:trPr>
@@ -4414,7 +4813,7 @@
         </w:trPr>
         <w:tc>
           <w:tcPr>
-            <w:tcW w:type="dxa" w:w="2520"/>
+            <w:tcW w:type="dxa" w:w="3360"/>
             <w:vAlign w:val="center"/>
             <w:shd w:fill="E8EEF5"/>
           </w:tcPr>
@@ -4430,13 +4829,13 @@
                 <w:b/>
                 <w:sz w:val="18"/>
               </w:rPr>
-              <w:t>ข้อค้าง</w:t>
+              <w:t>เรื่อง</w:t>
             </w:r>
           </w:p>
         </w:tc>
         <w:tc>
           <w:tcPr>
-            <w:tcW w:type="dxa" w:w="2520"/>
+            <w:tcW w:type="dxa" w:w="3360"/>
             <w:vAlign w:val="center"/>
             <w:shd w:fill="E8EEF5"/>
           </w:tcPr>
@@ -4452,13 +4851,13 @@
                 <w:b/>
                 <w:sz w:val="18"/>
               </w:rPr>
-              <w:t>ทางเลือก A</w:t>
+              <w:t>ข้อกำหนดที่ต้องทำตาม</w:t>
             </w:r>
           </w:p>
         </w:tc>
         <w:tc>
           <w:tcPr>
-            <w:tcW w:type="dxa" w:w="2520"/>
+            <w:tcW w:type="dxa" w:w="3360"/>
             <w:vAlign w:val="center"/>
             <w:shd w:fill="E8EEF5"/>
           </w:tcPr>
@@ -4474,29 +4873,7 @@
                 <w:b/>
                 <w:sz w:val="18"/>
               </w:rPr>
-              <w:t>ทางเลือก B</w:t>
-            </w:r>
-          </w:p>
-        </w:tc>
-        <w:tc>
-          <w:tcPr>
-            <w:tcW w:type="dxa" w:w="2520"/>
-            <w:vAlign w:val="center"/>
-            <w:shd w:fill="E8EEF5"/>
-          </w:tcPr>
-          <w:p>
-            <w:pPr>
-              <w:keepLines/>
-              <w:spacing w:after="0"/>
-            </w:pPr>
-            <w:r/>
-            <w:r>
-              <w:rPr>
-                <w:rFonts w:ascii="Arial" w:hAnsi="Arial" w:eastAsia="Arial" w:cs="Tahoma"/>
-                <w:b/>
-                <w:sz w:val="18"/>
-              </w:rPr>
-              <w:t>สถานะ</w:t>
+              <w:t>ที่มา / เหตุผล</w:t>
             </w:r>
           </w:p>
         </w:tc>
@@ -4507,7 +4884,7 @@
         </w:trPr>
         <w:tc>
           <w:tcPr>
-            <w:tcW w:type="dxa" w:w="2520"/>
+            <w:tcW w:type="dxa" w:w="3360"/>
             <w:vAlign w:val="center"/>
           </w:tcPr>
           <w:p>
@@ -4526,13 +4903,13 @@
                 <w:rFonts w:ascii="Arial" w:hAnsi="Arial" w:eastAsia="Arial" w:cs="Tahoma"/>
                 <w:sz w:val="18"/>
               </w:rPr>
-              <w:t>DP-3 ✅ ตัดสินแล้ว 2026-08-10 = ทางเลือกที่ 3 (snapshot เฉพาะร้านที่เคยเข้ารอบชดเชย · เติมตอนสร้าง fgi_impact_processes)</w:t>
+              <w:t>ร้าน SP ที่ใช้อ้างในเอกสาร</w:t>
             </w:r>
           </w:p>
         </w:tc>
         <w:tc>
           <w:tcPr>
-            <w:tcW w:type="dxa" w:w="2520"/>
+            <w:tcW w:type="dxa" w:w="3360"/>
             <w:vAlign w:val="center"/>
           </w:tcPr>
           <w:p>
@@ -4551,27 +4928,56 @@
                 <w:rFonts w:ascii="Arial" w:hAnsi="Arial" w:eastAsia="Arial" w:cs="Tahoma"/>
                 <w:sz w:val="18"/>
               </w:rPr>
-              <w:t>view จากระบบเดิม (</w:t>
+              <w:t xml:space="preserve">เก็บเป็น </w:t>
+            </w:r>
+            <w:r>
+              <w:rPr>
+                <w:rFonts w:ascii="Arial" w:hAnsi="Arial" w:eastAsia="Arial" w:cs="Tahoma"/>
+                <w:b/>
+                <w:sz w:val="18"/>
+              </w:rPr>
+              <w:t>snapshot เฉพาะร้านที่เคยเข้ารอบชดเชย</w:t>
+            </w:r>
+            <w:r>
+              <w:rPr>
+                <w:rFonts w:ascii="Arial" w:hAnsi="Arial" w:eastAsia="Arial" w:cs="Tahoma"/>
+                <w:sz w:val="18"/>
+              </w:rPr>
+              <w:t xml:space="preserve"> ใน </w:t>
             </w:r>
             <w:r>
               <w:rPr>
                 <w:rFonts w:ascii="Courier New" w:hAnsi="Courier New" w:eastAsia="Courier New" w:cs="Tahoma"/>
                 <w:sz w:val="18"/>
               </w:rPr>
-              <w:t>v_sbpgi_sp_store</w:t>
-            </w:r>
-            <w:r>
-              <w:rPr>
-                <w:rFonts w:ascii="Arial" w:hAnsi="Arial" w:eastAsia="Arial" w:cs="Tahoma"/>
-                <w:sz w:val="18"/>
-              </w:rPr>
-              <w:t>) — ไม่ต้อง sync แต่ร้านที่ยกเลิกเกิน 1 เดือนหายจาก view ทำให้เอกสารย้อนหลังหาร้านไม่เจอ</w:t>
+              <w:t>sgi_impacted_stores</w:t>
+            </w:r>
+            <w:r>
+              <w:rPr>
+                <w:rFonts w:ascii="Arial" w:hAnsi="Arial" w:eastAsia="Arial" w:cs="Tahoma"/>
+                <w:sz w:val="18"/>
+              </w:rPr>
+              <w:t xml:space="preserve"> — เติมตอนสร้าง </w:t>
+            </w:r>
+            <w:r>
+              <w:rPr>
+                <w:rFonts w:ascii="Courier New" w:hAnsi="Courier New" w:eastAsia="Courier New" w:cs="Tahoma"/>
+                <w:sz w:val="18"/>
+              </w:rPr>
+              <w:t>sgi_fgi_impact_processes</w:t>
+            </w:r>
+            <w:r>
+              <w:rPr>
+                <w:rFonts w:ascii="Arial" w:hAnsi="Arial" w:eastAsia="Arial" w:cs="Tahoma"/>
+                <w:sz w:val="18"/>
+              </w:rPr>
+              <w:t xml:space="preserve"> ห้ามอ่านผ่าน view ของระบบเดิม</w:t>
             </w:r>
           </w:p>
         </w:tc>
         <w:tc>
           <w:tcPr>
-            <w:tcW w:type="dxa" w:w="2520"/>
+            <w:tcW w:type="dxa" w:w="3360"/>
             <w:vAlign w:val="center"/>
           </w:tcPr>
           <w:p>
@@ -4590,32 +4996,7 @@
                 <w:rFonts w:ascii="Arial" w:hAnsi="Arial" w:eastAsia="Arial" w:cs="Tahoma"/>
                 <w:sz w:val="18"/>
               </w:rPr>
-              <w:t>ตาราง snapshot ของ SBPGI — เอกสารย้อนหลังหาร้านเจอเสมอ แต่ต้อง sync (มีทางเลือกที่ 3: snapshot เฉพาะร้านที่เคยเข้ารอบชดเชย)</w:t>
-            </w:r>
-          </w:p>
-        </w:tc>
-        <w:tc>
-          <w:tcPr>
-            <w:tcW w:type="dxa" w:w="2520"/>
-            <w:vAlign w:val="center"/>
-          </w:tcPr>
-          <w:p>
-            <w:pPr>
-              <w:keepLines/>
-              <w:spacing w:after="0"/>
-            </w:pPr>
-            <w:r>
-              <w:rPr>
-                <w:rFonts w:ascii="Arial" w:hAnsi="Arial" w:eastAsia="Arial" w:cs="Tahoma"/>
-                <w:sz w:val="18"/>
-              </w:rPr>
-            </w:r>
-            <w:r>
-              <w:rPr>
-                <w:rFonts w:ascii="Arial" w:hAnsi="Arial" w:eastAsia="Arial" w:cs="Tahoma"/>
-                <w:sz w:val="18"/>
-              </w:rPr>
-              <w:t>✅ ตัดสินแล้ว 2026-08-10 = ทางเลือกที่ 3</w:t>
+              <w:t>ร้านที่ยกเลิกเกิน 1 เดือนหายจาก view ของระบบเดิม ทำให้เอกสารย้อนหลังอ่านไม่ได้ (ตัดสิน 2026-08-10)</w:t>
             </w:r>
           </w:p>
         </w:tc>
@@ -4626,7 +5007,7 @@
         </w:trPr>
         <w:tc>
           <w:tcPr>
-            <w:tcW w:type="dxa" w:w="2520"/>
+            <w:tcW w:type="dxa" w:w="3360"/>
             <w:vAlign w:val="center"/>
           </w:tcPr>
           <w:p>
@@ -4642,30 +5023,16 @@
             </w:r>
             <w:r>
               <w:rPr>
-                <w:rFonts w:ascii="Arial" w:hAnsi="Arial" w:eastAsia="Arial" w:cs="Tahoma"/>
-                <w:sz w:val="18"/>
-              </w:rPr>
-              <w:t xml:space="preserve">DP-4 ✅ ปิดแล้ว 2026-08-24 · </w:t>
-            </w:r>
-            <w:r>
-              <w:rPr>
                 <w:rFonts w:ascii="Courier New" w:hAnsi="Courier New" w:eastAsia="Courier New" w:cs="Tahoma"/>
                 <w:sz w:val="18"/>
               </w:rPr>
               <w:t>fcs_qssi_score</w:t>
-            </w:r>
-            <w:r>
-              <w:rPr>
-                <w:rFonts w:ascii="Arial" w:hAnsi="Arial" w:eastAsia="Arial" w:cs="Tahoma"/>
-                <w:sz w:val="18"/>
-              </w:rPr>
-              <w:t xml:space="preserve"> reuse แบบอ่านอย่างเดียว</w:t>
             </w:r>
           </w:p>
         </w:tc>
         <w:tc>
           <w:tcPr>
-            <w:tcW w:type="dxa" w:w="2520"/>
+            <w:tcW w:type="dxa" w:w="3360"/>
             <w:vAlign w:val="center"/>
           </w:tcPr>
           <w:p>
@@ -4682,22 +5049,37 @@
             <w:r>
               <w:rPr>
                 <w:rFonts w:ascii="Arial" w:hAnsi="Arial" w:eastAsia="Arial" w:cs="Tahoma"/>
-                <w:sz w:val="18"/>
-              </w:rPr>
-              <w:t xml:space="preserve">reuse ตารางเดิม 23,958,780 แถว — ระบบ SBP เดิมนำเข้าให้แล้วผ่าน </w:t>
+                <w:b/>
+                <w:sz w:val="18"/>
+              </w:rPr>
+              <w:t>ห้าม CREATE TABLE</w:t>
+            </w:r>
+            <w:r>
+              <w:rPr>
+                <w:rFonts w:ascii="Arial" w:hAnsi="Arial" w:eastAsia="Arial" w:cs="Tahoma"/>
+                <w:sz w:val="18"/>
+              </w:rPr>
+              <w:t xml:space="preserve"> — reuse ตารางเดิมของ </w:t>
             </w:r>
             <w:r>
               <w:rPr>
                 <w:rFonts w:ascii="Courier New" w:hAnsi="Courier New" w:eastAsia="Courier New" w:cs="Tahoma"/>
                 <w:sz w:val="18"/>
               </w:rPr>
-              <w:t>POST /performance/import-qssi</w:t>
+              <w:t>sps_store</w:t>
+            </w:r>
+            <w:r>
+              <w:rPr>
+                <w:rFonts w:ascii="Arial" w:hAnsi="Arial" w:eastAsia="Arial" w:cs="Tahoma"/>
+                <w:sz w:val="18"/>
+              </w:rPr>
+              <w:t xml:space="preserve"> (23,958,780 แถว) แบบอ่านอย่างเดียว</w:t>
             </w:r>
           </w:p>
         </w:tc>
         <w:tc>
           <w:tcPr>
-            <w:tcW w:type="dxa" w:w="2520"/>
+            <w:tcW w:type="dxa" w:w="3360"/>
             <w:vAlign w:val="center"/>
           </w:tcPr>
           <w:p>
@@ -4716,75 +5098,21 @@
                 <w:rFonts w:ascii="Arial" w:hAnsi="Arial" w:eastAsia="Arial" w:cs="Tahoma"/>
                 <w:sz w:val="18"/>
               </w:rPr>
-              <w:t>สร้างตารางของ SBPGI เอง — ตกไป (จะมีข้อมูล QSSI สองชุด)</w:t>
-            </w:r>
-          </w:p>
-        </w:tc>
-        <w:tc>
-          <w:tcPr>
-            <w:tcW w:type="dxa" w:w="2520"/>
-            <w:vAlign w:val="center"/>
-          </w:tcPr>
-          <w:p>
-            <w:pPr>
-              <w:keepLines/>
-              <w:spacing w:after="0"/>
-            </w:pPr>
-            <w:r>
-              <w:rPr>
-                <w:rFonts w:ascii="Arial" w:hAnsi="Arial" w:eastAsia="Arial" w:cs="Tahoma"/>
-                <w:sz w:val="18"/>
-              </w:rPr>
-            </w:r>
-            <w:r>
-              <w:rPr>
-                <w:rFonts w:ascii="Arial" w:hAnsi="Arial" w:eastAsia="Arial" w:cs="Tahoma"/>
-                <w:sz w:val="18"/>
-              </w:rPr>
-              <w:t xml:space="preserve">✅ </w:t>
-            </w:r>
-            <w:r>
-              <w:rPr>
-                <w:rFonts w:ascii="Arial" w:hAnsi="Arial" w:eastAsia="Arial" w:cs="Tahoma"/>
-                <w:b/>
-                <w:sz w:val="18"/>
-              </w:rPr>
-              <w:t>reuse อ่านอย่างเดียว</w:t>
-            </w:r>
-            <w:r>
-              <w:rPr>
-                <w:rFonts w:ascii="Arial" w:hAnsi="Arial" w:eastAsia="Arial" w:cs="Tahoma"/>
-                <w:sz w:val="18"/>
-              </w:rPr>
-              <w:t xml:space="preserve"> — ตัด Job 1 (ImportQSSI) ทั้ง job · SBPGI ไม่เขียนตารางนี้ จึงไม่ต้อง backfill / SET NOT NULL / sign-off เจ้าของ </w:t>
+              <w:t xml:space="preserve">ระบบ SBP เดิมนำเข้าให้แล้วผ่าน </w:t>
             </w:r>
             <w:r>
               <w:rPr>
                 <w:rFonts w:ascii="Courier New" w:hAnsi="Courier New" w:eastAsia="Courier New" w:cs="Tahoma"/>
                 <w:sz w:val="18"/>
               </w:rPr>
-              <w:t>performance.service.ts</w:t>
-            </w:r>
-            <w:r>
-              <w:rPr>
-                <w:rFonts w:ascii="Arial" w:hAnsi="Arial" w:eastAsia="Arial" w:cs="Tahoma"/>
-                <w:sz w:val="18"/>
-              </w:rPr>
-              <w:t xml:space="preserve"> · ห้ามสร้างตารางชื่อ </w:t>
-            </w:r>
-            <w:r>
-              <w:rPr>
-                <w:rFonts w:ascii="Courier New" w:hAnsi="Courier New" w:eastAsia="Courier New" w:cs="Tahoma"/>
-                <w:sz w:val="18"/>
-              </w:rPr>
-              <w:t>fcs_qssi_scores</w:t>
-            </w:r>
-            <w:r>
-              <w:rPr>
-                <w:rFonts w:ascii="Arial" w:hAnsi="Arial" w:eastAsia="Arial" w:cs="Tahoma"/>
-                <w:sz w:val="18"/>
-              </w:rPr>
-              <w:t xml:space="preserve"> (พหูพจน์)</w:t>
+              <w:t>POST /performance/import-qssi</w:t>
+            </w:r>
+            <w:r>
+              <w:rPr>
+                <w:rFonts w:ascii="Arial" w:hAnsi="Arial" w:eastAsia="Arial" w:cs="Tahoma"/>
+                <w:sz w:val="18"/>
+              </w:rPr>
+              <w:t xml:space="preserve"> (ปิด 2026-08-24 · ตัด Job 1 ออก)</w:t>
             </w:r>
           </w:p>
         </w:tc>
@@ -4795,7 +5123,7 @@
         </w:trPr>
         <w:tc>
           <w:tcPr>
-            <w:tcW w:type="dxa" w:w="2520"/>
+            <w:tcW w:type="dxa" w:w="3360"/>
             <w:vAlign w:val="center"/>
           </w:tcPr>
           <w:p>
@@ -4814,13 +5142,13 @@
                 <w:rFonts w:ascii="Arial" w:hAnsi="Arial" w:eastAsia="Arial" w:cs="Tahoma"/>
                 <w:sz w:val="18"/>
               </w:rPr>
-              <w:t>DP-9 ✅ ตัดสินแล้ว 2026-08-10 = แยกตัดสิน (decisions → common_code · external_factors/competitors ยังเป็นตารางของ SBPGI)</w:t>
+              <w:t>ผลพิจารณา / ปัจจัย / คู่แข่ง</w:t>
             </w:r>
           </w:p>
         </w:tc>
         <w:tc>
           <w:tcPr>
-            <w:tcW w:type="dxa" w:w="2520"/>
+            <w:tcW w:type="dxa" w:w="3360"/>
             <w:vAlign w:val="center"/>
           </w:tcPr>
           <w:p>
@@ -4836,16 +5164,23 @@
             </w:r>
             <w:r>
               <w:rPr>
-                <w:rFonts w:ascii="Arial" w:hAnsi="Arial" w:eastAsia="Arial" w:cs="Tahoma"/>
-                <w:sz w:val="18"/>
-              </w:rPr>
-              <w:t xml:space="preserve">ยัดลง </w:t>
-            </w:r>
-            <w:r>
-              <w:rPr>
                 <w:rFonts w:ascii="Courier New" w:hAnsi="Courier New" w:eastAsia="Courier New" w:cs="Tahoma"/>
                 <w:sz w:val="18"/>
               </w:rPr>
+              <w:t>decisions</w:t>
+            </w:r>
+            <w:r>
+              <w:rPr>
+                <w:rFonts w:ascii="Arial" w:hAnsi="Arial" w:eastAsia="Arial" w:cs="Tahoma"/>
+                <w:sz w:val="18"/>
+              </w:rPr>
+              <w:t xml:space="preserve"> ใช้ </w:t>
+            </w:r>
+            <w:r>
+              <w:rPr>
+                <w:rFonts w:ascii="Courier New" w:hAnsi="Courier New" w:eastAsia="Courier New" w:cs="Tahoma"/>
+                <w:sz w:val="18"/>
+              </w:rPr>
               <w:t>common_code</w:t>
             </w:r>
             <w:r>
@@ -4853,13 +5188,63 @@
                 <w:rFonts w:ascii="Arial" w:hAnsi="Arial" w:eastAsia="Arial" w:cs="Tahoma"/>
                 <w:sz w:val="18"/>
               </w:rPr>
-              <w:t xml:space="preserve"> ของระบบเดิม</w:t>
+              <w:t xml:space="preserve"> ของระบบเดิม (</w:t>
+            </w:r>
+            <w:r>
+              <w:rPr>
+                <w:rFonts w:ascii="Courier New" w:hAnsi="Courier New" w:eastAsia="Courier New" w:cs="Tahoma"/>
+                <w:sz w:val="18"/>
+              </w:rPr>
+              <w:t>code_type = SGI_DECISION</w:t>
+            </w:r>
+            <w:r>
+              <w:rPr>
+                <w:rFonts w:ascii="Arial" w:hAnsi="Arial" w:eastAsia="Arial" w:cs="Tahoma"/>
+                <w:sz w:val="18"/>
+              </w:rPr>
+              <w:t xml:space="preserve">) · </w:t>
+            </w:r>
+            <w:r>
+              <w:rPr>
+                <w:rFonts w:ascii="Courier New" w:hAnsi="Courier New" w:eastAsia="Courier New" w:cs="Tahoma"/>
+                <w:sz w:val="18"/>
+              </w:rPr>
+              <w:t>sgi_external_factors</w:t>
+            </w:r>
+            <w:r>
+              <w:rPr>
+                <w:rFonts w:ascii="Arial" w:hAnsi="Arial" w:eastAsia="Arial" w:cs="Tahoma"/>
+                <w:sz w:val="18"/>
+              </w:rPr>
+              <w:t xml:space="preserve"> และ </w:t>
+            </w:r>
+            <w:r>
+              <w:rPr>
+                <w:rFonts w:ascii="Courier New" w:hAnsi="Courier New" w:eastAsia="Courier New" w:cs="Tahoma"/>
+                <w:sz w:val="18"/>
+              </w:rPr>
+              <w:t>sgi_competitors</w:t>
+            </w:r>
+            <w:r>
+              <w:rPr>
+                <w:rFonts w:ascii="Arial" w:hAnsi="Arial" w:eastAsia="Arial" w:cs="Tahoma"/>
+                <w:sz w:val="18"/>
+              </w:rPr>
+              <w:t xml:space="preserve"> </w:t>
+            </w:r>
+            <w:r>
+              <w:rPr>
+                <w:rFonts w:ascii="Arial" w:hAnsi="Arial" w:eastAsia="Arial" w:cs="Tahoma"/>
+                <w:b/>
+                <w:sz w:val="18"/>
+              </w:rPr>
+              <w:t>เป็นตารางของ SGI</w:t>
             </w:r>
           </w:p>
         </w:tc>
         <w:tc>
           <w:tcPr>
-            <w:tcW w:type="dxa" w:w="2520"/>
+            <w:tcW w:type="dxa" w:w="3360"/>
             <w:vAlign w:val="center"/>
           </w:tcPr>
           <w:p>
@@ -4878,52 +5263,13 @@
                 <w:rFonts w:ascii="Arial" w:hAnsi="Arial" w:eastAsia="Arial" w:cs="Tahoma"/>
                 <w:sz w:val="18"/>
               </w:rPr>
-              <w:t>ตารางเล็กของ SBPGI ตามที่ DDL ปัจจุบันเขียนไว้</w:t>
-            </w:r>
-          </w:p>
-        </w:tc>
-        <w:tc>
-          <w:tcPr>
-            <w:tcW w:type="dxa" w:w="2520"/>
-            <w:vAlign w:val="center"/>
-          </w:tcPr>
-          <w:p>
-            <w:pPr>
-              <w:keepLines/>
-              <w:spacing w:after="0"/>
-            </w:pPr>
-            <w:r>
-              <w:rPr>
-                <w:rFonts w:ascii="Arial" w:hAnsi="Arial" w:eastAsia="Arial" w:cs="Tahoma"/>
-                <w:sz w:val="18"/>
-              </w:rPr>
-            </w:r>
-            <w:r>
-              <w:rPr>
-                <w:rFonts w:ascii="Arial" w:hAnsi="Arial" w:eastAsia="Arial" w:cs="Tahoma"/>
-                <w:sz w:val="18"/>
-              </w:rPr>
-              <w:t>✅ ตัดสินแล้ว 2026-08-10 = แยกตัดสิน (</w:t>
+              <w:t xml:space="preserve">สองตารางหลังมีหน้าจอ CRUD ของตัวเอง และ remark ของ </w:t>
             </w:r>
             <w:r>
               <w:rPr>
                 <w:rFonts w:ascii="Courier New" w:hAnsi="Courier New" w:eastAsia="Courier New" w:cs="Tahoma"/>
                 <w:sz w:val="18"/>
               </w:rPr>
-              <w:t>decisions</w:t>
-            </w:r>
-            <w:r>
-              <w:rPr>
-                <w:rFonts w:ascii="Arial" w:hAnsi="Arial" w:eastAsia="Arial" w:cs="Tahoma"/>
-                <w:sz w:val="18"/>
-              </w:rPr>
-              <w:t xml:space="preserve"> → </w:t>
-            </w:r>
-            <w:r>
-              <w:rPr>
-                <w:rFonts w:ascii="Courier New" w:hAnsi="Courier New" w:eastAsia="Courier New" w:cs="Tahoma"/>
-                <w:sz w:val="18"/>
-              </w:rPr>
               <w:t>common_code</w:t>
             </w:r>
             <w:r>
@@ -4931,35 +5277,7 @@
                 <w:rFonts w:ascii="Arial" w:hAnsi="Arial" w:eastAsia="Arial" w:cs="Tahoma"/>
                 <w:sz w:val="18"/>
               </w:rPr>
-              <w:t xml:space="preserve"> · </w:t>
-            </w:r>
-            <w:r>
-              <w:rPr>
-                <w:rFonts w:ascii="Courier New" w:hAnsi="Courier New" w:eastAsia="Courier New" w:cs="Tahoma"/>
-                <w:sz w:val="18"/>
-              </w:rPr>
-              <w:t>external_factors</w:t>
-            </w:r>
-            <w:r>
-              <w:rPr>
-                <w:rFonts w:ascii="Arial" w:hAnsi="Arial" w:eastAsia="Arial" w:cs="Tahoma"/>
-                <w:sz w:val="18"/>
-              </w:rPr>
-              <w:t>/</w:t>
-            </w:r>
-            <w:r>
-              <w:rPr>
-                <w:rFonts w:ascii="Courier New" w:hAnsi="Courier New" w:eastAsia="Courier New" w:cs="Tahoma"/>
-                <w:sz w:val="18"/>
-              </w:rPr>
-              <w:t>competitors</w:t>
-            </w:r>
-            <w:r>
-              <w:rPr>
-                <w:rFonts w:ascii="Arial" w:hAnsi="Arial" w:eastAsia="Arial" w:cs="Tahoma"/>
-                <w:sz w:val="18"/>
-              </w:rPr>
-              <w:t xml:space="preserve"> ยังเป็นตารางของ SBPGI)</w:t>
+              <w:t xml:space="preserve"> จำกัด 50 ตัวอักษร (ตัดสิน 2026-08-10)</w:t>
             </w:r>
           </w:p>
         </w:tc>
@@ -4970,7 +5288,7 @@
         </w:trPr>
         <w:tc>
           <w:tcPr>
-            <w:tcW w:type="dxa" w:w="2520"/>
+            <w:tcW w:type="dxa" w:w="3360"/>
             <w:vAlign w:val="center"/>
           </w:tcPr>
           <w:p>
@@ -4986,13 +5304,6 @@
             </w:r>
             <w:r>
               <w:rPr>
-                <w:rFonts w:ascii="Arial" w:hAnsi="Arial" w:eastAsia="Arial" w:cs="Tahoma"/>
-                <w:sz w:val="18"/>
-              </w:rPr>
-              <w:t xml:space="preserve">DP-1 · </w:t>
-            </w:r>
-            <w:r>
-              <w:rPr>
                 <w:rFonts w:ascii="Courier New" w:hAnsi="Courier New" w:eastAsia="Courier New" w:cs="Tahoma"/>
                 <w:sz w:val="18"/>
               </w:rPr>
@@ -5003,13 +5314,13 @@
                 <w:rFonts w:ascii="Arial" w:hAnsi="Arial" w:eastAsia="Arial" w:cs="Tahoma"/>
                 <w:sz w:val="18"/>
               </w:rPr>
-              <w:t xml:space="preserve"> ของ workflow</w:t>
+              <w:t xml:space="preserve"> ที่ส่งเข้า workflow engine</w:t>
             </w:r>
           </w:p>
         </w:tc>
         <w:tc>
           <w:tcPr>
-            <w:tcW w:type="dxa" w:w="2520"/>
+            <w:tcW w:type="dxa" w:w="3360"/>
             <w:vAlign w:val="center"/>
           </w:tcPr>
           <w:p>
@@ -5025,23 +5336,38 @@
             </w:r>
             <w:r>
               <w:rPr>
+                <w:rFonts w:ascii="Arial" w:hAnsi="Arial" w:eastAsia="Arial" w:cs="Tahoma"/>
+                <w:sz w:val="18"/>
+              </w:rPr>
+              <w:t xml:space="preserve">ส่ง </w:t>
+            </w:r>
+            <w:r>
+              <w:rPr>
+                <w:rFonts w:ascii="Arial" w:hAnsi="Arial" w:eastAsia="Arial" w:cs="Tahoma"/>
+                <w:b/>
+                <w:sz w:val="18"/>
+              </w:rPr>
+              <w:t>`sgi_compensation_documents.id`</w:t>
+            </w:r>
+            <w:r>
+              <w:rPr>
+                <w:rFonts w:ascii="Arial" w:hAnsi="Arial" w:eastAsia="Arial" w:cs="Tahoma"/>
+                <w:sz w:val="18"/>
+              </w:rPr>
+              <w:t xml:space="preserve"> (surrogate) เป็น string — ห้ามส่ง </w:t>
+            </w:r>
+            <w:r>
+              <w:rPr>
                 <w:rFonts w:ascii="Courier New" w:hAnsi="Courier New" w:eastAsia="Courier New" w:cs="Tahoma"/>
                 <w:sz w:val="18"/>
               </w:rPr>
               <w:t>doc_no</w:t>
-            </w:r>
-            <w:r>
-              <w:rPr>
-                <w:rFonts w:ascii="Arial" w:hAnsi="Arial" w:eastAsia="Arial" w:cs="Tahoma"/>
-                <w:sz w:val="18"/>
-              </w:rPr>
-              <w:t xml:space="preserve"> — ตกไป</w:t>
             </w:r>
           </w:p>
         </w:tc>
         <w:tc>
           <w:tcPr>
-            <w:tcW w:type="dxa" w:w="2520"/>
+            <w:tcW w:type="dxa" w:w="3360"/>
             <w:vAlign w:val="center"/>
           </w:tcPr>
           <w:p>
@@ -5057,38 +5383,9 @@
             </w:r>
             <w:r>
               <w:rPr>
-                <w:rFonts w:ascii="Arial" w:hAnsi="Arial" w:eastAsia="Arial" w:cs="Tahoma"/>
-                <w:b/>
-                <w:sz w:val="18"/>
-              </w:rPr>
-              <w:t>เลือก surrogate id</w:t>
-            </w:r>
-            <w:r>
-              <w:rPr>
-                <w:rFonts w:ascii="Arial" w:hAnsi="Arial" w:eastAsia="Arial" w:cs="Tahoma"/>
-                <w:sz w:val="18"/>
-              </w:rPr>
-              <w:t xml:space="preserve"> (</w:t>
-            </w:r>
-            <w:r>
-              <w:rPr>
                 <w:rFonts w:ascii="Courier New" w:hAnsi="Courier New" w:eastAsia="Courier New" w:cs="Tahoma"/>
                 <w:sz w:val="18"/>
               </w:rPr>
-              <w:t>compensation_documents.id</w:t>
-            </w:r>
-            <w:r>
-              <w:rPr>
-                <w:rFonts w:ascii="Arial" w:hAnsi="Arial" w:eastAsia="Arial" w:cs="Tahoma"/>
-                <w:sz w:val="18"/>
-              </w:rPr>
-              <w:t xml:space="preserve"> · ส่งเป็น string เพราะ </w:t>
-            </w:r>
-            <w:r>
-              <w:rPr>
-                <w:rFonts w:ascii="Courier New" w:hAnsi="Courier New" w:eastAsia="Courier New" w:cs="Tahoma"/>
-                <w:sz w:val="18"/>
-              </w:rPr>
               <w:t>reference_id</w:t>
             </w:r>
             <w:r>
@@ -5096,32 +5393,7 @@
                 <w:rFonts w:ascii="Arial" w:hAnsi="Arial" w:eastAsia="Arial" w:cs="Tahoma"/>
                 <w:sz w:val="18"/>
               </w:rPr>
-              <w:t xml:space="preserve"> เป็น varchar(255)) แบบที่ cooperation-request/inform-evaluate ทำจริง</w:t>
-            </w:r>
-          </w:p>
-        </w:tc>
-        <w:tc>
-          <w:tcPr>
-            <w:tcW w:type="dxa" w:w="2520"/>
-            <w:vAlign w:val="center"/>
-          </w:tcPr>
-          <w:p>
-            <w:pPr>
-              <w:keepLines/>
-              <w:spacing w:after="0"/>
-            </w:pPr>
-            <w:r>
-              <w:rPr>
-                <w:rFonts w:ascii="Arial" w:hAnsi="Arial" w:eastAsia="Arial" w:cs="Tahoma"/>
-                <w:sz w:val="18"/>
-              </w:rPr>
-            </w:r>
-            <w:r>
-              <w:rPr>
-                <w:rFonts w:ascii="Arial" w:hAnsi="Arial" w:eastAsia="Arial" w:cs="Tahoma"/>
-                <w:sz w:val="18"/>
-              </w:rPr>
-              <w:t>✅ ปิดแล้ว 2026-08-17 — ยืนยันตามระบบเดิม</w:t>
+              <w:t xml:space="preserve"> ของ engine เป็น varchar(255) และระบบเดิม (cooperation-request / inform-evaluate) ส่ง surrogate id ทุกจุด (ปิด 2026-08-17)</w:t>
             </w:r>
           </w:p>
         </w:tc>
@@ -5132,7 +5404,7 @@
         </w:trPr>
         <w:tc>
           <w:tcPr>
-            <w:tcW w:type="dxa" w:w="2520"/>
+            <w:tcW w:type="dxa" w:w="3360"/>
             <w:vAlign w:val="center"/>
           </w:tcPr>
           <w:p>
@@ -5151,20 +5423,13 @@
                 <w:rFonts w:ascii="Arial" w:hAnsi="Arial" w:eastAsia="Arial" w:cs="Tahoma"/>
                 <w:sz w:val="18"/>
               </w:rPr>
-              <w:t xml:space="preserve">DP-7 ✅ ปิดแล้ว 2026-08-24 · </w:t>
-            </w:r>
-            <w:r>
-              <w:rPr>
-                <w:rFonts w:ascii="Courier New" w:hAnsi="Courier New" w:eastAsia="Courier New" w:cs="Tahoma"/>
-                <w:sz w:val="18"/>
-              </w:rPr>
-              <w:t>consideration_logs</w:t>
+              <w:t>ประวัติการพิจารณา</w:t>
             </w:r>
           </w:p>
         </w:tc>
         <w:tc>
           <w:tcPr>
-            <w:tcW w:type="dxa" w:w="2520"/>
+            <w:tcW w:type="dxa" w:w="3360"/>
             <w:vAlign w:val="center"/>
           </w:tcPr>
           <w:p>
@@ -5181,17 +5446,24 @@
             <w:r>
               <w:rPr>
                 <w:rFonts w:ascii="Arial" w:hAnsi="Arial" w:eastAsia="Arial" w:cs="Tahoma"/>
+                <w:sz w:val="18"/>
+              </w:rPr>
+              <w:t xml:space="preserve">ใช้ </w:t>
+            </w:r>
+            <w:r>
+              <w:rPr>
+                <w:rFonts w:ascii="Arial" w:hAnsi="Arial" w:eastAsia="Arial" w:cs="Tahoma"/>
                 <w:b/>
                 <w:sz w:val="18"/>
               </w:rPr>
-              <w:t>เลือกข้อนี้ — ตารางของ SBPGI เอง</w:t>
-            </w:r>
-            <w:r>
-              <w:rPr>
-                <w:rFonts w:ascii="Arial" w:hAnsi="Arial" w:eastAsia="Arial" w:cs="Tahoma"/>
-                <w:sz w:val="18"/>
-              </w:rPr>
-              <w:t xml:space="preserve"> (ผูก </w:t>
+              <w:t>`sgi_consideration_logs` ของ SGI เอง</w:t>
+            </w:r>
+            <w:r>
+              <w:rPr>
+                <w:rFonts w:ascii="Arial" w:hAnsi="Arial" w:eastAsia="Arial" w:cs="Tahoma"/>
+                <w:sz w:val="18"/>
+              </w:rPr>
+              <w:t xml:space="preserve"> ผูก </w:t>
             </w:r>
             <w:r>
               <w:rPr>
@@ -5205,13 +5477,20 @@
                 <w:rFonts w:ascii="Arial" w:hAnsi="Arial" w:eastAsia="Arial" w:cs="Tahoma"/>
                 <w:sz w:val="18"/>
               </w:rPr>
-              <w:t xml:space="preserve"> ของ engine) ตามที่ DDL ปัจจุบันเขียนไว้</w:t>
+              <w:t xml:space="preserve"> ของ engine — ไม่ต่อยอดบน </w:t>
+            </w:r>
+            <w:r>
+              <w:rPr>
+                <w:rFonts w:ascii="Courier New" w:hAnsi="Courier New" w:eastAsia="Courier New" w:cs="Tahoma"/>
+                <w:sz w:val="18"/>
+              </w:rPr>
+              <w:t>sps_store.workflow_history</w:t>
             </w:r>
           </w:p>
         </w:tc>
         <w:tc>
           <w:tcPr>
-            <w:tcW w:type="dxa" w:w="2520"/>
+            <w:tcW w:type="dxa" w:w="3360"/>
             <w:vAlign w:val="center"/>
           </w:tcPr>
           <w:p>
@@ -5230,53 +5509,7 @@
                 <w:rFonts w:ascii="Arial" w:hAnsi="Arial" w:eastAsia="Arial" w:cs="Tahoma"/>
                 <w:sz w:val="18"/>
               </w:rPr>
-              <w:t xml:space="preserve">ตารางส่วนขยายบน </w:t>
-            </w:r>
-            <w:r>
-              <w:rPr>
-                <w:rFonts w:ascii="Courier New" w:hAnsi="Courier New" w:eastAsia="Courier New" w:cs="Tahoma"/>
-                <w:sz w:val="18"/>
-              </w:rPr>
-              <w:t>sps_store.workflow_history</w:t>
-            </w:r>
-            <w:r>
-              <w:rPr>
-                <w:rFonts w:ascii="Arial" w:hAnsi="Arial" w:eastAsia="Arial" w:cs="Tahoma"/>
-                <w:sz w:val="18"/>
-              </w:rPr>
-              <w:t xml:space="preserve"> ของ engine — ตกไป (engine ไม่มี decision code / ไฟล์แนบ / ความเห็น)</w:t>
-            </w:r>
-          </w:p>
-        </w:tc>
-        <w:tc>
-          <w:tcPr>
-            <w:tcW w:type="dxa" w:w="2520"/>
-            <w:vAlign w:val="center"/>
-          </w:tcPr>
-          <w:p>
-            <w:pPr>
-              <w:keepLines/>
-              <w:spacing w:after="0"/>
-            </w:pPr>
-            <w:r>
-              <w:rPr>
-                <w:rFonts w:ascii="Arial" w:hAnsi="Arial" w:eastAsia="Arial" w:cs="Tahoma"/>
-                <w:sz w:val="18"/>
-              </w:rPr>
-            </w:r>
-            <w:r>
-              <w:rPr>
-                <w:rFonts w:ascii="Arial" w:hAnsi="Arial" w:eastAsia="Arial" w:cs="Tahoma"/>
-                <w:sz w:val="18"/>
-              </w:rPr>
-              <w:t xml:space="preserve">✅ ปิดแล้ว 2026-08-24 · กระทบ DDL ของตารางนี้และ response ของ </w:t>
-            </w:r>
-            <w:r>
-              <w:rPr>
-                <w:rFonts w:ascii="Courier New" w:hAnsi="Courier New" w:eastAsia="Courier New" w:cs="Tahoma"/>
-                <w:sz w:val="18"/>
-              </w:rPr>
-              <w:t>GET /sbpgi/document/{docNo}/timeline</w:t>
+              <w:t>engine เก็บ timeline แต่ไม่มีรหัสผลพิจารณาและไฟล์แนบ (ปิด 2026-08-24)</w:t>
             </w:r>
           </w:p>
         </w:tc>
@@ -5287,7 +5520,7 @@
         </w:trPr>
         <w:tc>
           <w:tcPr>
-            <w:tcW w:type="dxa" w:w="2520"/>
+            <w:tcW w:type="dxa" w:w="3360"/>
             <w:vAlign w:val="center"/>
           </w:tcPr>
           <w:p>
@@ -5306,13 +5539,13 @@
                 <w:rFonts w:ascii="Arial" w:hAnsi="Arial" w:eastAsia="Arial" w:cs="Tahoma"/>
                 <w:sz w:val="18"/>
               </w:rPr>
-              <w:t>DP-12 · audit ของ master</w:t>
+              <w:t>audit การแก้ master data</w:t>
             </w:r>
           </w:p>
         </w:tc>
         <w:tc>
           <w:tcPr>
-            <w:tcW w:type="dxa" w:w="2520"/>
+            <w:tcW w:type="dxa" w:w="3360"/>
             <w:vAlign w:val="center"/>
           </w:tcPr>
           <w:p>
@@ -5331,13 +5564,28 @@
                 <w:rFonts w:ascii="Arial" w:hAnsi="Arial" w:eastAsia="Arial" w:cs="Tahoma"/>
                 <w:sz w:val="18"/>
               </w:rPr>
-              <w:t>เอากลับมาโดยใช้กลไกของระบบเดิม</w:t>
+              <w:t xml:space="preserve">โครง SGI </w:t>
+            </w:r>
+            <w:r>
+              <w:rPr>
+                <w:rFonts w:ascii="Arial" w:hAnsi="Arial" w:eastAsia="Arial" w:cs="Tahoma"/>
+                <w:b/>
+                <w:sz w:val="18"/>
+              </w:rPr>
+              <w:t>ไม่มีตาราง audit ของตัวเอง</w:t>
+            </w:r>
+            <w:r>
+              <w:rPr>
+                <w:rFonts w:ascii="Arial" w:hAnsi="Arial" w:eastAsia="Arial" w:cs="Tahoma"/>
+                <w:sz w:val="18"/>
+              </w:rPr>
+              <w:t xml:space="preserve"> — การตรวจสอบการแก้ master ใช้กลไกของระบบ SBP เดิม</w:t>
             </w:r>
           </w:p>
         </w:tc>
         <w:tc>
           <w:tcPr>
-            <w:tcW w:type="dxa" w:w="2520"/>
+            <w:tcW w:type="dxa" w:w="3360"/>
             <w:vAlign w:val="center"/>
           </w:tcPr>
           <w:p>
@@ -5353,35 +5601,17 @@
             </w:r>
             <w:r>
               <w:rPr>
-                <w:rFonts w:ascii="Arial" w:hAnsi="Arial" w:eastAsia="Arial" w:cs="Tahoma"/>
-                <w:sz w:val="18"/>
-              </w:rPr>
-              <w:t>ไม่มีเลยตามมติ 2026-08-07 (สถานะปัจจุบันของ DDL)</w:t>
-            </w:r>
-          </w:p>
-        </w:tc>
-        <w:tc>
-          <w:tcPr>
-            <w:tcW w:type="dxa" w:w="2520"/>
-            <w:vAlign w:val="center"/>
-          </w:tcPr>
-          <w:p>
-            <w:pPr>
-              <w:keepLines/>
-              <w:spacing w:after="0"/>
-            </w:pPr>
-            <w:r>
-              <w:rPr>
-                <w:rFonts w:ascii="Arial" w:hAnsi="Arial" w:eastAsia="Arial" w:cs="Tahoma"/>
-                <w:sz w:val="18"/>
-              </w:rPr>
-            </w:r>
-            <w:r>
-              <w:rPr>
-                <w:rFonts w:ascii="Arial" w:hAnsi="Arial" w:eastAsia="Arial" w:cs="Tahoma"/>
-                <w:sz w:val="18"/>
-              </w:rPr>
-              <w:t>ยังไม่ตัดสิน</w:t>
+                <w:rFonts w:ascii="Courier New" w:hAnsi="Courier New" w:eastAsia="Courier New" w:cs="Tahoma"/>
+                <w:sz w:val="18"/>
+              </w:rPr>
+              <w:t>audit_logs</w:t>
+            </w:r>
+            <w:r>
+              <w:rPr>
+                <w:rFonts w:ascii="Arial" w:hAnsi="Arial" w:eastAsia="Arial" w:cs="Tahoma"/>
+                <w:sz w:val="18"/>
+              </w:rPr>
+              <w:t xml:space="preserve"> ถูกตัดออกจากโครงเมื่อ 2026-08-07 · DDL ปัจจุบันไม่มีตารางนี้</w:t>
             </w:r>
           </w:p>
         </w:tc>
@@ -7067,7 +7297,7 @@
         <w:t>เอกสารฉบับนี้ไม่มี endpoint ของตัวเอง</w:t>
       </w:r>
       <w:r>
-        <w:t xml:space="preserve"> — เป็นสัญญา/งานภายในที่เอกสารอื่นเรียกใช้ (ดูขอบเขตใน 5.90 Endpoint Implementation Contract) · รายการ endpoint ทั้ง 29 เส้นของ SBPGI อยู่ที่ </w:t>
+        <w:t xml:space="preserve"> — เป็นสัญญา/งานภายในที่เอกสารอื่นเรียกใช้ (ดูขอบเขตใน 5.90 Endpoint Implementation Contract) · รายการ endpoint ทั้ง 29 เส้นของ SGI อยู่ที่ </w:t>
       </w:r>
       <w:r>
         <w:rPr>
@@ -8020,7 +8250,7 @@
         <w:keepLines/>
       </w:pPr>
       <w:r>
-        <w:t>rollback script ลบเฉพาะตารางของ SBPGI</w:t>
+        <w:t>rollback script ลบเฉพาะตารางของ SGI</w:t>
       </w:r>
     </w:p>
     <w:p>
@@ -8029,7 +8259,7 @@
         <w:keepLines/>
       </w:pPr>
       <w:r>
-        <w:t>ข้อค้างตัดสินใจถูกบันทึกเป็นข้อค้าง ไม่ถูกตัดสินในเอกสารนี้</w:t>
+        <w:t>ข้อกำหนดด้านโครงสร้างข้อมูลทุกข้อในหัวข้อ 5.4 ระบุเป็นสิ่งที่ต้องทำ ไม่มีทางเลือกค้าง</w:t>
       </w:r>
     </w:p>
     <w:p>
